--- a/static/Referto_Plus.docx
+++ b/static/Referto_Plus.docx
@@ -24,7 +24,7 @@
       <w:pPr>
         <w:pStyle w:val="Normal"/>
         <w:spacing w:lineRule="atLeast" w:line="200"/>
-        <w:ind w:left="125" w:hanging="0"/>
+        <w:ind w:hanging="0" w:left="125"/>
         <w:rPr>
           <w:rFonts w:ascii="Times New Roman" w:hAnsi="Times New Roman" w:eastAsia="Times New Roman" w:cs="Times New Roman"/>
           <w:sz w:val="20"/>
@@ -40,7 +40,7 @@
         <mc:AlternateContent>
           <mc:Choice Requires="wps">
             <w:drawing>
-              <wp:anchor behindDoc="0" distT="635" distB="635" distL="1270" distR="0" simplePos="0" locked="0" layoutInCell="0" allowOverlap="1" relativeHeight="3">
+              <wp:anchor behindDoc="0" distT="635" distB="635" distL="1270" distR="0" simplePos="0" locked="0" layoutInCell="1" allowOverlap="1" relativeHeight="3">
                 <wp:simplePos x="0" y="0"/>
                 <wp:positionH relativeFrom="column">
                   <wp:posOffset>30480</wp:posOffset>
@@ -120,7 +120,7 @@
       <w:pPr>
         <w:pStyle w:val="Normal"/>
         <w:spacing w:before="27" w:after="0"/>
-        <w:ind w:right="11" w:hanging="0"/>
+        <w:ind w:hanging="0" w:right="11"/>
         <w:jc w:val="center"/>
         <w:rPr>
           <w:rFonts w:ascii="Calibri" w:hAnsi="Calibri" w:eastAsia="Calibri" w:cs="Calibri"/>
@@ -147,7 +147,6 @@
         <w:rPr>
           <w:rFonts w:ascii="Calibri" w:hAnsi="Calibri" w:eastAsia="Calibri" w:cs="Calibri"/>
           <w:b/>
-          <w:b/>
           <w:bCs/>
           <w:sz w:val="16"/>
           <w:szCs w:val="16"/>
@@ -167,7 +166,7 @@
       <w:pPr>
         <w:pStyle w:val="Normal"/>
         <w:spacing w:lineRule="atLeast" w:line="190"/>
-        <w:ind w:left="124" w:hanging="0"/>
+        <w:ind w:hanging="0" w:left="124"/>
         <w:rPr>
           <w:rFonts w:ascii="Calibri" w:hAnsi="Calibri" w:eastAsia="Calibri" w:cs="Calibri"/>
           <w:sz w:val="19"/>
@@ -183,7 +182,7 @@
         <mc:AlternateContent>
           <mc:Choice Requires="wps">
             <w:drawing>
-              <wp:anchor behindDoc="0" distT="635" distB="635" distL="1270" distR="0" simplePos="0" locked="0" layoutInCell="0" allowOverlap="1" relativeHeight="4">
+              <wp:anchor behindDoc="0" distT="635" distB="635" distL="1270" distR="0" simplePos="0" locked="0" layoutInCell="1" allowOverlap="1" relativeHeight="4">
                 <wp:simplePos x="0" y="0"/>
                 <wp:positionH relativeFrom="column">
                   <wp:posOffset>30480</wp:posOffset>
@@ -248,7 +247,6 @@
         <w:rPr>
           <w:rFonts w:ascii="Calibri" w:hAnsi="Calibri" w:eastAsia="Calibri" w:cs="Calibri"/>
           <w:b/>
-          <w:b/>
           <w:bCs/>
           <w:sz w:val="23"/>
           <w:szCs w:val="23"/>
@@ -268,7 +266,7 @@
       <w:pPr>
         <w:pStyle w:val="Normal"/>
         <w:spacing w:before="58" w:after="0"/>
-        <w:ind w:left="108" w:hanging="0"/>
+        <w:ind w:hanging="0" w:left="108"/>
         <w:rPr>
           <w:rFonts w:ascii="Arial" w:hAnsi="Arial" w:eastAsia="Arial" w:cs="Arial"/>
           <w:sz w:val="28"/>
@@ -314,7 +312,6 @@
         <w:spacing w:before="5" w:after="0"/>
         <w:rPr>
           <w:rFonts w:ascii="Arial" w:hAnsi="Arial" w:eastAsia="Arial" w:cs="Arial"/>
-          <w:b/>
           <w:b/>
           <w:bCs/>
           <w:sz w:val="29"/>
@@ -347,9 +344,9 @@
         <w:tblLook w:val="04a0" w:noHBand="0" w:noVBand="1" w:firstColumn="1" w:lastRow="0" w:lastColumn="0" w:firstRow="1"/>
       </w:tblPr>
       <w:tblGrid>
-        <w:gridCol w:w="3321"/>
+        <w:gridCol w:w="3320"/>
         <w:gridCol w:w="3242"/>
-        <w:gridCol w:w="3607"/>
+        <w:gridCol w:w="3608"/>
       </w:tblGrid>
       <w:tr>
         <w:trPr>
@@ -357,7 +354,7 @@
         </w:trPr>
         <w:tc>
           <w:tcPr>
-            <w:tcW w:w="3321" w:type="dxa"/>
+            <w:tcW w:w="3320" w:type="dxa"/>
             <w:tcBorders>
               <w:top w:val="nil"/>
               <w:left w:val="nil"/>
@@ -484,7 +481,7 @@
         </w:tc>
         <w:tc>
           <w:tcPr>
-            <w:tcW w:w="3607" w:type="dxa"/>
+            <w:tcW w:w="3608" w:type="dxa"/>
             <w:tcBorders>
               <w:top w:val="nil"/>
               <w:left w:val="nil"/>
@@ -510,7 +507,7 @@
             <w:r>
               <w:rPr>
                 <w:rFonts w:eastAsia="Arial" w:cs="Arial" w:ascii="Arial" w:hAnsi="Arial"/>
-                <w:sz w:val="20"/>
+                <w:sz w:val="28"/>
                 <w:szCs w:val="28"/>
               </w:rPr>
             </w:r>
@@ -523,7 +520,7 @@
         </w:trPr>
         <w:tc>
           <w:tcPr>
-            <w:tcW w:w="3321" w:type="dxa"/>
+            <w:tcW w:w="3320" w:type="dxa"/>
             <w:tcBorders>
               <w:top w:val="nil"/>
               <w:left w:val="nil"/>
@@ -672,7 +669,7 @@
         </w:tc>
         <w:tc>
           <w:tcPr>
-            <w:tcW w:w="3607" w:type="dxa"/>
+            <w:tcW w:w="3608" w:type="dxa"/>
             <w:tcBorders>
               <w:top w:val="nil"/>
               <w:left w:val="nil"/>
@@ -698,7 +695,7 @@
             <w:r>
               <w:rPr>
                 <w:rFonts w:eastAsia="Arial" w:cs="Arial" w:ascii="Arial" w:hAnsi="Arial"/>
-                <w:sz w:val="20"/>
+                <w:sz w:val="28"/>
                 <w:szCs w:val="28"/>
               </w:rPr>
             </w:r>
@@ -711,7 +708,7 @@
         </w:trPr>
         <w:tc>
           <w:tcPr>
-            <w:tcW w:w="3321" w:type="dxa"/>
+            <w:tcW w:w="3320" w:type="dxa"/>
             <w:tcBorders>
               <w:top w:val="nil"/>
               <w:left w:val="nil"/>
@@ -861,7 +858,7 @@
         </w:tc>
         <w:tc>
           <w:tcPr>
-            <w:tcW w:w="3607" w:type="dxa"/>
+            <w:tcW w:w="3608" w:type="dxa"/>
             <w:tcBorders>
               <w:top w:val="nil"/>
               <w:left w:val="nil"/>
@@ -927,7 +924,7 @@
       <w:pPr>
         <w:pStyle w:val="Normal"/>
         <w:spacing w:lineRule="atLeast" w:line="200"/>
-        <w:ind w:left="124" w:hanging="0"/>
+        <w:ind w:hanging="0" w:left="124"/>
         <w:rPr>
           <w:rFonts w:ascii="Arial" w:hAnsi="Arial" w:eastAsia="Arial" w:cs="Arial"/>
           <w:sz w:val="20"/>
@@ -949,7 +946,6 @@
         <w:rPr>
           <w:rFonts w:ascii="Arial" w:hAnsi="Arial" w:eastAsia="Arial" w:cs="Arial"/>
           <w:b/>
-          <w:b/>
           <w:bCs/>
           <w:sz w:val="19"/>
           <w:szCs w:val="19"/>
@@ -969,7 +965,7 @@
       <w:pPr>
         <w:pStyle w:val="Normal"/>
         <w:spacing w:lineRule="auto" w:line="252" w:before="72" w:after="0"/>
-        <w:ind w:left="1569" w:right="1755" w:firstLine="144"/>
+        <w:ind w:firstLine="144" w:left="1569" w:right="1755"/>
         <w:rPr>
           <w:rFonts w:ascii="Arial" w:hAnsi="Arial" w:eastAsia="Arial" w:cs="Arial"/>
           <w:lang w:val="it-IT"/>
@@ -1054,7 +1050,7 @@
               <w:widowControl w:val="false"/>
               <w:suppressAutoHyphens w:val="true"/>
               <w:spacing w:before="27" w:after="0"/>
-              <w:ind w:right="65" w:hanging="0"/>
+              <w:ind w:hanging="0" w:right="65"/>
               <w:jc w:val="center"/>
               <w:rPr>
                 <w:rFonts w:ascii="Arial" w:hAnsi="Arial" w:eastAsia="Arial" w:cs="Arial"/>
@@ -1201,7 +1197,7 @@
               </w:tabs>
               <w:suppressAutoHyphens w:val="true"/>
               <w:spacing w:before="27" w:after="0"/>
-              <w:ind w:right="66" w:hanging="0"/>
+              <w:ind w:hanging="0" w:right="66"/>
               <w:jc w:val="center"/>
               <w:rPr>
                 <w:rFonts w:ascii="Arial" w:hAnsi="Arial" w:eastAsia="Arial" w:cs="Arial"/>
@@ -1400,7 +1396,7 @@
               </w:tabs>
               <w:suppressAutoHyphens w:val="true"/>
               <w:spacing w:before="27" w:after="0"/>
-              <w:ind w:right="66" w:hanging="0"/>
+              <w:ind w:hanging="0" w:right="66"/>
               <w:jc w:val="center"/>
               <w:rPr>
                 <w:rFonts w:ascii="Arial" w:hAnsi="Arial" w:eastAsia="Arial" w:cs="Arial"/>
@@ -1507,7 +1503,7 @@
       <w:pPr>
         <w:pStyle w:val="Normal"/>
         <w:spacing w:lineRule="atLeast" w:line="200"/>
-        <w:ind w:left="124" w:hanging="0"/>
+        <w:ind w:hanging="0" w:left="124"/>
         <w:rPr>
           <w:rFonts w:ascii="Arial" w:hAnsi="Arial" w:eastAsia="Arial" w:cs="Arial"/>
           <w:sz w:val="20"/>
@@ -1561,7 +1557,7 @@
               </w:tabs>
               <w:suppressAutoHyphens w:val="true"/>
               <w:spacing w:before="27" w:after="0"/>
-              <w:ind w:right="66" w:hanging="0"/>
+              <w:ind w:hanging="0" w:right="66"/>
               <w:jc w:val="center"/>
               <w:rPr>
                 <w:rFonts w:ascii="Arial" w:hAnsi="Arial" w:eastAsia="Arial" w:cs="Arial"/>
@@ -1728,7 +1724,7 @@
       <w:pPr>
         <w:pStyle w:val="Normal"/>
         <w:spacing w:lineRule="atLeast" w:line="200"/>
-        <w:ind w:left="124" w:hanging="0"/>
+        <w:ind w:hanging="0" w:left="124"/>
         <w:rPr>
           <w:rFonts w:ascii="Arial" w:hAnsi="Arial" w:eastAsia="Arial" w:cs="Arial"/>
           <w:sz w:val="20"/>
@@ -1795,13 +1791,13 @@
     </w:p>
     <w:p>
       <w:pPr>
-        <w:pStyle w:val="TextBody"/>
+        <w:pStyle w:val="BodyText"/>
         <w:tabs>
           <w:tab w:val="clear" w:pos="720"/>
           <w:tab w:val="left" w:pos="5274" w:leader="none"/>
         </w:tabs>
         <w:spacing w:lineRule="atLeast" w:line="200" w:before="6" w:after="0"/>
-        <w:ind w:left="390" w:hanging="0"/>
+        <w:ind w:hanging="0" w:left="390"/>
         <w:rPr>
           <w:rFonts w:ascii="Arial" w:hAnsi="Arial" w:eastAsia="Arial" w:cs="Arial"/>
           <w:sz w:val="27"/>
@@ -1820,13 +1816,13 @@
     </w:p>
     <w:p>
       <w:pPr>
-        <w:pStyle w:val="TextBody"/>
+        <w:pStyle w:val="BodyText"/>
         <w:tabs>
           <w:tab w:val="clear" w:pos="720"/>
           <w:tab w:val="left" w:pos="5274" w:leader="none"/>
         </w:tabs>
         <w:spacing w:lineRule="atLeast" w:line="200"/>
-        <w:ind w:left="390" w:hanging="0"/>
+        <w:ind w:hanging="0" w:left="390"/>
         <w:rPr/>
       </w:pPr>
       <w:r>
@@ -1858,7 +1854,7 @@
       <w:pPr>
         <w:pStyle w:val="Normal"/>
         <w:spacing w:lineRule="auto" w:line="276" w:before="56" w:after="0"/>
-        <w:ind w:left="108" w:right="116" w:hanging="0"/>
+        <w:ind w:hanging="0" w:left="108" w:right="116"/>
         <w:rPr>
           <w:rFonts w:ascii="Calibri" w:hAnsi="Calibri" w:eastAsia="Calibri" w:cs="Calibri"/>
           <w:lang w:val="it-IT"/>
@@ -2168,7 +2164,6 @@
         <w:rPr>
           <w:rFonts w:ascii="Calibri" w:hAnsi="Calibri" w:eastAsia="Calibri" w:cs="Calibri"/>
           <w:b/>
-          <w:b/>
           <w:bCs/>
           <w:sz w:val="19"/>
           <w:szCs w:val="19"/>
@@ -2192,7 +2187,6 @@
         <w:jc w:val="center"/>
         <w:rPr>
           <w:b w:val="false"/>
-          <w:b w:val="false"/>
           <w:bCs w:val="false"/>
           <w:lang w:val="it-IT"/>
         </w:rPr>
@@ -2277,7 +2271,6 @@
         <w:rPr>
           <w:rFonts w:ascii="Arial" w:hAnsi="Arial" w:eastAsia="Arial" w:cs="Arial"/>
           <w:b/>
-          <w:b/>
           <w:bCs/>
           <w:sz w:val="20"/>
           <w:szCs w:val="20"/>
@@ -2297,9 +2290,9 @@
     </w:p>
     <w:p>
       <w:pPr>
-        <w:pStyle w:val="TextBody"/>
+        <w:pStyle w:val="BodyText"/>
         <w:spacing w:lineRule="auto" w:line="271"/>
-        <w:ind w:left="0" w:right="99" w:hanging="0"/>
+        <w:ind w:hanging="0" w:left="0" w:right="99"/>
         <w:jc w:val="both"/>
         <w:rPr>
           <w:lang w:val="it-IT"/>
@@ -3276,7 +3269,6 @@
               <w:rPr>
                 <w:rFonts w:ascii="Arial" w:hAnsi="Arial" w:eastAsia="Arial" w:cs="Arial"/>
                 <w:b/>
-                <w:b/>
                 <w:bCs/>
                 <w:lang w:val="it-IT"/>
               </w:rPr>
@@ -3311,7 +3303,6 @@
               <w:rPr>
                 <w:rFonts w:ascii="Arial" w:hAnsi="Arial" w:eastAsia="Arial" w:cs="Arial"/>
                 <w:b/>
-                <w:b/>
                 <w:bCs/>
                 <w:lang w:val="it-IT"/>
               </w:rPr>
@@ -3369,9 +3360,9 @@
     </w:p>
     <w:p>
       <w:pPr>
-        <w:pStyle w:val="TextBody"/>
+        <w:pStyle w:val="BodyText"/>
         <w:spacing w:before="74" w:after="0"/>
-        <w:ind w:left="0" w:hanging="0"/>
+        <w:ind w:hanging="0" w:left="0"/>
         <w:rPr>
           <w:spacing w:val="-1"/>
           <w:lang w:val="it-IT"/>
@@ -3512,9 +3503,9 @@
     </w:p>
     <w:p>
       <w:pPr>
-        <w:pStyle w:val="TextBody"/>
+        <w:pStyle w:val="BodyText"/>
         <w:spacing w:before="74" w:after="0"/>
-        <w:ind w:left="0" w:hanging="0"/>
+        <w:ind w:hanging="0" w:left="0"/>
         <w:rPr>
           <w:spacing w:val="-1"/>
           <w:lang w:val="it-IT"/>
@@ -3560,17 +3551,16 @@
           </w:tcPr>
           <w:p>
             <w:pPr>
-              <w:pStyle w:val="TextBody"/>
+              <w:pStyle w:val="BodyText"/>
               <w:widowControl w:val="false"/>
               <w:suppressAutoHyphens w:val="true"/>
               <w:spacing w:before="74" w:after="0"/>
-              <w:ind w:left="0" w:hanging="0"/>
+              <w:ind w:hanging="0" w:left="0"/>
               <w:jc w:val="center"/>
               <w:rPr>
-                <w:b/>
                 <w:b/>
                 <w:bCs/>
-                <w:color w:val="FFFFFF" w:themeColor="background1"/>
+                <w:color w:themeColor="background1" w:val="FFFFFF"/>
                 <w:sz w:val="24"/>
                 <w:szCs w:val="24"/>
                 <w:lang w:val="it-IT"/>
@@ -3581,7 +3571,7 @@
                 <w:rFonts w:cs=""/>
                 <w:b/>
                 <w:bCs/>
-                <w:color w:val="FFFFFF" w:themeColor="background1"/>
+                <w:color w:themeColor="background1" w:val="FFFFFF"/>
                 <w:kern w:val="0"/>
                 <w:sz w:val="24"/>
                 <w:szCs w:val="24"/>
@@ -3600,17 +3590,16 @@
           </w:tcPr>
           <w:p>
             <w:pPr>
-              <w:pStyle w:val="TextBody"/>
+              <w:pStyle w:val="BodyText"/>
               <w:widowControl w:val="false"/>
               <w:suppressAutoHyphens w:val="true"/>
               <w:spacing w:before="74" w:after="0"/>
-              <w:ind w:left="0" w:hanging="0"/>
+              <w:ind w:hanging="0" w:left="0"/>
               <w:jc w:val="center"/>
               <w:rPr>
-                <w:b/>
                 <w:b/>
                 <w:bCs/>
-                <w:color w:val="FFFFFF" w:themeColor="background1"/>
+                <w:color w:themeColor="background1" w:val="FFFFFF"/>
                 <w:sz w:val="24"/>
                 <w:szCs w:val="24"/>
                 <w:lang w:val="it-IT"/>
@@ -3621,7 +3610,7 @@
                 <w:rFonts w:cs=""/>
                 <w:b/>
                 <w:bCs/>
-                <w:color w:val="FFFFFF" w:themeColor="background1"/>
+                <w:color w:themeColor="background1" w:val="FFFFFF"/>
                 <w:kern w:val="0"/>
                 <w:sz w:val="24"/>
                 <w:szCs w:val="24"/>
@@ -3639,17 +3628,16 @@
           </w:tcPr>
           <w:p>
             <w:pPr>
-              <w:pStyle w:val="TextBody"/>
+              <w:pStyle w:val="BodyText"/>
               <w:widowControl w:val="false"/>
               <w:suppressAutoHyphens w:val="true"/>
               <w:spacing w:before="74" w:after="0"/>
-              <w:ind w:left="0" w:hanging="0"/>
+              <w:ind w:hanging="0" w:left="0"/>
               <w:jc w:val="center"/>
               <w:rPr>
-                <w:b/>
                 <w:b/>
                 <w:bCs/>
-                <w:color w:val="FFFFFF" w:themeColor="background1"/>
+                <w:color w:themeColor="background1" w:val="FFFFFF"/>
                 <w:sz w:val="24"/>
                 <w:szCs w:val="24"/>
                 <w:lang w:val="it-IT"/>
@@ -3660,7 +3648,7 @@
                 <w:rFonts w:cs=""/>
                 <w:b/>
                 <w:bCs/>
-                <w:color w:val="FFFFFF" w:themeColor="background1"/>
+                <w:color w:themeColor="background1" w:val="FFFFFF"/>
                 <w:kern w:val="0"/>
                 <w:sz w:val="24"/>
                 <w:szCs w:val="24"/>
@@ -3682,11 +3670,11 @@
           </w:tcPr>
           <w:p>
             <w:pPr>
-              <w:pStyle w:val="TextBody"/>
+              <w:pStyle w:val="BodyText"/>
               <w:widowControl w:val="false"/>
               <w:suppressAutoHyphens w:val="true"/>
               <w:spacing w:before="74" w:after="0"/>
-              <w:ind w:left="0" w:hanging="0"/>
+              <w:ind w:hanging="0" w:left="0"/>
               <w:jc w:val="center"/>
               <w:rPr>
                 <w:lang w:val="it-IT"/>
@@ -3706,14 +3694,13 @@
           </w:tcPr>
           <w:p>
             <w:pPr>
-              <w:pStyle w:val="TextBody"/>
+              <w:pStyle w:val="BodyText"/>
               <w:widowControl w:val="false"/>
               <w:suppressAutoHyphens w:val="true"/>
               <w:spacing w:before="74" w:after="0"/>
-              <w:ind w:left="0" w:hanging="0"/>
+              <w:ind w:hanging="0" w:left="0"/>
               <w:jc w:val="center"/>
               <w:rPr>
-                <w:b/>
                 <w:b/>
                 <w:bCs/>
                 <w:sz w:val="22"/>
@@ -3742,14 +3729,13 @@
           </w:tcPr>
           <w:p>
             <w:pPr>
-              <w:pStyle w:val="TextBody"/>
+              <w:pStyle w:val="BodyText"/>
               <w:widowControl w:val="false"/>
               <w:suppressAutoHyphens w:val="true"/>
               <w:spacing w:before="74" w:after="0"/>
-              <w:ind w:left="0" w:hanging="0"/>
+              <w:ind w:hanging="0" w:left="0"/>
               <w:jc w:val="center"/>
               <w:rPr>
-                <w:b/>
                 <w:b/>
                 <w:bCs/>
                 <w:sz w:val="22"/>
@@ -3778,11 +3764,11 @@
           </w:tcPr>
           <w:p>
             <w:pPr>
-              <w:pStyle w:val="TextBody"/>
+              <w:pStyle w:val="BodyText"/>
               <w:widowControl w:val="false"/>
               <w:suppressAutoHyphens w:val="true"/>
               <w:spacing w:before="74" w:after="0"/>
-              <w:ind w:left="0" w:hanging="0"/>
+              <w:ind w:hanging="0" w:left="0"/>
               <w:jc w:val="center"/>
               <w:rPr>
                 <w:lang w:val="it-IT"/>
@@ -3825,13 +3811,16 @@
         <w:jc w:val="center"/>
         <w:rPr>
           <w:b w:val="false"/>
+          <w:bCs w:val="false"/>
+          <w:lang w:val="it-IT"/>
+        </w:rPr>
+      </w:pPr>
+      <w:r>
+        <w:rPr>
           <w:b w:val="false"/>
           <w:bCs w:val="false"/>
           <w:lang w:val="it-IT"/>
         </w:rPr>
-      </w:pPr>
-      <w:r>
-        <w:rPr/>
       </w:r>
     </w:p>
     <w:p>
@@ -3841,7 +3830,6 @@
         <w:jc w:val="center"/>
         <w:rPr>
           <w:b w:val="false"/>
-          <w:b w:val="false"/>
           <w:bCs w:val="false"/>
           <w:lang w:val="it-IT"/>
         </w:rPr>
@@ -3956,7 +3944,6 @@
         <w:rPr>
           <w:rFonts w:ascii="Arial" w:hAnsi="Arial" w:eastAsia="Arial" w:cs="Arial"/>
           <w:b/>
-          <w:b/>
           <w:bCs/>
           <w:sz w:val="20"/>
           <w:szCs w:val="20"/>
@@ -3976,9 +3963,9 @@
     </w:p>
     <w:p>
       <w:pPr>
-        <w:pStyle w:val="TextBody"/>
+        <w:pStyle w:val="BodyText"/>
         <w:spacing w:lineRule="auto" w:line="271"/>
-        <w:ind w:left="0" w:right="117" w:hanging="0"/>
+        <w:ind w:hanging="0" w:left="0" w:right="117"/>
         <w:jc w:val="both"/>
         <w:rPr>
           <w:lang w:val="it-IT"/>
@@ -4878,7 +4865,7 @@
       <w:pPr>
         <w:pStyle w:val="Normal"/>
         <w:spacing w:lineRule="auto" w:line="276"/>
-        <w:ind w:left="108" w:right="119" w:hanging="0"/>
+        <w:ind w:hanging="0" w:left="108" w:right="119"/>
         <w:jc w:val="both"/>
         <w:rPr>
           <w:rFonts w:ascii="Arial" w:hAnsi="Arial" w:eastAsia="Arial" w:cs="Arial"/>
@@ -5135,7 +5122,6 @@
               <w:rPr>
                 <w:rFonts w:ascii="Arial" w:hAnsi="Arial" w:eastAsia="Arial" w:cs="Arial"/>
                 <w:b/>
-                <w:b/>
                 <w:bCs/>
                 <w:lang w:val="it-IT"/>
               </w:rPr>
@@ -5170,7 +5156,6 @@
               <w:rPr>
                 <w:rFonts w:ascii="Arial" w:hAnsi="Arial" w:eastAsia="Arial" w:cs="Arial"/>
                 <w:b/>
-                <w:b/>
                 <w:bCs/>
                 <w:lang w:val="it-IT"/>
               </w:rPr>
@@ -5229,9 +5214,9 @@
     </w:p>
     <w:p>
       <w:pPr>
-        <w:pStyle w:val="TextBody"/>
+        <w:pStyle w:val="BodyText"/>
         <w:spacing w:before="74" w:after="0"/>
-        <w:ind w:left="0" w:hanging="0"/>
+        <w:ind w:hanging="0" w:left="0"/>
         <w:rPr>
           <w:lang w:val="it-IT"/>
         </w:rPr>
@@ -5415,17 +5400,16 @@
           </w:tcPr>
           <w:p>
             <w:pPr>
-              <w:pStyle w:val="TextBody"/>
+              <w:pStyle w:val="BodyText"/>
               <w:widowControl w:val="false"/>
               <w:suppressAutoHyphens w:val="true"/>
               <w:spacing w:before="74" w:after="0"/>
-              <w:ind w:left="0" w:hanging="0"/>
+              <w:ind w:hanging="0" w:left="0"/>
               <w:jc w:val="center"/>
               <w:rPr>
-                <w:b/>
                 <w:b/>
                 <w:bCs/>
-                <w:color w:val="FFFFFF" w:themeColor="background1"/>
+                <w:color w:themeColor="background1" w:val="FFFFFF"/>
                 <w:sz w:val="24"/>
                 <w:szCs w:val="24"/>
                 <w:lang w:val="it-IT"/>
@@ -5436,7 +5420,7 @@
                 <w:rFonts w:cs=""/>
                 <w:b/>
                 <w:bCs/>
-                <w:color w:val="FFFFFF" w:themeColor="background1"/>
+                <w:color w:themeColor="background1" w:val="FFFFFF"/>
                 <w:kern w:val="0"/>
                 <w:sz w:val="24"/>
                 <w:szCs w:val="24"/>
@@ -5455,17 +5439,16 @@
           </w:tcPr>
           <w:p>
             <w:pPr>
-              <w:pStyle w:val="TextBody"/>
+              <w:pStyle w:val="BodyText"/>
               <w:widowControl w:val="false"/>
               <w:suppressAutoHyphens w:val="true"/>
               <w:spacing w:before="74" w:after="0"/>
-              <w:ind w:left="0" w:hanging="0"/>
+              <w:ind w:hanging="0" w:left="0"/>
               <w:jc w:val="center"/>
               <w:rPr>
-                <w:b/>
                 <w:b/>
                 <w:bCs/>
-                <w:color w:val="FFFFFF" w:themeColor="background1"/>
+                <w:color w:themeColor="background1" w:val="FFFFFF"/>
                 <w:sz w:val="24"/>
                 <w:szCs w:val="24"/>
                 <w:lang w:val="it-IT"/>
@@ -5476,7 +5459,7 @@
                 <w:rFonts w:cs=""/>
                 <w:b/>
                 <w:bCs/>
-                <w:color w:val="FFFFFF" w:themeColor="background1"/>
+                <w:color w:themeColor="background1" w:val="FFFFFF"/>
                 <w:kern w:val="0"/>
                 <w:sz w:val="24"/>
                 <w:szCs w:val="24"/>
@@ -5494,17 +5477,16 @@
           </w:tcPr>
           <w:p>
             <w:pPr>
-              <w:pStyle w:val="TextBody"/>
+              <w:pStyle w:val="BodyText"/>
               <w:widowControl w:val="false"/>
               <w:suppressAutoHyphens w:val="true"/>
               <w:spacing w:before="74" w:after="0"/>
-              <w:ind w:left="0" w:hanging="0"/>
+              <w:ind w:hanging="0" w:left="0"/>
               <w:jc w:val="center"/>
               <w:rPr>
-                <w:b/>
                 <w:b/>
                 <w:bCs/>
-                <w:color w:val="FFFFFF" w:themeColor="background1"/>
+                <w:color w:themeColor="background1" w:val="FFFFFF"/>
                 <w:sz w:val="24"/>
                 <w:szCs w:val="24"/>
                 <w:lang w:val="it-IT"/>
@@ -5515,7 +5497,7 @@
                 <w:rFonts w:cs=""/>
                 <w:b/>
                 <w:bCs/>
-                <w:color w:val="FFFFFF" w:themeColor="background1"/>
+                <w:color w:themeColor="background1" w:val="FFFFFF"/>
                 <w:kern w:val="0"/>
                 <w:sz w:val="24"/>
                 <w:szCs w:val="24"/>
@@ -5537,11 +5519,11 @@
           </w:tcPr>
           <w:p>
             <w:pPr>
-              <w:pStyle w:val="TextBody"/>
+              <w:pStyle w:val="BodyText"/>
               <w:widowControl w:val="false"/>
               <w:suppressAutoHyphens w:val="true"/>
               <w:spacing w:before="74" w:after="0"/>
-              <w:ind w:left="0" w:hanging="0"/>
+              <w:ind w:hanging="0" w:left="0"/>
               <w:jc w:val="center"/>
               <w:rPr>
                 <w:lang w:val="it-IT"/>
@@ -5561,14 +5543,13 @@
           </w:tcPr>
           <w:p>
             <w:pPr>
-              <w:pStyle w:val="TextBody"/>
+              <w:pStyle w:val="BodyText"/>
               <w:widowControl w:val="false"/>
               <w:suppressAutoHyphens w:val="true"/>
               <w:spacing w:before="74" w:after="0"/>
-              <w:ind w:left="0" w:hanging="0"/>
+              <w:ind w:hanging="0" w:left="0"/>
               <w:jc w:val="center"/>
               <w:rPr>
-                <w:b/>
                 <w:b/>
                 <w:bCs/>
                 <w:sz w:val="22"/>
@@ -5597,14 +5578,13 @@
           </w:tcPr>
           <w:p>
             <w:pPr>
-              <w:pStyle w:val="TextBody"/>
+              <w:pStyle w:val="BodyText"/>
               <w:widowControl w:val="false"/>
               <w:suppressAutoHyphens w:val="true"/>
               <w:spacing w:before="74" w:after="0"/>
-              <w:ind w:left="0" w:hanging="0"/>
+              <w:ind w:hanging="0" w:left="0"/>
               <w:jc w:val="center"/>
               <w:rPr>
-                <w:b/>
                 <w:b/>
                 <w:bCs/>
                 <w:sz w:val="22"/>
@@ -5633,11 +5613,11 @@
           </w:tcPr>
           <w:p>
             <w:pPr>
-              <w:pStyle w:val="TextBody"/>
+              <w:pStyle w:val="BodyText"/>
               <w:widowControl w:val="false"/>
               <w:suppressAutoHyphens w:val="true"/>
               <w:spacing w:before="74" w:after="0"/>
-              <w:ind w:left="0" w:hanging="0"/>
+              <w:ind w:hanging="0" w:left="0"/>
               <w:jc w:val="center"/>
               <w:rPr>
                 <w:lang w:val="it-IT"/>
@@ -5680,12 +5660,14 @@
         <w:jc w:val="center"/>
         <w:rPr>
           <w:b w:val="false"/>
+          <w:bCs w:val="false"/>
+        </w:rPr>
+      </w:pPr>
+      <w:r>
+        <w:rPr>
           <w:b w:val="false"/>
           <w:bCs w:val="false"/>
         </w:rPr>
-      </w:pPr>
-      <w:r>
-        <w:rPr/>
       </w:r>
     </w:p>
     <w:p>
@@ -5695,7 +5677,6 @@
         <w:jc w:val="center"/>
         <w:rPr>
           <w:b w:val="false"/>
-          <w:b w:val="false"/>
           <w:bCs w:val="false"/>
         </w:rPr>
       </w:pPr>
@@ -5770,7 +5751,6 @@
         <w:rPr>
           <w:rFonts w:ascii="Arial" w:hAnsi="Arial" w:eastAsia="Arial" w:cs="Arial"/>
           <w:b/>
-          <w:b/>
           <w:bCs/>
           <w:sz w:val="20"/>
           <w:szCs w:val="20"/>
@@ -5788,9 +5768,9 @@
     </w:p>
     <w:p>
       <w:pPr>
-        <w:pStyle w:val="TextBody"/>
+        <w:pStyle w:val="BodyText"/>
         <w:spacing w:lineRule="auto" w:line="271"/>
-        <w:ind w:left="0" w:right="117" w:hanging="0"/>
+        <w:ind w:hanging="0" w:left="0" w:right="117"/>
         <w:jc w:val="both"/>
         <w:rPr>
           <w:spacing w:val="-1"/>
@@ -6669,7 +6649,6 @@
               <w:rPr>
                 <w:rFonts w:ascii="Arial" w:hAnsi="Arial" w:eastAsia="Arial" w:cs="Arial"/>
                 <w:b/>
-                <w:b/>
                 <w:bCs/>
                 <w:lang w:val="it-IT"/>
               </w:rPr>
@@ -6704,7 +6683,6 @@
               <w:rPr>
                 <w:rFonts w:ascii="Arial" w:hAnsi="Arial" w:eastAsia="Arial" w:cs="Arial"/>
                 <w:b/>
-                <w:b/>
                 <w:bCs/>
                 <w:lang w:val="it-IT"/>
               </w:rPr>
@@ -6745,7 +6723,7 @@
     </w:p>
     <w:p>
       <w:pPr>
-        <w:pStyle w:val="TextBody"/>
+        <w:pStyle w:val="BodyText"/>
         <w:spacing w:before="74" w:after="0"/>
         <w:rPr>
           <w:spacing w:val="-1"/>
@@ -6761,9 +6739,9 @@
     </w:p>
     <w:p>
       <w:pPr>
-        <w:pStyle w:val="TextBody"/>
+        <w:pStyle w:val="BodyText"/>
         <w:spacing w:before="74" w:after="0"/>
-        <w:ind w:left="0" w:hanging="0"/>
+        <w:ind w:hanging="0" w:left="0"/>
         <w:rPr>
           <w:lang w:val="it-IT"/>
         </w:rPr>
@@ -6967,17 +6945,16 @@
           </w:tcPr>
           <w:p>
             <w:pPr>
-              <w:pStyle w:val="TextBody"/>
+              <w:pStyle w:val="BodyText"/>
               <w:widowControl w:val="false"/>
               <w:suppressAutoHyphens w:val="true"/>
               <w:spacing w:before="74" w:after="0"/>
-              <w:ind w:left="0" w:hanging="0"/>
+              <w:ind w:hanging="0" w:left="0"/>
               <w:jc w:val="center"/>
               <w:rPr>
-                <w:b/>
                 <w:b/>
                 <w:bCs/>
-                <w:color w:val="FFFFFF" w:themeColor="background1"/>
+                <w:color w:themeColor="background1" w:val="FFFFFF"/>
                 <w:sz w:val="24"/>
                 <w:szCs w:val="24"/>
                 <w:lang w:val="it-IT"/>
@@ -6988,7 +6965,7 @@
                 <w:rFonts w:cs=""/>
                 <w:b/>
                 <w:bCs/>
-                <w:color w:val="FFFFFF" w:themeColor="background1"/>
+                <w:color w:themeColor="background1" w:val="FFFFFF"/>
                 <w:kern w:val="0"/>
                 <w:sz w:val="24"/>
                 <w:szCs w:val="24"/>
@@ -7007,17 +6984,16 @@
           </w:tcPr>
           <w:p>
             <w:pPr>
-              <w:pStyle w:val="TextBody"/>
+              <w:pStyle w:val="BodyText"/>
               <w:widowControl w:val="false"/>
               <w:suppressAutoHyphens w:val="true"/>
               <w:spacing w:before="74" w:after="0"/>
-              <w:ind w:left="0" w:hanging="0"/>
+              <w:ind w:hanging="0" w:left="0"/>
               <w:jc w:val="center"/>
               <w:rPr>
-                <w:b/>
                 <w:b/>
                 <w:bCs/>
-                <w:color w:val="FFFFFF" w:themeColor="background1"/>
+                <w:color w:themeColor="background1" w:val="FFFFFF"/>
                 <w:sz w:val="24"/>
                 <w:szCs w:val="24"/>
                 <w:lang w:val="it-IT"/>
@@ -7028,7 +7004,7 @@
                 <w:rFonts w:cs=""/>
                 <w:b/>
                 <w:bCs/>
-                <w:color w:val="FFFFFF" w:themeColor="background1"/>
+                <w:color w:themeColor="background1" w:val="FFFFFF"/>
                 <w:kern w:val="0"/>
                 <w:sz w:val="24"/>
                 <w:szCs w:val="24"/>
@@ -7046,17 +7022,16 @@
           </w:tcPr>
           <w:p>
             <w:pPr>
-              <w:pStyle w:val="TextBody"/>
+              <w:pStyle w:val="BodyText"/>
               <w:widowControl w:val="false"/>
               <w:suppressAutoHyphens w:val="true"/>
               <w:spacing w:before="74" w:after="0"/>
-              <w:ind w:left="0" w:hanging="0"/>
+              <w:ind w:hanging="0" w:left="0"/>
               <w:jc w:val="center"/>
               <w:rPr>
-                <w:b/>
                 <w:b/>
                 <w:bCs/>
-                <w:color w:val="FFFFFF" w:themeColor="background1"/>
+                <w:color w:themeColor="background1" w:val="FFFFFF"/>
                 <w:sz w:val="24"/>
                 <w:szCs w:val="24"/>
                 <w:lang w:val="it-IT"/>
@@ -7067,7 +7042,7 @@
                 <w:rFonts w:cs=""/>
                 <w:b/>
                 <w:bCs/>
-                <w:color w:val="FFFFFF" w:themeColor="background1"/>
+                <w:color w:themeColor="background1" w:val="FFFFFF"/>
                 <w:kern w:val="0"/>
                 <w:sz w:val="24"/>
                 <w:szCs w:val="24"/>
@@ -7089,11 +7064,11 @@
           </w:tcPr>
           <w:p>
             <w:pPr>
-              <w:pStyle w:val="TextBody"/>
+              <w:pStyle w:val="BodyText"/>
               <w:widowControl w:val="false"/>
               <w:suppressAutoHyphens w:val="true"/>
               <w:spacing w:before="74" w:after="0"/>
-              <w:ind w:left="0" w:hanging="0"/>
+              <w:ind w:hanging="0" w:left="0"/>
               <w:jc w:val="center"/>
               <w:rPr>
                 <w:lang w:val="it-IT"/>
@@ -7113,14 +7088,13 @@
           </w:tcPr>
           <w:p>
             <w:pPr>
-              <w:pStyle w:val="TextBody"/>
+              <w:pStyle w:val="BodyText"/>
               <w:widowControl w:val="false"/>
               <w:suppressAutoHyphens w:val="true"/>
               <w:spacing w:before="74" w:after="0"/>
-              <w:ind w:left="0" w:hanging="0"/>
+              <w:ind w:hanging="0" w:left="0"/>
               <w:jc w:val="center"/>
               <w:rPr>
-                <w:b/>
                 <w:b/>
                 <w:bCs/>
                 <w:sz w:val="22"/>
@@ -7149,14 +7123,13 @@
           </w:tcPr>
           <w:p>
             <w:pPr>
-              <w:pStyle w:val="TextBody"/>
+              <w:pStyle w:val="BodyText"/>
               <w:widowControl w:val="false"/>
               <w:suppressAutoHyphens w:val="true"/>
               <w:spacing w:before="74" w:after="0"/>
-              <w:ind w:left="0" w:hanging="0"/>
+              <w:ind w:hanging="0" w:left="0"/>
               <w:jc w:val="center"/>
               <w:rPr>
-                <w:b/>
                 <w:b/>
                 <w:bCs/>
                 <w:sz w:val="22"/>
@@ -7185,11 +7158,11 @@
           </w:tcPr>
           <w:p>
             <w:pPr>
-              <w:pStyle w:val="TextBody"/>
+              <w:pStyle w:val="BodyText"/>
               <w:widowControl w:val="false"/>
               <w:suppressAutoHyphens w:val="true"/>
               <w:spacing w:before="74" w:after="0"/>
-              <w:ind w:left="0" w:hanging="0"/>
+              <w:ind w:hanging="0" w:left="0"/>
               <w:jc w:val="center"/>
               <w:rPr>
                 <w:lang w:val="it-IT"/>
@@ -7239,8 +7212,8 @@
       </w:tblPr>
       <w:tblGrid>
         <w:gridCol w:w="1620"/>
-        <w:gridCol w:w="2321"/>
-        <w:gridCol w:w="1623"/>
+        <w:gridCol w:w="2320"/>
+        <w:gridCol w:w="1624"/>
         <w:gridCol w:w="2353"/>
         <w:gridCol w:w="2431"/>
       </w:tblGrid>
@@ -7258,17 +7231,16 @@
           </w:tcPr>
           <w:p>
             <w:pPr>
-              <w:pStyle w:val="TextBody"/>
+              <w:pStyle w:val="BodyText"/>
               <w:widowControl w:val="false"/>
               <w:suppressAutoHyphens w:val="true"/>
               <w:spacing w:before="74" w:after="0"/>
-              <w:ind w:left="0" w:hanging="0"/>
+              <w:ind w:hanging="0" w:left="0"/>
               <w:jc w:val="center"/>
               <w:rPr>
-                <w:b/>
                 <w:b/>
                 <w:bCs/>
-                <w:color w:val="FFFFFF" w:themeColor="background1"/>
+                <w:color w:themeColor="background1" w:val="FFFFFF"/>
                 <w:sz w:val="24"/>
                 <w:szCs w:val="24"/>
                 <w:lang w:val="it-IT"/>
@@ -7279,7 +7251,7 @@
                 <w:rFonts w:cs=""/>
                 <w:b/>
                 <w:bCs/>
-                <w:color w:val="FFFFFF" w:themeColor="background1"/>
+                <w:color w:themeColor="background1" w:val="FFFFFF"/>
                 <w:kern w:val="0"/>
                 <w:sz w:val="24"/>
                 <w:szCs w:val="24"/>
@@ -7291,23 +7263,22 @@
         </w:tc>
         <w:tc>
           <w:tcPr>
-            <w:tcW w:w="2321" w:type="dxa"/>
+            <w:tcW w:w="2320" w:type="dxa"/>
             <w:tcBorders/>
             <w:shd w:color="auto" w:fill="808080" w:themeFill="background1" w:themeFillShade="80" w:val="clear"/>
           </w:tcPr>
           <w:p>
             <w:pPr>
-              <w:pStyle w:val="TextBody"/>
+              <w:pStyle w:val="BodyText"/>
               <w:widowControl w:val="false"/>
               <w:suppressAutoHyphens w:val="true"/>
               <w:spacing w:before="74" w:after="0"/>
-              <w:ind w:left="0" w:hanging="0"/>
+              <w:ind w:hanging="0" w:left="0"/>
               <w:jc w:val="center"/>
               <w:rPr>
-                <w:b/>
                 <w:b/>
                 <w:bCs/>
-                <w:color w:val="FFFFFF" w:themeColor="background1"/>
+                <w:color w:themeColor="background1" w:val="FFFFFF"/>
                 <w:sz w:val="24"/>
                 <w:szCs w:val="24"/>
                 <w:lang w:val="it-IT"/>
@@ -7317,7 +7288,7 @@
               <w:rPr>
                 <w:b/>
                 <w:bCs/>
-                <w:color w:val="FFFFFF" w:themeColor="background1"/>
+                <w:color w:themeColor="background1" w:val="FFFFFF"/>
                 <w:sz w:val="24"/>
                 <w:szCs w:val="24"/>
                 <w:lang w:val="it-IT"/>
@@ -7328,24 +7299,23 @@
         </w:tc>
         <w:tc>
           <w:tcPr>
-            <w:tcW w:w="6407" w:type="dxa"/>
+            <w:tcW w:w="6408" w:type="dxa"/>
             <w:gridSpan w:val="3"/>
             <w:tcBorders/>
             <w:shd w:color="auto" w:fill="808080" w:themeFill="background1" w:themeFillShade="80" w:val="clear"/>
           </w:tcPr>
           <w:p>
             <w:pPr>
-              <w:pStyle w:val="TextBody"/>
+              <w:pStyle w:val="BodyText"/>
               <w:widowControl w:val="false"/>
               <w:suppressAutoHyphens w:val="true"/>
               <w:spacing w:before="74" w:after="0"/>
-              <w:ind w:left="0" w:hanging="0"/>
+              <w:ind w:hanging="0" w:left="0"/>
               <w:jc w:val="center"/>
               <w:rPr>
-                <w:b/>
                 <w:b/>
                 <w:bCs/>
-                <w:color w:val="FFFFFF" w:themeColor="background1"/>
+                <w:color w:themeColor="background1" w:val="FFFFFF"/>
                 <w:sz w:val="24"/>
                 <w:szCs w:val="24"/>
                 <w:lang w:val="it-IT"/>
@@ -7356,7 +7326,7 @@
                 <w:rFonts w:cs=""/>
                 <w:b/>
                 <w:bCs/>
-                <w:color w:val="FFFFFF" w:themeColor="background1"/>
+                <w:color w:themeColor="background1" w:val="FFFFFF"/>
                 <w:kern w:val="0"/>
                 <w:sz w:val="24"/>
                 <w:szCs w:val="24"/>
@@ -7380,11 +7350,11 @@
           </w:tcPr>
           <w:p>
             <w:pPr>
-              <w:pStyle w:val="TextBody"/>
+              <w:pStyle w:val="BodyText"/>
               <w:widowControl w:val="false"/>
               <w:suppressAutoHyphens w:val="true"/>
               <w:spacing w:before="74" w:after="0"/>
-              <w:ind w:left="0" w:hanging="0"/>
+              <w:ind w:hanging="0" w:left="0"/>
               <w:jc w:val="center"/>
               <w:rPr>
                 <w:lang w:val="it-IT"/>
@@ -7399,16 +7369,16 @@
         </w:tc>
         <w:tc>
           <w:tcPr>
-            <w:tcW w:w="2321" w:type="dxa"/>
+            <w:tcW w:w="2320" w:type="dxa"/>
             <w:tcBorders/>
           </w:tcPr>
           <w:p>
             <w:pPr>
-              <w:pStyle w:val="TextBody"/>
+              <w:pStyle w:val="BodyText"/>
               <w:widowControl w:val="false"/>
               <w:suppressAutoHyphens w:val="true"/>
               <w:spacing w:before="74" w:after="0"/>
-              <w:ind w:left="0" w:hanging="0"/>
+              <w:ind w:hanging="0" w:left="0"/>
               <w:jc w:val="center"/>
               <w:rPr>
                 <w:lang w:val="it-IT"/>
@@ -7423,19 +7393,18 @@
         </w:tc>
         <w:tc>
           <w:tcPr>
-            <w:tcW w:w="1623" w:type="dxa"/>
+            <w:tcW w:w="1624" w:type="dxa"/>
             <w:tcBorders/>
           </w:tcPr>
           <w:p>
             <w:pPr>
-              <w:pStyle w:val="TextBody"/>
+              <w:pStyle w:val="BodyText"/>
               <w:widowControl w:val="false"/>
               <w:suppressAutoHyphens w:val="true"/>
               <w:spacing w:before="74" w:after="0"/>
-              <w:ind w:left="0" w:hanging="0"/>
+              <w:ind w:hanging="0" w:left="0"/>
               <w:jc w:val="center"/>
               <w:rPr>
-                <w:b/>
                 <w:b/>
                 <w:bCs/>
                 <w:sz w:val="22"/>
@@ -7464,14 +7433,13 @@
           </w:tcPr>
           <w:p>
             <w:pPr>
-              <w:pStyle w:val="TextBody"/>
+              <w:pStyle w:val="BodyText"/>
               <w:widowControl w:val="false"/>
               <w:suppressAutoHyphens w:val="true"/>
               <w:spacing w:before="74" w:after="0"/>
-              <w:ind w:left="0" w:hanging="0"/>
+              <w:ind w:hanging="0" w:left="0"/>
               <w:jc w:val="center"/>
               <w:rPr>
-                <w:b/>
                 <w:b/>
                 <w:bCs/>
                 <w:sz w:val="22"/>
@@ -7500,14 +7468,13 @@
           </w:tcPr>
           <w:p>
             <w:pPr>
-              <w:pStyle w:val="TextBody"/>
+              <w:pStyle w:val="BodyText"/>
               <w:widowControl w:val="false"/>
               <w:suppressAutoHyphens w:val="true"/>
               <w:spacing w:before="74" w:after="0"/>
-              <w:ind w:left="0" w:hanging="0"/>
+              <w:ind w:hanging="0" w:left="0"/>
               <w:jc w:val="center"/>
               <w:rPr>
-                <w:b/>
                 <w:b/>
                 <w:bCs/>
                 <w:sz w:val="22"/>
@@ -7559,12 +7526,14 @@
         <w:jc w:val="center"/>
         <w:rPr>
           <w:b w:val="false"/>
+          <w:bCs w:val="false"/>
+        </w:rPr>
+      </w:pPr>
+      <w:r>
+        <w:rPr>
           <w:b w:val="false"/>
           <w:bCs w:val="false"/>
         </w:rPr>
-      </w:pPr>
-      <w:r>
-        <w:rPr/>
       </w:r>
     </w:p>
     <w:p>
@@ -7574,7 +7543,6 @@
         <w:jc w:val="center"/>
         <w:rPr>
           <w:b w:val="false"/>
-          <w:b w:val="false"/>
           <w:bCs w:val="false"/>
         </w:rPr>
       </w:pPr>
@@ -7635,7 +7603,6 @@
         <w:rPr>
           <w:rFonts w:ascii="Arial" w:hAnsi="Arial" w:eastAsia="Arial" w:cs="Arial"/>
           <w:b/>
-          <w:b/>
           <w:bCs/>
           <w:sz w:val="25"/>
           <w:szCs w:val="25"/>
@@ -7653,9 +7620,9 @@
     </w:p>
     <w:p>
       <w:pPr>
-        <w:pStyle w:val="TextBody"/>
+        <w:pStyle w:val="BodyText"/>
         <w:spacing w:lineRule="auto" w:line="271"/>
-        <w:ind w:left="0" w:right="98" w:hanging="0"/>
+        <w:ind w:hanging="0" w:left="0" w:right="98"/>
         <w:jc w:val="both"/>
         <w:rPr>
           <w:lang w:val="it-IT"/>
@@ -7666,776 +7633,71 @@
           <w:spacing w:val="-1"/>
           <w:lang w:val="it-IT"/>
         </w:rPr>
-        <w:t>Il</w:t>
-      </w:r>
-      <w:r>
-        <w:rPr>
-          <w:spacing w:val="7"/>
-          <w:lang w:val="it-IT"/>
-        </w:rPr>
-        <w:t xml:space="preserve"> </w:t>
-      </w:r>
-      <w:r>
-        <w:rPr>
-          <w:spacing w:val="-1"/>
-          <w:lang w:val="it-IT"/>
-        </w:rPr>
-        <w:t>nostro</w:t>
-      </w:r>
-      <w:r>
-        <w:rPr>
-          <w:spacing w:val="8"/>
-          <w:lang w:val="it-IT"/>
-        </w:rPr>
-        <w:t xml:space="preserve"> </w:t>
-      </w:r>
-      <w:r>
-        <w:rPr>
-          <w:spacing w:val="-1"/>
-          <w:lang w:val="it-IT"/>
-        </w:rPr>
-        <w:t>corpo,</w:t>
-      </w:r>
-      <w:r>
-        <w:rPr>
-          <w:spacing w:val="6"/>
-          <w:lang w:val="it-IT"/>
-        </w:rPr>
-        <w:t xml:space="preserve"> </w:t>
-      </w:r>
-      <w:r>
-        <w:rPr>
-          <w:spacing w:val="-1"/>
-          <w:lang w:val="it-IT"/>
-        </w:rPr>
-        <w:t>con</w:t>
-      </w:r>
-      <w:r>
-        <w:rPr>
-          <w:spacing w:val="4"/>
-          <w:lang w:val="it-IT"/>
-        </w:rPr>
-        <w:t xml:space="preserve"> </w:t>
-      </w:r>
-      <w:r>
-        <w:rPr>
-          <w:spacing w:val="-1"/>
-          <w:lang w:val="it-IT"/>
-        </w:rPr>
-        <w:t>l'aiuto</w:t>
-      </w:r>
-      <w:r>
-        <w:rPr>
-          <w:spacing w:val="4"/>
-          <w:lang w:val="it-IT"/>
-        </w:rPr>
-        <w:t xml:space="preserve"> </w:t>
-      </w:r>
-      <w:r>
-        <w:rPr>
-          <w:spacing w:val="-1"/>
-          <w:lang w:val="it-IT"/>
-        </w:rPr>
-        <w:t>di</w:t>
-      </w:r>
-      <w:r>
-        <w:rPr>
-          <w:spacing w:val="4"/>
-          <w:lang w:val="it-IT"/>
-        </w:rPr>
-        <w:t xml:space="preserve"> </w:t>
-      </w:r>
-      <w:r>
-        <w:rPr>
-          <w:spacing w:val="-1"/>
-          <w:lang w:val="it-IT"/>
-        </w:rPr>
-        <w:t>enzimi</w:t>
-      </w:r>
-      <w:r>
-        <w:rPr>
-          <w:spacing w:val="4"/>
-          <w:lang w:val="it-IT"/>
-        </w:rPr>
-        <w:t xml:space="preserve"> </w:t>
-      </w:r>
-      <w:r>
-        <w:rPr>
-          <w:spacing w:val="-1"/>
-          <w:lang w:val="it-IT"/>
-        </w:rPr>
-        <w:t>specifici,</w:t>
-      </w:r>
-      <w:r>
-        <w:rPr>
-          <w:spacing w:val="4"/>
-          <w:lang w:val="it-IT"/>
-        </w:rPr>
-        <w:t xml:space="preserve"> </w:t>
-      </w:r>
-      <w:r>
-        <w:rPr>
-          <w:spacing w:val="-1"/>
-          <w:lang w:val="it-IT"/>
-        </w:rPr>
-        <w:t>metabolizza</w:t>
-      </w:r>
-      <w:r>
-        <w:rPr>
-          <w:spacing w:val="6"/>
-          <w:lang w:val="it-IT"/>
-        </w:rPr>
-        <w:t xml:space="preserve"> </w:t>
-      </w:r>
-      <w:r>
-        <w:rPr>
-          <w:spacing w:val="-1"/>
-          <w:lang w:val="it-IT"/>
-        </w:rPr>
-        <w:t>il</w:t>
-      </w:r>
-      <w:r>
-        <w:rPr>
-          <w:spacing w:val="4"/>
-          <w:lang w:val="it-IT"/>
-        </w:rPr>
-        <w:t xml:space="preserve"> </w:t>
-      </w:r>
-      <w:r>
-        <w:rPr>
-          <w:spacing w:val="-1"/>
-          <w:lang w:val="it-IT"/>
-        </w:rPr>
-        <w:t>lattosio,</w:t>
-      </w:r>
-      <w:r>
-        <w:rPr>
-          <w:spacing w:val="4"/>
-          <w:lang w:val="it-IT"/>
-        </w:rPr>
-        <w:t xml:space="preserve"> </w:t>
-      </w:r>
-      <w:r>
-        <w:rPr>
-          <w:spacing w:val="-1"/>
-          <w:lang w:val="it-IT"/>
-        </w:rPr>
-        <w:t>il</w:t>
-      </w:r>
-      <w:r>
-        <w:rPr>
-          <w:spacing w:val="3"/>
-          <w:lang w:val="it-IT"/>
-        </w:rPr>
-        <w:t xml:space="preserve"> </w:t>
-      </w:r>
-      <w:r>
-        <w:rPr>
-          <w:spacing w:val="-1"/>
-          <w:lang w:val="it-IT"/>
-        </w:rPr>
-        <w:t>glutine,</w:t>
-      </w:r>
-      <w:r>
-        <w:rPr>
-          <w:spacing w:val="5"/>
-          <w:lang w:val="it-IT"/>
-        </w:rPr>
-        <w:t xml:space="preserve"> </w:t>
-      </w:r>
-      <w:r>
-        <w:rPr>
-          <w:spacing w:val="-1"/>
-          <w:lang w:val="it-IT"/>
-        </w:rPr>
-        <w:t>la</w:t>
-      </w:r>
-      <w:r>
-        <w:rPr>
-          <w:spacing w:val="4"/>
-          <w:lang w:val="it-IT"/>
-        </w:rPr>
-        <w:t xml:space="preserve"> </w:t>
-      </w:r>
-      <w:r>
-        <w:rPr>
-          <w:spacing w:val="-1"/>
-          <w:lang w:val="it-IT"/>
-        </w:rPr>
-        <w:t>caffeina,</w:t>
-      </w:r>
-      <w:r>
-        <w:rPr>
-          <w:spacing w:val="5"/>
-          <w:lang w:val="it-IT"/>
-        </w:rPr>
-        <w:t xml:space="preserve"> </w:t>
-      </w:r>
-      <w:r>
-        <w:rPr>
-          <w:spacing w:val="-1"/>
-          <w:lang w:val="it-IT"/>
-        </w:rPr>
-        <w:t>l'alcol,</w:t>
-      </w:r>
-      <w:r>
-        <w:rPr>
-          <w:spacing w:val="4"/>
-          <w:lang w:val="it-IT"/>
-        </w:rPr>
-        <w:t xml:space="preserve"> </w:t>
-      </w:r>
-      <w:r>
-        <w:rPr>
-          <w:spacing w:val="-1"/>
-          <w:lang w:val="it-IT"/>
-        </w:rPr>
-        <w:t>ed</w:t>
-      </w:r>
-      <w:r>
-        <w:rPr>
-          <w:spacing w:val="4"/>
-          <w:lang w:val="it-IT"/>
-        </w:rPr>
-        <w:t xml:space="preserve"> </w:t>
-      </w:r>
-      <w:r>
-        <w:rPr>
-          <w:lang w:val="it-IT"/>
-        </w:rPr>
-        <w:t>i</w:t>
-      </w:r>
-      <w:r>
-        <w:rPr>
-          <w:spacing w:val="3"/>
-          <w:lang w:val="it-IT"/>
-        </w:rPr>
-        <w:t xml:space="preserve"> </w:t>
-      </w:r>
-      <w:r>
-        <w:rPr>
-          <w:spacing w:val="-1"/>
-          <w:lang w:val="it-IT"/>
-        </w:rPr>
-        <w:t>solfiti,</w:t>
-      </w:r>
-      <w:r>
-        <w:rPr>
-          <w:spacing w:val="3"/>
-          <w:lang w:val="it-IT"/>
-        </w:rPr>
-        <w:t xml:space="preserve"> </w:t>
-      </w:r>
-      <w:r>
-        <w:rPr>
-          <w:spacing w:val="-1"/>
-          <w:lang w:val="it-IT"/>
-        </w:rPr>
-        <w:t>il</w:t>
-      </w:r>
-      <w:r>
-        <w:rPr>
-          <w:spacing w:val="4"/>
-          <w:lang w:val="it-IT"/>
-        </w:rPr>
-        <w:t xml:space="preserve"> </w:t>
-      </w:r>
-      <w:r>
-        <w:rPr>
-          <w:spacing w:val="-2"/>
-          <w:lang w:val="it-IT"/>
-        </w:rPr>
-        <w:t>nichel</w:t>
-      </w:r>
-      <w:r>
-        <w:rPr>
-          <w:spacing w:val="45"/>
-          <w:w w:val="99"/>
-          <w:lang w:val="it-IT"/>
-        </w:rPr>
-        <w:t xml:space="preserve"> </w:t>
-      </w:r>
-      <w:r>
-        <w:rPr>
-          <w:spacing w:val="-1"/>
-          <w:lang w:val="it-IT"/>
-        </w:rPr>
-        <w:t>ecc.</w:t>
-      </w:r>
-      <w:r>
-        <w:rPr>
-          <w:spacing w:val="18"/>
-          <w:lang w:val="it-IT"/>
-        </w:rPr>
-        <w:t xml:space="preserve"> </w:t>
-      </w:r>
-      <w:r>
-        <w:rPr>
-          <w:spacing w:val="-1"/>
-          <w:lang w:val="it-IT"/>
-        </w:rPr>
-        <w:t>dopo</w:t>
-      </w:r>
-      <w:r>
-        <w:rPr>
-          <w:spacing w:val="17"/>
-          <w:lang w:val="it-IT"/>
-        </w:rPr>
-        <w:t xml:space="preserve"> </w:t>
-      </w:r>
-      <w:r>
-        <w:rPr>
-          <w:spacing w:val="-1"/>
-          <w:lang w:val="it-IT"/>
-        </w:rPr>
-        <w:t>il</w:t>
-      </w:r>
-      <w:r>
-        <w:rPr>
-          <w:spacing w:val="14"/>
-          <w:lang w:val="it-IT"/>
-        </w:rPr>
-        <w:t xml:space="preserve"> </w:t>
-      </w:r>
-      <w:r>
-        <w:rPr>
-          <w:spacing w:val="-1"/>
-          <w:lang w:val="it-IT"/>
-        </w:rPr>
-        <w:t>loro</w:t>
-      </w:r>
-      <w:r>
-        <w:rPr>
-          <w:spacing w:val="15"/>
-          <w:lang w:val="it-IT"/>
-        </w:rPr>
-        <w:t xml:space="preserve"> </w:t>
-      </w:r>
-      <w:r>
-        <w:rPr>
-          <w:spacing w:val="-1"/>
-          <w:lang w:val="it-IT"/>
-        </w:rPr>
-        <w:t>consumo.</w:t>
-      </w:r>
-      <w:r>
-        <w:rPr>
-          <w:spacing w:val="16"/>
-          <w:lang w:val="it-IT"/>
-        </w:rPr>
-        <w:t xml:space="preserve"> </w:t>
-      </w:r>
-      <w:r>
-        <w:rPr>
-          <w:spacing w:val="-1"/>
-          <w:lang w:val="it-IT"/>
-        </w:rPr>
-        <w:t>Ciò</w:t>
-      </w:r>
-      <w:r>
-        <w:rPr>
-          <w:spacing w:val="15"/>
-          <w:lang w:val="it-IT"/>
-        </w:rPr>
-        <w:t xml:space="preserve"> </w:t>
-      </w:r>
-      <w:r>
-        <w:rPr>
-          <w:spacing w:val="-1"/>
-          <w:lang w:val="it-IT"/>
-        </w:rPr>
-        <w:t>consente</w:t>
-      </w:r>
-      <w:r>
-        <w:rPr>
-          <w:spacing w:val="17"/>
-          <w:lang w:val="it-IT"/>
-        </w:rPr>
-        <w:t xml:space="preserve"> </w:t>
-      </w:r>
-      <w:r>
-        <w:rPr>
-          <w:spacing w:val="-1"/>
-          <w:lang w:val="it-IT"/>
-        </w:rPr>
-        <w:t>loro</w:t>
-      </w:r>
-      <w:r>
-        <w:rPr>
-          <w:spacing w:val="14"/>
-          <w:lang w:val="it-IT"/>
-        </w:rPr>
-        <w:t xml:space="preserve"> </w:t>
-      </w:r>
-      <w:r>
-        <w:rPr>
-          <w:spacing w:val="-1"/>
-          <w:lang w:val="it-IT"/>
-        </w:rPr>
-        <w:t>di</w:t>
-      </w:r>
-      <w:r>
-        <w:rPr>
-          <w:spacing w:val="18"/>
-          <w:lang w:val="it-IT"/>
-        </w:rPr>
-        <w:t xml:space="preserve"> </w:t>
-      </w:r>
-      <w:r>
-        <w:rPr>
-          <w:spacing w:val="-1"/>
-          <w:lang w:val="it-IT"/>
-        </w:rPr>
-        <w:t>essere</w:t>
-      </w:r>
-      <w:r>
-        <w:rPr>
-          <w:spacing w:val="15"/>
-          <w:lang w:val="it-IT"/>
-        </w:rPr>
-        <w:t xml:space="preserve"> </w:t>
-      </w:r>
-      <w:r>
-        <w:rPr>
-          <w:spacing w:val="-1"/>
-          <w:lang w:val="it-IT"/>
-        </w:rPr>
-        <w:t>utilizzati</w:t>
-      </w:r>
-      <w:r>
-        <w:rPr>
-          <w:spacing w:val="15"/>
-          <w:lang w:val="it-IT"/>
-        </w:rPr>
-        <w:t xml:space="preserve"> </w:t>
-      </w:r>
-      <w:r>
-        <w:rPr>
-          <w:spacing w:val="-1"/>
-          <w:lang w:val="it-IT"/>
-        </w:rPr>
-        <w:t>come</w:t>
-      </w:r>
-      <w:r>
-        <w:rPr>
-          <w:spacing w:val="15"/>
-          <w:lang w:val="it-IT"/>
-        </w:rPr>
-        <w:t xml:space="preserve"> </w:t>
-      </w:r>
-      <w:r>
-        <w:rPr>
-          <w:spacing w:val="-1"/>
-          <w:lang w:val="it-IT"/>
-        </w:rPr>
-        <w:t>nutrienti</w:t>
-      </w:r>
-      <w:r>
-        <w:rPr>
-          <w:spacing w:val="16"/>
-          <w:lang w:val="it-IT"/>
-        </w:rPr>
-        <w:t xml:space="preserve"> </w:t>
-      </w:r>
-      <w:r>
-        <w:rPr>
-          <w:lang w:val="it-IT"/>
-        </w:rPr>
-        <w:t>o</w:t>
-      </w:r>
-      <w:r>
-        <w:rPr>
-          <w:spacing w:val="15"/>
-          <w:lang w:val="it-IT"/>
-        </w:rPr>
-        <w:t xml:space="preserve"> </w:t>
-      </w:r>
-      <w:r>
-        <w:rPr>
-          <w:spacing w:val="-1"/>
-          <w:lang w:val="it-IT"/>
-        </w:rPr>
-        <w:t>impedisce</w:t>
-      </w:r>
-      <w:r>
-        <w:rPr>
-          <w:spacing w:val="15"/>
-          <w:lang w:val="it-IT"/>
-        </w:rPr>
-        <w:t xml:space="preserve"> </w:t>
-      </w:r>
-      <w:r>
-        <w:rPr>
-          <w:spacing w:val="-1"/>
-          <w:lang w:val="it-IT"/>
-        </w:rPr>
-        <w:t>che</w:t>
-      </w:r>
-      <w:r>
-        <w:rPr>
-          <w:spacing w:val="17"/>
-          <w:lang w:val="it-IT"/>
-        </w:rPr>
-        <w:t xml:space="preserve"> </w:t>
-      </w:r>
-      <w:r>
-        <w:rPr>
-          <w:spacing w:val="-1"/>
-          <w:lang w:val="it-IT"/>
-        </w:rPr>
-        <w:t>queste</w:t>
-      </w:r>
-      <w:r>
-        <w:rPr>
-          <w:spacing w:val="16"/>
-          <w:lang w:val="it-IT"/>
-        </w:rPr>
-        <w:t xml:space="preserve"> </w:t>
-      </w:r>
-      <w:r>
-        <w:rPr>
-          <w:spacing w:val="-1"/>
-          <w:lang w:val="it-IT"/>
-        </w:rPr>
-        <w:t>sostanze</w:t>
-      </w:r>
-      <w:r>
-        <w:rPr>
-          <w:spacing w:val="59"/>
-          <w:w w:val="99"/>
-          <w:lang w:val="it-IT"/>
-        </w:rPr>
-        <w:t xml:space="preserve"> </w:t>
-      </w:r>
-      <w:r>
-        <w:rPr>
-          <w:spacing w:val="-1"/>
-          <w:lang w:val="it-IT"/>
-        </w:rPr>
-        <w:t>diventino</w:t>
-      </w:r>
-      <w:r>
-        <w:rPr>
-          <w:spacing w:val="-7"/>
-          <w:lang w:val="it-IT"/>
-        </w:rPr>
-        <w:t xml:space="preserve"> </w:t>
-      </w:r>
-      <w:r>
-        <w:rPr>
-          <w:spacing w:val="-1"/>
-          <w:lang w:val="it-IT"/>
-        </w:rPr>
-        <w:t>nocive.</w:t>
-      </w:r>
-      <w:r>
-        <w:rPr>
-          <w:spacing w:val="-6"/>
-          <w:lang w:val="it-IT"/>
-        </w:rPr>
-        <w:t xml:space="preserve"> </w:t>
-      </w:r>
-      <w:r>
-        <w:rPr>
-          <w:spacing w:val="-1"/>
-          <w:lang w:val="it-IT"/>
-        </w:rPr>
-        <w:t>Se</w:t>
-      </w:r>
-      <w:r>
-        <w:rPr>
-          <w:spacing w:val="-6"/>
-          <w:lang w:val="it-IT"/>
-        </w:rPr>
-        <w:t xml:space="preserve"> </w:t>
-      </w:r>
-      <w:r>
-        <w:rPr>
-          <w:spacing w:val="-1"/>
-          <w:lang w:val="it-IT"/>
-        </w:rPr>
-        <w:t>un</w:t>
-      </w:r>
-      <w:r>
-        <w:rPr>
-          <w:spacing w:val="-7"/>
-          <w:lang w:val="it-IT"/>
-        </w:rPr>
-        <w:t xml:space="preserve"> </w:t>
-      </w:r>
-      <w:r>
-        <w:rPr>
-          <w:spacing w:val="-1"/>
-          <w:lang w:val="it-IT"/>
-        </w:rPr>
-        <w:t>certo</w:t>
-      </w:r>
-      <w:r>
-        <w:rPr>
-          <w:spacing w:val="-5"/>
-          <w:lang w:val="it-IT"/>
-        </w:rPr>
-        <w:t xml:space="preserve"> </w:t>
-      </w:r>
-      <w:r>
-        <w:rPr>
-          <w:spacing w:val="-1"/>
-          <w:lang w:val="it-IT"/>
-        </w:rPr>
-        <w:t>enzima</w:t>
-      </w:r>
-      <w:r>
-        <w:rPr>
-          <w:spacing w:val="-5"/>
-          <w:lang w:val="it-IT"/>
-        </w:rPr>
-        <w:t xml:space="preserve"> </w:t>
-      </w:r>
-      <w:r>
-        <w:rPr>
-          <w:spacing w:val="-1"/>
-          <w:lang w:val="it-IT"/>
-        </w:rPr>
-        <w:t>non</w:t>
-      </w:r>
-      <w:r>
-        <w:rPr>
-          <w:spacing w:val="-6"/>
-          <w:lang w:val="it-IT"/>
-        </w:rPr>
-        <w:t xml:space="preserve"> </w:t>
-      </w:r>
-      <w:r>
-        <w:rPr>
-          <w:spacing w:val="-1"/>
-          <w:lang w:val="it-IT"/>
-        </w:rPr>
-        <w:t>funziona</w:t>
-      </w:r>
-      <w:r>
-        <w:rPr>
-          <w:spacing w:val="-6"/>
-          <w:lang w:val="it-IT"/>
-        </w:rPr>
-        <w:t xml:space="preserve"> </w:t>
-      </w:r>
-      <w:r>
-        <w:rPr>
-          <w:spacing w:val="-1"/>
-          <w:lang w:val="it-IT"/>
-        </w:rPr>
-        <w:t>in</w:t>
-      </w:r>
-      <w:r>
-        <w:rPr>
-          <w:spacing w:val="-7"/>
-          <w:lang w:val="it-IT"/>
-        </w:rPr>
-        <w:t xml:space="preserve"> </w:t>
-      </w:r>
-      <w:r>
-        <w:rPr>
-          <w:spacing w:val="-1"/>
-          <w:lang w:val="it-IT"/>
-        </w:rPr>
-        <w:t>modo</w:t>
-      </w:r>
-      <w:r>
-        <w:rPr>
-          <w:spacing w:val="-5"/>
-          <w:lang w:val="it-IT"/>
-        </w:rPr>
-        <w:t xml:space="preserve"> </w:t>
-      </w:r>
-      <w:r>
-        <w:rPr>
-          <w:spacing w:val="-1"/>
-          <w:lang w:val="it-IT"/>
-        </w:rPr>
-        <w:t>ottimale</w:t>
-      </w:r>
-      <w:r>
-        <w:rPr>
-          <w:spacing w:val="-6"/>
-          <w:lang w:val="it-IT"/>
-        </w:rPr>
-        <w:t xml:space="preserve"> </w:t>
-      </w:r>
-      <w:r>
-        <w:rPr>
-          <w:spacing w:val="-1"/>
-          <w:lang w:val="it-IT"/>
-        </w:rPr>
-        <w:t>può</w:t>
-      </w:r>
-      <w:r>
-        <w:rPr>
-          <w:spacing w:val="-7"/>
-          <w:lang w:val="it-IT"/>
-        </w:rPr>
-        <w:t xml:space="preserve"> </w:t>
-      </w:r>
-      <w:r>
-        <w:rPr>
-          <w:spacing w:val="-1"/>
-          <w:lang w:val="it-IT"/>
-        </w:rPr>
-        <w:t>portare</w:t>
-      </w:r>
-      <w:r>
-        <w:rPr>
-          <w:spacing w:val="-7"/>
-          <w:lang w:val="it-IT"/>
-        </w:rPr>
-        <w:t xml:space="preserve"> </w:t>
-      </w:r>
-      <w:r>
-        <w:rPr>
-          <w:lang w:val="it-IT"/>
-        </w:rPr>
-        <w:t>a</w:t>
-      </w:r>
-      <w:r>
-        <w:rPr>
-          <w:spacing w:val="-7"/>
-          <w:lang w:val="it-IT"/>
-        </w:rPr>
-        <w:t xml:space="preserve"> </w:t>
-      </w:r>
-      <w:r>
-        <w:rPr>
-          <w:spacing w:val="-1"/>
-          <w:lang w:val="it-IT"/>
-        </w:rPr>
-        <w:t>problemi</w:t>
-      </w:r>
-      <w:r>
-        <w:rPr>
-          <w:spacing w:val="-7"/>
-          <w:lang w:val="it-IT"/>
-        </w:rPr>
-        <w:t xml:space="preserve"> </w:t>
-      </w:r>
-      <w:r>
-        <w:rPr>
-          <w:spacing w:val="-1"/>
-          <w:lang w:val="it-IT"/>
-        </w:rPr>
-        <w:t>di</w:t>
-      </w:r>
-      <w:r>
-        <w:rPr>
-          <w:spacing w:val="-6"/>
-          <w:lang w:val="it-IT"/>
-        </w:rPr>
-        <w:t xml:space="preserve"> </w:t>
-      </w:r>
-      <w:r>
-        <w:rPr>
-          <w:spacing w:val="-1"/>
-          <w:lang w:val="it-IT"/>
-        </w:rPr>
-        <w:t>salute.</w:t>
+        <w:t>Il nostro corpo, grazie all'azione di specifici enzimi, è in grado di metabolizzare sostanze come il lattosio, il glutine, la caffeina, l'alcol, i solfiti, il nichel e altre dopo il loro consumo. Questo processo consente a tali sostanze di essere utilizzate come nutrienti o evita che diventino dannose per l'organismo. Tuttavia, se un enzima specifico non funziona correttamente, possono insorgere problemi di salute legati all'incapacità di metabolizzare adeguatamente queste sostanze.</w:t>
+      </w:r>
+    </w:p>
+    <w:p>
+      <w:pPr>
+        <w:pStyle w:val="BodyText"/>
+        <w:spacing w:lineRule="auto" w:line="271"/>
+        <w:ind w:hanging="0" w:left="0" w:right="98"/>
+        <w:jc w:val="both"/>
+        <w:rPr>
+          <w:lang w:val="it-IT"/>
+        </w:rPr>
+      </w:pPr>
+      <w:r>
+        <w:rPr/>
+      </w:r>
+    </w:p>
+    <w:p>
+      <w:pPr>
+        <w:pStyle w:val="BodyText"/>
+        <w:spacing w:lineRule="auto" w:line="271"/>
+        <w:ind w:hanging="0" w:left="0" w:right="98"/>
+        <w:jc w:val="both"/>
+        <w:rPr>
+          <w:lang w:val="it-IT"/>
+        </w:rPr>
+      </w:pPr>
+      <w:r>
+        <w:rPr>
+          <w:spacing w:val="-1"/>
+          <w:lang w:val="it-IT"/>
+        </w:rPr>
+        <w:t xml:space="preserve">L'intolleranza al lattosio è un esempio noto di carenza enzimatica, in cui manca la lattasi, l'enzima responsabile della digestione del lattosio, lo zucchero presente nel latte. Un altro fenomeno ben conosciuto è la celiachia, in cui l'ingestione di glutine provoca una risposta immunitaria anomala che porta a infiammazione dell'intestino tenue, compromettendo l'assorbimento dei nutrienti e causando vari sintomi gastrointestinali e sistemici. Il test genetico permette di valutare la predisposizione di un individuo a sviluppare la malattia celiaca. </w:t>
+      </w:r>
+    </w:p>
+    <w:p>
+      <w:pPr>
+        <w:pStyle w:val="BodyText"/>
+        <w:spacing w:lineRule="auto" w:line="271"/>
+        <w:ind w:hanging="0" w:left="0" w:right="98"/>
+        <w:jc w:val="both"/>
+        <w:rPr>
+          <w:lang w:val="it-IT"/>
+        </w:rPr>
+      </w:pPr>
+      <w:r>
+        <w:rPr/>
+      </w:r>
+    </w:p>
+    <w:p>
+      <w:pPr>
+        <w:pStyle w:val="BodyText"/>
+        <w:spacing w:lineRule="auto" w:line="271"/>
+        <w:ind w:hanging="0" w:left="0" w:right="98"/>
+        <w:jc w:val="both"/>
+        <w:rPr>
+          <w:lang w:val="it-IT"/>
+        </w:rPr>
+      </w:pPr>
+      <w:r>
+        <w:rPr>
+          <w:spacing w:val="-1"/>
+          <w:lang w:val="it-IT"/>
+        </w:rPr>
+        <w:t>Allo stesso modo, possono essere analizzati altri importanti processi, come il metabolismo dell'alcol e della caffeina. In questa sezione scoprirai la tua risposta a queste sostanze e, in base al tuo profilo genetico, ti verranno dato le raccomandazioni più adatte.</w:t>
       </w:r>
     </w:p>
     <w:p>
@@ -8460,1383 +7722,49 @@
     </w:p>
     <w:p>
       <w:pPr>
-        <w:pStyle w:val="TextBody"/>
-        <w:spacing w:lineRule="auto" w:line="271"/>
-        <w:ind w:left="0" w:right="98" w:hanging="0"/>
+        <w:pStyle w:val="Heading2"/>
+        <w:ind w:hanging="0" w:left="0"/>
         <w:jc w:val="both"/>
         <w:rPr>
+          <w:b w:val="false"/>
+          <w:bCs w:val="false"/>
           <w:lang w:val="it-IT"/>
         </w:rPr>
       </w:pPr>
       <w:r>
         <w:rPr>
-          <w:b/>
-          <w:spacing w:val="-1"/>
-          <w:lang w:val="it-IT"/>
-        </w:rPr>
-        <w:t>L'intolleranza</w:t>
-      </w:r>
-      <w:r>
-        <w:rPr>
-          <w:b/>
-          <w:spacing w:val="10"/>
-          <w:lang w:val="it-IT"/>
-        </w:rPr>
-        <w:t xml:space="preserve"> </w:t>
-      </w:r>
-      <w:r>
-        <w:rPr>
-          <w:b/>
-          <w:spacing w:val="-1"/>
-          <w:lang w:val="it-IT"/>
-        </w:rPr>
-        <w:t>al</w:t>
-      </w:r>
-      <w:r>
-        <w:rPr>
-          <w:b/>
-          <w:spacing w:val="11"/>
-          <w:lang w:val="it-IT"/>
-        </w:rPr>
-        <w:t xml:space="preserve"> </w:t>
-      </w:r>
-      <w:r>
-        <w:rPr>
-          <w:b/>
-          <w:lang w:val="it-IT"/>
-        </w:rPr>
-        <w:t>lattosio</w:t>
-      </w:r>
-      <w:r>
-        <w:rPr>
-          <w:b/>
-          <w:spacing w:val="9"/>
-          <w:lang w:val="it-IT"/>
-        </w:rPr>
-        <w:t xml:space="preserve"> </w:t>
-      </w:r>
-      <w:r>
-        <w:rPr>
-          <w:lang w:val="it-IT"/>
-        </w:rPr>
-        <w:t>è</w:t>
-      </w:r>
-      <w:r>
-        <w:rPr>
-          <w:spacing w:val="9"/>
-          <w:lang w:val="it-IT"/>
-        </w:rPr>
-        <w:t xml:space="preserve"> </w:t>
-      </w:r>
-      <w:r>
-        <w:rPr>
-          <w:spacing w:val="-1"/>
-          <w:lang w:val="it-IT"/>
-        </w:rPr>
-        <w:t>uno</w:t>
-      </w:r>
-      <w:r>
-        <w:rPr>
-          <w:spacing w:val="9"/>
-          <w:lang w:val="it-IT"/>
-        </w:rPr>
-        <w:t xml:space="preserve"> </w:t>
-      </w:r>
-      <w:r>
-        <w:rPr>
-          <w:spacing w:val="-1"/>
-          <w:lang w:val="it-IT"/>
-        </w:rPr>
-        <w:t>dei</w:t>
-      </w:r>
-      <w:r>
-        <w:rPr>
-          <w:spacing w:val="11"/>
-          <w:lang w:val="it-IT"/>
-        </w:rPr>
-        <w:t xml:space="preserve"> </w:t>
-      </w:r>
-      <w:r>
-        <w:rPr>
-          <w:spacing w:val="-1"/>
-          <w:lang w:val="it-IT"/>
-        </w:rPr>
-        <w:t>fenomeni</w:t>
-      </w:r>
-      <w:r>
-        <w:rPr>
-          <w:spacing w:val="6"/>
-          <w:lang w:val="it-IT"/>
-        </w:rPr>
-        <w:t xml:space="preserve"> </w:t>
-      </w:r>
-      <w:r>
-        <w:rPr>
-          <w:spacing w:val="-1"/>
-          <w:lang w:val="it-IT"/>
-        </w:rPr>
-        <w:t>ben</w:t>
-      </w:r>
-      <w:r>
-        <w:rPr>
-          <w:spacing w:val="7"/>
-          <w:lang w:val="it-IT"/>
-        </w:rPr>
-        <w:t xml:space="preserve"> </w:t>
-      </w:r>
-      <w:r>
-        <w:rPr>
-          <w:spacing w:val="-1"/>
-          <w:lang w:val="it-IT"/>
-        </w:rPr>
-        <w:t>noti,</w:t>
-      </w:r>
-      <w:r>
-        <w:rPr>
-          <w:spacing w:val="8"/>
-          <w:lang w:val="it-IT"/>
-        </w:rPr>
-        <w:t xml:space="preserve"> </w:t>
-      </w:r>
-      <w:r>
-        <w:rPr>
-          <w:spacing w:val="-1"/>
-          <w:lang w:val="it-IT"/>
-        </w:rPr>
-        <w:t>dove</w:t>
-      </w:r>
-      <w:r>
-        <w:rPr>
-          <w:spacing w:val="9"/>
-          <w:lang w:val="it-IT"/>
-        </w:rPr>
-        <w:t xml:space="preserve"> </w:t>
-      </w:r>
-      <w:r>
-        <w:rPr>
-          <w:spacing w:val="-1"/>
-          <w:lang w:val="it-IT"/>
-        </w:rPr>
-        <w:t>manca</w:t>
-      </w:r>
-      <w:r>
-        <w:rPr>
-          <w:spacing w:val="7"/>
-          <w:lang w:val="it-IT"/>
-        </w:rPr>
-        <w:t xml:space="preserve"> </w:t>
-      </w:r>
-      <w:r>
-        <w:rPr>
-          <w:spacing w:val="-1"/>
-          <w:lang w:val="it-IT"/>
-        </w:rPr>
-        <w:t>la</w:t>
-      </w:r>
-      <w:r>
-        <w:rPr>
-          <w:spacing w:val="7"/>
-          <w:lang w:val="it-IT"/>
-        </w:rPr>
-        <w:t xml:space="preserve"> </w:t>
-      </w:r>
-      <w:r>
-        <w:rPr>
-          <w:spacing w:val="-1"/>
-          <w:lang w:val="it-IT"/>
-        </w:rPr>
-        <w:t>lattasi,</w:t>
-      </w:r>
-      <w:r>
-        <w:rPr>
-          <w:spacing w:val="8"/>
-          <w:lang w:val="it-IT"/>
-        </w:rPr>
-        <w:t xml:space="preserve"> </w:t>
-      </w:r>
-      <w:r>
-        <w:rPr>
-          <w:spacing w:val="-1"/>
-          <w:lang w:val="it-IT"/>
-        </w:rPr>
-        <w:t>enzima</w:t>
-      </w:r>
-      <w:r>
-        <w:rPr>
-          <w:spacing w:val="9"/>
-          <w:lang w:val="it-IT"/>
-        </w:rPr>
-        <w:t xml:space="preserve"> </w:t>
-      </w:r>
-      <w:r>
-        <w:rPr>
-          <w:spacing w:val="-1"/>
-          <w:lang w:val="it-IT"/>
-        </w:rPr>
-        <w:t>responsabile</w:t>
-      </w:r>
-      <w:r>
-        <w:rPr>
-          <w:spacing w:val="7"/>
-          <w:lang w:val="it-IT"/>
-        </w:rPr>
-        <w:t xml:space="preserve"> </w:t>
-      </w:r>
-      <w:r>
-        <w:rPr>
-          <w:spacing w:val="-1"/>
-          <w:lang w:val="it-IT"/>
-        </w:rPr>
-        <w:t>della</w:t>
-      </w:r>
-      <w:r>
-        <w:rPr>
-          <w:spacing w:val="30"/>
-          <w:w w:val="99"/>
-          <w:lang w:val="it-IT"/>
-        </w:rPr>
-        <w:t xml:space="preserve"> </w:t>
-      </w:r>
-      <w:r>
-        <w:rPr>
-          <w:spacing w:val="-1"/>
-          <w:lang w:val="it-IT"/>
-        </w:rPr>
-        <w:t>degradazione</w:t>
-      </w:r>
-      <w:r>
-        <w:rPr>
-          <w:spacing w:val="27"/>
-          <w:lang w:val="it-IT"/>
-        </w:rPr>
-        <w:t xml:space="preserve"> </w:t>
-      </w:r>
-      <w:r>
-        <w:rPr>
-          <w:spacing w:val="-1"/>
-          <w:lang w:val="it-IT"/>
-        </w:rPr>
-        <w:t>del</w:t>
-      </w:r>
-      <w:r>
-        <w:rPr>
-          <w:spacing w:val="27"/>
-          <w:lang w:val="it-IT"/>
-        </w:rPr>
-        <w:t xml:space="preserve"> </w:t>
-      </w:r>
-      <w:r>
-        <w:rPr>
-          <w:spacing w:val="-1"/>
-          <w:lang w:val="it-IT"/>
-        </w:rPr>
-        <w:t>lattosio,</w:t>
-      </w:r>
-      <w:r>
-        <w:rPr>
-          <w:spacing w:val="27"/>
-          <w:lang w:val="it-IT"/>
-        </w:rPr>
-        <w:t xml:space="preserve"> </w:t>
-      </w:r>
-      <w:r>
-        <w:rPr>
-          <w:spacing w:val="-1"/>
-          <w:lang w:val="it-IT"/>
-        </w:rPr>
-        <w:t>zucchero</w:t>
-      </w:r>
-      <w:r>
-        <w:rPr>
-          <w:spacing w:val="27"/>
-          <w:lang w:val="it-IT"/>
-        </w:rPr>
-        <w:t xml:space="preserve"> </w:t>
-      </w:r>
-      <w:r>
-        <w:rPr>
-          <w:spacing w:val="-1"/>
-          <w:lang w:val="it-IT"/>
-        </w:rPr>
-        <w:t>del</w:t>
-      </w:r>
-      <w:r>
-        <w:rPr>
-          <w:spacing w:val="28"/>
-          <w:lang w:val="it-IT"/>
-        </w:rPr>
-        <w:t xml:space="preserve"> </w:t>
-      </w:r>
-      <w:r>
-        <w:rPr>
-          <w:spacing w:val="-1"/>
-          <w:lang w:val="it-IT"/>
-        </w:rPr>
-        <w:t>latte.</w:t>
-      </w:r>
-      <w:r>
-        <w:rPr>
-          <w:spacing w:val="25"/>
-          <w:lang w:val="it-IT"/>
-        </w:rPr>
-        <w:t xml:space="preserve"> </w:t>
-      </w:r>
-      <w:r>
-        <w:rPr>
-          <w:spacing w:val="-1"/>
-          <w:lang w:val="it-IT"/>
-        </w:rPr>
-        <w:t>Altro</w:t>
-      </w:r>
-      <w:r>
-        <w:rPr>
-          <w:spacing w:val="24"/>
-          <w:lang w:val="it-IT"/>
-        </w:rPr>
-        <w:t xml:space="preserve"> </w:t>
-      </w:r>
-      <w:r>
-        <w:rPr>
-          <w:spacing w:val="-1"/>
-          <w:lang w:val="it-IT"/>
-        </w:rPr>
-        <w:t>ben</w:t>
-      </w:r>
-      <w:r>
-        <w:rPr>
-          <w:spacing w:val="24"/>
-          <w:lang w:val="it-IT"/>
-        </w:rPr>
-        <w:t xml:space="preserve"> </w:t>
-      </w:r>
-      <w:r>
-        <w:rPr>
-          <w:spacing w:val="-1"/>
-          <w:lang w:val="it-IT"/>
-        </w:rPr>
-        <w:t>noto</w:t>
-      </w:r>
-      <w:r>
-        <w:rPr>
-          <w:spacing w:val="24"/>
-          <w:lang w:val="it-IT"/>
-        </w:rPr>
-        <w:t xml:space="preserve"> </w:t>
-      </w:r>
-      <w:r>
-        <w:rPr>
-          <w:spacing w:val="-1"/>
-          <w:lang w:val="it-IT"/>
-        </w:rPr>
-        <w:t>fenomeno</w:t>
-      </w:r>
-      <w:r>
-        <w:rPr>
-          <w:spacing w:val="24"/>
-          <w:lang w:val="it-IT"/>
-        </w:rPr>
-        <w:t xml:space="preserve"> </w:t>
-      </w:r>
-      <w:r>
-        <w:rPr>
-          <w:lang w:val="it-IT"/>
-        </w:rPr>
-        <w:t>è</w:t>
-      </w:r>
-      <w:r>
-        <w:rPr>
-          <w:spacing w:val="25"/>
-          <w:lang w:val="it-IT"/>
-        </w:rPr>
-        <w:t xml:space="preserve"> </w:t>
-      </w:r>
-      <w:r>
-        <w:rPr>
-          <w:b/>
-          <w:lang w:val="it-IT"/>
-        </w:rPr>
-        <w:t>l'intolleranza</w:t>
-      </w:r>
-      <w:r>
-        <w:rPr>
-          <w:b/>
-          <w:spacing w:val="25"/>
-          <w:lang w:val="it-IT"/>
-        </w:rPr>
-        <w:t xml:space="preserve"> </w:t>
-      </w:r>
-      <w:r>
-        <w:rPr>
-          <w:b/>
-          <w:spacing w:val="-1"/>
-          <w:lang w:val="it-IT"/>
-        </w:rPr>
-        <w:t>al</w:t>
-      </w:r>
-      <w:r>
-        <w:rPr>
-          <w:b/>
-          <w:spacing w:val="24"/>
-          <w:lang w:val="it-IT"/>
-        </w:rPr>
-        <w:t xml:space="preserve"> </w:t>
-      </w:r>
-      <w:r>
-        <w:rPr>
-          <w:b/>
-          <w:lang w:val="it-IT"/>
-        </w:rPr>
-        <w:t>glutine</w:t>
-      </w:r>
-      <w:r>
-        <w:rPr>
-          <w:lang w:val="it-IT"/>
-        </w:rPr>
-        <w:t>,</w:t>
-      </w:r>
-      <w:r>
-        <w:rPr>
-          <w:spacing w:val="23"/>
-          <w:lang w:val="it-IT"/>
-        </w:rPr>
-        <w:t xml:space="preserve"> </w:t>
-      </w:r>
-      <w:r>
-        <w:rPr>
-          <w:spacing w:val="-1"/>
-          <w:lang w:val="it-IT"/>
-        </w:rPr>
-        <w:t>presente</w:t>
-      </w:r>
-      <w:r>
-        <w:rPr>
-          <w:spacing w:val="24"/>
-          <w:lang w:val="it-IT"/>
-        </w:rPr>
-        <w:t xml:space="preserve"> </w:t>
-      </w:r>
-      <w:r>
-        <w:rPr>
-          <w:spacing w:val="-2"/>
-          <w:lang w:val="it-IT"/>
-        </w:rPr>
-        <w:t>nei</w:t>
-      </w:r>
-      <w:r>
-        <w:rPr>
-          <w:spacing w:val="32"/>
-          <w:w w:val="99"/>
-          <w:lang w:val="it-IT"/>
-        </w:rPr>
-        <w:t xml:space="preserve"> </w:t>
-      </w:r>
-      <w:r>
-        <w:rPr>
-          <w:spacing w:val="-1"/>
-          <w:lang w:val="it-IT"/>
-        </w:rPr>
-        <w:t>soggetti</w:t>
-      </w:r>
-      <w:r>
-        <w:rPr>
-          <w:spacing w:val="8"/>
-          <w:lang w:val="it-IT"/>
-        </w:rPr>
-        <w:t xml:space="preserve"> </w:t>
-      </w:r>
-      <w:r>
-        <w:rPr>
-          <w:spacing w:val="-1"/>
-          <w:lang w:val="it-IT"/>
-        </w:rPr>
-        <w:t>celiaci,</w:t>
-      </w:r>
-      <w:r>
-        <w:rPr>
-          <w:spacing w:val="8"/>
-          <w:lang w:val="it-IT"/>
-        </w:rPr>
-        <w:t xml:space="preserve"> </w:t>
-      </w:r>
-      <w:r>
-        <w:rPr>
-          <w:spacing w:val="-1"/>
-          <w:lang w:val="it-IT"/>
-        </w:rPr>
-        <w:t>nei</w:t>
-      </w:r>
-      <w:r>
-        <w:rPr>
-          <w:spacing w:val="8"/>
-          <w:lang w:val="it-IT"/>
-        </w:rPr>
-        <w:t xml:space="preserve"> </w:t>
-      </w:r>
-      <w:r>
-        <w:rPr>
-          <w:spacing w:val="-1"/>
-          <w:lang w:val="it-IT"/>
-        </w:rPr>
-        <w:t>quali</w:t>
-      </w:r>
-      <w:r>
-        <w:rPr>
-          <w:spacing w:val="7"/>
-          <w:lang w:val="it-IT"/>
-        </w:rPr>
-        <w:t xml:space="preserve"> </w:t>
-      </w:r>
-      <w:r>
-        <w:rPr>
-          <w:lang w:val="it-IT"/>
-        </w:rPr>
-        <w:t>a</w:t>
-      </w:r>
-      <w:r>
-        <w:rPr>
-          <w:spacing w:val="7"/>
-          <w:lang w:val="it-IT"/>
-        </w:rPr>
-        <w:t xml:space="preserve"> </w:t>
-      </w:r>
-      <w:r>
-        <w:rPr>
-          <w:spacing w:val="-1"/>
-          <w:lang w:val="it-IT"/>
-        </w:rPr>
-        <w:t>seguito</w:t>
-      </w:r>
-      <w:r>
-        <w:rPr>
-          <w:spacing w:val="7"/>
-          <w:lang w:val="it-IT"/>
-        </w:rPr>
-        <w:t xml:space="preserve"> </w:t>
-      </w:r>
-      <w:r>
-        <w:rPr>
-          <w:spacing w:val="-1"/>
-          <w:lang w:val="it-IT"/>
-        </w:rPr>
-        <w:t>dell'ingestione</w:t>
-      </w:r>
-      <w:r>
-        <w:rPr>
-          <w:spacing w:val="4"/>
-          <w:lang w:val="it-IT"/>
-        </w:rPr>
-        <w:t xml:space="preserve"> </w:t>
-      </w:r>
-      <w:r>
-        <w:rPr>
-          <w:spacing w:val="-1"/>
-          <w:lang w:val="it-IT"/>
-        </w:rPr>
-        <w:t>del</w:t>
-      </w:r>
-      <w:r>
-        <w:rPr>
-          <w:spacing w:val="6"/>
-          <w:lang w:val="it-IT"/>
-        </w:rPr>
-        <w:t xml:space="preserve"> </w:t>
-      </w:r>
-      <w:r>
-        <w:rPr>
-          <w:spacing w:val="-1"/>
-          <w:lang w:val="it-IT"/>
-        </w:rPr>
-        <w:t>glutine</w:t>
-      </w:r>
-      <w:r>
-        <w:rPr>
-          <w:spacing w:val="5"/>
-          <w:lang w:val="it-IT"/>
-        </w:rPr>
-        <w:t xml:space="preserve"> </w:t>
-      </w:r>
-      <w:r>
-        <w:rPr>
-          <w:lang w:val="it-IT"/>
-        </w:rPr>
-        <w:t>si</w:t>
-      </w:r>
-      <w:r>
-        <w:rPr>
-          <w:spacing w:val="6"/>
-          <w:lang w:val="it-IT"/>
-        </w:rPr>
-        <w:t xml:space="preserve"> </w:t>
-      </w:r>
-      <w:r>
-        <w:rPr>
-          <w:spacing w:val="-1"/>
-          <w:lang w:val="it-IT"/>
-        </w:rPr>
-        <w:t>scatena</w:t>
-      </w:r>
-      <w:r>
-        <w:rPr>
-          <w:spacing w:val="6"/>
-          <w:lang w:val="it-IT"/>
-        </w:rPr>
-        <w:t xml:space="preserve"> </w:t>
-      </w:r>
-      <w:r>
-        <w:rPr>
-          <w:spacing w:val="-1"/>
-          <w:lang w:val="it-IT"/>
-        </w:rPr>
-        <w:t>una</w:t>
-      </w:r>
-      <w:r>
-        <w:rPr>
-          <w:spacing w:val="5"/>
-          <w:lang w:val="it-IT"/>
-        </w:rPr>
-        <w:t xml:space="preserve"> </w:t>
-      </w:r>
-      <w:r>
-        <w:rPr>
-          <w:spacing w:val="-1"/>
-          <w:lang w:val="it-IT"/>
-        </w:rPr>
-        <w:t>risposta</w:t>
-      </w:r>
-      <w:r>
-        <w:rPr>
-          <w:spacing w:val="7"/>
-          <w:lang w:val="it-IT"/>
-        </w:rPr>
-        <w:t xml:space="preserve"> </w:t>
-      </w:r>
-      <w:r>
-        <w:rPr>
-          <w:spacing w:val="-2"/>
-          <w:lang w:val="it-IT"/>
-        </w:rPr>
-        <w:t>immunitaria</w:t>
-      </w:r>
-      <w:r>
-        <w:rPr>
-          <w:spacing w:val="5"/>
-          <w:lang w:val="it-IT"/>
-        </w:rPr>
-        <w:t xml:space="preserve"> </w:t>
-      </w:r>
-      <w:r>
-        <w:rPr>
-          <w:spacing w:val="-1"/>
-          <w:lang w:val="it-IT"/>
-        </w:rPr>
-        <w:t>con</w:t>
-      </w:r>
-      <w:r>
-        <w:rPr>
-          <w:spacing w:val="6"/>
-          <w:lang w:val="it-IT"/>
-        </w:rPr>
-        <w:t xml:space="preserve"> </w:t>
-      </w:r>
-      <w:r>
-        <w:rPr>
-          <w:spacing w:val="-1"/>
-          <w:lang w:val="it-IT"/>
-        </w:rPr>
-        <w:t>conseguente</w:t>
-      </w:r>
-      <w:r>
-        <w:rPr>
-          <w:spacing w:val="36"/>
-          <w:w w:val="99"/>
-          <w:lang w:val="it-IT"/>
-        </w:rPr>
-        <w:t xml:space="preserve"> </w:t>
-      </w:r>
-      <w:r>
-        <w:rPr>
-          <w:spacing w:val="-2"/>
-          <w:lang w:val="it-IT"/>
-        </w:rPr>
-        <w:t>infiammazione.</w:t>
-      </w:r>
-    </w:p>
-    <w:p>
-      <w:pPr>
-        <w:pStyle w:val="Normal"/>
-        <w:spacing w:before="4" w:after="0"/>
-        <w:rPr>
-          <w:rFonts w:ascii="Arial" w:hAnsi="Arial" w:eastAsia="Arial" w:cs="Arial"/>
-          <w:sz w:val="17"/>
-          <w:szCs w:val="17"/>
-          <w:lang w:val="it-IT"/>
-        </w:rPr>
-      </w:pPr>
-      <w:r>
-        <w:rPr>
-          <w:rFonts w:eastAsia="Arial" w:cs="Arial" w:ascii="Arial" w:hAnsi="Arial"/>
-          <w:sz w:val="17"/>
-          <w:szCs w:val="17"/>
-          <w:lang w:val="it-IT"/>
-        </w:rPr>
-      </w:r>
-    </w:p>
-    <w:p>
-      <w:pPr>
-        <w:pStyle w:val="TextBody"/>
-        <w:spacing w:lineRule="auto" w:line="271"/>
-        <w:ind w:left="0" w:right="99" w:hanging="0"/>
-        <w:jc w:val="both"/>
-        <w:rPr>
-          <w:lang w:val="it-IT"/>
-        </w:rPr>
-      </w:pPr>
-      <w:r>
-        <w:rPr>
-          <w:spacing w:val="-1"/>
-          <w:lang w:val="it-IT"/>
-        </w:rPr>
-        <w:t>Il</w:t>
-      </w:r>
-      <w:r>
-        <w:rPr>
-          <w:spacing w:val="23"/>
-          <w:lang w:val="it-IT"/>
-        </w:rPr>
-        <w:t xml:space="preserve"> </w:t>
-      </w:r>
-      <w:r>
-        <w:rPr>
-          <w:spacing w:val="-1"/>
-          <w:lang w:val="it-IT"/>
-        </w:rPr>
-        <w:t>test</w:t>
-      </w:r>
-      <w:r>
-        <w:rPr>
-          <w:spacing w:val="23"/>
-          <w:lang w:val="it-IT"/>
-        </w:rPr>
-        <w:t xml:space="preserve"> </w:t>
-      </w:r>
-      <w:r>
-        <w:rPr>
-          <w:spacing w:val="-1"/>
-          <w:lang w:val="it-IT"/>
-        </w:rPr>
-        <w:t>genetico</w:t>
-      </w:r>
-      <w:r>
-        <w:rPr>
-          <w:spacing w:val="20"/>
-          <w:lang w:val="it-IT"/>
-        </w:rPr>
-        <w:t xml:space="preserve"> </w:t>
-      </w:r>
-      <w:r>
-        <w:rPr>
-          <w:spacing w:val="-1"/>
-          <w:lang w:val="it-IT"/>
-        </w:rPr>
-        <w:t>valuta</w:t>
-      </w:r>
-      <w:r>
-        <w:rPr>
-          <w:spacing w:val="19"/>
-          <w:lang w:val="it-IT"/>
-        </w:rPr>
-        <w:t xml:space="preserve"> </w:t>
-      </w:r>
-      <w:r>
-        <w:rPr>
-          <w:spacing w:val="-1"/>
-          <w:lang w:val="it-IT"/>
-        </w:rPr>
-        <w:t>la</w:t>
-      </w:r>
-      <w:r>
-        <w:rPr>
-          <w:spacing w:val="21"/>
-          <w:lang w:val="it-IT"/>
-        </w:rPr>
-        <w:t xml:space="preserve"> </w:t>
-      </w:r>
-      <w:r>
-        <w:rPr>
-          <w:spacing w:val="-1"/>
-          <w:lang w:val="it-IT"/>
-        </w:rPr>
-        <w:t>maggiore</w:t>
-      </w:r>
-      <w:r>
-        <w:rPr>
-          <w:spacing w:val="19"/>
-          <w:lang w:val="it-IT"/>
-        </w:rPr>
-        <w:t xml:space="preserve"> </w:t>
-      </w:r>
-      <w:r>
-        <w:rPr>
-          <w:lang w:val="it-IT"/>
-        </w:rPr>
-        <w:t>o</w:t>
-      </w:r>
-      <w:r>
-        <w:rPr>
-          <w:spacing w:val="20"/>
-          <w:lang w:val="it-IT"/>
-        </w:rPr>
-        <w:t xml:space="preserve"> </w:t>
-      </w:r>
-      <w:r>
-        <w:rPr>
-          <w:spacing w:val="-1"/>
-          <w:lang w:val="it-IT"/>
-        </w:rPr>
-        <w:t>minore</w:t>
-      </w:r>
-      <w:r>
-        <w:rPr>
-          <w:spacing w:val="21"/>
-          <w:lang w:val="it-IT"/>
-        </w:rPr>
-        <w:t xml:space="preserve"> </w:t>
-      </w:r>
-      <w:r>
-        <w:rPr>
-          <w:spacing w:val="-1"/>
-          <w:lang w:val="it-IT"/>
-        </w:rPr>
-        <w:t>predisposizione</w:t>
-      </w:r>
-      <w:r>
-        <w:rPr>
-          <w:spacing w:val="21"/>
-          <w:lang w:val="it-IT"/>
-        </w:rPr>
-        <w:t xml:space="preserve"> </w:t>
-      </w:r>
-      <w:r>
-        <w:rPr>
-          <w:spacing w:val="-1"/>
-          <w:lang w:val="it-IT"/>
-        </w:rPr>
-        <w:t>di</w:t>
-      </w:r>
-      <w:r>
-        <w:rPr>
-          <w:spacing w:val="21"/>
-          <w:lang w:val="it-IT"/>
-        </w:rPr>
-        <w:t xml:space="preserve"> </w:t>
-      </w:r>
-      <w:r>
-        <w:rPr>
-          <w:spacing w:val="-1"/>
-          <w:lang w:val="it-IT"/>
-        </w:rPr>
-        <w:t>un</w:t>
-      </w:r>
-      <w:r>
-        <w:rPr>
-          <w:spacing w:val="20"/>
-          <w:lang w:val="it-IT"/>
-        </w:rPr>
-        <w:t xml:space="preserve"> </w:t>
-      </w:r>
-      <w:r>
-        <w:rPr>
-          <w:spacing w:val="-1"/>
-          <w:lang w:val="it-IT"/>
-        </w:rPr>
-        <w:t>individuo</w:t>
-      </w:r>
-      <w:r>
-        <w:rPr>
-          <w:spacing w:val="20"/>
-          <w:lang w:val="it-IT"/>
-        </w:rPr>
-        <w:t xml:space="preserve"> </w:t>
-      </w:r>
-      <w:r>
-        <w:rPr>
-          <w:lang w:val="it-IT"/>
-        </w:rPr>
-        <w:t>a</w:t>
-      </w:r>
-      <w:r>
-        <w:rPr>
-          <w:spacing w:val="21"/>
-          <w:lang w:val="it-IT"/>
-        </w:rPr>
-        <w:t xml:space="preserve"> </w:t>
-      </w:r>
-      <w:r>
-        <w:rPr>
-          <w:spacing w:val="-1"/>
-          <w:lang w:val="it-IT"/>
-        </w:rPr>
-        <w:t>sviluppare</w:t>
-      </w:r>
-      <w:r>
-        <w:rPr>
-          <w:spacing w:val="20"/>
-          <w:lang w:val="it-IT"/>
-        </w:rPr>
-        <w:t xml:space="preserve"> </w:t>
-      </w:r>
-      <w:r>
-        <w:rPr>
-          <w:spacing w:val="-1"/>
-          <w:lang w:val="it-IT"/>
-        </w:rPr>
-        <w:t>la</w:t>
-      </w:r>
-      <w:r>
-        <w:rPr>
-          <w:spacing w:val="19"/>
-          <w:lang w:val="it-IT"/>
-        </w:rPr>
-        <w:t xml:space="preserve"> </w:t>
-      </w:r>
-      <w:r>
-        <w:rPr>
-          <w:spacing w:val="-2"/>
-          <w:lang w:val="it-IT"/>
-        </w:rPr>
-        <w:t>malattia</w:t>
-      </w:r>
-      <w:r>
-        <w:rPr>
-          <w:spacing w:val="21"/>
-          <w:lang w:val="it-IT"/>
-        </w:rPr>
-        <w:t xml:space="preserve"> </w:t>
-      </w:r>
-      <w:r>
-        <w:rPr>
-          <w:spacing w:val="-1"/>
-          <w:lang w:val="it-IT"/>
-        </w:rPr>
-        <w:t>celiaca.</w:t>
-      </w:r>
-      <w:r>
-        <w:rPr>
-          <w:spacing w:val="20"/>
-          <w:lang w:val="it-IT"/>
-        </w:rPr>
-        <w:t xml:space="preserve"> </w:t>
-      </w:r>
-      <w:r>
-        <w:rPr>
-          <w:spacing w:val="-1"/>
-          <w:lang w:val="it-IT"/>
-        </w:rPr>
-        <w:t>Altri</w:t>
-      </w:r>
-      <w:r>
-        <w:rPr>
-          <w:spacing w:val="36"/>
-          <w:w w:val="99"/>
-          <w:lang w:val="it-IT"/>
-        </w:rPr>
-        <w:t xml:space="preserve"> </w:t>
-      </w:r>
-      <w:r>
-        <w:rPr>
-          <w:spacing w:val="-1"/>
-          <w:lang w:val="it-IT"/>
-        </w:rPr>
-        <w:t>importanti</w:t>
-      </w:r>
-      <w:r>
-        <w:rPr>
-          <w:spacing w:val="38"/>
-          <w:lang w:val="it-IT"/>
-        </w:rPr>
-        <w:t xml:space="preserve"> </w:t>
-      </w:r>
-      <w:r>
-        <w:rPr>
-          <w:spacing w:val="-1"/>
-          <w:lang w:val="it-IT"/>
-        </w:rPr>
-        <w:t>processi</w:t>
-      </w:r>
-      <w:r>
-        <w:rPr>
-          <w:spacing w:val="38"/>
-          <w:lang w:val="it-IT"/>
-        </w:rPr>
-        <w:t xml:space="preserve"> </w:t>
-      </w:r>
-      <w:r>
-        <w:rPr>
-          <w:spacing w:val="-1"/>
-          <w:lang w:val="it-IT"/>
-        </w:rPr>
-        <w:t>sono</w:t>
-      </w:r>
-      <w:r>
-        <w:rPr>
-          <w:spacing w:val="40"/>
-          <w:lang w:val="it-IT"/>
-        </w:rPr>
-        <w:t xml:space="preserve"> </w:t>
-      </w:r>
-      <w:r>
-        <w:rPr>
-          <w:spacing w:val="-1"/>
-          <w:lang w:val="it-IT"/>
-        </w:rPr>
-        <w:t>anche</w:t>
-      </w:r>
-      <w:r>
-        <w:rPr>
-          <w:spacing w:val="39"/>
-          <w:lang w:val="it-IT"/>
-        </w:rPr>
-        <w:t xml:space="preserve"> </w:t>
-      </w:r>
-      <w:r>
-        <w:rPr>
-          <w:spacing w:val="-1"/>
-          <w:lang w:val="it-IT"/>
-        </w:rPr>
-        <w:t>il</w:t>
-      </w:r>
-      <w:r>
-        <w:rPr>
-          <w:spacing w:val="38"/>
-          <w:lang w:val="it-IT"/>
-        </w:rPr>
-        <w:t xml:space="preserve"> </w:t>
-      </w:r>
-      <w:r>
-        <w:rPr>
-          <w:b/>
-          <w:spacing w:val="-1"/>
-          <w:lang w:val="it-IT"/>
-        </w:rPr>
-        <w:t>metabolismo</w:t>
-      </w:r>
-      <w:r>
-        <w:rPr>
-          <w:b/>
-          <w:spacing w:val="41"/>
-          <w:lang w:val="it-IT"/>
-        </w:rPr>
-        <w:t xml:space="preserve"> </w:t>
-      </w:r>
-      <w:r>
-        <w:rPr>
-          <w:b/>
-          <w:spacing w:val="-1"/>
-          <w:lang w:val="it-IT"/>
-        </w:rPr>
-        <w:t>dell'alcol</w:t>
-      </w:r>
-      <w:r>
-        <w:rPr>
-          <w:b/>
-          <w:spacing w:val="36"/>
-          <w:lang w:val="it-IT"/>
-        </w:rPr>
-        <w:t xml:space="preserve"> </w:t>
-      </w:r>
-      <w:r>
-        <w:rPr>
-          <w:lang w:val="it-IT"/>
-        </w:rPr>
-        <w:t>e</w:t>
-      </w:r>
-      <w:r>
-        <w:rPr>
-          <w:spacing w:val="36"/>
-          <w:lang w:val="it-IT"/>
-        </w:rPr>
-        <w:t xml:space="preserve"> </w:t>
-      </w:r>
-      <w:r>
-        <w:rPr>
-          <w:spacing w:val="-1"/>
-          <w:lang w:val="it-IT"/>
-        </w:rPr>
-        <w:t>della</w:t>
-      </w:r>
-      <w:r>
-        <w:rPr>
-          <w:spacing w:val="36"/>
-          <w:lang w:val="it-IT"/>
-        </w:rPr>
-        <w:t xml:space="preserve"> </w:t>
-      </w:r>
-      <w:r>
-        <w:rPr>
-          <w:b/>
-          <w:spacing w:val="-1"/>
-          <w:lang w:val="it-IT"/>
-        </w:rPr>
-        <w:t>caffeina</w:t>
-      </w:r>
-      <w:r>
-        <w:rPr>
-          <w:spacing w:val="-1"/>
-          <w:lang w:val="it-IT"/>
-        </w:rPr>
-        <w:t>.</w:t>
-      </w:r>
-      <w:r>
-        <w:rPr>
-          <w:spacing w:val="37"/>
-          <w:lang w:val="it-IT"/>
-        </w:rPr>
-        <w:t xml:space="preserve"> </w:t>
-      </w:r>
-      <w:r>
-        <w:rPr>
-          <w:spacing w:val="-1"/>
-          <w:lang w:val="it-IT"/>
-        </w:rPr>
-        <w:t>In</w:t>
-      </w:r>
-      <w:r>
-        <w:rPr>
-          <w:spacing w:val="37"/>
-          <w:lang w:val="it-IT"/>
-        </w:rPr>
-        <w:t xml:space="preserve"> </w:t>
-      </w:r>
-      <w:r>
-        <w:rPr>
-          <w:spacing w:val="-1"/>
-          <w:lang w:val="it-IT"/>
-        </w:rPr>
-        <w:t>questa</w:t>
-      </w:r>
-      <w:r>
-        <w:rPr>
-          <w:spacing w:val="36"/>
-          <w:lang w:val="it-IT"/>
-        </w:rPr>
-        <w:t xml:space="preserve"> </w:t>
-      </w:r>
-      <w:r>
-        <w:rPr>
-          <w:spacing w:val="-1"/>
-          <w:lang w:val="it-IT"/>
-        </w:rPr>
-        <w:t>sezione</w:t>
-      </w:r>
-      <w:r>
-        <w:rPr>
-          <w:spacing w:val="38"/>
-          <w:lang w:val="it-IT"/>
-        </w:rPr>
-        <w:t xml:space="preserve"> </w:t>
-      </w:r>
-      <w:r>
-        <w:rPr>
-          <w:spacing w:val="-1"/>
-          <w:lang w:val="it-IT"/>
-        </w:rPr>
-        <w:t>scoprirai</w:t>
-      </w:r>
-      <w:r>
-        <w:rPr>
-          <w:spacing w:val="38"/>
-          <w:lang w:val="it-IT"/>
-        </w:rPr>
-        <w:t xml:space="preserve"> </w:t>
-      </w:r>
-      <w:r>
-        <w:rPr>
-          <w:spacing w:val="-1"/>
-          <w:lang w:val="it-IT"/>
-        </w:rPr>
-        <w:t>la</w:t>
-      </w:r>
-      <w:r>
-        <w:rPr>
-          <w:spacing w:val="35"/>
-          <w:lang w:val="it-IT"/>
-        </w:rPr>
-        <w:t xml:space="preserve"> </w:t>
-      </w:r>
-      <w:r>
-        <w:rPr>
-          <w:spacing w:val="-1"/>
-          <w:lang w:val="it-IT"/>
-        </w:rPr>
-        <w:t>tua</w:t>
-      </w:r>
-      <w:r>
-        <w:rPr>
-          <w:spacing w:val="46"/>
-          <w:w w:val="99"/>
-          <w:lang w:val="it-IT"/>
-        </w:rPr>
-        <w:t xml:space="preserve"> </w:t>
-      </w:r>
-      <w:r>
-        <w:rPr>
-          <w:spacing w:val="-1"/>
-          <w:lang w:val="it-IT"/>
-        </w:rPr>
-        <w:t>risposta</w:t>
-      </w:r>
-      <w:r>
-        <w:rPr>
-          <w:spacing w:val="-6"/>
-          <w:lang w:val="it-IT"/>
-        </w:rPr>
-        <w:t xml:space="preserve"> </w:t>
-      </w:r>
-      <w:r>
-        <w:rPr>
-          <w:lang w:val="it-IT"/>
-        </w:rPr>
-        <w:t>a</w:t>
-      </w:r>
-      <w:r>
-        <w:rPr>
-          <w:spacing w:val="-6"/>
-          <w:lang w:val="it-IT"/>
-        </w:rPr>
-        <w:t xml:space="preserve"> </w:t>
-      </w:r>
-      <w:r>
-        <w:rPr>
-          <w:spacing w:val="-1"/>
-          <w:lang w:val="it-IT"/>
-        </w:rPr>
-        <w:t>queste</w:t>
-      </w:r>
-      <w:r>
-        <w:rPr>
-          <w:spacing w:val="-5"/>
-          <w:lang w:val="it-IT"/>
-        </w:rPr>
-        <w:t xml:space="preserve"> </w:t>
-      </w:r>
-      <w:r>
-        <w:rPr>
-          <w:spacing w:val="-1"/>
-          <w:lang w:val="it-IT"/>
-        </w:rPr>
-        <w:t>sostanze</w:t>
-      </w:r>
-      <w:r>
-        <w:rPr>
-          <w:spacing w:val="-6"/>
-          <w:lang w:val="it-IT"/>
-        </w:rPr>
-        <w:t xml:space="preserve"> </w:t>
-      </w:r>
-      <w:r>
-        <w:rPr>
-          <w:spacing w:val="-1"/>
-          <w:lang w:val="it-IT"/>
-        </w:rPr>
-        <w:t>e,</w:t>
-      </w:r>
-      <w:r>
-        <w:rPr>
-          <w:spacing w:val="-6"/>
-          <w:lang w:val="it-IT"/>
-        </w:rPr>
-        <w:t xml:space="preserve"> </w:t>
-      </w:r>
-      <w:r>
-        <w:rPr>
-          <w:spacing w:val="-1"/>
-          <w:lang w:val="it-IT"/>
-        </w:rPr>
-        <w:t>in</w:t>
-      </w:r>
-      <w:r>
-        <w:rPr>
-          <w:spacing w:val="-6"/>
-          <w:lang w:val="it-IT"/>
-        </w:rPr>
-        <w:t xml:space="preserve"> </w:t>
-      </w:r>
-      <w:r>
-        <w:rPr>
-          <w:spacing w:val="-1"/>
-          <w:lang w:val="it-IT"/>
-        </w:rPr>
-        <w:t>base</w:t>
-      </w:r>
-      <w:r>
-        <w:rPr>
-          <w:spacing w:val="-6"/>
-          <w:lang w:val="it-IT"/>
-        </w:rPr>
-        <w:t xml:space="preserve"> </w:t>
-      </w:r>
-      <w:r>
-        <w:rPr>
-          <w:spacing w:val="-1"/>
-          <w:lang w:val="it-IT"/>
-        </w:rPr>
-        <w:t>al</w:t>
-      </w:r>
-      <w:r>
-        <w:rPr>
-          <w:spacing w:val="-6"/>
-          <w:lang w:val="it-IT"/>
-        </w:rPr>
-        <w:t xml:space="preserve"> </w:t>
-      </w:r>
-      <w:r>
-        <w:rPr>
-          <w:spacing w:val="-1"/>
-          <w:lang w:val="it-IT"/>
-        </w:rPr>
-        <w:t>tuo</w:t>
-      </w:r>
-      <w:r>
-        <w:rPr>
-          <w:spacing w:val="-6"/>
-          <w:lang w:val="it-IT"/>
-        </w:rPr>
-        <w:t xml:space="preserve"> </w:t>
-      </w:r>
-      <w:r>
-        <w:rPr>
-          <w:spacing w:val="-1"/>
-          <w:lang w:val="it-IT"/>
-        </w:rPr>
-        <w:t>profilo</w:t>
-      </w:r>
-      <w:r>
-        <w:rPr>
-          <w:spacing w:val="-6"/>
-          <w:lang w:val="it-IT"/>
-        </w:rPr>
-        <w:t xml:space="preserve"> </w:t>
-      </w:r>
-      <w:r>
-        <w:rPr>
-          <w:spacing w:val="-1"/>
-          <w:lang w:val="it-IT"/>
-        </w:rPr>
-        <w:t>genetico,</w:t>
-      </w:r>
-      <w:r>
-        <w:rPr>
-          <w:spacing w:val="-6"/>
-          <w:lang w:val="it-IT"/>
-        </w:rPr>
-        <w:t xml:space="preserve"> </w:t>
-      </w:r>
-      <w:r>
-        <w:rPr>
-          <w:spacing w:val="-1"/>
-          <w:lang w:val="it-IT"/>
-        </w:rPr>
-        <w:t>ti</w:t>
+          <w:spacing w:val="-1"/>
+          <w:lang w:val="it-IT"/>
+        </w:rPr>
+        <w:t>IL</w:t>
+      </w:r>
+      <w:r>
+        <w:rPr>
+          <w:spacing w:val="-8"/>
+          <w:lang w:val="it-IT"/>
+        </w:rPr>
+        <w:t xml:space="preserve"> </w:t>
+      </w:r>
+      <w:r>
+        <w:rPr>
+          <w:spacing w:val="-1"/>
+          <w:lang w:val="it-IT"/>
+        </w:rPr>
+        <w:t>TUO</w:t>
+      </w:r>
+      <w:r>
+        <w:rPr>
+          <w:spacing w:val="-8"/>
+          <w:lang w:val="it-IT"/>
+        </w:rPr>
+        <w:t xml:space="preserve"> </w:t>
+      </w:r>
+      <w:r>
+        <w:rPr>
+          <w:spacing w:val="-1"/>
+          <w:lang w:val="it-IT"/>
+        </w:rPr>
+        <w:t>RISULTATO:</w:t>
       </w:r>
       <w:r>
         <w:rPr>
@@ -9847,109 +7775,20 @@
       </w:r>
       <w:r>
         <w:rPr>
-          <w:spacing w:val="-1"/>
-          <w:lang w:val="it-IT"/>
-        </w:rPr>
-        <w:t>verranno</w:t>
-      </w:r>
-      <w:r>
-        <w:rPr>
-          <w:spacing w:val="-5"/>
-          <w:lang w:val="it-IT"/>
-        </w:rPr>
-        <w:t xml:space="preserve"> </w:t>
-      </w:r>
-      <w:r>
-        <w:rPr>
-          <w:spacing w:val="-1"/>
-          <w:lang w:val="it-IT"/>
-        </w:rPr>
-        <w:t>dato</w:t>
-      </w:r>
-      <w:r>
-        <w:rPr>
-          <w:spacing w:val="-5"/>
-          <w:lang w:val="it-IT"/>
-        </w:rPr>
-        <w:t xml:space="preserve"> </w:t>
-      </w:r>
-      <w:r>
-        <w:rPr>
-          <w:spacing w:val="-1"/>
-          <w:lang w:val="it-IT"/>
-        </w:rPr>
-        <w:t>le</w:t>
-      </w:r>
-      <w:r>
-        <w:rPr>
-          <w:spacing w:val="-7"/>
-          <w:lang w:val="it-IT"/>
-        </w:rPr>
-        <w:t xml:space="preserve"> </w:t>
-      </w:r>
-      <w:r>
-        <w:rPr>
-          <w:spacing w:val="-1"/>
-          <w:lang w:val="it-IT"/>
-        </w:rPr>
-        <w:t>raccomandazioni</w:t>
-      </w:r>
-      <w:r>
-        <w:rPr>
-          <w:spacing w:val="-7"/>
-          <w:lang w:val="it-IT"/>
-        </w:rPr>
-        <w:t xml:space="preserve"> </w:t>
-      </w:r>
-      <w:r>
-        <w:rPr>
-          <w:spacing w:val="-1"/>
-          <w:lang w:val="it-IT"/>
-        </w:rPr>
-        <w:t>più</w:t>
-      </w:r>
-      <w:r>
-        <w:rPr>
-          <w:spacing w:val="-6"/>
-          <w:lang w:val="it-IT"/>
-        </w:rPr>
-        <w:t xml:space="preserve"> </w:t>
-      </w:r>
-      <w:r>
-        <w:rPr>
-          <w:spacing w:val="-1"/>
-          <w:lang w:val="it-IT"/>
-        </w:rPr>
-        <w:t>adatte.</w:t>
-      </w:r>
-    </w:p>
-    <w:p>
-      <w:pPr>
-        <w:pStyle w:val="Normal"/>
-        <w:spacing w:before="3" w:after="0"/>
-        <w:rPr>
-          <w:rFonts w:ascii="Arial" w:hAnsi="Arial" w:eastAsia="Arial" w:cs="Arial"/>
-          <w:sz w:val="17"/>
-          <w:szCs w:val="17"/>
-          <w:lang w:val="it-IT"/>
-        </w:rPr>
-      </w:pPr>
-      <w:r>
-        <w:rPr>
-          <w:rFonts w:eastAsia="Arial" w:cs="Arial" w:ascii="Arial" w:hAnsi="Arial"/>
-          <w:sz w:val="17"/>
-          <w:szCs w:val="17"/>
-          <w:lang w:val="it-IT"/>
-        </w:rPr>
+          <w:b w:val="false"/>
+          <w:bCs w:val="false"/>
+          <w:spacing w:val="-8"/>
+          <w:lang w:val="it-IT"/>
+        </w:rPr>
+        <w:t>testo_intolleranze_lungo</w:t>
       </w:r>
     </w:p>
     <w:p>
       <w:pPr>
         <w:pStyle w:val="Heading2"/>
-        <w:ind w:left="0" w:hanging="0"/>
+        <w:ind w:hanging="0" w:left="0"/>
         <w:jc w:val="both"/>
         <w:rPr>
-          <w:b w:val="false"/>
           <w:b w:val="false"/>
           <w:bCs w:val="false"/>
           <w:lang w:val="it-IT"/>
@@ -9957,83 +7796,18 @@
       </w:pPr>
       <w:r>
         <w:rPr>
-          <w:spacing w:val="-1"/>
-          <w:lang w:val="it-IT"/>
-        </w:rPr>
-        <w:t>IL</w:t>
-      </w:r>
-      <w:r>
-        <w:rPr>
-          <w:spacing w:val="-8"/>
-          <w:lang w:val="it-IT"/>
-        </w:rPr>
-        <w:t xml:space="preserve"> </w:t>
-      </w:r>
-      <w:r>
-        <w:rPr>
-          <w:spacing w:val="-1"/>
-          <w:lang w:val="it-IT"/>
-        </w:rPr>
-        <w:t>TUO</w:t>
-      </w:r>
-      <w:r>
-        <w:rPr>
-          <w:spacing w:val="-8"/>
-          <w:lang w:val="it-IT"/>
-        </w:rPr>
-        <w:t xml:space="preserve"> </w:t>
-      </w:r>
-      <w:r>
-        <w:rPr>
-          <w:spacing w:val="-1"/>
-          <w:lang w:val="it-IT"/>
-        </w:rPr>
-        <w:t>RISULTATO:</w:t>
-      </w:r>
-      <w:r>
-        <w:rPr>
-          <w:spacing w:val="-7"/>
-          <w:lang w:val="it-IT"/>
-        </w:rPr>
-        <w:t xml:space="preserve"> </w:t>
-      </w:r>
-      <w:r>
-        <w:rPr>
           <w:b w:val="false"/>
           <w:bCs w:val="false"/>
-          <w:spacing w:val="-8"/>
-          <w:lang w:val="it-IT"/>
-        </w:rPr>
-        <w:t>testo_intolleranze_lungo</w:t>
+          <w:lang w:val="it-IT"/>
+        </w:rPr>
       </w:r>
     </w:p>
     <w:p>
       <w:pPr>
         <w:pStyle w:val="Heading2"/>
-        <w:ind w:left="0" w:hanging="0"/>
+        <w:ind w:hanging="0" w:left="0"/>
         <w:jc w:val="both"/>
         <w:rPr>
-          <w:b w:val="false"/>
-          <w:b w:val="false"/>
-          <w:bCs w:val="false"/>
-          <w:lang w:val="it-IT"/>
-        </w:rPr>
-      </w:pPr>
-      <w:r>
-        <w:rPr>
-          <w:b w:val="false"/>
-          <w:bCs w:val="false"/>
-          <w:lang w:val="it-IT"/>
-        </w:rPr>
-      </w:r>
-    </w:p>
-    <w:p>
-      <w:pPr>
-        <w:pStyle w:val="Heading2"/>
-        <w:ind w:left="0" w:hanging="0"/>
-        <w:jc w:val="both"/>
-        <w:rPr>
-          <w:b w:val="false"/>
           <w:b w:val="false"/>
           <w:bCs w:val="false"/>
           <w:lang w:val="it-IT"/>
@@ -10081,17 +7855,16 @@
           </w:tcPr>
           <w:p>
             <w:pPr>
-              <w:pStyle w:val="TextBody"/>
+              <w:pStyle w:val="BodyText"/>
               <w:widowControl w:val="false"/>
               <w:suppressAutoHyphens w:val="true"/>
               <w:spacing w:before="74" w:after="0"/>
-              <w:ind w:left="0" w:hanging="0"/>
+              <w:ind w:hanging="0" w:left="0"/>
               <w:jc w:val="center"/>
               <w:rPr>
-                <w:b/>
                 <w:b/>
                 <w:bCs/>
-                <w:color w:val="FFFFFF" w:themeColor="background1"/>
+                <w:color w:themeColor="background1" w:val="FFFFFF"/>
                 <w:sz w:val="24"/>
                 <w:szCs w:val="24"/>
                 <w:lang w:val="it-IT"/>
@@ -10102,7 +7875,7 @@
                 <w:rFonts w:cs=""/>
                 <w:b/>
                 <w:bCs/>
-                <w:color w:val="FFFFFF" w:themeColor="background1"/>
+                <w:color w:themeColor="background1" w:val="FFFFFF"/>
                 <w:kern w:val="0"/>
                 <w:sz w:val="24"/>
                 <w:szCs w:val="24"/>
@@ -10121,17 +7894,16 @@
           </w:tcPr>
           <w:p>
             <w:pPr>
-              <w:pStyle w:val="TextBody"/>
+              <w:pStyle w:val="BodyText"/>
               <w:widowControl w:val="false"/>
               <w:suppressAutoHyphens w:val="true"/>
               <w:spacing w:before="74" w:after="0"/>
-              <w:ind w:left="0" w:hanging="0"/>
+              <w:ind w:hanging="0" w:left="0"/>
               <w:jc w:val="center"/>
               <w:rPr>
-                <w:b/>
                 <w:b/>
                 <w:bCs/>
-                <w:color w:val="FFFFFF" w:themeColor="background1"/>
+                <w:color w:themeColor="background1" w:val="FFFFFF"/>
                 <w:sz w:val="24"/>
                 <w:szCs w:val="24"/>
                 <w:lang w:val="it-IT"/>
@@ -10142,7 +7914,7 @@
                 <w:rFonts w:cs=""/>
                 <w:b/>
                 <w:bCs/>
-                <w:color w:val="FFFFFF" w:themeColor="background1"/>
+                <w:color w:themeColor="background1" w:val="FFFFFF"/>
                 <w:kern w:val="0"/>
                 <w:sz w:val="24"/>
                 <w:szCs w:val="24"/>
@@ -10160,17 +7932,16 @@
           </w:tcPr>
           <w:p>
             <w:pPr>
-              <w:pStyle w:val="TextBody"/>
+              <w:pStyle w:val="BodyText"/>
               <w:widowControl w:val="false"/>
               <w:suppressAutoHyphens w:val="true"/>
               <w:spacing w:before="74" w:after="0"/>
-              <w:ind w:left="0" w:hanging="0"/>
+              <w:ind w:hanging="0" w:left="0"/>
               <w:jc w:val="center"/>
               <w:rPr>
-                <w:b/>
                 <w:b/>
                 <w:bCs/>
-                <w:color w:val="FFFFFF" w:themeColor="background1"/>
+                <w:color w:themeColor="background1" w:val="FFFFFF"/>
                 <w:sz w:val="24"/>
                 <w:szCs w:val="24"/>
                 <w:lang w:val="it-IT"/>
@@ -10181,7 +7952,7 @@
                 <w:rFonts w:cs=""/>
                 <w:b/>
                 <w:bCs/>
-                <w:color w:val="FFFFFF" w:themeColor="background1"/>
+                <w:color w:themeColor="background1" w:val="FFFFFF"/>
                 <w:kern w:val="0"/>
                 <w:sz w:val="24"/>
                 <w:szCs w:val="24"/>
@@ -10203,11 +7974,11 @@
           </w:tcPr>
           <w:p>
             <w:pPr>
-              <w:pStyle w:val="TextBody"/>
+              <w:pStyle w:val="BodyText"/>
               <w:widowControl w:val="false"/>
               <w:suppressAutoHyphens w:val="true"/>
               <w:spacing w:before="74" w:after="0"/>
-              <w:ind w:left="0" w:hanging="0"/>
+              <w:ind w:hanging="0" w:left="0"/>
               <w:jc w:val="center"/>
               <w:rPr>
                 <w:lang w:val="it-IT"/>
@@ -10227,14 +7998,13 @@
           </w:tcPr>
           <w:p>
             <w:pPr>
-              <w:pStyle w:val="TextBody"/>
+              <w:pStyle w:val="BodyText"/>
               <w:widowControl w:val="false"/>
               <w:suppressAutoHyphens w:val="true"/>
               <w:spacing w:before="74" w:after="0"/>
-              <w:ind w:left="0" w:hanging="0"/>
+              <w:ind w:hanging="0" w:left="0"/>
               <w:jc w:val="center"/>
               <w:rPr>
-                <w:b/>
                 <w:b/>
                 <w:bCs/>
                 <w:sz w:val="22"/>
@@ -10263,14 +8033,13 @@
           </w:tcPr>
           <w:p>
             <w:pPr>
-              <w:pStyle w:val="TextBody"/>
+              <w:pStyle w:val="BodyText"/>
               <w:widowControl w:val="false"/>
               <w:suppressAutoHyphens w:val="true"/>
               <w:spacing w:before="74" w:after="0"/>
-              <w:ind w:left="0" w:hanging="0"/>
+              <w:ind w:hanging="0" w:left="0"/>
               <w:jc w:val="center"/>
               <w:rPr>
-                <w:b/>
                 <w:b/>
                 <w:bCs/>
                 <w:sz w:val="22"/>
@@ -10299,14 +8068,13 @@
           </w:tcPr>
           <w:p>
             <w:pPr>
-              <w:pStyle w:val="TextBody"/>
+              <w:pStyle w:val="BodyText"/>
               <w:widowControl w:val="false"/>
               <w:suppressAutoHyphens w:val="true"/>
               <w:spacing w:before="74" w:after="0"/>
-              <w:ind w:left="0" w:hanging="0"/>
+              <w:ind w:hanging="0" w:left="0"/>
               <w:jc w:val="center"/>
               <w:rPr>
-                <w:b/>
                 <w:b/>
                 <w:bCs/>
                 <w:sz w:val="22"/>
@@ -10335,11 +8103,11 @@
           </w:tcPr>
           <w:p>
             <w:pPr>
-              <w:pStyle w:val="TextBody"/>
+              <w:pStyle w:val="BodyText"/>
               <w:widowControl w:val="false"/>
               <w:suppressAutoHyphens w:val="true"/>
               <w:spacing w:before="74" w:after="0"/>
-              <w:ind w:left="0" w:hanging="0"/>
+              <w:ind w:hanging="0" w:left="0"/>
               <w:jc w:val="center"/>
               <w:rPr>
                 <w:lang w:val="it-IT"/>
@@ -10410,11 +8178,11 @@
         <w:tblLook w:val="04a0" w:noHBand="0" w:noVBand="1" w:firstColumn="1" w:lastRow="0" w:lastColumn="0" w:firstRow="1"/>
       </w:tblPr>
       <w:tblGrid>
-        <w:gridCol w:w="1795"/>
+        <w:gridCol w:w="1794"/>
         <w:gridCol w:w="2427"/>
-        <w:gridCol w:w="2351"/>
-        <w:gridCol w:w="1345"/>
-        <w:gridCol w:w="2432"/>
+        <w:gridCol w:w="2352"/>
+        <w:gridCol w:w="1344"/>
+        <w:gridCol w:w="2433"/>
       </w:tblGrid>
       <w:tr>
         <w:trPr>
@@ -10422,23 +8190,22 @@
         </w:trPr>
         <w:tc>
           <w:tcPr>
-            <w:tcW w:w="1795" w:type="dxa"/>
+            <w:tcW w:w="1794" w:type="dxa"/>
             <w:tcBorders/>
             <w:shd w:color="auto" w:fill="808080" w:themeFill="background1" w:themeFillShade="80" w:val="clear"/>
           </w:tcPr>
           <w:p>
             <w:pPr>
-              <w:pStyle w:val="TextBody"/>
+              <w:pStyle w:val="BodyText"/>
               <w:widowControl w:val="false"/>
               <w:suppressAutoHyphens w:val="true"/>
               <w:spacing w:before="74" w:after="0"/>
-              <w:ind w:left="0" w:hanging="0"/>
+              <w:ind w:hanging="0" w:left="0"/>
               <w:jc w:val="center"/>
               <w:rPr>
-                <w:b/>
                 <w:b/>
                 <w:bCs/>
-                <w:color w:val="FFFFFF" w:themeColor="background1"/>
+                <w:color w:themeColor="background1" w:val="FFFFFF"/>
                 <w:sz w:val="24"/>
                 <w:szCs w:val="24"/>
                 <w:lang w:val="it-IT"/>
@@ -10449,7 +8216,7 @@
                 <w:rFonts w:cs=""/>
                 <w:b/>
                 <w:bCs/>
-                <w:color w:val="FFFFFF" w:themeColor="background1"/>
+                <w:color w:themeColor="background1" w:val="FFFFFF"/>
                 <w:kern w:val="0"/>
                 <w:sz w:val="24"/>
                 <w:szCs w:val="24"/>
@@ -10468,17 +8235,16 @@
           </w:tcPr>
           <w:p>
             <w:pPr>
-              <w:pStyle w:val="TextBody"/>
+              <w:pStyle w:val="BodyText"/>
               <w:widowControl w:val="false"/>
               <w:suppressAutoHyphens w:val="true"/>
               <w:spacing w:before="74" w:after="0"/>
-              <w:ind w:left="0" w:hanging="0"/>
+              <w:ind w:hanging="0" w:left="0"/>
               <w:jc w:val="center"/>
               <w:rPr>
-                <w:b/>
                 <w:b/>
                 <w:bCs/>
-                <w:color w:val="FFFFFF" w:themeColor="background1"/>
+                <w:color w:themeColor="background1" w:val="FFFFFF"/>
                 <w:sz w:val="24"/>
                 <w:szCs w:val="24"/>
                 <w:lang w:val="it-IT"/>
@@ -10489,7 +8255,7 @@
                 <w:rFonts w:cs=""/>
                 <w:b/>
                 <w:bCs/>
-                <w:color w:val="FFFFFF" w:themeColor="background1"/>
+                <w:color w:themeColor="background1" w:val="FFFFFF"/>
                 <w:kern w:val="0"/>
                 <w:sz w:val="24"/>
                 <w:szCs w:val="24"/>
@@ -10501,23 +8267,22 @@
         </w:tc>
         <w:tc>
           <w:tcPr>
-            <w:tcW w:w="2432" w:type="dxa"/>
+            <w:tcW w:w="2433" w:type="dxa"/>
             <w:tcBorders/>
             <w:shd w:color="auto" w:fill="808080" w:themeFill="background1" w:themeFillShade="80" w:val="clear"/>
           </w:tcPr>
           <w:p>
             <w:pPr>
-              <w:pStyle w:val="TextBody"/>
+              <w:pStyle w:val="BodyText"/>
               <w:widowControl w:val="false"/>
               <w:suppressAutoHyphens w:val="true"/>
               <w:spacing w:before="74" w:after="0"/>
-              <w:ind w:left="0" w:hanging="0"/>
+              <w:ind w:hanging="0" w:left="0"/>
               <w:jc w:val="center"/>
               <w:rPr>
-                <w:b/>
                 <w:b/>
                 <w:bCs/>
-                <w:color w:val="FFFFFF" w:themeColor="background1"/>
+                <w:color w:themeColor="background1" w:val="FFFFFF"/>
                 <w:sz w:val="24"/>
                 <w:szCs w:val="24"/>
                 <w:lang w:val="it-IT"/>
@@ -10528,7 +8293,7 @@
                 <w:rFonts w:cs=""/>
                 <w:b/>
                 <w:bCs/>
-                <w:color w:val="FFFFFF" w:themeColor="background1"/>
+                <w:color w:themeColor="background1" w:val="FFFFFF"/>
                 <w:kern w:val="0"/>
                 <w:sz w:val="24"/>
                 <w:szCs w:val="24"/>
@@ -10545,16 +8310,16 @@
         </w:trPr>
         <w:tc>
           <w:tcPr>
-            <w:tcW w:w="1795" w:type="dxa"/>
+            <w:tcW w:w="1794" w:type="dxa"/>
             <w:tcBorders/>
           </w:tcPr>
           <w:p>
             <w:pPr>
-              <w:pStyle w:val="TextBody"/>
+              <w:pStyle w:val="BodyText"/>
               <w:widowControl w:val="false"/>
               <w:suppressAutoHyphens w:val="true"/>
               <w:spacing w:before="74" w:after="0"/>
-              <w:ind w:left="0" w:hanging="0"/>
+              <w:ind w:hanging="0" w:left="0"/>
               <w:jc w:val="center"/>
               <w:rPr>
                 <w:lang w:val="it-IT"/>
@@ -10574,15 +8339,14 @@
           </w:tcPr>
           <w:p>
             <w:pPr>
-              <w:pStyle w:val="TextBody"/>
+              <w:pStyle w:val="BodyText"/>
               <w:widowControl w:val="false"/>
               <w:suppressAutoHyphens w:val="true"/>
               <w:spacing w:before="74" w:after="0"/>
-              <w:ind w:left="0" w:hanging="0"/>
+              <w:ind w:hanging="0" w:left="0"/>
               <w:jc w:val="center"/>
               <w:rPr>
                 <w:rFonts w:ascii="Arial" w:hAnsi="Arial" w:eastAsia="Arial" w:cs="" w:cstheme="minorBidi"/>
-                <w:b/>
                 <w:b/>
                 <w:bCs/>
                 <w:color w:val="auto"/>
@@ -10609,20 +8373,19 @@
         </w:tc>
         <w:tc>
           <w:tcPr>
-            <w:tcW w:w="2351" w:type="dxa"/>
+            <w:tcW w:w="2352" w:type="dxa"/>
             <w:tcBorders/>
           </w:tcPr>
           <w:p>
             <w:pPr>
-              <w:pStyle w:val="TextBody"/>
+              <w:pStyle w:val="BodyText"/>
               <w:widowControl w:val="false"/>
               <w:suppressAutoHyphens w:val="true"/>
               <w:spacing w:before="74" w:after="0"/>
-              <w:ind w:left="0" w:hanging="0"/>
+              <w:ind w:hanging="0" w:left="0"/>
               <w:jc w:val="center"/>
               <w:rPr>
                 <w:rFonts w:ascii="Arial" w:hAnsi="Arial" w:eastAsia="Arial" w:cs="" w:cstheme="minorBidi"/>
-                <w:b/>
                 <w:b/>
                 <w:bCs/>
                 <w:color w:val="auto"/>
@@ -10649,19 +8412,18 @@
         </w:tc>
         <w:tc>
           <w:tcPr>
-            <w:tcW w:w="1345" w:type="dxa"/>
+            <w:tcW w:w="1344" w:type="dxa"/>
             <w:tcBorders/>
           </w:tcPr>
           <w:p>
             <w:pPr>
-              <w:pStyle w:val="TextBody"/>
+              <w:pStyle w:val="BodyText"/>
               <w:widowControl w:val="false"/>
               <w:suppressAutoHyphens w:val="true"/>
               <w:spacing w:before="74" w:after="0"/>
-              <w:ind w:left="0" w:hanging="0"/>
+              <w:ind w:hanging="0" w:left="0"/>
               <w:jc w:val="center"/>
               <w:rPr>
-                <w:b/>
                 <w:b/>
                 <w:bCs/>
                 <w:sz w:val="22"/>
@@ -10685,16 +8447,16 @@
         </w:tc>
         <w:tc>
           <w:tcPr>
-            <w:tcW w:w="2432" w:type="dxa"/>
+            <w:tcW w:w="2433" w:type="dxa"/>
             <w:tcBorders/>
           </w:tcPr>
           <w:p>
             <w:pPr>
-              <w:pStyle w:val="TextBody"/>
+              <w:pStyle w:val="BodyText"/>
               <w:widowControl w:val="false"/>
               <w:suppressAutoHyphens w:val="true"/>
               <w:spacing w:before="74" w:after="0"/>
-              <w:ind w:left="0" w:hanging="0"/>
+              <w:ind w:hanging="0" w:left="0"/>
               <w:jc w:val="center"/>
               <w:rPr>
                 <w:lang w:val="it-IT"/>
@@ -10716,7 +8478,6 @@
         <w:rPr>
           <w:rFonts w:ascii="Arial" w:hAnsi="Arial" w:eastAsia="Arial" w:cs="Arial"/>
           <w:b/>
-          <w:b/>
           <w:bCs/>
           <w:sz w:val="20"/>
           <w:szCs w:val="20"/>
@@ -10739,7 +8500,7 @@
       <w:pPr>
         <w:pStyle w:val="Normal"/>
         <w:spacing w:before="0" w:after="0"/>
-        <w:ind w:left="108" w:hanging="0"/>
+        <w:ind w:hanging="0" w:left="108"/>
         <w:rPr>
           <w:rFonts w:ascii="Calibri" w:hAnsi="Calibri" w:eastAsia="Calibri" w:cs="Calibri"/>
           <w:sz w:val="28"/>
@@ -10853,7 +8614,6 @@
         <w:rPr>
           <w:rFonts w:ascii="Calibri" w:hAnsi="Calibri" w:eastAsia="Calibri" w:cs="Calibri"/>
           <w:b/>
-          <w:b/>
           <w:bCs/>
           <w:sz w:val="11"/>
           <w:szCs w:val="11"/>
@@ -10873,9 +8633,9 @@
     </w:p>
     <w:p>
       <w:pPr>
-        <w:pStyle w:val="TextBody"/>
+        <w:pStyle w:val="BodyText"/>
         <w:spacing w:lineRule="auto" w:line="276" w:before="74" w:after="0"/>
-        <w:ind w:left="108" w:right="98" w:hanging="0"/>
+        <w:ind w:hanging="0" w:left="108" w:right="98"/>
         <w:jc w:val="both"/>
         <w:rPr>
           <w:lang w:val="it-IT"/>
@@ -10886,1113 +8646,32 @@
           <w:spacing w:val="-1"/>
           <w:lang w:val="it-IT"/>
         </w:rPr>
-        <w:t>Il</w:t>
-      </w:r>
-      <w:r>
-        <w:rPr>
-          <w:spacing w:val="44"/>
-          <w:lang w:val="it-IT"/>
-        </w:rPr>
-        <w:t xml:space="preserve"> </w:t>
-      </w:r>
-      <w:r>
-        <w:rPr>
-          <w:spacing w:val="-1"/>
-          <w:lang w:val="it-IT"/>
-        </w:rPr>
-        <w:t>test</w:t>
-      </w:r>
-      <w:r>
-        <w:rPr>
-          <w:spacing w:val="41"/>
-          <w:lang w:val="it-IT"/>
-        </w:rPr>
-        <w:t xml:space="preserve"> </w:t>
-      </w:r>
-      <w:r>
-        <w:rPr>
-          <w:spacing w:val="-1"/>
-          <w:lang w:val="it-IT"/>
-        </w:rPr>
-        <w:t>contempla</w:t>
-      </w:r>
-      <w:r>
-        <w:rPr>
-          <w:spacing w:val="41"/>
-          <w:lang w:val="it-IT"/>
-        </w:rPr>
-        <w:t xml:space="preserve"> </w:t>
-      </w:r>
-      <w:r>
-        <w:rPr>
-          <w:spacing w:val="-1"/>
-          <w:lang w:val="it-IT"/>
-        </w:rPr>
-        <w:t>uno</w:t>
-      </w:r>
-      <w:r>
-        <w:rPr>
-          <w:spacing w:val="40"/>
-          <w:lang w:val="it-IT"/>
-        </w:rPr>
-        <w:t xml:space="preserve"> </w:t>
-      </w:r>
-      <w:r>
-        <w:rPr>
-          <w:spacing w:val="-1"/>
-          <w:lang w:val="it-IT"/>
-        </w:rPr>
-        <w:t>studio</w:t>
-      </w:r>
-      <w:r>
-        <w:rPr>
-          <w:spacing w:val="40"/>
-          <w:lang w:val="it-IT"/>
-        </w:rPr>
-        <w:t xml:space="preserve"> </w:t>
-      </w:r>
-      <w:r>
-        <w:rPr>
-          <w:spacing w:val="-1"/>
-          <w:lang w:val="it-IT"/>
-        </w:rPr>
-        <w:t>mirato</w:t>
-      </w:r>
-      <w:r>
-        <w:rPr>
-          <w:spacing w:val="41"/>
-          <w:lang w:val="it-IT"/>
-        </w:rPr>
-        <w:t xml:space="preserve"> </w:t>
-      </w:r>
-      <w:r>
-        <w:rPr>
-          <w:spacing w:val="-1"/>
-          <w:lang w:val="it-IT"/>
-        </w:rPr>
-        <w:t>alle</w:t>
-      </w:r>
-      <w:r>
-        <w:rPr>
-          <w:spacing w:val="41"/>
-          <w:lang w:val="it-IT"/>
-        </w:rPr>
-        <w:t xml:space="preserve"> </w:t>
-      </w:r>
-      <w:r>
-        <w:rPr>
-          <w:spacing w:val="-1"/>
-          <w:lang w:val="it-IT"/>
-        </w:rPr>
-        <w:t>sole</w:t>
-      </w:r>
-      <w:r>
-        <w:rPr>
-          <w:spacing w:val="39"/>
-          <w:lang w:val="it-IT"/>
-        </w:rPr>
-        <w:t xml:space="preserve"> </w:t>
-      </w:r>
-      <w:r>
-        <w:rPr>
-          <w:spacing w:val="-1"/>
-          <w:lang w:val="it-IT"/>
-        </w:rPr>
-        <w:t>variazioni</w:t>
-      </w:r>
-      <w:r>
-        <w:rPr>
-          <w:spacing w:val="42"/>
-          <w:lang w:val="it-IT"/>
-        </w:rPr>
-        <w:t xml:space="preserve"> </w:t>
-      </w:r>
-      <w:r>
-        <w:rPr>
-          <w:spacing w:val="-2"/>
-          <w:lang w:val="it-IT"/>
-        </w:rPr>
-        <w:t>genetiche</w:t>
-      </w:r>
-      <w:r>
-        <w:rPr>
-          <w:spacing w:val="40"/>
-          <w:lang w:val="it-IT"/>
-        </w:rPr>
-        <w:t xml:space="preserve"> </w:t>
-      </w:r>
-      <w:r>
-        <w:rPr>
-          <w:spacing w:val="-1"/>
-          <w:lang w:val="it-IT"/>
-        </w:rPr>
-        <w:t>sulla</w:t>
-      </w:r>
-      <w:r>
-        <w:rPr>
-          <w:spacing w:val="42"/>
-          <w:lang w:val="it-IT"/>
-        </w:rPr>
-        <w:t xml:space="preserve"> </w:t>
-      </w:r>
-      <w:r>
-        <w:rPr>
-          <w:spacing w:val="-1"/>
-          <w:lang w:val="it-IT"/>
-        </w:rPr>
-        <w:t>cui</w:t>
-      </w:r>
-      <w:r>
-        <w:rPr>
-          <w:spacing w:val="40"/>
-          <w:lang w:val="it-IT"/>
-        </w:rPr>
-        <w:t xml:space="preserve"> </w:t>
-      </w:r>
-      <w:r>
-        <w:rPr>
-          <w:spacing w:val="-1"/>
-          <w:lang w:val="it-IT"/>
-        </w:rPr>
-        <w:t>corresponsabilità</w:t>
-      </w:r>
-      <w:r>
-        <w:rPr>
-          <w:spacing w:val="41"/>
-          <w:lang w:val="it-IT"/>
-        </w:rPr>
-        <w:t xml:space="preserve"> </w:t>
-      </w:r>
-      <w:r>
-        <w:rPr>
-          <w:spacing w:val="-1"/>
-          <w:lang w:val="it-IT"/>
-        </w:rPr>
-        <w:t>nell'insorgenza</w:t>
-      </w:r>
-      <w:r>
-        <w:rPr>
-          <w:spacing w:val="41"/>
-          <w:lang w:val="it-IT"/>
-        </w:rPr>
-        <w:t xml:space="preserve"> </w:t>
-      </w:r>
-      <w:r>
-        <w:rPr>
-          <w:spacing w:val="-1"/>
-          <w:lang w:val="it-IT"/>
-        </w:rPr>
-        <w:t>di</w:t>
-      </w:r>
-      <w:r>
-        <w:rPr>
-          <w:spacing w:val="47"/>
-          <w:w w:val="99"/>
-          <w:lang w:val="it-IT"/>
-        </w:rPr>
-        <w:t xml:space="preserve"> </w:t>
-      </w:r>
-      <w:r>
-        <w:rPr>
-          <w:spacing w:val="-1"/>
-          <w:lang w:val="it-IT"/>
-        </w:rPr>
-        <w:t>patologie</w:t>
-      </w:r>
-      <w:r>
-        <w:rPr>
-          <w:lang w:val="it-IT"/>
-        </w:rPr>
-        <w:t xml:space="preserve"> </w:t>
-      </w:r>
-      <w:r>
-        <w:rPr>
-          <w:spacing w:val="-1"/>
-          <w:lang w:val="it-IT"/>
-        </w:rPr>
-        <w:t>complesse</w:t>
-      </w:r>
-      <w:r>
-        <w:rPr>
-          <w:spacing w:val="1"/>
-          <w:lang w:val="it-IT"/>
-        </w:rPr>
-        <w:t xml:space="preserve"> </w:t>
-      </w:r>
-      <w:r>
-        <w:rPr>
-          <w:lang w:val="it-IT"/>
-        </w:rPr>
-        <w:t>(es.</w:t>
-      </w:r>
-      <w:r>
-        <w:rPr>
-          <w:spacing w:val="54"/>
-          <w:lang w:val="it-IT"/>
-        </w:rPr>
-        <w:t xml:space="preserve"> </w:t>
-      </w:r>
-      <w:r>
-        <w:rPr>
-          <w:spacing w:val="-1"/>
-          <w:lang w:val="it-IT"/>
-        </w:rPr>
-        <w:t>Obesità,</w:t>
-      </w:r>
-      <w:r>
-        <w:rPr>
-          <w:spacing w:val="1"/>
-          <w:lang w:val="it-IT"/>
-        </w:rPr>
-        <w:t xml:space="preserve"> </w:t>
-      </w:r>
-      <w:r>
-        <w:rPr>
-          <w:spacing w:val="-2"/>
-          <w:lang w:val="it-IT"/>
-        </w:rPr>
-        <w:t>Diabete</w:t>
-      </w:r>
-      <w:r>
-        <w:rPr>
-          <w:spacing w:val="1"/>
-          <w:lang w:val="it-IT"/>
-        </w:rPr>
-        <w:t xml:space="preserve"> </w:t>
-      </w:r>
-      <w:r>
-        <w:rPr>
-          <w:spacing w:val="-1"/>
-          <w:lang w:val="it-IT"/>
-        </w:rPr>
-        <w:t>di</w:t>
-      </w:r>
-      <w:r>
-        <w:rPr>
-          <w:spacing w:val="1"/>
-          <w:lang w:val="it-IT"/>
-        </w:rPr>
-        <w:t xml:space="preserve"> </w:t>
-      </w:r>
-      <w:r>
-        <w:rPr>
-          <w:spacing w:val="-1"/>
-          <w:lang w:val="it-IT"/>
-        </w:rPr>
-        <w:t>tipo</w:t>
-      </w:r>
-      <w:r>
-        <w:rPr>
-          <w:spacing w:val="55"/>
-          <w:lang w:val="it-IT"/>
-        </w:rPr>
-        <w:t xml:space="preserve"> </w:t>
-      </w:r>
-      <w:r>
-        <w:rPr>
-          <w:spacing w:val="-1"/>
-          <w:lang w:val="it-IT"/>
-        </w:rPr>
-        <w:t>2,</w:t>
-      </w:r>
-      <w:r>
-        <w:rPr>
-          <w:spacing w:val="1"/>
-          <w:lang w:val="it-IT"/>
-        </w:rPr>
-        <w:t xml:space="preserve"> </w:t>
-      </w:r>
-      <w:r>
-        <w:rPr>
-          <w:spacing w:val="-1"/>
-          <w:lang w:val="it-IT"/>
-        </w:rPr>
-        <w:t>patologie</w:t>
-      </w:r>
-      <w:r>
-        <w:rPr>
-          <w:spacing w:val="1"/>
-          <w:lang w:val="it-IT"/>
-        </w:rPr>
-        <w:t xml:space="preserve"> </w:t>
-      </w:r>
-      <w:r>
-        <w:rPr>
-          <w:spacing w:val="-1"/>
-          <w:lang w:val="it-IT"/>
-        </w:rPr>
-        <w:t>cardiovascolari)</w:t>
-      </w:r>
-      <w:r>
-        <w:rPr>
-          <w:spacing w:val="1"/>
-          <w:lang w:val="it-IT"/>
-        </w:rPr>
-        <w:t xml:space="preserve"> </w:t>
-      </w:r>
-      <w:r>
-        <w:rPr>
-          <w:spacing w:val="-1"/>
-          <w:lang w:val="it-IT"/>
-        </w:rPr>
-        <w:t>vi</w:t>
-      </w:r>
-      <w:r>
-        <w:rPr>
-          <w:spacing w:val="54"/>
-          <w:lang w:val="it-IT"/>
-        </w:rPr>
-        <w:t xml:space="preserve"> </w:t>
-      </w:r>
-      <w:r>
-        <w:rPr>
-          <w:lang w:val="it-IT"/>
-        </w:rPr>
-        <w:t>è</w:t>
-      </w:r>
-      <w:r>
-        <w:rPr>
-          <w:spacing w:val="1"/>
-          <w:lang w:val="it-IT"/>
-        </w:rPr>
-        <w:t xml:space="preserve"> </w:t>
-      </w:r>
-      <w:r>
-        <w:rPr>
-          <w:lang w:val="it-IT"/>
-        </w:rPr>
-        <w:t>a</w:t>
-      </w:r>
-      <w:r>
-        <w:rPr>
-          <w:spacing w:val="1"/>
-          <w:lang w:val="it-IT"/>
-        </w:rPr>
-        <w:t xml:space="preserve"> </w:t>
-      </w:r>
-      <w:r>
-        <w:rPr>
-          <w:spacing w:val="-1"/>
-          <w:lang w:val="it-IT"/>
-        </w:rPr>
-        <w:t>sostegno</w:t>
-      </w:r>
-      <w:r>
-        <w:rPr>
-          <w:lang w:val="it-IT"/>
-        </w:rPr>
-        <w:t xml:space="preserve"> </w:t>
-      </w:r>
-      <w:r>
-        <w:rPr>
-          <w:spacing w:val="-1"/>
-          <w:lang w:val="it-IT"/>
-        </w:rPr>
-        <w:t>una</w:t>
-      </w:r>
-      <w:r>
-        <w:rPr>
-          <w:spacing w:val="1"/>
-          <w:lang w:val="it-IT"/>
-        </w:rPr>
-        <w:t xml:space="preserve"> </w:t>
-      </w:r>
-      <w:r>
-        <w:rPr>
-          <w:spacing w:val="-1"/>
-          <w:lang w:val="it-IT"/>
-        </w:rPr>
-        <w:t>estesa</w:t>
-      </w:r>
-      <w:r>
-        <w:rPr>
-          <w:spacing w:val="36"/>
-          <w:w w:val="99"/>
-          <w:lang w:val="it-IT"/>
-        </w:rPr>
-        <w:t xml:space="preserve"> </w:t>
-      </w:r>
-      <w:r>
-        <w:rPr>
-          <w:spacing w:val="-1"/>
-          <w:lang w:val="it-IT"/>
-        </w:rPr>
-        <w:t>letteratura</w:t>
-      </w:r>
-      <w:r>
-        <w:rPr>
-          <w:spacing w:val="-3"/>
-          <w:lang w:val="it-IT"/>
-        </w:rPr>
-        <w:t xml:space="preserve"> </w:t>
-      </w:r>
-      <w:r>
-        <w:rPr>
-          <w:spacing w:val="-1"/>
-          <w:lang w:val="it-IT"/>
-        </w:rPr>
-        <w:t>scientifica.</w:t>
-      </w:r>
-      <w:r>
-        <w:rPr>
-          <w:spacing w:val="-6"/>
-          <w:lang w:val="it-IT"/>
-        </w:rPr>
-        <w:t xml:space="preserve"> </w:t>
-      </w:r>
-      <w:r>
-        <w:rPr>
-          <w:spacing w:val="-1"/>
-          <w:lang w:val="it-IT"/>
-        </w:rPr>
-        <w:t>Questo</w:t>
-      </w:r>
-      <w:r>
-        <w:rPr>
-          <w:spacing w:val="-3"/>
-          <w:lang w:val="it-IT"/>
-        </w:rPr>
-        <w:t xml:space="preserve"> </w:t>
-      </w:r>
-      <w:r>
-        <w:rPr>
-          <w:spacing w:val="-1"/>
-          <w:lang w:val="it-IT"/>
-        </w:rPr>
-        <w:t>test</w:t>
-      </w:r>
-      <w:r>
-        <w:rPr>
-          <w:spacing w:val="-3"/>
-          <w:lang w:val="it-IT"/>
-        </w:rPr>
-        <w:t xml:space="preserve"> </w:t>
-      </w:r>
-      <w:r>
-        <w:rPr>
-          <w:spacing w:val="-1"/>
-          <w:lang w:val="it-IT"/>
-        </w:rPr>
-        <w:t>rappresenta</w:t>
-      </w:r>
-      <w:r>
-        <w:rPr>
-          <w:spacing w:val="-4"/>
-          <w:lang w:val="it-IT"/>
-        </w:rPr>
-        <w:t xml:space="preserve"> </w:t>
-      </w:r>
-      <w:r>
-        <w:rPr>
-          <w:spacing w:val="-1"/>
-          <w:lang w:val="it-IT"/>
-        </w:rPr>
-        <w:t>un</w:t>
-      </w:r>
-      <w:r>
-        <w:rPr>
-          <w:spacing w:val="-4"/>
-          <w:lang w:val="it-IT"/>
-        </w:rPr>
-        <w:t xml:space="preserve"> </w:t>
-      </w:r>
-      <w:r>
-        <w:rPr>
-          <w:spacing w:val="-1"/>
-          <w:lang w:val="it-IT"/>
-        </w:rPr>
-        <w:t>utilissimo</w:t>
-      </w:r>
-      <w:r>
-        <w:rPr>
-          <w:spacing w:val="-6"/>
-          <w:lang w:val="it-IT"/>
-        </w:rPr>
-        <w:t xml:space="preserve"> </w:t>
-      </w:r>
-      <w:r>
-        <w:rPr>
-          <w:spacing w:val="-1"/>
-          <w:lang w:val="it-IT"/>
-        </w:rPr>
-        <w:t>strumento</w:t>
-      </w:r>
-      <w:r>
-        <w:rPr>
-          <w:spacing w:val="-5"/>
-          <w:lang w:val="it-IT"/>
-        </w:rPr>
-        <w:t xml:space="preserve"> </w:t>
-      </w:r>
-      <w:r>
-        <w:rPr>
-          <w:spacing w:val="-1"/>
-          <w:lang w:val="it-IT"/>
-        </w:rPr>
-        <w:t>ai</w:t>
-      </w:r>
-      <w:r>
-        <w:rPr>
-          <w:spacing w:val="-4"/>
-          <w:lang w:val="it-IT"/>
-        </w:rPr>
-        <w:t xml:space="preserve"> </w:t>
-      </w:r>
-      <w:r>
-        <w:rPr>
-          <w:spacing w:val="-1"/>
-          <w:lang w:val="it-IT"/>
-        </w:rPr>
-        <w:t>fini</w:t>
-      </w:r>
-      <w:r>
-        <w:rPr>
-          <w:spacing w:val="-6"/>
-          <w:lang w:val="it-IT"/>
-        </w:rPr>
-        <w:t xml:space="preserve"> </w:t>
-      </w:r>
-      <w:r>
-        <w:rPr>
-          <w:spacing w:val="-1"/>
-          <w:lang w:val="it-IT"/>
-        </w:rPr>
-        <w:t>del</w:t>
-      </w:r>
-      <w:r>
-        <w:rPr>
-          <w:spacing w:val="-6"/>
-          <w:lang w:val="it-IT"/>
-        </w:rPr>
-        <w:t xml:space="preserve"> </w:t>
-      </w:r>
-      <w:r>
-        <w:rPr>
-          <w:spacing w:val="-1"/>
-          <w:lang w:val="it-IT"/>
-        </w:rPr>
-        <w:t>tuo</w:t>
-      </w:r>
-      <w:r>
-        <w:rPr>
-          <w:spacing w:val="-6"/>
-          <w:lang w:val="it-IT"/>
-        </w:rPr>
-        <w:t xml:space="preserve"> </w:t>
-      </w:r>
-      <w:r>
-        <w:rPr>
-          <w:spacing w:val="-1"/>
-          <w:lang w:val="it-IT"/>
-        </w:rPr>
-        <w:t>benessere.</w:t>
-      </w:r>
-      <w:r>
-        <w:rPr>
-          <w:spacing w:val="-7"/>
-          <w:lang w:val="it-IT"/>
-        </w:rPr>
-        <w:t xml:space="preserve"> </w:t>
-      </w:r>
-      <w:r>
-        <w:rPr>
-          <w:spacing w:val="-1"/>
-          <w:lang w:val="it-IT"/>
-        </w:rPr>
-        <w:t>Va</w:t>
-      </w:r>
-      <w:r>
-        <w:rPr>
-          <w:spacing w:val="-6"/>
-          <w:lang w:val="it-IT"/>
-        </w:rPr>
-        <w:t xml:space="preserve"> </w:t>
-      </w:r>
-      <w:r>
-        <w:rPr>
-          <w:spacing w:val="-1"/>
-          <w:lang w:val="it-IT"/>
-        </w:rPr>
-        <w:t>però</w:t>
-      </w:r>
-      <w:r>
-        <w:rPr>
-          <w:spacing w:val="-6"/>
-          <w:lang w:val="it-IT"/>
-        </w:rPr>
-        <w:t xml:space="preserve"> </w:t>
-      </w:r>
-      <w:r>
-        <w:rPr>
-          <w:spacing w:val="-1"/>
-          <w:lang w:val="it-IT"/>
-        </w:rPr>
-        <w:t>sottolineato</w:t>
-      </w:r>
-      <w:r>
-        <w:rPr>
-          <w:spacing w:val="34"/>
-          <w:w w:val="99"/>
-          <w:lang w:val="it-IT"/>
-        </w:rPr>
-        <w:t xml:space="preserve"> </w:t>
-      </w:r>
-      <w:r>
-        <w:rPr>
-          <w:spacing w:val="-1"/>
-          <w:lang w:val="it-IT"/>
-        </w:rPr>
-        <w:t>che</w:t>
-      </w:r>
-      <w:r>
-        <w:rPr>
-          <w:spacing w:val="21"/>
-          <w:lang w:val="it-IT"/>
-        </w:rPr>
-        <w:t xml:space="preserve"> </w:t>
+        <w:t xml:space="preserve">Il test si concentra esclusivamente sulle variazioni genetiche la cui correlazione con l'insorgenza di patologie complesse (come obesità, diabete di tipo 2 e malattie cardiovascolari) è supportata da un'ampia letteratura scientifica. Questo test rappresenta un utile strumento per il tuo benessere, ma </w:t>
       </w:r>
       <w:r>
         <w:rPr>
           <w:b/>
-          <w:lang w:val="it-IT"/>
-        </w:rPr>
-        <w:t>non</w:t>
+          <w:bCs/>
+          <w:spacing w:val="-1"/>
+          <w:lang w:val="it-IT"/>
+        </w:rPr>
+        <w:t>non costituisce una diagnosi clinica e non sostituisce il parere del medico</w:t>
+      </w:r>
+      <w:r>
+        <w:rPr>
+          <w:spacing w:val="-1"/>
+          <w:lang w:val="it-IT"/>
+        </w:rPr>
+        <w:t xml:space="preserve">. I risultati devono essere valutati ed approvati alla luce della storia anamnestica personale su </w:t>
       </w:r>
       <w:r>
         <w:rPr>
           <w:b/>
-          <w:spacing w:val="22"/>
-          <w:lang w:val="it-IT"/>
-        </w:rPr>
-        <w:t xml:space="preserve"> </w:t>
-      </w:r>
-      <w:r>
-        <w:rPr>
-          <w:b/>
-          <w:lang w:val="it-IT"/>
-        </w:rPr>
-        <w:t>rappresenta</w:t>
-      </w:r>
-      <w:r>
-        <w:rPr>
-          <w:b/>
-          <w:spacing w:val="19"/>
-          <w:lang w:val="it-IT"/>
-        </w:rPr>
-        <w:t xml:space="preserve"> </w:t>
-      </w:r>
-      <w:r>
-        <w:rPr>
-          <w:b/>
-          <w:spacing w:val="-1"/>
-          <w:lang w:val="it-IT"/>
-        </w:rPr>
-        <w:t>una</w:t>
-      </w:r>
-      <w:r>
-        <w:rPr>
-          <w:b/>
-          <w:spacing w:val="20"/>
-          <w:lang w:val="it-IT"/>
-        </w:rPr>
-        <w:t xml:space="preserve"> </w:t>
-      </w:r>
-      <w:r>
-        <w:rPr>
-          <w:b/>
-          <w:lang w:val="it-IT"/>
-        </w:rPr>
-        <w:t>diagnosi</w:t>
-      </w:r>
-      <w:r>
-        <w:rPr>
-          <w:b/>
-          <w:spacing w:val="21"/>
-          <w:lang w:val="it-IT"/>
-        </w:rPr>
-        <w:t xml:space="preserve"> </w:t>
-      </w:r>
-      <w:r>
-        <w:rPr>
-          <w:b/>
-          <w:lang w:val="it-IT"/>
-        </w:rPr>
-        <w:t>clinica,</w:t>
-      </w:r>
-      <w:r>
-        <w:rPr>
-          <w:b/>
-          <w:spacing w:val="18"/>
-          <w:lang w:val="it-IT"/>
-        </w:rPr>
-        <w:t xml:space="preserve"> </w:t>
-      </w:r>
-      <w:r>
-        <w:rPr>
-          <w:b/>
-          <w:lang w:val="it-IT"/>
-        </w:rPr>
-        <w:t>pertanto</w:t>
-      </w:r>
-      <w:r>
-        <w:rPr>
-          <w:b/>
-          <w:spacing w:val="21"/>
-          <w:lang w:val="it-IT"/>
-        </w:rPr>
-        <w:t xml:space="preserve"> </w:t>
-      </w:r>
-      <w:r>
-        <w:rPr>
-          <w:b/>
-          <w:lang w:val="it-IT"/>
-        </w:rPr>
-        <w:t>non</w:t>
-      </w:r>
-      <w:r>
-        <w:rPr>
-          <w:b/>
-          <w:spacing w:val="18"/>
-          <w:lang w:val="it-IT"/>
-        </w:rPr>
-        <w:t xml:space="preserve"> </w:t>
-      </w:r>
-      <w:r>
-        <w:rPr>
-          <w:b/>
-          <w:lang w:val="it-IT"/>
-        </w:rPr>
-        <w:t>sostituisce</w:t>
-      </w:r>
-      <w:r>
-        <w:rPr>
-          <w:b/>
-          <w:spacing w:val="20"/>
-          <w:lang w:val="it-IT"/>
-        </w:rPr>
-        <w:t xml:space="preserve"> </w:t>
-      </w:r>
-      <w:r>
-        <w:rPr>
-          <w:b/>
-          <w:spacing w:val="-1"/>
-          <w:lang w:val="it-IT"/>
-        </w:rPr>
-        <w:t>il</w:t>
-      </w:r>
-      <w:r>
-        <w:rPr>
-          <w:b/>
-          <w:spacing w:val="19"/>
-          <w:lang w:val="it-IT"/>
-        </w:rPr>
-        <w:t xml:space="preserve"> </w:t>
-      </w:r>
-      <w:r>
-        <w:rPr>
-          <w:b/>
-          <w:spacing w:val="-1"/>
-          <w:lang w:val="it-IT"/>
-        </w:rPr>
-        <w:t>parere</w:t>
-      </w:r>
-      <w:r>
-        <w:rPr>
-          <w:b/>
-          <w:spacing w:val="20"/>
-          <w:lang w:val="it-IT"/>
-        </w:rPr>
-        <w:t xml:space="preserve"> </w:t>
-      </w:r>
-      <w:r>
-        <w:rPr>
-          <w:b/>
-          <w:spacing w:val="-1"/>
-          <w:lang w:val="it-IT"/>
-        </w:rPr>
-        <w:t>del</w:t>
-      </w:r>
-      <w:r>
-        <w:rPr>
-          <w:b/>
-          <w:spacing w:val="20"/>
-          <w:lang w:val="it-IT"/>
-        </w:rPr>
-        <w:t xml:space="preserve"> </w:t>
-      </w:r>
-      <w:r>
-        <w:rPr>
-          <w:b/>
-          <w:spacing w:val="-1"/>
-          <w:lang w:val="it-IT"/>
-        </w:rPr>
-        <w:t>medico</w:t>
-      </w:r>
-      <w:r>
-        <w:rPr>
-          <w:spacing w:val="-1"/>
-          <w:lang w:val="it-IT"/>
-        </w:rPr>
-        <w:t>.</w:t>
-      </w:r>
-      <w:r>
-        <w:rPr>
-          <w:spacing w:val="19"/>
-          <w:lang w:val="it-IT"/>
-        </w:rPr>
-        <w:t xml:space="preserve"> </w:t>
-      </w:r>
-      <w:r>
-        <w:rPr>
-          <w:lang w:val="it-IT"/>
-        </w:rPr>
-        <w:t>I</w:t>
-      </w:r>
-      <w:r>
-        <w:rPr>
-          <w:spacing w:val="20"/>
-          <w:lang w:val="it-IT"/>
-        </w:rPr>
-        <w:t xml:space="preserve"> </w:t>
-      </w:r>
-      <w:r>
-        <w:rPr>
-          <w:spacing w:val="-1"/>
-          <w:lang w:val="it-IT"/>
-        </w:rPr>
-        <w:t>risultati</w:t>
-      </w:r>
-      <w:r>
-        <w:rPr>
-          <w:spacing w:val="19"/>
-          <w:lang w:val="it-IT"/>
-        </w:rPr>
-        <w:t xml:space="preserve"> </w:t>
-      </w:r>
-      <w:r>
-        <w:rPr>
-          <w:spacing w:val="-1"/>
-          <w:lang w:val="it-IT"/>
-        </w:rPr>
-        <w:t>devono</w:t>
-      </w:r>
-      <w:r>
-        <w:rPr>
-          <w:spacing w:val="28"/>
-          <w:w w:val="99"/>
-          <w:lang w:val="it-IT"/>
-        </w:rPr>
-        <w:t xml:space="preserve"> </w:t>
-      </w:r>
-      <w:r>
-        <w:rPr>
-          <w:spacing w:val="-1"/>
-          <w:lang w:val="it-IT"/>
-        </w:rPr>
-        <w:t>essere</w:t>
-      </w:r>
-      <w:r>
-        <w:rPr>
-          <w:spacing w:val="-8"/>
-          <w:lang w:val="it-IT"/>
-        </w:rPr>
-        <w:t xml:space="preserve"> </w:t>
-      </w:r>
-      <w:r>
-        <w:rPr>
-          <w:spacing w:val="-1"/>
-          <w:lang w:val="it-IT"/>
-        </w:rPr>
-        <w:t>valutati</w:t>
-      </w:r>
-      <w:r>
-        <w:rPr>
-          <w:spacing w:val="-7"/>
-          <w:lang w:val="it-IT"/>
-        </w:rPr>
-        <w:t xml:space="preserve"> </w:t>
-      </w:r>
-      <w:r>
-        <w:rPr>
-          <w:spacing w:val="-1"/>
-          <w:lang w:val="it-IT"/>
-        </w:rPr>
-        <w:t>ed</w:t>
-      </w:r>
-      <w:r>
-        <w:rPr>
-          <w:spacing w:val="-7"/>
-          <w:lang w:val="it-IT"/>
-        </w:rPr>
-        <w:t xml:space="preserve"> </w:t>
-      </w:r>
-      <w:r>
-        <w:rPr>
-          <w:spacing w:val="-1"/>
-          <w:lang w:val="it-IT"/>
-        </w:rPr>
-        <w:t>approvati</w:t>
-      </w:r>
-      <w:r>
-        <w:rPr>
-          <w:spacing w:val="-10"/>
-          <w:lang w:val="it-IT"/>
-        </w:rPr>
-        <w:t xml:space="preserve"> </w:t>
-      </w:r>
-      <w:r>
-        <w:rPr>
-          <w:spacing w:val="-1"/>
-          <w:lang w:val="it-IT"/>
-        </w:rPr>
-        <w:t>alla</w:t>
-      </w:r>
-      <w:r>
-        <w:rPr>
-          <w:spacing w:val="-7"/>
-          <w:lang w:val="it-IT"/>
-        </w:rPr>
-        <w:t xml:space="preserve"> </w:t>
-      </w:r>
-      <w:r>
-        <w:rPr>
-          <w:spacing w:val="-1"/>
-          <w:lang w:val="it-IT"/>
-        </w:rPr>
-        <w:t>luce</w:t>
-      </w:r>
-      <w:r>
-        <w:rPr>
-          <w:spacing w:val="-7"/>
-          <w:lang w:val="it-IT"/>
-        </w:rPr>
-        <w:t xml:space="preserve"> </w:t>
-      </w:r>
-      <w:r>
-        <w:rPr>
-          <w:spacing w:val="-1"/>
-          <w:lang w:val="it-IT"/>
-        </w:rPr>
-        <w:t>della</w:t>
-      </w:r>
-      <w:r>
-        <w:rPr>
-          <w:spacing w:val="-7"/>
-          <w:lang w:val="it-IT"/>
-        </w:rPr>
-        <w:t xml:space="preserve"> </w:t>
-      </w:r>
-      <w:r>
-        <w:rPr>
-          <w:spacing w:val="-1"/>
-          <w:lang w:val="it-IT"/>
-        </w:rPr>
-        <w:t>storia</w:t>
-      </w:r>
-      <w:r>
-        <w:rPr>
-          <w:spacing w:val="-7"/>
-          <w:lang w:val="it-IT"/>
-        </w:rPr>
-        <w:t xml:space="preserve"> </w:t>
-      </w:r>
-      <w:r>
-        <w:rPr>
-          <w:spacing w:val="-1"/>
-          <w:lang w:val="it-IT"/>
-        </w:rPr>
-        <w:t>anamnestica</w:t>
-      </w:r>
-      <w:r>
-        <w:rPr>
-          <w:spacing w:val="-7"/>
-          <w:lang w:val="it-IT"/>
-        </w:rPr>
-        <w:t xml:space="preserve"> </w:t>
-      </w:r>
-      <w:r>
-        <w:rPr>
-          <w:spacing w:val="-1"/>
-          <w:lang w:val="it-IT"/>
-        </w:rPr>
-        <w:t>personale</w:t>
-      </w:r>
-      <w:r>
-        <w:rPr>
-          <w:spacing w:val="-7"/>
-          <w:lang w:val="it-IT"/>
-        </w:rPr>
-        <w:t xml:space="preserve"> </w:t>
-      </w:r>
-      <w:r>
-        <w:rPr>
-          <w:spacing w:val="-1"/>
-          <w:lang w:val="it-IT"/>
-        </w:rPr>
-        <w:t>su</w:t>
-      </w:r>
-      <w:r>
-        <w:rPr>
-          <w:spacing w:val="-7"/>
-          <w:lang w:val="it-IT"/>
-        </w:rPr>
-        <w:t xml:space="preserve"> </w:t>
-      </w:r>
-      <w:r>
-        <w:rPr>
-          <w:b/>
-          <w:spacing w:val="-1"/>
-          <w:lang w:val="it-IT"/>
-        </w:rPr>
-        <w:t>verifica</w:t>
-      </w:r>
-      <w:r>
-        <w:rPr>
-          <w:b/>
-          <w:spacing w:val="-6"/>
-          <w:lang w:val="it-IT"/>
-        </w:rPr>
-        <w:t xml:space="preserve"> </w:t>
-      </w:r>
-      <w:r>
-        <w:rPr>
-          <w:b/>
-          <w:spacing w:val="-1"/>
-          <w:lang w:val="it-IT"/>
-        </w:rPr>
-        <w:t>del</w:t>
-      </w:r>
-      <w:r>
-        <w:rPr>
-          <w:b/>
-          <w:spacing w:val="-7"/>
-          <w:lang w:val="it-IT"/>
-        </w:rPr>
-        <w:t xml:space="preserve"> </w:t>
-      </w:r>
-      <w:r>
-        <w:rPr>
-          <w:b/>
-          <w:spacing w:val="-1"/>
-          <w:lang w:val="it-IT"/>
-        </w:rPr>
-        <w:t>medico</w:t>
-      </w:r>
-      <w:r>
-        <w:rPr>
-          <w:b/>
-          <w:spacing w:val="-6"/>
-          <w:lang w:val="it-IT"/>
-        </w:rPr>
-        <w:t xml:space="preserve"> </w:t>
-      </w:r>
-      <w:r>
-        <w:rPr>
-          <w:b/>
-          <w:spacing w:val="-1"/>
-          <w:lang w:val="it-IT"/>
-        </w:rPr>
-        <w:t>curante</w:t>
+          <w:bCs/>
+          <w:spacing w:val="-1"/>
+          <w:lang w:val="it-IT"/>
+        </w:rPr>
+        <w:t>verifica del medico curante</w:t>
       </w:r>
       <w:r>
         <w:rPr>
@@ -12024,7 +8703,7 @@
     </w:p>
     <w:p>
       <w:pPr>
-        <w:pStyle w:val="TextBody"/>
+        <w:pStyle w:val="BodyText"/>
         <w:jc w:val="both"/>
         <w:rPr>
           <w:lang w:val="it-IT"/>
@@ -12314,7 +8993,6 @@
         <w:jc w:val="both"/>
         <w:rPr>
           <w:b w:val="false"/>
-          <w:b w:val="false"/>
           <w:bCs w:val="false"/>
           <w:lang w:val="it-IT"/>
         </w:rPr>
@@ -12511,7 +9189,6 @@
         <w:rPr>
           <w:rFonts w:ascii="Arial" w:hAnsi="Arial" w:eastAsia="Arial" w:cs="Arial"/>
           <w:b/>
-          <w:b/>
           <w:bCs/>
           <w:sz w:val="25"/>
           <w:szCs w:val="25"/>
@@ -12533,7 +9210,7 @@
       <w:pPr>
         <w:pStyle w:val="Normal"/>
         <w:spacing w:before="80" w:after="0"/>
-        <w:ind w:left="108" w:hanging="0"/>
+        <w:ind w:hanging="0" w:left="108"/>
         <w:rPr>
           <w:rFonts w:ascii="Times New Roman" w:hAnsi="Times New Roman" w:eastAsia="Times New Roman" w:cs="Times New Roman"/>
           <w:sz w:val="16"/>
@@ -12560,7 +9237,6 @@
         <w:rPr>
           <w:rFonts w:ascii="Times New Roman" w:hAnsi="Times New Roman" w:eastAsia="Times New Roman" w:cs="Times New Roman"/>
           <w:b/>
-          <w:b/>
           <w:bCs/>
           <w:i/>
           <w:i/>
@@ -12585,7 +9261,7 @@
       <w:pPr>
         <w:pStyle w:val="Normal"/>
         <w:spacing w:lineRule="auto" w:line="240"/>
-        <w:ind w:left="108" w:right="423" w:hanging="0"/>
+        <w:ind w:hanging="0" w:left="108" w:right="423"/>
         <w:rPr/>
       </w:pPr>
       <w:r>
@@ -13092,7 +9768,7 @@
       <w:pPr>
         <w:pStyle w:val="Normal"/>
         <w:spacing w:lineRule="auto" w:line="240"/>
-        <w:ind w:left="108" w:hanging="0"/>
+        <w:ind w:hanging="0" w:left="108"/>
         <w:rPr/>
       </w:pPr>
       <w:r>
@@ -13605,7 +10281,7 @@
       <w:pPr>
         <w:pStyle w:val="Normal"/>
         <w:spacing w:lineRule="auto" w:line="240"/>
-        <w:ind w:left="108" w:right="270" w:hanging="0"/>
+        <w:ind w:hanging="0" w:left="108" w:right="270"/>
         <w:rPr/>
       </w:pPr>
       <w:r>
@@ -14500,7 +11176,7 @@
       <w:pPr>
         <w:pStyle w:val="Normal"/>
         <w:spacing w:lineRule="auto" w:line="240"/>
-        <w:ind w:left="108" w:hanging="0"/>
+        <w:ind w:hanging="0" w:left="108"/>
         <w:rPr/>
       </w:pPr>
       <w:r>
@@ -15070,7 +11746,7 @@
       <w:pPr>
         <w:pStyle w:val="Normal"/>
         <w:spacing w:lineRule="auto" w:line="240"/>
-        <w:ind w:left="108" w:right="270" w:hanging="0"/>
+        <w:ind w:hanging="0" w:left="108" w:right="270"/>
         <w:rPr/>
       </w:pPr>
       <w:r>
@@ -15645,7 +12321,7 @@
       <w:pPr>
         <w:pStyle w:val="Normal"/>
         <w:spacing w:lineRule="auto" w:line="240"/>
-        <w:ind w:left="108" w:right="270" w:hanging="0"/>
+        <w:ind w:hanging="0" w:left="108" w:right="270"/>
         <w:rPr/>
       </w:pPr>
       <w:r>
@@ -16157,7 +12833,7 @@
       <w:pPr>
         <w:pStyle w:val="Normal"/>
         <w:spacing w:lineRule="auto" w:line="240"/>
-        <w:ind w:left="108" w:right="270" w:hanging="0"/>
+        <w:ind w:hanging="0" w:left="108" w:right="270"/>
         <w:rPr/>
       </w:pPr>
       <w:r>
@@ -16639,7 +13315,7 @@
       <w:pPr>
         <w:pStyle w:val="Normal"/>
         <w:spacing w:lineRule="auto" w:line="240"/>
-        <w:ind w:left="108" w:hanging="0"/>
+        <w:ind w:hanging="0" w:left="108"/>
         <w:rPr/>
       </w:pPr>
       <w:r>
@@ -16968,7 +13644,7 @@
       <w:pPr>
         <w:pStyle w:val="Normal"/>
         <w:spacing w:lineRule="auto" w:line="240"/>
-        <w:ind w:left="108" w:right="270" w:hanging="0"/>
+        <w:ind w:hanging="0" w:left="108" w:right="270"/>
         <w:rPr/>
       </w:pPr>
       <w:r>
@@ -17506,7 +14182,7 @@
       <w:pPr>
         <w:pStyle w:val="Normal"/>
         <w:spacing w:lineRule="auto" w:line="240"/>
-        <w:ind w:left="108" w:hanging="0"/>
+        <w:ind w:hanging="0" w:left="108"/>
         <w:rPr/>
       </w:pPr>
       <w:r>
@@ -17815,7 +14491,7 @@
       <w:pPr>
         <w:pStyle w:val="Normal"/>
         <w:spacing w:lineRule="auto" w:line="240"/>
-        <w:ind w:left="108" w:right="270" w:hanging="0"/>
+        <w:ind w:hanging="0" w:left="108" w:right="270"/>
         <w:rPr/>
       </w:pPr>
       <w:r>
@@ -18629,7 +15305,7 @@
       <w:pPr>
         <w:pStyle w:val="Normal"/>
         <w:spacing w:lineRule="auto" w:line="240"/>
-        <w:ind w:left="108" w:hanging="0"/>
+        <w:ind w:hanging="0" w:left="108"/>
         <w:rPr/>
       </w:pPr>
       <w:r>
@@ -19035,7 +15711,7 @@
       <w:pPr>
         <w:pStyle w:val="Normal"/>
         <w:spacing w:lineRule="auto" w:line="240"/>
-        <w:ind w:left="108" w:hanging="0"/>
+        <w:ind w:hanging="0" w:left="108"/>
         <w:rPr>
           <w:rFonts w:ascii="Times New Roman" w:hAnsi="Times New Roman" w:eastAsia="Times New Roman" w:cs="Times New Roman"/>
           <w:sz w:val="16"/>
@@ -19084,8 +15760,8 @@
         <w:tblLook w:val="01e0" w:noHBand="0" w:noVBand="0" w:firstColumn="1" w:lastRow="1" w:lastColumn="1" w:firstRow="1"/>
       </w:tblPr>
       <w:tblGrid>
-        <w:gridCol w:w="1233"/>
-        <w:gridCol w:w="2208"/>
+        <w:gridCol w:w="1232"/>
+        <w:gridCol w:w="2209"/>
         <w:gridCol w:w="1848"/>
         <w:gridCol w:w="2318"/>
         <w:gridCol w:w="2512"/>
@@ -19096,7 +15772,7 @@
         </w:trPr>
         <w:tc>
           <w:tcPr>
-            <w:tcW w:w="1233" w:type="dxa"/>
+            <w:tcW w:w="1232" w:type="dxa"/>
             <w:tcBorders>
               <w:top w:val="single" w:sz="6" w:space="0" w:color="000000"/>
               <w:left w:val="single" w:sz="6" w:space="0" w:color="000000"/>
@@ -19109,7 +15785,7 @@
               <w:widowControl w:val="false"/>
               <w:suppressAutoHyphens w:val="true"/>
               <w:spacing w:lineRule="auto" w:line="276" w:before="26" w:after="0"/>
-              <w:ind w:left="32" w:hanging="0"/>
+              <w:ind w:hanging="0" w:left="32"/>
               <w:jc w:val="left"/>
               <w:rPr>
                 <w:rFonts w:ascii="Arial" w:hAnsi="Arial" w:eastAsia="Arial" w:cs="Arial"/>
@@ -19133,7 +15809,7 @@
         </w:tc>
         <w:tc>
           <w:tcPr>
-            <w:tcW w:w="2208" w:type="dxa"/>
+            <w:tcW w:w="2209" w:type="dxa"/>
             <w:tcBorders>
               <w:top w:val="single" w:sz="6" w:space="0" w:color="000000"/>
               <w:bottom w:val="single" w:sz="6" w:space="0" w:color="000000"/>
@@ -19146,11 +15822,10 @@
               <w:widowControl w:val="false"/>
               <w:suppressAutoHyphens w:val="true"/>
               <w:spacing w:lineRule="auto" w:line="276" w:before="47" w:after="0"/>
-              <w:ind w:left="33" w:hanging="0"/>
+              <w:ind w:hanging="0" w:left="33"/>
               <w:jc w:val="left"/>
               <w:rPr>
                 <w:rFonts w:ascii="Arial" w:hAnsi="Arial"/>
-                <w:b/>
                 <w:b/>
                 <w:color w:val="FFFFFF"/>
                 <w:spacing w:val="-1"/>
@@ -19179,7 +15854,7 @@
               <w:widowControl w:val="false"/>
               <w:suppressAutoHyphens w:val="true"/>
               <w:spacing w:lineRule="auto" w:line="276" w:before="47" w:after="0"/>
-              <w:ind w:left="33" w:hanging="0"/>
+              <w:ind w:hanging="0" w:left="33"/>
               <w:jc w:val="left"/>
               <w:rPr>
                 <w:rFonts w:ascii="Arial" w:hAnsi="Arial" w:eastAsia="Arial" w:cs="Arial"/>
@@ -19350,11 +16025,10 @@
               <w:widowControl w:val="false"/>
               <w:suppressAutoHyphens w:val="true"/>
               <w:spacing w:lineRule="auto" w:line="276" w:before="25" w:after="0"/>
-              <w:ind w:left="33" w:hanging="0"/>
+              <w:ind w:hanging="0" w:left="33"/>
               <w:jc w:val="both"/>
               <w:rPr>
                 <w:rFonts w:ascii="Arial" w:hAnsi="Arial"/>
-                <w:b/>
                 <w:b/>
                 <w:color w:val="FFFFFF"/>
                 <w:spacing w:val="-1"/>
@@ -19383,7 +16057,7 @@
               <w:widowControl w:val="false"/>
               <w:suppressAutoHyphens w:val="true"/>
               <w:spacing w:lineRule="auto" w:line="276" w:before="25" w:after="0"/>
-              <w:ind w:left="33" w:hanging="0"/>
+              <w:ind w:hanging="0" w:left="33"/>
               <w:jc w:val="both"/>
               <w:rPr>
                 <w:rFonts w:ascii="Arial" w:hAnsi="Arial" w:eastAsia="Arial" w:cs="Arial"/>
@@ -19554,7 +16228,7 @@
               <w:widowControl w:val="false"/>
               <w:suppressAutoHyphens w:val="true"/>
               <w:spacing w:lineRule="auto" w:line="276" w:before="47" w:after="0"/>
-              <w:ind w:left="33" w:hanging="0"/>
+              <w:ind w:hanging="0" w:left="33"/>
               <w:jc w:val="both"/>
               <w:rPr>
                 <w:rFonts w:ascii="Arial" w:hAnsi="Arial" w:eastAsia="Arial" w:cs="Arial"/>
@@ -19582,7 +16256,7 @@
               <w:widowControl w:val="false"/>
               <w:suppressAutoHyphens w:val="true"/>
               <w:spacing w:lineRule="auto" w:line="276" w:before="46" w:after="0"/>
-              <w:ind w:left="33" w:right="592" w:hanging="0"/>
+              <w:ind w:hanging="0" w:left="33" w:right="592"/>
               <w:jc w:val="left"/>
               <w:rPr>
                 <w:rFonts w:ascii="Arial" w:hAnsi="Arial" w:eastAsia="Arial" w:cs="Arial"/>
@@ -19743,11 +16417,10 @@
               <w:widowControl w:val="false"/>
               <w:suppressAutoHyphens w:val="true"/>
               <w:spacing w:lineRule="auto" w:line="276" w:before="25" w:after="0"/>
-              <w:ind w:left="33" w:hanging="0"/>
+              <w:ind w:hanging="0" w:left="33"/>
               <w:jc w:val="left"/>
               <w:rPr>
                 <w:rFonts w:ascii="Arial" w:hAnsi="Arial"/>
-                <w:b/>
                 <w:b/>
                 <w:color w:val="FFFFFF"/>
                 <w:spacing w:val="-1"/>
@@ -19801,7 +16474,7 @@
               <w:widowControl w:val="false"/>
               <w:suppressAutoHyphens w:val="true"/>
               <w:spacing w:lineRule="auto" w:line="276" w:before="25" w:after="0"/>
-              <w:ind w:left="33" w:hanging="0"/>
+              <w:ind w:hanging="0" w:left="33"/>
               <w:jc w:val="left"/>
               <w:rPr>
                 <w:rFonts w:ascii="Arial" w:hAnsi="Arial" w:eastAsia="Arial" w:cs="Arial"/>
@@ -20097,7 +16770,9 @@
         </w:rPr>
       </w:pPr>
       <w:r>
-        <w:rPr/>
+        <w:rPr>
+          <w:lang w:val="it-IT"/>
+        </w:rPr>
       </w:r>
     </w:p>
     <w:sectPr>
@@ -20239,7 +16914,7 @@
               <w:szCs w:val="16"/>
               <w:rFonts w:ascii="Arial" w:hAnsi="Arial"/>
             </w:rPr>
-            <w:t>6</w:t>
+            <w:t>7</w:t>
           </w:r>
           <w:r>
             <w:rPr>
@@ -20371,7 +17046,7 @@
               <w:szCs w:val="16"/>
               <w:rFonts w:ascii="Arial" w:hAnsi="Arial"/>
             </w:rPr>
-            <w:t>6</w:t>
+            <w:t>7</w:t>
           </w:r>
           <w:r>
             <w:rPr>
@@ -20890,7 +17565,7 @@
     <w:unhideWhenUsed/>
     <w:qFormat/>
     <w:pPr>
-      <w:ind w:left="108" w:hanging="0"/>
+      <w:ind w:hanging="0" w:left="108"/>
       <w:outlineLvl w:val="1"/>
     </w:pPr>
     <w:rPr>
@@ -20925,7 +17600,7 @@
     <w:rsid w:val="00506c52"/>
     <w:rPr/>
   </w:style>
-  <w:style w:type="character" w:styleId="InternetLink">
+  <w:style w:type="character" w:styleId="Hyperlink">
     <w:name w:val="Hyperlink"/>
     <w:rPr>
       <w:color w:val="000080"/>
@@ -20936,7 +17611,7 @@
   <w:style w:type="paragraph" w:styleId="Heading">
     <w:name w:val="Heading"/>
     <w:basedOn w:val="Normal"/>
-    <w:next w:val="TextBody"/>
+    <w:next w:val="BodyText"/>
     <w:qFormat/>
     <w:pPr>
       <w:keepNext w:val="true"/>
@@ -20948,13 +17623,13 @@
       <w:szCs w:val="28"/>
     </w:rPr>
   </w:style>
-  <w:style w:type="paragraph" w:styleId="TextBody">
+  <w:style w:type="paragraph" w:styleId="BodyText">
     <w:name w:val="Body Text"/>
     <w:basedOn w:val="Normal"/>
     <w:uiPriority w:val="1"/>
     <w:qFormat/>
     <w:pPr>
-      <w:ind w:left="108" w:hanging="0"/>
+      <w:ind w:hanging="0" w:left="108"/>
     </w:pPr>
     <w:rPr>
       <w:rFonts w:ascii="Arial" w:hAnsi="Arial" w:eastAsia="Arial"/>
@@ -20964,7 +17639,7 @@
   </w:style>
   <w:style w:type="paragraph" w:styleId="List">
     <w:name w:val="List"/>
-    <w:basedOn w:val="TextBody"/>
+    <w:basedOn w:val="BodyText"/>
     <w:pPr/>
     <w:rPr>
       <w:rFonts w:cs="Noto Sans Devanagari"/>

--- a/static/Referto_Plus.docx
+++ b/static/Referto_Plus.docx
@@ -24,7 +24,7 @@
       <w:pPr>
         <w:pStyle w:val="Normal"/>
         <w:spacing w:lineRule="atLeast" w:line="200"/>
-        <w:ind w:hanging="0" w:left="125"/>
+        <w:ind w:left="125"/>
         <w:rPr>
           <w:rFonts w:ascii="Times New Roman" w:hAnsi="Times New Roman" w:eastAsia="Times New Roman" w:cs="Times New Roman"/>
           <w:sz w:val="20"/>
@@ -40,7 +40,7 @@
         <mc:AlternateContent>
           <mc:Choice Requires="wps">
             <w:drawing>
-              <wp:anchor behindDoc="0" distT="635" distB="635" distL="1270" distR="0" simplePos="0" locked="0" layoutInCell="1" allowOverlap="1" relativeHeight="3">
+              <wp:anchor behindDoc="0" distT="635" distB="635" distL="635" distR="635" simplePos="0" locked="0" layoutInCell="1" allowOverlap="1" relativeHeight="3">
                 <wp:simplePos x="0" y="0"/>
                 <wp:positionH relativeFrom="column">
                   <wp:posOffset>30480</wp:posOffset>
@@ -49,7 +49,7 @@
                   <wp:posOffset>51435</wp:posOffset>
                 </wp:positionV>
                 <wp:extent cx="6557645" cy="113030"/>
-                <wp:effectExtent l="1270" t="635" r="0" b="635"/>
+                <wp:effectExtent l="635" t="635" r="635" b="635"/>
                 <wp:wrapNone/>
                 <wp:docPr id="1" name="Shape 1"/>
                 <a:graphic xmlns:a="http://schemas.openxmlformats.org/drawingml/2006/main">
@@ -120,7 +120,7 @@
       <w:pPr>
         <w:pStyle w:val="Normal"/>
         <w:spacing w:before="27" w:after="0"/>
-        <w:ind w:hanging="0" w:right="11"/>
+        <w:ind w:right="11"/>
         <w:jc w:val="center"/>
         <w:rPr>
           <w:rFonts w:ascii="Calibri" w:hAnsi="Calibri" w:eastAsia="Calibri" w:cs="Calibri"/>
@@ -166,7 +166,7 @@
       <w:pPr>
         <w:pStyle w:val="Normal"/>
         <w:spacing w:lineRule="atLeast" w:line="190"/>
-        <w:ind w:hanging="0" w:left="124"/>
+        <w:ind w:left="124"/>
         <w:rPr>
           <w:rFonts w:ascii="Calibri" w:hAnsi="Calibri" w:eastAsia="Calibri" w:cs="Calibri"/>
           <w:sz w:val="19"/>
@@ -182,7 +182,7 @@
         <mc:AlternateContent>
           <mc:Choice Requires="wps">
             <w:drawing>
-              <wp:anchor behindDoc="0" distT="635" distB="635" distL="1270" distR="0" simplePos="0" locked="0" layoutInCell="1" allowOverlap="1" relativeHeight="4">
+              <wp:anchor behindDoc="0" distT="635" distB="635" distL="635" distR="635" simplePos="0" locked="0" layoutInCell="1" allowOverlap="1" relativeHeight="4">
                 <wp:simplePos x="0" y="0"/>
                 <wp:positionH relativeFrom="column">
                   <wp:posOffset>30480</wp:posOffset>
@@ -191,7 +191,7 @@
                   <wp:posOffset>51435</wp:posOffset>
                 </wp:positionV>
                 <wp:extent cx="6557645" cy="113030"/>
-                <wp:effectExtent l="1270" t="635" r="0" b="635"/>
+                <wp:effectExtent l="635" t="635" r="635" b="635"/>
                 <wp:wrapNone/>
                 <wp:docPr id="2" name="Shape 2"/>
                 <a:graphic xmlns:a="http://schemas.openxmlformats.org/drawingml/2006/main">
@@ -266,7 +266,7 @@
       <w:pPr>
         <w:pStyle w:val="Normal"/>
         <w:spacing w:before="58" w:after="0"/>
-        <w:ind w:hanging="0" w:left="108"/>
+        <w:ind w:left="108"/>
         <w:rPr>
           <w:rFonts w:ascii="Arial" w:hAnsi="Arial" w:eastAsia="Arial" w:cs="Arial"/>
           <w:sz w:val="28"/>
@@ -275,14 +275,10 @@
       </w:pPr>
       <w:r>
         <w:rPr>
-          <w:rFonts w:eastAsia="Calibri" w:cs="" w:ascii="Arial" w:hAnsi="Arial" w:cstheme="minorBidi" w:eastAsiaTheme="minorHAnsi"/>
+          <w:rFonts w:ascii="Arial" w:hAnsi="Arial"/>
           <w:b/>
-          <w:color w:val="auto"/>
-          <w:spacing w:val="-1"/>
-          <w:kern w:val="0"/>
+          <w:spacing w:val="-1"/>
           <w:sz w:val="32"/>
-          <w:szCs w:val="22"/>
-          <w:lang w:val="en-US" w:eastAsia="en-US" w:bidi="ar-SA"/>
         </w:rPr>
         <w:t>intestaz_sex</w:t>
       </w:r>
@@ -330,7 +326,7 @@
     </w:p>
     <w:tbl>
       <w:tblPr>
-        <w:tblStyle w:val="Grigliatabella"/>
+        <w:tblStyle w:val="TableGrid"/>
         <w:tblW w:w="10170" w:type="dxa"/>
         <w:jc w:val="left"/>
         <w:tblInd w:w="288" w:type="dxa"/>
@@ -345,8 +341,8 @@
       </w:tblPr>
       <w:tblGrid>
         <w:gridCol w:w="3320"/>
-        <w:gridCol w:w="3242"/>
-        <w:gridCol w:w="3608"/>
+        <w:gridCol w:w="3239"/>
+        <w:gridCol w:w="3611"/>
       </w:tblGrid>
       <w:tr>
         <w:trPr>
@@ -367,7 +363,6 @@
           <w:p>
             <w:pPr>
               <w:pStyle w:val="Normal"/>
-              <w:widowControl w:val="false"/>
               <w:suppressAutoHyphens w:val="true"/>
               <w:spacing w:lineRule="exact" w:line="245" w:before="0" w:after="0"/>
               <w:jc w:val="left"/>
@@ -394,7 +389,6 @@
           <w:p>
             <w:pPr>
               <w:pStyle w:val="Normal"/>
-              <w:widowControl w:val="false"/>
               <w:suppressAutoHyphens w:val="true"/>
               <w:spacing w:lineRule="exact" w:line="271" w:before="11" w:after="0"/>
               <w:jc w:val="left"/>
@@ -418,7 +412,7 @@
         </w:tc>
         <w:tc>
           <w:tcPr>
-            <w:tcW w:w="3242" w:type="dxa"/>
+            <w:tcW w:w="3239" w:type="dxa"/>
             <w:tcBorders>
               <w:top w:val="nil"/>
               <w:left w:val="nil"/>
@@ -431,7 +425,6 @@
           <w:p>
             <w:pPr>
               <w:pStyle w:val="Normal"/>
-              <w:widowControl w:val="false"/>
               <w:suppressAutoHyphens w:val="true"/>
               <w:spacing w:lineRule="exact" w:line="245" w:before="0" w:after="0"/>
               <w:jc w:val="left"/>
@@ -443,7 +436,7 @@
             </w:pPr>
             <w:r>
               <w:rPr>
-                <w:rFonts w:ascii="Arial" w:hAnsi="Arial"/>
+                <w:rFonts w:eastAsia="Calibri" w:cs="" w:ascii="Arial" w:hAnsi="Arial"/>
                 <w:b/>
                 <w:spacing w:val="-1"/>
                 <w:kern w:val="0"/>
@@ -457,7 +450,6 @@
           <w:p>
             <w:pPr>
               <w:pStyle w:val="Normal"/>
-              <w:widowControl w:val="false"/>
               <w:suppressAutoHyphens w:val="true"/>
               <w:spacing w:lineRule="exact" w:line="271" w:before="11" w:after="0"/>
               <w:jc w:val="left"/>
@@ -481,7 +473,7 @@
         </w:tc>
         <w:tc>
           <w:tcPr>
-            <w:tcW w:w="3608" w:type="dxa"/>
+            <w:tcW w:w="3611" w:type="dxa"/>
             <w:tcBorders>
               <w:top w:val="nil"/>
               <w:left w:val="nil"/>
@@ -494,7 +486,6 @@
           <w:p>
             <w:pPr>
               <w:pStyle w:val="Normal"/>
-              <w:widowControl w:val="false"/>
               <w:suppressAutoHyphens w:val="true"/>
               <w:spacing w:before="58" w:after="0"/>
               <w:jc w:val="left"/>
@@ -533,7 +524,6 @@
           <w:p>
             <w:pPr>
               <w:pStyle w:val="Normal"/>
-              <w:widowControl w:val="false"/>
               <w:suppressAutoHyphens w:val="true"/>
               <w:spacing w:lineRule="exact" w:line="245" w:before="0" w:after="0"/>
               <w:jc w:val="left"/>
@@ -545,7 +535,7 @@
             </w:pPr>
             <w:r>
               <w:rPr>
-                <w:rFonts w:ascii="Arial" w:hAnsi="Arial"/>
+                <w:rFonts w:eastAsia="Calibri" w:cs="" w:ascii="Arial" w:hAnsi="Arial"/>
                 <w:b/>
                 <w:spacing w:val="-1"/>
                 <w:kern w:val="0"/>
@@ -557,7 +547,7 @@
             </w:r>
             <w:r>
               <w:rPr>
-                <w:rFonts w:ascii="Arial" w:hAnsi="Arial"/>
+                <w:rFonts w:eastAsia="Calibri" w:cs="" w:ascii="Arial" w:hAnsi="Arial"/>
                 <w:b/>
                 <w:spacing w:val="-3"/>
                 <w:kern w:val="0"/>
@@ -569,7 +559,7 @@
             </w:r>
             <w:r>
               <w:rPr>
-                <w:rFonts w:ascii="Arial" w:hAnsi="Arial"/>
+                <w:rFonts w:eastAsia="Calibri" w:cs="" w:ascii="Arial" w:hAnsi="Arial"/>
                 <w:b/>
                 <w:spacing w:val="-1"/>
                 <w:kern w:val="0"/>
@@ -583,7 +573,6 @@
           <w:p>
             <w:pPr>
               <w:pStyle w:val="Normal"/>
-              <w:widowControl w:val="false"/>
               <w:suppressAutoHyphens w:val="true"/>
               <w:spacing w:lineRule="exact" w:line="271" w:before="12" w:after="0"/>
               <w:jc w:val="left"/>
@@ -607,7 +596,7 @@
         </w:tc>
         <w:tc>
           <w:tcPr>
-            <w:tcW w:w="3242" w:type="dxa"/>
+            <w:tcW w:w="3239" w:type="dxa"/>
             <w:tcBorders>
               <w:top w:val="nil"/>
               <w:left w:val="nil"/>
@@ -620,7 +609,6 @@
           <w:p>
             <w:pPr>
               <w:pStyle w:val="Normal"/>
-              <w:widowControl w:val="false"/>
               <w:suppressAutoHyphens w:val="true"/>
               <w:spacing w:lineRule="exact" w:line="245" w:before="0" w:after="0"/>
               <w:jc w:val="left"/>
@@ -632,7 +620,7 @@
             </w:pPr>
             <w:r>
               <w:rPr>
-                <w:rFonts w:ascii="Arial" w:hAnsi="Arial"/>
+                <w:rFonts w:eastAsia="Calibri" w:cs="" w:ascii="Arial" w:hAnsi="Arial"/>
                 <w:b/>
                 <w:kern w:val="0"/>
                 <w:sz w:val="24"/>
@@ -645,7 +633,6 @@
           <w:p>
             <w:pPr>
               <w:pStyle w:val="Normal"/>
-              <w:widowControl w:val="false"/>
               <w:suppressAutoHyphens w:val="true"/>
               <w:spacing w:lineRule="exact" w:line="271" w:before="12" w:after="0"/>
               <w:jc w:val="left"/>
@@ -669,7 +656,7 @@
         </w:tc>
         <w:tc>
           <w:tcPr>
-            <w:tcW w:w="3608" w:type="dxa"/>
+            <w:tcW w:w="3611" w:type="dxa"/>
             <w:tcBorders>
               <w:top w:val="nil"/>
               <w:left w:val="nil"/>
@@ -682,7 +669,6 @@
           <w:p>
             <w:pPr>
               <w:pStyle w:val="Normal"/>
-              <w:widowControl w:val="false"/>
               <w:suppressAutoHyphens w:val="true"/>
               <w:spacing w:before="58" w:after="0"/>
               <w:jc w:val="left"/>
@@ -721,7 +707,6 @@
           <w:p>
             <w:pPr>
               <w:pStyle w:val="Normal"/>
-              <w:widowControl w:val="false"/>
               <w:suppressAutoHyphens w:val="true"/>
               <w:spacing w:lineRule="exact" w:line="240" w:before="0" w:after="0"/>
               <w:jc w:val="left"/>
@@ -733,7 +718,7 @@
             </w:pPr>
             <w:r>
               <w:rPr>
-                <w:rFonts w:ascii="Arial" w:hAnsi="Arial"/>
+                <w:rFonts w:eastAsia="Calibri" w:cs="" w:ascii="Arial" w:hAnsi="Arial"/>
                 <w:b/>
                 <w:spacing w:val="-1"/>
                 <w:kern w:val="0"/>
@@ -745,7 +730,7 @@
             </w:r>
             <w:r>
               <w:rPr>
-                <w:rFonts w:ascii="Arial" w:hAnsi="Arial"/>
+                <w:rFonts w:eastAsia="Calibri" w:cs="" w:ascii="Arial" w:hAnsi="Arial"/>
                 <w:b/>
                 <w:spacing w:val="1"/>
                 <w:kern w:val="0"/>
@@ -757,7 +742,7 @@
             </w:r>
             <w:r>
               <w:rPr>
-                <w:rFonts w:ascii="Arial" w:hAnsi="Arial"/>
+                <w:rFonts w:eastAsia="Calibri" w:cs="" w:ascii="Arial" w:hAnsi="Arial"/>
                 <w:b/>
                 <w:spacing w:val="-1"/>
                 <w:kern w:val="0"/>
@@ -769,7 +754,7 @@
             </w:r>
             <w:r>
               <w:rPr>
-                <w:rFonts w:ascii="Arial" w:hAnsi="Arial"/>
+                <w:rFonts w:eastAsia="Calibri" w:cs="" w:ascii="Arial" w:hAnsi="Arial"/>
                 <w:bCs/>
                 <w:spacing w:val="-1"/>
                 <w:kern w:val="0"/>
@@ -783,7 +768,7 @@
         </w:tc>
         <w:tc>
           <w:tcPr>
-            <w:tcW w:w="3242" w:type="dxa"/>
+            <w:tcW w:w="3239" w:type="dxa"/>
             <w:tcBorders>
               <w:top w:val="nil"/>
               <w:left w:val="nil"/>
@@ -796,7 +781,6 @@
           <w:p>
             <w:pPr>
               <w:pStyle w:val="Normal"/>
-              <w:widowControl w:val="false"/>
               <w:suppressAutoHyphens w:val="true"/>
               <w:spacing w:lineRule="exact" w:line="240" w:before="0" w:after="0"/>
               <w:jc w:val="left"/>
@@ -808,7 +792,7 @@
             </w:pPr>
             <w:r>
               <w:rPr>
-                <w:rFonts w:ascii="Arial" w:hAnsi="Arial"/>
+                <w:rFonts w:eastAsia="Calibri" w:cs="" w:ascii="Arial" w:hAnsi="Arial"/>
                 <w:b/>
                 <w:spacing w:val="-1"/>
                 <w:kern w:val="0"/>
@@ -820,7 +804,7 @@
             </w:r>
             <w:r>
               <w:rPr>
-                <w:rFonts w:ascii="Arial" w:hAnsi="Arial"/>
+                <w:rFonts w:eastAsia="Calibri" w:cs="" w:ascii="Arial" w:hAnsi="Arial"/>
                 <w:b/>
                 <w:spacing w:val="-4"/>
                 <w:kern w:val="0"/>
@@ -832,7 +816,7 @@
             </w:r>
             <w:r>
               <w:rPr>
-                <w:rFonts w:ascii="Arial" w:hAnsi="Arial"/>
+                <w:rFonts w:eastAsia="Calibri" w:cs="" w:ascii="Arial" w:hAnsi="Arial"/>
                 <w:b/>
                 <w:spacing w:val="-1"/>
                 <w:kern w:val="0"/>
@@ -844,7 +828,7 @@
             </w:r>
             <w:r>
               <w:rPr>
-                <w:rFonts w:ascii="Arial" w:hAnsi="Arial"/>
+                <w:rFonts w:eastAsia="Calibri" w:cs="" w:ascii="Arial" w:hAnsi="Arial"/>
                 <w:bCs/>
                 <w:spacing w:val="-1"/>
                 <w:kern w:val="0"/>
@@ -858,7 +842,7 @@
         </w:tc>
         <w:tc>
           <w:tcPr>
-            <w:tcW w:w="3608" w:type="dxa"/>
+            <w:tcW w:w="3611" w:type="dxa"/>
             <w:tcBorders>
               <w:top w:val="nil"/>
               <w:left w:val="nil"/>
@@ -871,7 +855,6 @@
           <w:p>
             <w:pPr>
               <w:pStyle w:val="Normal"/>
-              <w:widowControl w:val="false"/>
               <w:suppressAutoHyphens w:val="true"/>
               <w:spacing w:lineRule="exact" w:line="240" w:before="0" w:after="0"/>
               <w:jc w:val="left"/>
@@ -884,7 +867,7 @@
             </w:pPr>
             <w:r>
               <w:rPr>
-                <w:rFonts w:ascii="Arial" w:hAnsi="Arial"/>
+                <w:rFonts w:eastAsia="Calibri" w:cs="" w:ascii="Arial" w:hAnsi="Arial"/>
                 <w:b/>
                 <w:spacing w:val="-1"/>
                 <w:kern w:val="0"/>
@@ -896,7 +879,7 @@
             </w:r>
             <w:r>
               <w:rPr>
-                <w:rFonts w:ascii="Arial" w:hAnsi="Arial"/>
+                <w:rFonts w:eastAsia="Calibri" w:cs="" w:ascii="Arial" w:hAnsi="Arial"/>
                 <w:b/>
                 <w:spacing w:val="1"/>
                 <w:kern w:val="0"/>
@@ -908,7 +891,7 @@
             </w:r>
             <w:r>
               <w:rPr>
-                <w:rFonts w:ascii="Arial" w:hAnsi="Arial"/>
+                <w:rFonts w:eastAsia="Calibri" w:cs="" w:ascii="Arial" w:hAnsi="Arial"/>
                 <w:kern w:val="0"/>
                 <w:sz w:val="24"/>
                 <w:szCs w:val="22"/>
@@ -924,7 +907,7 @@
       <w:pPr>
         <w:pStyle w:val="Normal"/>
         <w:spacing w:lineRule="atLeast" w:line="200"/>
-        <w:ind w:hanging="0" w:left="124"/>
+        <w:ind w:left="124"/>
         <w:rPr>
           <w:rFonts w:ascii="Arial" w:hAnsi="Arial" w:eastAsia="Arial" w:cs="Arial"/>
           <w:sz w:val="20"/>
@@ -1018,7 +1001,7 @@
     </w:p>
     <w:tbl>
       <w:tblPr>
-        <w:tblStyle w:val="Grigliatabella"/>
+        <w:tblStyle w:val="TableGrid"/>
         <w:tblW w:w="10080" w:type="dxa"/>
         <w:jc w:val="left"/>
         <w:tblInd w:w="288" w:type="dxa"/>
@@ -1047,10 +1030,9 @@
           <w:p>
             <w:pPr>
               <w:pStyle w:val="Normal"/>
-              <w:widowControl w:val="false"/>
               <w:suppressAutoHyphens w:val="true"/>
               <w:spacing w:before="27" w:after="0"/>
-              <w:ind w:hanging="0" w:right="65"/>
+              <w:ind w:right="65"/>
               <w:jc w:val="center"/>
               <w:rPr>
                 <w:rFonts w:ascii="Arial" w:hAnsi="Arial" w:eastAsia="Arial" w:cs="Arial"/>
@@ -1060,7 +1042,7 @@
             </w:pPr>
             <w:r>
               <w:rPr>
-                <w:rFonts w:ascii="Arial" w:hAnsi="Arial"/>
+                <w:rFonts w:eastAsia="Calibri" w:cs="" w:ascii="Arial" w:hAnsi="Arial"/>
                 <w:b/>
                 <w:color w:val="F49D16"/>
                 <w:spacing w:val="-1"/>
@@ -1073,7 +1055,7 @@
             </w:r>
             <w:r>
               <w:rPr>
-                <w:rFonts w:ascii="Arial" w:hAnsi="Arial"/>
+                <w:rFonts w:eastAsia="Calibri" w:cs="" w:ascii="Arial" w:hAnsi="Arial"/>
                 <w:b/>
                 <w:color w:val="F49D16"/>
                 <w:spacing w:val="1"/>
@@ -1086,7 +1068,7 @@
             </w:r>
             <w:r>
               <w:rPr>
-                <w:rFonts w:ascii="Arial" w:hAnsi="Arial"/>
+                <w:rFonts w:eastAsia="Calibri" w:cs="" w:ascii="Arial" w:hAnsi="Arial"/>
                 <w:b/>
                 <w:color w:val="F49D16"/>
                 <w:spacing w:val="-1"/>
@@ -1114,7 +1096,6 @@
           <w:p>
             <w:pPr>
               <w:pStyle w:val="Normal"/>
-              <w:widowControl w:val="false"/>
               <w:suppressAutoHyphens w:val="true"/>
               <w:spacing w:before="25" w:after="0"/>
               <w:jc w:val="center"/>
@@ -1125,12 +1106,12 @@
             </w:pPr>
             <w:r>
               <w:rPr>
-                <w:rFonts w:ascii="Arial" w:hAnsi="Arial"/>
+                <w:rFonts w:eastAsia="Calibri" w:cs="" w:ascii="Arial" w:hAnsi="Arial"/>
                 <w:b/>
                 <w:color w:val="FFFFFF"/>
                 <w:spacing w:val="-1"/>
                 <w:kern w:val="0"/>
-                <w:sz w:val="22"/>
+                <w:sz w:val="20"/>
                 <w:szCs w:val="22"/>
                 <w:lang w:val="it-IT" w:eastAsia="en-US" w:bidi="ar-SA"/>
               </w:rPr>
@@ -1160,7 +1141,7 @@
     </w:p>
     <w:tbl>
       <w:tblPr>
-        <w:tblStyle w:val="Grigliatabella"/>
+        <w:tblStyle w:val="TableGrid"/>
         <w:tblW w:w="10080" w:type="dxa"/>
         <w:jc w:val="left"/>
         <w:tblInd w:w="288" w:type="dxa"/>
@@ -1189,7 +1170,6 @@
           <w:p>
             <w:pPr>
               <w:pStyle w:val="Normal"/>
-              <w:widowControl w:val="false"/>
               <w:tabs>
                 <w:tab w:val="clear" w:pos="720"/>
                 <w:tab w:val="left" w:pos="9255" w:leader="none"/>
@@ -1197,7 +1177,7 @@
               </w:tabs>
               <w:suppressAutoHyphens w:val="true"/>
               <w:spacing w:before="27" w:after="0"/>
-              <w:ind w:hanging="0" w:right="66"/>
+              <w:ind w:right="66"/>
               <w:jc w:val="center"/>
               <w:rPr>
                 <w:rFonts w:ascii="Arial" w:hAnsi="Arial" w:eastAsia="Arial" w:cs="Arial"/>
@@ -1207,7 +1187,7 @@
             </w:pPr>
             <w:r>
               <w:rPr>
-                <w:rFonts w:ascii="Arial" w:hAnsi="Arial"/>
+                <w:rFonts w:eastAsia="Calibri" w:cs="" w:ascii="Arial" w:hAnsi="Arial"/>
                 <w:b/>
                 <w:color w:val="F49D16"/>
                 <w:spacing w:val="-1"/>
@@ -1220,7 +1200,7 @@
             </w:r>
             <w:r>
               <w:rPr>
-                <w:rFonts w:ascii="Arial" w:hAnsi="Arial"/>
+                <w:rFonts w:eastAsia="Calibri" w:cs="" w:ascii="Arial" w:hAnsi="Arial"/>
                 <w:b/>
                 <w:color w:val="F49D16"/>
                 <w:spacing w:val="1"/>
@@ -1233,7 +1213,7 @@
             </w:r>
             <w:r>
               <w:rPr>
-                <w:rFonts w:ascii="Arial" w:hAnsi="Arial"/>
+                <w:rFonts w:eastAsia="Calibri" w:cs="" w:ascii="Arial" w:hAnsi="Arial"/>
                 <w:b/>
                 <w:color w:val="F49D16"/>
                 <w:spacing w:val="-1"/>
@@ -1246,7 +1226,7 @@
             </w:r>
             <w:r>
               <w:rPr>
-                <w:rFonts w:ascii="Arial" w:hAnsi="Arial"/>
+                <w:rFonts w:eastAsia="Calibri" w:cs="" w:ascii="Arial" w:hAnsi="Arial"/>
                 <w:b/>
                 <w:color w:val="F49D16"/>
                 <w:spacing w:val="1"/>
@@ -1259,7 +1239,7 @@
             </w:r>
             <w:r>
               <w:rPr>
-                <w:rFonts w:ascii="Arial" w:hAnsi="Arial"/>
+                <w:rFonts w:eastAsia="Calibri" w:cs="" w:ascii="Arial" w:hAnsi="Arial"/>
                 <w:b/>
                 <w:color w:val="F49D16"/>
                 <w:spacing w:val="-1"/>
@@ -1272,7 +1252,7 @@
             </w:r>
             <w:r>
               <w:rPr>
-                <w:rFonts w:ascii="Arial" w:hAnsi="Arial"/>
+                <w:rFonts w:eastAsia="Calibri" w:cs="" w:ascii="Arial" w:hAnsi="Arial"/>
                 <w:b/>
                 <w:color w:val="F49D16"/>
                 <w:spacing w:val="1"/>
@@ -1300,7 +1280,6 @@
           <w:p>
             <w:pPr>
               <w:pStyle w:val="Normal"/>
-              <w:widowControl w:val="false"/>
               <w:suppressAutoHyphens w:val="true"/>
               <w:spacing w:before="25" w:after="0"/>
               <w:jc w:val="center"/>
@@ -1311,12 +1290,12 @@
             </w:pPr>
             <w:r>
               <w:rPr>
-                <w:rFonts w:ascii="Arial" w:hAnsi="Arial"/>
+                <w:rFonts w:eastAsia="Calibri" w:cs="" w:ascii="Arial" w:hAnsi="Arial"/>
                 <w:b/>
                 <w:color w:val="FFFFFF"/>
                 <w:spacing w:val="-2"/>
                 <w:kern w:val="0"/>
-                <w:sz w:val="22"/>
+                <w:sz w:val="20"/>
                 <w:szCs w:val="22"/>
                 <w:lang w:val="it-IT" w:eastAsia="en-US" w:bidi="ar-SA"/>
               </w:rPr>
@@ -1324,12 +1303,12 @@
             </w:r>
             <w:r>
               <w:rPr>
-                <w:rFonts w:ascii="Arial" w:hAnsi="Arial"/>
+                <w:rFonts w:eastAsia="Calibri" w:cs="" w:ascii="Arial" w:hAnsi="Arial"/>
                 <w:b/>
                 <w:color w:val="FFFFFF"/>
                 <w:spacing w:val="-1"/>
                 <w:kern w:val="0"/>
-                <w:sz w:val="22"/>
+                <w:sz w:val="20"/>
                 <w:szCs w:val="22"/>
                 <w:lang w:val="it-IT" w:eastAsia="en-US" w:bidi="ar-SA"/>
               </w:rPr>
@@ -1359,7 +1338,7 @@
     </w:p>
     <w:tbl>
       <w:tblPr>
-        <w:tblStyle w:val="Grigliatabella"/>
+        <w:tblStyle w:val="TableGrid"/>
         <w:tblW w:w="10080" w:type="dxa"/>
         <w:jc w:val="left"/>
         <w:tblInd w:w="288" w:type="dxa"/>
@@ -1388,7 +1367,6 @@
           <w:p>
             <w:pPr>
               <w:pStyle w:val="Normal"/>
-              <w:widowControl w:val="false"/>
               <w:tabs>
                 <w:tab w:val="clear" w:pos="720"/>
                 <w:tab w:val="left" w:pos="9255" w:leader="none"/>
@@ -1396,7 +1374,7 @@
               </w:tabs>
               <w:suppressAutoHyphens w:val="true"/>
               <w:spacing w:before="27" w:after="0"/>
-              <w:ind w:hanging="0" w:right="66"/>
+              <w:ind w:right="66"/>
               <w:jc w:val="center"/>
               <w:rPr>
                 <w:rFonts w:ascii="Arial" w:hAnsi="Arial" w:eastAsia="Arial" w:cs="Arial"/>
@@ -1406,7 +1384,7 @@
             </w:pPr>
             <w:r>
               <w:rPr>
-                <w:rFonts w:ascii="Arial" w:hAnsi="Arial"/>
+                <w:rFonts w:eastAsia="Calibri" w:cs="" w:ascii="Arial" w:hAnsi="Arial"/>
                 <w:b/>
                 <w:color w:val="F49D16"/>
                 <w:spacing w:val="-1"/>
@@ -1419,7 +1397,7 @@
             </w:r>
             <w:r>
               <w:rPr>
-                <w:rFonts w:ascii="Arial" w:hAnsi="Arial"/>
+                <w:rFonts w:eastAsia="Calibri" w:cs="" w:ascii="Arial" w:hAnsi="Arial"/>
                 <w:b/>
                 <w:color w:val="F49D16"/>
                 <w:spacing w:val="-5"/>
@@ -1432,7 +1410,7 @@
             </w:r>
             <w:r>
               <w:rPr>
-                <w:rFonts w:ascii="Arial" w:hAnsi="Arial"/>
+                <w:rFonts w:eastAsia="Calibri" w:cs="" w:ascii="Arial" w:hAnsi="Arial"/>
                 <w:b/>
                 <w:color w:val="F49D16"/>
                 <w:spacing w:val="-1"/>
@@ -1460,7 +1438,6 @@
           <w:p>
             <w:pPr>
               <w:pStyle w:val="Normal"/>
-              <w:widowControl w:val="false"/>
               <w:suppressAutoHyphens w:val="true"/>
               <w:spacing w:before="25" w:after="0"/>
               <w:jc w:val="center"/>
@@ -1471,12 +1448,12 @@
             </w:pPr>
             <w:r>
               <w:rPr>
-                <w:rFonts w:ascii="Arial" w:hAnsi="Arial"/>
+                <w:rFonts w:eastAsia="Calibri" w:cs="" w:ascii="Arial" w:hAnsi="Arial"/>
                 <w:b/>
                 <w:color w:val="FFFFFF"/>
                 <w:spacing w:val="-2"/>
                 <w:kern w:val="0"/>
-                <w:sz w:val="22"/>
+                <w:sz w:val="20"/>
                 <w:szCs w:val="22"/>
                 <w:lang w:val="it-IT" w:eastAsia="en-US" w:bidi="ar-SA"/>
               </w:rPr>
@@ -1484,12 +1461,12 @@
             </w:r>
             <w:r>
               <w:rPr>
-                <w:rFonts w:ascii="Arial" w:hAnsi="Arial"/>
+                <w:rFonts w:eastAsia="Calibri" w:cs="" w:ascii="Arial" w:hAnsi="Arial"/>
                 <w:b/>
                 <w:color w:val="FFFFFF"/>
                 <w:spacing w:val="-1"/>
                 <w:kern w:val="0"/>
-                <w:sz w:val="22"/>
+                <w:sz w:val="20"/>
                 <w:szCs w:val="22"/>
                 <w:lang w:val="it-IT" w:eastAsia="en-US" w:bidi="ar-SA"/>
               </w:rPr>
@@ -1503,7 +1480,7 @@
       <w:pPr>
         <w:pStyle w:val="Normal"/>
         <w:spacing w:lineRule="atLeast" w:line="200"/>
-        <w:ind w:hanging="0" w:left="124"/>
+        <w:ind w:left="124"/>
         <w:rPr>
           <w:rFonts w:ascii="Arial" w:hAnsi="Arial" w:eastAsia="Arial" w:cs="Arial"/>
           <w:sz w:val="20"/>
@@ -1520,7 +1497,7 @@
     </w:p>
     <w:tbl>
       <w:tblPr>
-        <w:tblStyle w:val="Grigliatabella"/>
+        <w:tblStyle w:val="TableGrid"/>
         <w:tblW w:w="10080" w:type="dxa"/>
         <w:jc w:val="left"/>
         <w:tblInd w:w="288" w:type="dxa"/>
@@ -1549,7 +1526,6 @@
           <w:p>
             <w:pPr>
               <w:pStyle w:val="Normal"/>
-              <w:widowControl w:val="false"/>
               <w:tabs>
                 <w:tab w:val="clear" w:pos="720"/>
                 <w:tab w:val="left" w:pos="9255" w:leader="none"/>
@@ -1557,7 +1533,7 @@
               </w:tabs>
               <w:suppressAutoHyphens w:val="true"/>
               <w:spacing w:before="27" w:after="0"/>
-              <w:ind w:hanging="0" w:right="66"/>
+              <w:ind w:right="66"/>
               <w:jc w:val="center"/>
               <w:rPr>
                 <w:rFonts w:ascii="Arial" w:hAnsi="Arial" w:eastAsia="Arial" w:cs="Arial"/>
@@ -1568,7 +1544,7 @@
             </w:pPr>
             <w:r>
               <w:rPr>
-                <w:rFonts w:ascii="Arial" w:hAnsi="Arial"/>
+                <w:rFonts w:eastAsia="Calibri" w:cs="" w:ascii="Arial" w:hAnsi="Arial"/>
                 <w:b/>
                 <w:color w:val="92D050"/>
                 <w:spacing w:val="-1"/>
@@ -1596,7 +1572,6 @@
           <w:p>
             <w:pPr>
               <w:pStyle w:val="Normal"/>
-              <w:widowControl w:val="false"/>
               <w:suppressAutoHyphens w:val="true"/>
               <w:spacing w:before="25" w:after="0"/>
               <w:jc w:val="center"/>
@@ -1609,7 +1584,7 @@
               <w:rPr>
                 <w:rFonts w:eastAsia="Arial" w:cs="Arial" w:ascii="Arial" w:hAnsi="Arial"/>
                 <w:kern w:val="0"/>
-                <w:sz w:val="22"/>
+                <w:sz w:val="20"/>
                 <w:szCs w:val="22"/>
                 <w:lang w:val="it-IT" w:eastAsia="en-US" w:bidi="ar-SA"/>
               </w:rPr>
@@ -1724,7 +1699,7 @@
       <w:pPr>
         <w:pStyle w:val="Normal"/>
         <w:spacing w:lineRule="atLeast" w:line="200"/>
-        <w:ind w:hanging="0" w:left="124"/>
+        <w:ind w:left="124"/>
         <w:rPr>
           <w:rFonts w:ascii="Arial" w:hAnsi="Arial" w:eastAsia="Arial" w:cs="Arial"/>
           <w:sz w:val="20"/>
@@ -1797,16 +1772,16 @@
           <w:tab w:val="left" w:pos="5274" w:leader="none"/>
         </w:tabs>
         <w:spacing w:lineRule="atLeast" w:line="200" w:before="6" w:after="0"/>
-        <w:ind w:hanging="0" w:left="390"/>
-        <w:rPr>
-          <w:rFonts w:ascii="Arial" w:hAnsi="Arial" w:eastAsia="Arial" w:cs="Arial"/>
+        <w:ind w:left="390"/>
+        <w:rPr>
+          <w:rFonts w:cs="Arial"/>
           <w:sz w:val="27"/>
           <w:szCs w:val="27"/>
         </w:rPr>
       </w:pPr>
       <w:r>
         <w:rPr>
-          <w:rFonts w:eastAsia="Arial" w:cs="Arial"/>
+          <w:rFonts w:cs="Arial"/>
           <w:position w:val="30"/>
           <w:sz w:val="27"/>
           <w:szCs w:val="27"/>
@@ -1822,7 +1797,7 @@
           <w:tab w:val="left" w:pos="5274" w:leader="none"/>
         </w:tabs>
         <w:spacing w:lineRule="atLeast" w:line="200"/>
-        <w:ind w:hanging="0" w:left="390"/>
+        <w:ind w:left="390"/>
         <w:rPr/>
       </w:pPr>
       <w:r>
@@ -1854,7 +1829,7 @@
       <w:pPr>
         <w:pStyle w:val="Normal"/>
         <w:spacing w:lineRule="auto" w:line="276" w:before="56" w:after="0"/>
-        <w:ind w:hanging="0" w:left="108" w:right="116"/>
+        <w:ind w:left="108" w:right="116"/>
         <w:rPr>
           <w:rFonts w:ascii="Calibri" w:hAnsi="Calibri" w:eastAsia="Calibri" w:cs="Calibri"/>
           <w:lang w:val="it-IT"/>
@@ -2292,7 +2267,7 @@
       <w:pPr>
         <w:pStyle w:val="BodyText"/>
         <w:spacing w:lineRule="auto" w:line="271"/>
-        <w:ind w:hanging="0" w:left="0" w:right="99"/>
+        <w:ind w:left="0" w:right="99"/>
         <w:jc w:val="both"/>
         <w:rPr>
           <w:lang w:val="it-IT"/>
@@ -3232,7 +3207,7 @@
     </w:p>
     <w:tbl>
       <w:tblPr>
-        <w:tblStyle w:val="Grigliatabella"/>
+        <w:tblStyle w:val="TableGrid"/>
         <w:tblW w:w="10350" w:type="dxa"/>
         <w:jc w:val="left"/>
         <w:tblInd w:w="108" w:type="dxa"/>
@@ -3246,8 +3221,8 @@
         <w:tblLook w:val="04a0" w:noHBand="0" w:noVBand="1" w:firstColumn="1" w:lastRow="0" w:lastColumn="0" w:firstRow="1"/>
       </w:tblPr>
       <w:tblGrid>
-        <w:gridCol w:w="1526"/>
-        <w:gridCol w:w="8823"/>
+        <w:gridCol w:w="1525"/>
+        <w:gridCol w:w="8824"/>
       </w:tblGrid>
       <w:tr>
         <w:trPr>
@@ -3255,14 +3230,13 @@
         </w:trPr>
         <w:tc>
           <w:tcPr>
-            <w:tcW w:w="1526" w:type="dxa"/>
+            <w:tcW w:w="1525" w:type="dxa"/>
             <w:tcBorders/>
             <w:vAlign w:val="center"/>
           </w:tcPr>
           <w:p>
             <w:pPr>
               <w:pStyle w:val="Normal"/>
-              <w:widowControl w:val="false"/>
               <w:suppressAutoHyphens w:val="true"/>
               <w:spacing w:before="0" w:after="0"/>
               <w:jc w:val="left"/>
@@ -3279,7 +3253,7 @@
                 <w:b/>
                 <w:bCs/>
                 <w:kern w:val="0"/>
-                <w:sz w:val="22"/>
+                <w:sz w:val="20"/>
                 <w:szCs w:val="22"/>
                 <w:lang w:val="it-IT" w:eastAsia="en-US" w:bidi="ar-SA"/>
               </w:rPr>
@@ -3289,14 +3263,13 @@
         </w:tc>
         <w:tc>
           <w:tcPr>
-            <w:tcW w:w="8823" w:type="dxa"/>
+            <w:tcW w:w="8824" w:type="dxa"/>
             <w:tcBorders/>
             <w:vAlign w:val="center"/>
           </w:tcPr>
           <w:p>
             <w:pPr>
               <w:pStyle w:val="Normal"/>
-              <w:widowControl w:val="false"/>
               <w:suppressAutoHyphens w:val="true"/>
               <w:spacing w:before="0" w:after="0"/>
               <w:jc w:val="left"/>
@@ -3313,7 +3286,7 @@
                 <w:b/>
                 <w:bCs/>
                 <w:kern w:val="0"/>
-                <w:sz w:val="22"/>
+                <w:sz w:val="20"/>
                 <w:szCs w:val="22"/>
                 <w:lang w:val="it-IT" w:eastAsia="en-US" w:bidi="ar-SA"/>
               </w:rPr>
@@ -3362,7 +3335,7 @@
       <w:pPr>
         <w:pStyle w:val="BodyText"/>
         <w:spacing w:before="74" w:after="0"/>
-        <w:ind w:hanging="0" w:left="0"/>
+        <w:ind w:left="0"/>
         <w:rPr>
           <w:spacing w:val="-1"/>
           <w:lang w:val="it-IT"/>
@@ -3505,7 +3478,7 @@
       <w:pPr>
         <w:pStyle w:val="BodyText"/>
         <w:spacing w:before="74" w:after="0"/>
-        <w:ind w:hanging="0" w:left="0"/>
+        <w:ind w:left="0"/>
         <w:rPr>
           <w:spacing w:val="-1"/>
           <w:lang w:val="it-IT"/>
@@ -3520,7 +3493,7 @@
     </w:p>
     <w:tbl>
       <w:tblPr>
-        <w:tblStyle w:val="Grigliatabella"/>
+        <w:tblStyle w:val="TableGrid"/>
         <w:tblW w:w="10350" w:type="dxa"/>
         <w:jc w:val="left"/>
         <w:tblInd w:w="108" w:type="dxa"/>
@@ -3552,10 +3525,9 @@
           <w:p>
             <w:pPr>
               <w:pStyle w:val="BodyText"/>
-              <w:widowControl w:val="false"/>
               <w:suppressAutoHyphens w:val="true"/>
               <w:spacing w:before="74" w:after="0"/>
-              <w:ind w:hanging="0" w:left="0"/>
+              <w:ind w:left="0"/>
               <w:jc w:val="center"/>
               <w:rPr>
                 <w:b/>
@@ -3591,10 +3563,9 @@
           <w:p>
             <w:pPr>
               <w:pStyle w:val="BodyText"/>
-              <w:widowControl w:val="false"/>
               <w:suppressAutoHyphens w:val="true"/>
               <w:spacing w:before="74" w:after="0"/>
-              <w:ind w:hanging="0" w:left="0"/>
+              <w:ind w:left="0"/>
               <w:jc w:val="center"/>
               <w:rPr>
                 <w:b/>
@@ -3629,10 +3600,9 @@
           <w:p>
             <w:pPr>
               <w:pStyle w:val="BodyText"/>
-              <w:widowControl w:val="false"/>
               <w:suppressAutoHyphens w:val="true"/>
               <w:spacing w:before="74" w:after="0"/>
-              <w:ind w:hanging="0" w:left="0"/>
+              <w:ind w:left="0"/>
               <w:jc w:val="center"/>
               <w:rPr>
                 <w:b/>
@@ -3671,10 +3641,9 @@
           <w:p>
             <w:pPr>
               <w:pStyle w:val="BodyText"/>
-              <w:widowControl w:val="false"/>
               <w:suppressAutoHyphens w:val="true"/>
               <w:spacing w:before="74" w:after="0"/>
-              <w:ind w:hanging="0" w:left="0"/>
+              <w:ind w:left="0"/>
               <w:jc w:val="center"/>
               <w:rPr>
                 <w:lang w:val="it-IT"/>
@@ -3695,10 +3664,9 @@
           <w:p>
             <w:pPr>
               <w:pStyle w:val="BodyText"/>
-              <w:widowControl w:val="false"/>
               <w:suppressAutoHyphens w:val="true"/>
               <w:spacing w:before="74" w:after="0"/>
-              <w:ind w:hanging="0" w:left="0"/>
+              <w:ind w:left="0"/>
               <w:jc w:val="center"/>
               <w:rPr>
                 <w:b/>
@@ -3730,10 +3698,9 @@
           <w:p>
             <w:pPr>
               <w:pStyle w:val="BodyText"/>
-              <w:widowControl w:val="false"/>
               <w:suppressAutoHyphens w:val="true"/>
               <w:spacing w:before="74" w:after="0"/>
-              <w:ind w:hanging="0" w:left="0"/>
+              <w:ind w:left="0"/>
               <w:jc w:val="center"/>
               <w:rPr>
                 <w:b/>
@@ -3765,10 +3732,9 @@
           <w:p>
             <w:pPr>
               <w:pStyle w:val="BodyText"/>
-              <w:widowControl w:val="false"/>
               <w:suppressAutoHyphens w:val="true"/>
               <w:spacing w:before="74" w:after="0"/>
-              <w:ind w:hanging="0" w:left="0"/>
+              <w:ind w:left="0"/>
               <w:jc w:val="center"/>
               <w:rPr>
                 <w:lang w:val="it-IT"/>
@@ -3965,7 +3931,7 @@
       <w:pPr>
         <w:pStyle w:val="BodyText"/>
         <w:spacing w:lineRule="auto" w:line="271"/>
-        <w:ind w:hanging="0" w:left="0" w:right="117"/>
+        <w:ind w:left="0" w:right="117"/>
         <w:jc w:val="both"/>
         <w:rPr>
           <w:lang w:val="it-IT"/>
@@ -4865,7 +4831,7 @@
       <w:pPr>
         <w:pStyle w:val="Normal"/>
         <w:spacing w:lineRule="auto" w:line="276"/>
-        <w:ind w:hanging="0" w:left="108" w:right="119"/>
+        <w:ind w:left="108" w:right="119"/>
         <w:jc w:val="both"/>
         <w:rPr>
           <w:rFonts w:ascii="Arial" w:hAnsi="Arial" w:eastAsia="Arial" w:cs="Arial"/>
@@ -5085,7 +5051,7 @@
     </w:p>
     <w:tbl>
       <w:tblPr>
-        <w:tblStyle w:val="Grigliatabella"/>
+        <w:tblStyle w:val="TableGrid"/>
         <w:tblW w:w="10350" w:type="dxa"/>
         <w:jc w:val="left"/>
         <w:tblInd w:w="108" w:type="dxa"/>
@@ -5099,8 +5065,8 @@
         <w:tblLook w:val="04a0" w:noHBand="0" w:noVBand="1" w:firstColumn="1" w:lastRow="0" w:lastColumn="0" w:firstRow="1"/>
       </w:tblPr>
       <w:tblGrid>
-        <w:gridCol w:w="1526"/>
-        <w:gridCol w:w="8823"/>
+        <w:gridCol w:w="1525"/>
+        <w:gridCol w:w="8824"/>
       </w:tblGrid>
       <w:tr>
         <w:trPr>
@@ -5108,14 +5074,13 @@
         </w:trPr>
         <w:tc>
           <w:tcPr>
-            <w:tcW w:w="1526" w:type="dxa"/>
+            <w:tcW w:w="1525" w:type="dxa"/>
             <w:tcBorders/>
             <w:vAlign w:val="center"/>
           </w:tcPr>
           <w:p>
             <w:pPr>
               <w:pStyle w:val="Normal"/>
-              <w:widowControl w:val="false"/>
               <w:suppressAutoHyphens w:val="true"/>
               <w:spacing w:before="0" w:after="0"/>
               <w:jc w:val="left"/>
@@ -5132,7 +5097,7 @@
                 <w:b/>
                 <w:bCs/>
                 <w:kern w:val="0"/>
-                <w:sz w:val="22"/>
+                <w:sz w:val="20"/>
                 <w:szCs w:val="22"/>
                 <w:lang w:val="it-IT" w:eastAsia="en-US" w:bidi="ar-SA"/>
               </w:rPr>
@@ -5142,14 +5107,13 @@
         </w:tc>
         <w:tc>
           <w:tcPr>
-            <w:tcW w:w="8823" w:type="dxa"/>
+            <w:tcW w:w="8824" w:type="dxa"/>
             <w:tcBorders/>
             <w:vAlign w:val="center"/>
           </w:tcPr>
           <w:p>
             <w:pPr>
               <w:pStyle w:val="Normal"/>
-              <w:widowControl w:val="false"/>
               <w:suppressAutoHyphens w:val="true"/>
               <w:spacing w:before="0" w:after="0"/>
               <w:jc w:val="left"/>
@@ -5166,7 +5130,7 @@
                 <w:b/>
                 <w:bCs/>
                 <w:kern w:val="0"/>
-                <w:sz w:val="22"/>
+                <w:sz w:val="20"/>
                 <w:szCs w:val="22"/>
                 <w:lang w:val="it-IT" w:eastAsia="en-US" w:bidi="ar-SA"/>
               </w:rPr>
@@ -5216,7 +5180,7 @@
       <w:pPr>
         <w:pStyle w:val="BodyText"/>
         <w:spacing w:before="74" w:after="0"/>
-        <w:ind w:hanging="0" w:left="0"/>
+        <w:ind w:left="0"/>
         <w:rPr>
           <w:lang w:val="it-IT"/>
         </w:rPr>
@@ -5369,7 +5333,7 @@
     </w:p>
     <w:tbl>
       <w:tblPr>
-        <w:tblStyle w:val="Grigliatabella"/>
+        <w:tblStyle w:val="TableGrid"/>
         <w:tblW w:w="10350" w:type="dxa"/>
         <w:jc w:val="left"/>
         <w:tblInd w:w="108" w:type="dxa"/>
@@ -5401,10 +5365,9 @@
           <w:p>
             <w:pPr>
               <w:pStyle w:val="BodyText"/>
-              <w:widowControl w:val="false"/>
               <w:suppressAutoHyphens w:val="true"/>
               <w:spacing w:before="74" w:after="0"/>
-              <w:ind w:hanging="0" w:left="0"/>
+              <w:ind w:left="0"/>
               <w:jc w:val="center"/>
               <w:rPr>
                 <w:b/>
@@ -5440,10 +5403,9 @@
           <w:p>
             <w:pPr>
               <w:pStyle w:val="BodyText"/>
-              <w:widowControl w:val="false"/>
               <w:suppressAutoHyphens w:val="true"/>
               <w:spacing w:before="74" w:after="0"/>
-              <w:ind w:hanging="0" w:left="0"/>
+              <w:ind w:left="0"/>
               <w:jc w:val="center"/>
               <w:rPr>
                 <w:b/>
@@ -5478,10 +5440,9 @@
           <w:p>
             <w:pPr>
               <w:pStyle w:val="BodyText"/>
-              <w:widowControl w:val="false"/>
               <w:suppressAutoHyphens w:val="true"/>
               <w:spacing w:before="74" w:after="0"/>
-              <w:ind w:hanging="0" w:left="0"/>
+              <w:ind w:left="0"/>
               <w:jc w:val="center"/>
               <w:rPr>
                 <w:b/>
@@ -5520,10 +5481,9 @@
           <w:p>
             <w:pPr>
               <w:pStyle w:val="BodyText"/>
-              <w:widowControl w:val="false"/>
               <w:suppressAutoHyphens w:val="true"/>
               <w:spacing w:before="74" w:after="0"/>
-              <w:ind w:hanging="0" w:left="0"/>
+              <w:ind w:left="0"/>
               <w:jc w:val="center"/>
               <w:rPr>
                 <w:lang w:val="it-IT"/>
@@ -5544,10 +5504,9 @@
           <w:p>
             <w:pPr>
               <w:pStyle w:val="BodyText"/>
-              <w:widowControl w:val="false"/>
               <w:suppressAutoHyphens w:val="true"/>
               <w:spacing w:before="74" w:after="0"/>
-              <w:ind w:hanging="0" w:left="0"/>
+              <w:ind w:left="0"/>
               <w:jc w:val="center"/>
               <w:rPr>
                 <w:b/>
@@ -5579,10 +5538,9 @@
           <w:p>
             <w:pPr>
               <w:pStyle w:val="BodyText"/>
-              <w:widowControl w:val="false"/>
               <w:suppressAutoHyphens w:val="true"/>
               <w:spacing w:before="74" w:after="0"/>
-              <w:ind w:hanging="0" w:left="0"/>
+              <w:ind w:left="0"/>
               <w:jc w:val="center"/>
               <w:rPr>
                 <w:b/>
@@ -5614,10 +5572,9 @@
           <w:p>
             <w:pPr>
               <w:pStyle w:val="BodyText"/>
-              <w:widowControl w:val="false"/>
               <w:suppressAutoHyphens w:val="true"/>
               <w:spacing w:before="74" w:after="0"/>
-              <w:ind w:hanging="0" w:left="0"/>
+              <w:ind w:left="0"/>
               <w:jc w:val="center"/>
               <w:rPr>
                 <w:lang w:val="it-IT"/>
@@ -5770,7 +5727,7 @@
       <w:pPr>
         <w:pStyle w:val="BodyText"/>
         <w:spacing w:lineRule="auto" w:line="271"/>
-        <w:ind w:hanging="0" w:left="0" w:right="117"/>
+        <w:ind w:left="0" w:right="117"/>
         <w:jc w:val="both"/>
         <w:rPr>
           <w:spacing w:val="-1"/>
@@ -6612,7 +6569,7 @@
     </w:p>
     <w:tbl>
       <w:tblPr>
-        <w:tblStyle w:val="Grigliatabella"/>
+        <w:tblStyle w:val="TableGrid"/>
         <w:tblW w:w="10350" w:type="dxa"/>
         <w:jc w:val="left"/>
         <w:tblInd w:w="108" w:type="dxa"/>
@@ -6626,8 +6583,8 @@
         <w:tblLook w:val="04a0" w:noHBand="0" w:noVBand="1" w:firstColumn="1" w:lastRow="0" w:lastColumn="0" w:firstRow="1"/>
       </w:tblPr>
       <w:tblGrid>
-        <w:gridCol w:w="1526"/>
-        <w:gridCol w:w="8823"/>
+        <w:gridCol w:w="1525"/>
+        <w:gridCol w:w="8824"/>
       </w:tblGrid>
       <w:tr>
         <w:trPr>
@@ -6635,14 +6592,13 @@
         </w:trPr>
         <w:tc>
           <w:tcPr>
-            <w:tcW w:w="1526" w:type="dxa"/>
+            <w:tcW w:w="1525" w:type="dxa"/>
             <w:tcBorders/>
             <w:vAlign w:val="center"/>
           </w:tcPr>
           <w:p>
             <w:pPr>
               <w:pStyle w:val="Normal"/>
-              <w:widowControl w:val="false"/>
               <w:suppressAutoHyphens w:val="true"/>
               <w:spacing w:before="0" w:after="0"/>
               <w:jc w:val="left"/>
@@ -6659,7 +6615,7 @@
                 <w:b/>
                 <w:bCs/>
                 <w:kern w:val="0"/>
-                <w:sz w:val="22"/>
+                <w:sz w:val="20"/>
                 <w:szCs w:val="22"/>
                 <w:lang w:val="it-IT" w:eastAsia="en-US" w:bidi="ar-SA"/>
               </w:rPr>
@@ -6669,14 +6625,13 @@
         </w:tc>
         <w:tc>
           <w:tcPr>
-            <w:tcW w:w="8823" w:type="dxa"/>
+            <w:tcW w:w="8824" w:type="dxa"/>
             <w:tcBorders/>
             <w:vAlign w:val="center"/>
           </w:tcPr>
           <w:p>
             <w:pPr>
               <w:pStyle w:val="Normal"/>
-              <w:widowControl w:val="false"/>
               <w:suppressAutoHyphens w:val="true"/>
               <w:spacing w:before="0" w:after="0"/>
               <w:jc w:val="left"/>
@@ -6693,7 +6648,7 @@
                 <w:b/>
                 <w:bCs/>
                 <w:kern w:val="0"/>
-                <w:sz w:val="22"/>
+                <w:sz w:val="20"/>
                 <w:szCs w:val="22"/>
                 <w:lang w:val="it-IT" w:eastAsia="en-US" w:bidi="ar-SA"/>
               </w:rPr>
@@ -6741,7 +6696,7 @@
       <w:pPr>
         <w:pStyle w:val="BodyText"/>
         <w:spacing w:before="74" w:after="0"/>
-        <w:ind w:hanging="0" w:left="0"/>
+        <w:ind w:left="0"/>
         <w:rPr>
           <w:lang w:val="it-IT"/>
         </w:rPr>
@@ -6914,7 +6869,7 @@
     </w:p>
     <w:tbl>
       <w:tblPr>
-        <w:tblStyle w:val="Grigliatabella"/>
+        <w:tblStyle w:val="TableGrid"/>
         <w:tblW w:w="10350" w:type="dxa"/>
         <w:jc w:val="left"/>
         <w:tblInd w:w="108" w:type="dxa"/>
@@ -6946,10 +6901,9 @@
           <w:p>
             <w:pPr>
               <w:pStyle w:val="BodyText"/>
-              <w:widowControl w:val="false"/>
               <w:suppressAutoHyphens w:val="true"/>
               <w:spacing w:before="74" w:after="0"/>
-              <w:ind w:hanging="0" w:left="0"/>
+              <w:ind w:left="0"/>
               <w:jc w:val="center"/>
               <w:rPr>
                 <w:b/>
@@ -6985,10 +6939,9 @@
           <w:p>
             <w:pPr>
               <w:pStyle w:val="BodyText"/>
-              <w:widowControl w:val="false"/>
               <w:suppressAutoHyphens w:val="true"/>
               <w:spacing w:before="74" w:after="0"/>
-              <w:ind w:hanging="0" w:left="0"/>
+              <w:ind w:left="0"/>
               <w:jc w:val="center"/>
               <w:rPr>
                 <w:b/>
@@ -7023,10 +6976,9 @@
           <w:p>
             <w:pPr>
               <w:pStyle w:val="BodyText"/>
-              <w:widowControl w:val="false"/>
               <w:suppressAutoHyphens w:val="true"/>
               <w:spacing w:before="74" w:after="0"/>
-              <w:ind w:hanging="0" w:left="0"/>
+              <w:ind w:left="0"/>
               <w:jc w:val="center"/>
               <w:rPr>
                 <w:b/>
@@ -7065,10 +7017,9 @@
           <w:p>
             <w:pPr>
               <w:pStyle w:val="BodyText"/>
-              <w:widowControl w:val="false"/>
               <w:suppressAutoHyphens w:val="true"/>
               <w:spacing w:before="74" w:after="0"/>
-              <w:ind w:hanging="0" w:left="0"/>
+              <w:ind w:left="0"/>
               <w:jc w:val="center"/>
               <w:rPr>
                 <w:lang w:val="it-IT"/>
@@ -7089,10 +7040,9 @@
           <w:p>
             <w:pPr>
               <w:pStyle w:val="BodyText"/>
-              <w:widowControl w:val="false"/>
               <w:suppressAutoHyphens w:val="true"/>
               <w:spacing w:before="74" w:after="0"/>
-              <w:ind w:hanging="0" w:left="0"/>
+              <w:ind w:left="0"/>
               <w:jc w:val="center"/>
               <w:rPr>
                 <w:b/>
@@ -7124,10 +7074,9 @@
           <w:p>
             <w:pPr>
               <w:pStyle w:val="BodyText"/>
-              <w:widowControl w:val="false"/>
               <w:suppressAutoHyphens w:val="true"/>
               <w:spacing w:before="74" w:after="0"/>
-              <w:ind w:hanging="0" w:left="0"/>
+              <w:ind w:left="0"/>
               <w:jc w:val="center"/>
               <w:rPr>
                 <w:b/>
@@ -7159,10 +7108,9 @@
           <w:p>
             <w:pPr>
               <w:pStyle w:val="BodyText"/>
-              <w:widowControl w:val="false"/>
               <w:suppressAutoHyphens w:val="true"/>
               <w:spacing w:before="74" w:after="0"/>
-              <w:ind w:hanging="0" w:left="0"/>
+              <w:ind w:left="0"/>
               <w:jc w:val="center"/>
               <w:rPr>
                 <w:lang w:val="it-IT"/>
@@ -7197,7 +7145,7 @@
     </w:p>
     <w:tbl>
       <w:tblPr>
-        <w:tblStyle w:val="Grigliatabella"/>
+        <w:tblStyle w:val="TableGrid"/>
         <w:tblW w:w="10348" w:type="dxa"/>
         <w:jc w:val="left"/>
         <w:tblInd w:w="116" w:type="dxa"/>
@@ -7212,8 +7160,8 @@
       </w:tblPr>
       <w:tblGrid>
         <w:gridCol w:w="1620"/>
-        <w:gridCol w:w="2320"/>
-        <w:gridCol w:w="1624"/>
+        <w:gridCol w:w="2319"/>
+        <w:gridCol w:w="1625"/>
         <w:gridCol w:w="2353"/>
         <w:gridCol w:w="2431"/>
       </w:tblGrid>
@@ -7232,10 +7180,9 @@
           <w:p>
             <w:pPr>
               <w:pStyle w:val="BodyText"/>
-              <w:widowControl w:val="false"/>
               <w:suppressAutoHyphens w:val="true"/>
               <w:spacing w:before="74" w:after="0"/>
-              <w:ind w:hanging="0" w:left="0"/>
+              <w:ind w:left="0"/>
               <w:jc w:val="center"/>
               <w:rPr>
                 <w:b/>
@@ -7263,17 +7210,16 @@
         </w:tc>
         <w:tc>
           <w:tcPr>
-            <w:tcW w:w="2320" w:type="dxa"/>
+            <w:tcW w:w="2319" w:type="dxa"/>
             <w:tcBorders/>
             <w:shd w:color="auto" w:fill="808080" w:themeFill="background1" w:themeFillShade="80" w:val="clear"/>
           </w:tcPr>
           <w:p>
             <w:pPr>
               <w:pStyle w:val="BodyText"/>
-              <w:widowControl w:val="false"/>
               <w:suppressAutoHyphens w:val="true"/>
               <w:spacing w:before="74" w:after="0"/>
-              <w:ind w:hanging="0" w:left="0"/>
+              <w:ind w:left="0"/>
               <w:jc w:val="center"/>
               <w:rPr>
                 <w:b/>
@@ -7286,12 +7232,14 @@
             </w:pPr>
             <w:r>
               <w:rPr>
+                <w:rFonts w:cs=""/>
                 <w:b/>
                 <w:bCs/>
                 <w:color w:themeColor="background1" w:val="FFFFFF"/>
+                <w:kern w:val="0"/>
                 <w:sz w:val="24"/>
                 <w:szCs w:val="24"/>
-                <w:lang w:val="it-IT"/>
+                <w:lang w:val="it-IT" w:eastAsia="en-US" w:bidi="ar-SA"/>
               </w:rPr>
               <w:t>SNP</w:t>
             </w:r>
@@ -7299,7 +7247,7 @@
         </w:tc>
         <w:tc>
           <w:tcPr>
-            <w:tcW w:w="6408" w:type="dxa"/>
+            <w:tcW w:w="6409" w:type="dxa"/>
             <w:gridSpan w:val="3"/>
             <w:tcBorders/>
             <w:shd w:color="auto" w:fill="808080" w:themeFill="background1" w:themeFillShade="80" w:val="clear"/>
@@ -7307,10 +7255,9 @@
           <w:p>
             <w:pPr>
               <w:pStyle w:val="BodyText"/>
-              <w:widowControl w:val="false"/>
               <w:suppressAutoHyphens w:val="true"/>
               <w:spacing w:before="74" w:after="0"/>
-              <w:ind w:hanging="0" w:left="0"/>
+              <w:ind w:left="0"/>
               <w:jc w:val="center"/>
               <w:rPr>
                 <w:b/>
@@ -7351,10 +7298,9 @@
           <w:p>
             <w:pPr>
               <w:pStyle w:val="BodyText"/>
-              <w:widowControl w:val="false"/>
               <w:suppressAutoHyphens w:val="true"/>
               <w:spacing w:before="74" w:after="0"/>
-              <w:ind w:hanging="0" w:left="0"/>
+              <w:ind w:left="0"/>
               <w:jc w:val="center"/>
               <w:rPr>
                 <w:lang w:val="it-IT"/>
@@ -7369,16 +7315,15 @@
         </w:tc>
         <w:tc>
           <w:tcPr>
-            <w:tcW w:w="2320" w:type="dxa"/>
+            <w:tcW w:w="2319" w:type="dxa"/>
             <w:tcBorders/>
           </w:tcPr>
           <w:p>
             <w:pPr>
               <w:pStyle w:val="BodyText"/>
-              <w:widowControl w:val="false"/>
               <w:suppressAutoHyphens w:val="true"/>
               <w:spacing w:before="74" w:after="0"/>
-              <w:ind w:hanging="0" w:left="0"/>
+              <w:ind w:left="0"/>
               <w:jc w:val="center"/>
               <w:rPr>
                 <w:lang w:val="it-IT"/>
@@ -7393,16 +7338,15 @@
         </w:tc>
         <w:tc>
           <w:tcPr>
-            <w:tcW w:w="1624" w:type="dxa"/>
+            <w:tcW w:w="1625" w:type="dxa"/>
             <w:tcBorders/>
           </w:tcPr>
           <w:p>
             <w:pPr>
               <w:pStyle w:val="BodyText"/>
-              <w:widowControl w:val="false"/>
               <w:suppressAutoHyphens w:val="true"/>
               <w:spacing w:before="74" w:after="0"/>
-              <w:ind w:hanging="0" w:left="0"/>
+              <w:ind w:left="0"/>
               <w:jc w:val="center"/>
               <w:rPr>
                 <w:b/>
@@ -7434,10 +7378,9 @@
           <w:p>
             <w:pPr>
               <w:pStyle w:val="BodyText"/>
-              <w:widowControl w:val="false"/>
               <w:suppressAutoHyphens w:val="true"/>
               <w:spacing w:before="74" w:after="0"/>
-              <w:ind w:hanging="0" w:left="0"/>
+              <w:ind w:left="0"/>
               <w:jc w:val="center"/>
               <w:rPr>
                 <w:b/>
@@ -7469,10 +7412,9 @@
           <w:p>
             <w:pPr>
               <w:pStyle w:val="BodyText"/>
-              <w:widowControl w:val="false"/>
               <w:suppressAutoHyphens w:val="true"/>
               <w:spacing w:before="74" w:after="0"/>
-              <w:ind w:hanging="0" w:left="0"/>
+              <w:ind w:left="0"/>
               <w:jc w:val="center"/>
               <w:rPr>
                 <w:b/>
@@ -7622,7 +7564,7 @@
       <w:pPr>
         <w:pStyle w:val="BodyText"/>
         <w:spacing w:lineRule="auto" w:line="271"/>
-        <w:ind w:hanging="0" w:left="0" w:right="98"/>
+        <w:ind w:left="0" w:right="98"/>
         <w:jc w:val="both"/>
         <w:rPr>
           <w:lang w:val="it-IT"/>
@@ -7640,21 +7582,23 @@
       <w:pPr>
         <w:pStyle w:val="BodyText"/>
         <w:spacing w:lineRule="auto" w:line="271"/>
-        <w:ind w:hanging="0" w:left="0" w:right="98"/>
+        <w:ind w:left="0" w:right="98"/>
         <w:jc w:val="both"/>
         <w:rPr>
           <w:lang w:val="it-IT"/>
         </w:rPr>
       </w:pPr>
       <w:r>
-        <w:rPr/>
+        <w:rPr>
+          <w:lang w:val="it-IT"/>
+        </w:rPr>
       </w:r>
     </w:p>
     <w:p>
       <w:pPr>
         <w:pStyle w:val="BodyText"/>
         <w:spacing w:lineRule="auto" w:line="271"/>
-        <w:ind w:hanging="0" w:left="0" w:right="98"/>
+        <w:ind w:left="0" w:right="98"/>
         <w:jc w:val="both"/>
         <w:rPr>
           <w:lang w:val="it-IT"/>
@@ -7672,21 +7616,23 @@
       <w:pPr>
         <w:pStyle w:val="BodyText"/>
         <w:spacing w:lineRule="auto" w:line="271"/>
-        <w:ind w:hanging="0" w:left="0" w:right="98"/>
+        <w:ind w:left="0" w:right="98"/>
         <w:jc w:val="both"/>
         <w:rPr>
           <w:lang w:val="it-IT"/>
         </w:rPr>
       </w:pPr>
       <w:r>
-        <w:rPr/>
+        <w:rPr>
+          <w:lang w:val="it-IT"/>
+        </w:rPr>
       </w:r>
     </w:p>
     <w:p>
       <w:pPr>
         <w:pStyle w:val="BodyText"/>
         <w:spacing w:lineRule="auto" w:line="271"/>
-        <w:ind w:hanging="0" w:left="0" w:right="98"/>
+        <w:ind w:left="0" w:right="98"/>
         <w:jc w:val="both"/>
         <w:rPr>
           <w:lang w:val="it-IT"/>
@@ -7723,7 +7669,7 @@
     <w:p>
       <w:pPr>
         <w:pStyle w:val="Heading2"/>
-        <w:ind w:hanging="0" w:left="0"/>
+        <w:ind w:left="0"/>
         <w:jc w:val="both"/>
         <w:rPr>
           <w:b w:val="false"/>
@@ -7786,7 +7732,7 @@
     <w:p>
       <w:pPr>
         <w:pStyle w:val="Heading2"/>
-        <w:ind w:hanging="0" w:left="0"/>
+        <w:ind w:left="0"/>
         <w:jc w:val="both"/>
         <w:rPr>
           <w:b w:val="false"/>
@@ -7805,7 +7751,7 @@
     <w:p>
       <w:pPr>
         <w:pStyle w:val="Heading2"/>
-        <w:ind w:hanging="0" w:left="0"/>
+        <w:ind w:left="0"/>
         <w:jc w:val="both"/>
         <w:rPr>
           <w:b w:val="false"/>
@@ -7823,7 +7769,7 @@
     </w:p>
     <w:tbl>
       <w:tblPr>
-        <w:tblStyle w:val="Grigliatabella"/>
+        <w:tblStyle w:val="TableGrid"/>
         <w:tblW w:w="10350" w:type="dxa"/>
         <w:jc w:val="left"/>
         <w:tblInd w:w="108" w:type="dxa"/>
@@ -7856,10 +7802,9 @@
           <w:p>
             <w:pPr>
               <w:pStyle w:val="BodyText"/>
-              <w:widowControl w:val="false"/>
               <w:suppressAutoHyphens w:val="true"/>
               <w:spacing w:before="74" w:after="0"/>
-              <w:ind w:hanging="0" w:left="0"/>
+              <w:ind w:left="0"/>
               <w:jc w:val="center"/>
               <w:rPr>
                 <w:b/>
@@ -7895,10 +7840,9 @@
           <w:p>
             <w:pPr>
               <w:pStyle w:val="BodyText"/>
-              <w:widowControl w:val="false"/>
               <w:suppressAutoHyphens w:val="true"/>
               <w:spacing w:before="74" w:after="0"/>
-              <w:ind w:hanging="0" w:left="0"/>
+              <w:ind w:left="0"/>
               <w:jc w:val="center"/>
               <w:rPr>
                 <w:b/>
@@ -7933,10 +7877,9 @@
           <w:p>
             <w:pPr>
               <w:pStyle w:val="BodyText"/>
-              <w:widowControl w:val="false"/>
               <w:suppressAutoHyphens w:val="true"/>
               <w:spacing w:before="74" w:after="0"/>
-              <w:ind w:hanging="0" w:left="0"/>
+              <w:ind w:left="0"/>
               <w:jc w:val="center"/>
               <w:rPr>
                 <w:b/>
@@ -7975,10 +7918,9 @@
           <w:p>
             <w:pPr>
               <w:pStyle w:val="BodyText"/>
-              <w:widowControl w:val="false"/>
               <w:suppressAutoHyphens w:val="true"/>
               <w:spacing w:before="74" w:after="0"/>
-              <w:ind w:hanging="0" w:left="0"/>
+              <w:ind w:left="0"/>
               <w:jc w:val="center"/>
               <w:rPr>
                 <w:lang w:val="it-IT"/>
@@ -7999,10 +7941,9 @@
           <w:p>
             <w:pPr>
               <w:pStyle w:val="BodyText"/>
-              <w:widowControl w:val="false"/>
               <w:suppressAutoHyphens w:val="true"/>
               <w:spacing w:before="74" w:after="0"/>
-              <w:ind w:hanging="0" w:left="0"/>
+              <w:ind w:left="0"/>
               <w:jc w:val="center"/>
               <w:rPr>
                 <w:b/>
@@ -8034,10 +7975,9 @@
           <w:p>
             <w:pPr>
               <w:pStyle w:val="BodyText"/>
-              <w:widowControl w:val="false"/>
               <w:suppressAutoHyphens w:val="true"/>
               <w:spacing w:before="74" w:after="0"/>
-              <w:ind w:hanging="0" w:left="0"/>
+              <w:ind w:left="0"/>
               <w:jc w:val="center"/>
               <w:rPr>
                 <w:b/>
@@ -8069,10 +8009,9 @@
           <w:p>
             <w:pPr>
               <w:pStyle w:val="BodyText"/>
-              <w:widowControl w:val="false"/>
               <w:suppressAutoHyphens w:val="true"/>
               <w:spacing w:before="74" w:after="0"/>
-              <w:ind w:hanging="0" w:left="0"/>
+              <w:ind w:left="0"/>
               <w:jc w:val="center"/>
               <w:rPr>
                 <w:b/>
@@ -8104,10 +8043,9 @@
           <w:p>
             <w:pPr>
               <w:pStyle w:val="BodyText"/>
-              <w:widowControl w:val="false"/>
               <w:suppressAutoHyphens w:val="true"/>
               <w:spacing w:before="74" w:after="0"/>
-              <w:ind w:hanging="0" w:left="0"/>
+              <w:ind w:left="0"/>
               <w:jc w:val="center"/>
               <w:rPr>
                 <w:lang w:val="it-IT"/>
@@ -8142,29 +8080,9 @@
         </w:rPr>
       </w:r>
     </w:p>
-    <w:p>
-      <w:pPr>
-        <w:pStyle w:val="Normal"/>
-        <w:spacing w:lineRule="exact" w:line="281"/>
-        <w:rPr>
-          <w:rFonts w:ascii="Calibri" w:hAnsi="Calibri" w:eastAsia="Calibri" w:cs="Calibri"/>
-          <w:sz w:val="24"/>
-          <w:szCs w:val="24"/>
-          <w:lang w:val="it-IT"/>
-        </w:rPr>
-      </w:pPr>
-      <w:r>
-        <w:rPr>
-          <w:rFonts w:eastAsia="Calibri" w:cs="Calibri"/>
-          <w:sz w:val="24"/>
-          <w:szCs w:val="24"/>
-          <w:lang w:val="it-IT"/>
-        </w:rPr>
-      </w:r>
-    </w:p>
     <w:tbl>
       <w:tblPr>
-        <w:tblStyle w:val="Grigliatabella"/>
+        <w:tblStyle w:val="TableGrid"/>
         <w:tblW w:w="10350" w:type="dxa"/>
         <w:jc w:val="left"/>
         <w:tblInd w:w="108" w:type="dxa"/>
@@ -8178,11 +8096,11 @@
         <w:tblLook w:val="04a0" w:noHBand="0" w:noVBand="1" w:firstColumn="1" w:lastRow="0" w:lastColumn="0" w:firstRow="1"/>
       </w:tblPr>
       <w:tblGrid>
-        <w:gridCol w:w="1794"/>
-        <w:gridCol w:w="2427"/>
-        <w:gridCol w:w="2352"/>
-        <w:gridCol w:w="1344"/>
-        <w:gridCol w:w="2433"/>
+        <w:gridCol w:w="1790"/>
+        <w:gridCol w:w="2050"/>
+        <w:gridCol w:w="2160"/>
+        <w:gridCol w:w="1913"/>
+        <w:gridCol w:w="2437"/>
       </w:tblGrid>
       <w:tr>
         <w:trPr>
@@ -8190,17 +8108,368 @@
         </w:trPr>
         <w:tc>
           <w:tcPr>
-            <w:tcW w:w="1794" w:type="dxa"/>
+            <w:tcW w:w="1790" w:type="dxa"/>
+            <w:tcBorders>
+              <w:top w:val="single" w:sz="4" w:space="0" w:color="000000"/>
+              <w:left w:val="single" w:sz="4" w:space="0" w:color="000000"/>
+              <w:bottom w:val="single" w:sz="4" w:space="0" w:color="000000"/>
+              <w:right w:val="single" w:sz="4" w:space="0" w:color="000000"/>
+            </w:tcBorders>
+            <w:shd w:color="auto" w:fill="808080" w:themeFill="background1" w:themeFillShade="80" w:val="clear"/>
+          </w:tcPr>
+          <w:p>
+            <w:pPr>
+              <w:pStyle w:val="BodyText"/>
+              <w:suppressAutoHyphens w:val="true"/>
+              <w:spacing w:before="74" w:after="0"/>
+              <w:ind w:hanging="0" w:left="0"/>
+              <w:jc w:val="center"/>
+              <w:rPr>
+                <w:b/>
+                <w:bCs/>
+                <w:color w:themeColor="background1" w:val="FFFFFF"/>
+                <w:sz w:val="24"/>
+                <w:szCs w:val="24"/>
+                <w:lang w:val="it-IT"/>
+              </w:rPr>
+            </w:pPr>
+            <w:r>
+              <w:rPr>
+                <w:rFonts w:cs=""/>
+                <w:b/>
+                <w:bCs/>
+                <w:color w:themeColor="background1" w:val="FFFFFF"/>
+                <w:kern w:val="0"/>
+                <w:sz w:val="24"/>
+                <w:szCs w:val="24"/>
+                <w:lang w:val="it-IT" w:eastAsia="en-US" w:bidi="ar-SA"/>
+              </w:rPr>
+              <w:t>GENE</w:t>
+            </w:r>
+          </w:p>
+        </w:tc>
+        <w:tc>
+          <w:tcPr>
+            <w:tcW w:w="6123" w:type="dxa"/>
+            <w:gridSpan w:val="3"/>
+            <w:tcBorders>
+              <w:top w:val="single" w:sz="4" w:space="0" w:color="000000"/>
+              <w:left w:val="single" w:sz="4" w:space="0" w:color="000000"/>
+              <w:bottom w:val="single" w:sz="4" w:space="0" w:color="000000"/>
+              <w:right w:val="single" w:sz="4" w:space="0" w:color="000000"/>
+            </w:tcBorders>
+            <w:shd w:color="auto" w:fill="808080" w:themeFill="background1" w:themeFillShade="80" w:val="clear"/>
+          </w:tcPr>
+          <w:p>
+            <w:pPr>
+              <w:pStyle w:val="BodyText"/>
+              <w:suppressAutoHyphens w:val="true"/>
+              <w:spacing w:before="74" w:after="0"/>
+              <w:ind w:hanging="0" w:left="0"/>
+              <w:jc w:val="center"/>
+              <w:rPr>
+                <w:b/>
+                <w:bCs/>
+                <w:color w:themeColor="background1" w:val="FFFFFF"/>
+                <w:sz w:val="24"/>
+                <w:szCs w:val="24"/>
+                <w:lang w:val="it-IT"/>
+              </w:rPr>
+            </w:pPr>
+            <w:r>
+              <w:rPr>
+                <w:rFonts w:cs=""/>
+                <w:b/>
+                <w:bCs/>
+                <w:color w:themeColor="background1" w:val="FFFFFF"/>
+                <w:kern w:val="0"/>
+                <w:sz w:val="24"/>
+                <w:szCs w:val="24"/>
+                <w:lang w:val="it-IT" w:eastAsia="en-US" w:bidi="ar-SA"/>
+              </w:rPr>
+              <w:t>ALLELE</w:t>
+            </w:r>
+          </w:p>
+        </w:tc>
+        <w:tc>
+          <w:tcPr>
+            <w:tcW w:w="2437" w:type="dxa"/>
+            <w:tcBorders>
+              <w:top w:val="single" w:sz="4" w:space="0" w:color="000000"/>
+              <w:left w:val="single" w:sz="4" w:space="0" w:color="000000"/>
+              <w:bottom w:val="single" w:sz="4" w:space="0" w:color="000000"/>
+              <w:right w:val="single" w:sz="4" w:space="0" w:color="000000"/>
+            </w:tcBorders>
+            <w:shd w:color="auto" w:fill="808080" w:themeFill="background1" w:themeFillShade="80" w:val="clear"/>
+          </w:tcPr>
+          <w:p>
+            <w:pPr>
+              <w:pStyle w:val="BodyText"/>
+              <w:suppressAutoHyphens w:val="true"/>
+              <w:spacing w:before="74" w:after="0"/>
+              <w:ind w:hanging="0" w:left="0"/>
+              <w:jc w:val="center"/>
+              <w:rPr>
+                <w:b/>
+                <w:bCs/>
+                <w:color w:themeColor="background1" w:val="FFFFFF"/>
+                <w:sz w:val="24"/>
+                <w:szCs w:val="24"/>
+                <w:lang w:val="it-IT"/>
+              </w:rPr>
+            </w:pPr>
+            <w:r>
+              <w:rPr>
+                <w:rFonts w:cs=""/>
+                <w:b/>
+                <w:bCs/>
+                <w:color w:themeColor="background1" w:val="FFFFFF"/>
+                <w:kern w:val="0"/>
+                <w:sz w:val="24"/>
+                <w:szCs w:val="24"/>
+                <w:lang w:val="it-IT" w:eastAsia="en-US" w:bidi="ar-SA"/>
+              </w:rPr>
+              <w:t>MICRONUTRIENTE</w:t>
+            </w:r>
+          </w:p>
+        </w:tc>
+      </w:tr>
+      <w:tr>
+        <w:trPr>
+          <w:trHeight w:val="436" w:hRule="atLeast"/>
+        </w:trPr>
+        <w:tc>
+          <w:tcPr>
+            <w:tcW w:w="1790" w:type="dxa"/>
+            <w:tcBorders>
+              <w:top w:val="single" w:sz="4" w:space="0" w:color="000000"/>
+              <w:left w:val="single" w:sz="4" w:space="0" w:color="000000"/>
+              <w:bottom w:val="single" w:sz="4" w:space="0" w:color="000000"/>
+              <w:right w:val="single" w:sz="4" w:space="0" w:color="000000"/>
+            </w:tcBorders>
+            <w:vAlign w:val="center"/>
+          </w:tcPr>
+          <w:p>
+            <w:pPr>
+              <w:pStyle w:val="BodyText"/>
+              <w:suppressAutoHyphens w:val="true"/>
+              <w:spacing w:before="74" w:after="0"/>
+              <w:ind w:hanging="0" w:left="0"/>
+              <w:jc w:val="center"/>
+              <w:rPr>
+                <w:lang w:val="it-IT"/>
+              </w:rPr>
+            </w:pPr>
+            <w:r>
+              <w:rPr>
+                <w:lang w:val="it-IT"/>
+              </w:rPr>
+            </w:r>
+          </w:p>
+        </w:tc>
+        <w:tc>
+          <w:tcPr>
+            <w:tcW w:w="2050" w:type="dxa"/>
+            <w:tcBorders>
+              <w:top w:val="single" w:sz="4" w:space="0" w:color="000000"/>
+              <w:left w:val="single" w:sz="4" w:space="0" w:color="000000"/>
+              <w:bottom w:val="single" w:sz="4" w:space="0" w:color="000000"/>
+              <w:right w:val="single" w:sz="4" w:space="0" w:color="000000"/>
+            </w:tcBorders>
+            <w:vAlign w:val="center"/>
+          </w:tcPr>
+          <w:p>
+            <w:pPr>
+              <w:pStyle w:val="BodyText"/>
+              <w:suppressAutoHyphens w:val="true"/>
+              <w:spacing w:before="74" w:after="0"/>
+              <w:ind w:hanging="0" w:left="0"/>
+              <w:jc w:val="center"/>
+              <w:rPr>
+                <w:sz w:val="22"/>
+                <w:szCs w:val="22"/>
+              </w:rPr>
+            </w:pPr>
+            <w:r>
+              <w:rPr>
+                <w:rFonts w:cs=""/>
+                <w:b/>
+                <w:bCs/>
+                <w:kern w:val="0"/>
+                <w:sz w:val="22"/>
+                <w:szCs w:val="22"/>
+                <w:lang w:val="it-IT" w:eastAsia="en-US" w:bidi="ar-SA"/>
+              </w:rPr>
+              <w:t>NORMALE</w:t>
+            </w:r>
+          </w:p>
+        </w:tc>
+        <w:tc>
+          <w:tcPr>
+            <w:tcW w:w="2160" w:type="dxa"/>
+            <w:tcBorders>
+              <w:top w:val="single" w:sz="4" w:space="0" w:color="000000"/>
+              <w:left w:val="single" w:sz="4" w:space="0" w:color="000000"/>
+              <w:bottom w:val="single" w:sz="4" w:space="0" w:color="000000"/>
+              <w:right w:val="single" w:sz="4" w:space="0" w:color="000000"/>
+            </w:tcBorders>
+            <w:vAlign w:val="center"/>
+          </w:tcPr>
+          <w:p>
+            <w:pPr>
+              <w:pStyle w:val="BodyText"/>
+              <w:suppressAutoHyphens w:val="true"/>
+              <w:spacing w:before="74" w:after="0"/>
+              <w:ind w:hanging="0" w:left="0"/>
+              <w:jc w:val="center"/>
+              <w:rPr>
+                <w:sz w:val="22"/>
+                <w:szCs w:val="22"/>
+              </w:rPr>
+            </w:pPr>
+            <w:r>
+              <w:rPr>
+                <w:rFonts w:cs=""/>
+                <w:b/>
+                <w:bCs/>
+                <w:kern w:val="0"/>
+                <w:sz w:val="22"/>
+                <w:szCs w:val="22"/>
+                <w:lang w:val="it-IT" w:eastAsia="en-US" w:bidi="ar-SA"/>
+              </w:rPr>
+              <w:t>PREDISPONENTE</w:t>
+            </w:r>
+          </w:p>
+        </w:tc>
+        <w:tc>
+          <w:tcPr>
+            <w:tcW w:w="1913" w:type="dxa"/>
+            <w:tcBorders>
+              <w:top w:val="single" w:sz="4" w:space="0" w:color="000000"/>
+              <w:left w:val="single" w:sz="4" w:space="0" w:color="000000"/>
+              <w:bottom w:val="single" w:sz="4" w:space="0" w:color="000000"/>
+              <w:right w:val="single" w:sz="4" w:space="0" w:color="000000"/>
+            </w:tcBorders>
+            <w:vAlign w:val="center"/>
+          </w:tcPr>
+          <w:p>
+            <w:pPr>
+              <w:pStyle w:val="BodyText"/>
+              <w:suppressAutoHyphens w:val="true"/>
+              <w:spacing w:before="74" w:after="0"/>
+              <w:ind w:hanging="0" w:left="0"/>
+              <w:jc w:val="center"/>
+              <w:rPr>
+                <w:b/>
+                <w:bCs/>
+                <w:sz w:val="22"/>
+                <w:szCs w:val="22"/>
+                <w:lang w:val="it-IT"/>
+              </w:rPr>
+            </w:pPr>
+            <w:r>
+              <w:rPr>
+                <w:rFonts w:cs=""/>
+                <w:b/>
+                <w:bCs/>
+                <w:kern w:val="0"/>
+                <w:sz w:val="22"/>
+                <w:szCs w:val="22"/>
+                <w:lang w:val="it-IT" w:eastAsia="en-US" w:bidi="ar-SA"/>
+              </w:rPr>
+              <w:t>PAZIENTE</w:t>
+            </w:r>
+          </w:p>
+        </w:tc>
+        <w:tc>
+          <w:tcPr>
+            <w:tcW w:w="2437" w:type="dxa"/>
+            <w:tcBorders>
+              <w:top w:val="single" w:sz="4" w:space="0" w:color="000000"/>
+              <w:left w:val="single" w:sz="4" w:space="0" w:color="000000"/>
+              <w:bottom w:val="single" w:sz="4" w:space="0" w:color="000000"/>
+              <w:right w:val="single" w:sz="4" w:space="0" w:color="000000"/>
+            </w:tcBorders>
+            <w:vAlign w:val="center"/>
+          </w:tcPr>
+          <w:p>
+            <w:pPr>
+              <w:pStyle w:val="BodyText"/>
+              <w:suppressAutoHyphens w:val="true"/>
+              <w:spacing w:before="74" w:after="0"/>
+              <w:ind w:hanging="0" w:left="0"/>
+              <w:jc w:val="center"/>
+              <w:rPr>
+                <w:lang w:val="it-IT"/>
+              </w:rPr>
+            </w:pPr>
+            <w:r>
+              <w:rPr>
+                <w:lang w:val="it-IT"/>
+              </w:rPr>
+            </w:r>
+          </w:p>
+        </w:tc>
+      </w:tr>
+    </w:tbl>
+    <w:p>
+      <w:pPr>
+        <w:pStyle w:val="Normal"/>
+        <w:spacing w:lineRule="exact" w:line="281"/>
+        <w:rPr>
+          <w:rFonts w:ascii="Calibri" w:hAnsi="Calibri" w:eastAsia="Calibri" w:cs="Calibri"/>
+          <w:sz w:val="24"/>
+          <w:szCs w:val="24"/>
+          <w:lang w:val="it-IT"/>
+        </w:rPr>
+      </w:pPr>
+      <w:r>
+        <w:rPr>
+          <w:rFonts w:eastAsia="Calibri" w:cs="Calibri"/>
+          <w:sz w:val="24"/>
+          <w:szCs w:val="24"/>
+          <w:lang w:val="it-IT"/>
+        </w:rPr>
+      </w:r>
+    </w:p>
+    <w:tbl>
+      <w:tblPr>
+        <w:tblStyle w:val="TableGrid"/>
+        <w:tblW w:w="10350" w:type="dxa"/>
+        <w:jc w:val="left"/>
+        <w:tblInd w:w="108" w:type="dxa"/>
+        <w:tblLayout w:type="fixed"/>
+        <w:tblCellMar>
+          <w:top w:w="0" w:type="dxa"/>
+          <w:left w:w="108" w:type="dxa"/>
+          <w:bottom w:w="0" w:type="dxa"/>
+          <w:right w:w="108" w:type="dxa"/>
+        </w:tblCellMar>
+        <w:tblLook w:val="04a0" w:noHBand="0" w:noVBand="1" w:firstColumn="1" w:lastRow="0" w:lastColumn="0" w:firstRow="1"/>
+      </w:tblPr>
+      <w:tblGrid>
+        <w:gridCol w:w="1791"/>
+        <w:gridCol w:w="2427"/>
+        <w:gridCol w:w="2355"/>
+        <w:gridCol w:w="1341"/>
+        <w:gridCol w:w="2436"/>
+      </w:tblGrid>
+      <w:tr>
+        <w:trPr>
+          <w:trHeight w:val="454" w:hRule="atLeast"/>
+        </w:trPr>
+        <w:tc>
+          <w:tcPr>
+            <w:tcW w:w="1791" w:type="dxa"/>
             <w:tcBorders/>
             <w:shd w:color="auto" w:fill="808080" w:themeFill="background1" w:themeFillShade="80" w:val="clear"/>
           </w:tcPr>
           <w:p>
             <w:pPr>
               <w:pStyle w:val="BodyText"/>
-              <w:widowControl w:val="false"/>
               <w:suppressAutoHyphens w:val="true"/>
               <w:spacing w:before="74" w:after="0"/>
-              <w:ind w:hanging="0" w:left="0"/>
+              <w:ind w:left="0"/>
               <w:jc w:val="center"/>
               <w:rPr>
                 <w:b/>
@@ -8236,10 +8505,9 @@
           <w:p>
             <w:pPr>
               <w:pStyle w:val="BodyText"/>
-              <w:widowControl w:val="false"/>
               <w:suppressAutoHyphens w:val="true"/>
               <w:spacing w:before="74" w:after="0"/>
-              <w:ind w:hanging="0" w:left="0"/>
+              <w:ind w:left="0"/>
               <w:jc w:val="center"/>
               <w:rPr>
                 <w:b/>
@@ -8267,17 +8535,16 @@
         </w:tc>
         <w:tc>
           <w:tcPr>
-            <w:tcW w:w="2433" w:type="dxa"/>
+            <w:tcW w:w="2436" w:type="dxa"/>
             <w:tcBorders/>
             <w:shd w:color="auto" w:fill="808080" w:themeFill="background1" w:themeFillShade="80" w:val="clear"/>
           </w:tcPr>
           <w:p>
             <w:pPr>
               <w:pStyle w:val="BodyText"/>
-              <w:widowControl w:val="false"/>
               <w:suppressAutoHyphens w:val="true"/>
               <w:spacing w:before="74" w:after="0"/>
-              <w:ind w:hanging="0" w:left="0"/>
+              <w:ind w:left="0"/>
               <w:jc w:val="center"/>
               <w:rPr>
                 <w:b/>
@@ -8310,16 +8577,15 @@
         </w:trPr>
         <w:tc>
           <w:tcPr>
-            <w:tcW w:w="1794" w:type="dxa"/>
+            <w:tcW w:w="1791" w:type="dxa"/>
             <w:tcBorders/>
           </w:tcPr>
           <w:p>
             <w:pPr>
               <w:pStyle w:val="BodyText"/>
-              <w:widowControl w:val="false"/>
               <w:suppressAutoHyphens w:val="true"/>
               <w:spacing w:before="74" w:after="0"/>
-              <w:ind w:hanging="0" w:left="0"/>
+              <w:ind w:left="0"/>
               <w:jc w:val="center"/>
               <w:rPr>
                 <w:lang w:val="it-IT"/>
@@ -8340,31 +8606,22 @@
           <w:p>
             <w:pPr>
               <w:pStyle w:val="BodyText"/>
-              <w:widowControl w:val="false"/>
               <w:suppressAutoHyphens w:val="true"/>
               <w:spacing w:before="74" w:after="0"/>
-              <w:ind w:hanging="0" w:left="0"/>
+              <w:ind w:left="0"/>
               <w:jc w:val="center"/>
               <w:rPr>
-                <w:rFonts w:ascii="Arial" w:hAnsi="Arial" w:eastAsia="Arial" w:cs="" w:cstheme="minorBidi"/>
                 <w:b/>
                 <w:bCs/>
-                <w:color w:val="auto"/>
-                <w:kern w:val="0"/>
-                <w:sz w:val="20"/>
-                <w:szCs w:val="20"/>
-                <w:lang w:val="it-IT" w:eastAsia="en-US" w:bidi="ar-SA"/>
+                <w:lang w:val="it-IT"/>
               </w:rPr>
             </w:pPr>
             <w:r>
               <w:rPr>
-                <w:rFonts w:eastAsia="Arial" w:cs="" w:cstheme="minorBidi"/>
+                <w:rFonts w:cs=""/>
                 <w:b/>
                 <w:bCs/>
-                <w:color w:val="auto"/>
                 <w:kern w:val="0"/>
-                <w:sz w:val="20"/>
-                <w:szCs w:val="20"/>
                 <w:lang w:val="it-IT" w:eastAsia="en-US" w:bidi="ar-SA"/>
               </w:rPr>
               <w:t>METABOLIZZATORE VELOCE</w:t>
@@ -8373,37 +8630,28 @@
         </w:tc>
         <w:tc>
           <w:tcPr>
-            <w:tcW w:w="2352" w:type="dxa"/>
+            <w:tcW w:w="2355" w:type="dxa"/>
             <w:tcBorders/>
           </w:tcPr>
           <w:p>
             <w:pPr>
               <w:pStyle w:val="BodyText"/>
-              <w:widowControl w:val="false"/>
               <w:suppressAutoHyphens w:val="true"/>
               <w:spacing w:before="74" w:after="0"/>
-              <w:ind w:hanging="0" w:left="0"/>
+              <w:ind w:left="0"/>
               <w:jc w:val="center"/>
               <w:rPr>
-                <w:rFonts w:ascii="Arial" w:hAnsi="Arial" w:eastAsia="Arial" w:cs="" w:cstheme="minorBidi"/>
                 <w:b/>
                 <w:bCs/>
-                <w:color w:val="auto"/>
-                <w:kern w:val="0"/>
-                <w:sz w:val="20"/>
-                <w:szCs w:val="20"/>
-                <w:lang w:val="it-IT" w:eastAsia="en-US" w:bidi="ar-SA"/>
+                <w:lang w:val="it-IT"/>
               </w:rPr>
             </w:pPr>
             <w:r>
               <w:rPr>
-                <w:rFonts w:eastAsia="Arial" w:cs="" w:cstheme="minorBidi"/>
+                <w:rFonts w:cs=""/>
                 <w:b/>
                 <w:bCs/>
-                <w:color w:val="auto"/>
                 <w:kern w:val="0"/>
-                <w:sz w:val="20"/>
-                <w:szCs w:val="20"/>
                 <w:lang w:val="it-IT" w:eastAsia="en-US" w:bidi="ar-SA"/>
               </w:rPr>
               <w:t>METABOLIZZATORE LENTO</w:t>
@@ -8412,16 +8660,15 @@
         </w:tc>
         <w:tc>
           <w:tcPr>
-            <w:tcW w:w="1344" w:type="dxa"/>
+            <w:tcW w:w="1341" w:type="dxa"/>
             <w:tcBorders/>
           </w:tcPr>
           <w:p>
             <w:pPr>
               <w:pStyle w:val="BodyText"/>
-              <w:widowControl w:val="false"/>
               <w:suppressAutoHyphens w:val="true"/>
               <w:spacing w:before="74" w:after="0"/>
-              <w:ind w:hanging="0" w:left="0"/>
+              <w:ind w:left="0"/>
               <w:jc w:val="center"/>
               <w:rPr>
                 <w:b/>
@@ -8447,16 +8694,15 @@
         </w:tc>
         <w:tc>
           <w:tcPr>
-            <w:tcW w:w="2433" w:type="dxa"/>
+            <w:tcW w:w="2436" w:type="dxa"/>
             <w:tcBorders/>
           </w:tcPr>
           <w:p>
             <w:pPr>
               <w:pStyle w:val="BodyText"/>
-              <w:widowControl w:val="false"/>
               <w:suppressAutoHyphens w:val="true"/>
               <w:spacing w:before="74" w:after="0"/>
-              <w:ind w:hanging="0" w:left="0"/>
+              <w:ind w:left="0"/>
               <w:jc w:val="center"/>
               <w:rPr>
                 <w:lang w:val="it-IT"/>
@@ -8500,7 +8746,7 @@
       <w:pPr>
         <w:pStyle w:val="Normal"/>
         <w:spacing w:before="0" w:after="0"/>
-        <w:ind w:hanging="0" w:left="108"/>
+        <w:ind w:left="108"/>
         <w:rPr>
           <w:rFonts w:ascii="Calibri" w:hAnsi="Calibri" w:eastAsia="Calibri" w:cs="Calibri"/>
           <w:sz w:val="28"/>
@@ -8635,7 +8881,7 @@
       <w:pPr>
         <w:pStyle w:val="BodyText"/>
         <w:spacing w:lineRule="auto" w:line="276" w:before="74" w:after="0"/>
-        <w:ind w:hanging="0" w:left="108" w:right="98"/>
+        <w:ind w:left="108" w:right="98"/>
         <w:jc w:val="both"/>
         <w:rPr>
           <w:lang w:val="it-IT"/>
@@ -9210,7 +9456,7 @@
       <w:pPr>
         <w:pStyle w:val="Normal"/>
         <w:spacing w:before="80" w:after="0"/>
-        <w:ind w:hanging="0" w:left="108"/>
+        <w:ind w:left="108"/>
         <w:rPr>
           <w:rFonts w:ascii="Times New Roman" w:hAnsi="Times New Roman" w:eastAsia="Times New Roman" w:cs="Times New Roman"/>
           <w:sz w:val="16"/>
@@ -9233,7 +9479,6 @@
     <w:p>
       <w:pPr>
         <w:pStyle w:val="Normal"/>
-        <w:spacing w:lineRule="auto" w:line="240"/>
         <w:rPr>
           <w:rFonts w:ascii="Times New Roman" w:hAnsi="Times New Roman" w:eastAsia="Times New Roman" w:cs="Times New Roman"/>
           <w:b/>
@@ -9260,8 +9505,7 @@
     <w:p>
       <w:pPr>
         <w:pStyle w:val="Normal"/>
-        <w:spacing w:lineRule="auto" w:line="240"/>
-        <w:ind w:hanging="0" w:left="108" w:right="423"/>
+        <w:ind w:left="108" w:right="423"/>
         <w:rPr/>
       </w:pPr>
       <w:r>
@@ -9749,7 +9993,7 @@
     <w:p>
       <w:pPr>
         <w:pStyle w:val="Normal"/>
-        <w:spacing w:lineRule="auto" w:line="240" w:before="6" w:after="0"/>
+        <w:spacing w:before="6" w:after="0"/>
         <w:rPr>
           <w:rFonts w:ascii="Times New Roman" w:hAnsi="Times New Roman" w:eastAsia="Times New Roman" w:cs="Times New Roman"/>
           <w:sz w:val="17"/>
@@ -9767,8 +10011,7 @@
     <w:p>
       <w:pPr>
         <w:pStyle w:val="Normal"/>
-        <w:spacing w:lineRule="auto" w:line="240"/>
-        <w:ind w:hanging="0" w:left="108"/>
+        <w:ind w:left="108"/>
         <w:rPr/>
       </w:pPr>
       <w:r>
@@ -10262,7 +10505,7 @@
     <w:p>
       <w:pPr>
         <w:pStyle w:val="Normal"/>
-        <w:spacing w:lineRule="auto" w:line="240" w:before="6" w:after="0"/>
+        <w:spacing w:before="6" w:after="0"/>
         <w:rPr>
           <w:rFonts w:ascii="Times New Roman" w:hAnsi="Times New Roman" w:eastAsia="Times New Roman" w:cs="Times New Roman"/>
           <w:sz w:val="17"/>
@@ -10280,8 +10523,7 @@
     <w:p>
       <w:pPr>
         <w:pStyle w:val="Normal"/>
-        <w:spacing w:lineRule="auto" w:line="240"/>
-        <w:ind w:hanging="0" w:left="108" w:right="270"/>
+        <w:ind w:left="108" w:right="270"/>
         <w:rPr/>
       </w:pPr>
       <w:r>
@@ -11157,7 +11399,7 @@
     <w:p>
       <w:pPr>
         <w:pStyle w:val="Normal"/>
-        <w:spacing w:lineRule="auto" w:line="240" w:before="8" w:after="0"/>
+        <w:spacing w:before="8" w:after="0"/>
         <w:rPr>
           <w:rFonts w:ascii="Times New Roman" w:hAnsi="Times New Roman" w:eastAsia="Times New Roman" w:cs="Times New Roman"/>
           <w:sz w:val="17"/>
@@ -11175,8 +11417,7 @@
     <w:p>
       <w:pPr>
         <w:pStyle w:val="Normal"/>
-        <w:spacing w:lineRule="auto" w:line="240"/>
-        <w:ind w:hanging="0" w:left="108"/>
+        <w:ind w:left="108"/>
         <w:rPr/>
       </w:pPr>
       <w:r>
@@ -11727,7 +11968,7 @@
     <w:p>
       <w:pPr>
         <w:pStyle w:val="Normal"/>
-        <w:spacing w:lineRule="auto" w:line="240" w:before="8" w:after="0"/>
+        <w:spacing w:before="8" w:after="0"/>
         <w:rPr>
           <w:rFonts w:ascii="Times New Roman" w:hAnsi="Times New Roman" w:eastAsia="Times New Roman" w:cs="Times New Roman"/>
           <w:sz w:val="17"/>
@@ -11745,8 +11986,7 @@
     <w:p>
       <w:pPr>
         <w:pStyle w:val="Normal"/>
-        <w:spacing w:lineRule="auto" w:line="240"/>
-        <w:ind w:hanging="0" w:left="108" w:right="270"/>
+        <w:ind w:left="108" w:right="270"/>
         <w:rPr/>
       </w:pPr>
       <w:r>
@@ -12302,7 +12542,7 @@
     <w:p>
       <w:pPr>
         <w:pStyle w:val="Normal"/>
-        <w:spacing w:lineRule="auto" w:line="240" w:before="8" w:after="0"/>
+        <w:spacing w:before="8" w:after="0"/>
         <w:rPr>
           <w:rFonts w:ascii="Times New Roman" w:hAnsi="Times New Roman" w:eastAsia="Times New Roman" w:cs="Times New Roman"/>
           <w:sz w:val="17"/>
@@ -12320,8 +12560,7 @@
     <w:p>
       <w:pPr>
         <w:pStyle w:val="Normal"/>
-        <w:spacing w:lineRule="auto" w:line="240"/>
-        <w:ind w:hanging="0" w:left="108" w:right="270"/>
+        <w:ind w:left="108" w:right="270"/>
         <w:rPr/>
       </w:pPr>
       <w:r>
@@ -12814,7 +13053,7 @@
     <w:p>
       <w:pPr>
         <w:pStyle w:val="Normal"/>
-        <w:spacing w:lineRule="auto" w:line="240" w:before="9" w:after="0"/>
+        <w:spacing w:before="9" w:after="0"/>
         <w:rPr>
           <w:rFonts w:ascii="Times New Roman" w:hAnsi="Times New Roman" w:eastAsia="Times New Roman" w:cs="Times New Roman"/>
           <w:sz w:val="13"/>
@@ -12832,8 +13071,7 @@
     <w:p>
       <w:pPr>
         <w:pStyle w:val="Normal"/>
-        <w:spacing w:lineRule="auto" w:line="240"/>
-        <w:ind w:hanging="0" w:left="108" w:right="270"/>
+        <w:ind w:left="108" w:right="270"/>
         <w:rPr/>
       </w:pPr>
       <w:r>
@@ -13296,7 +13534,7 @@
     <w:p>
       <w:pPr>
         <w:pStyle w:val="Normal"/>
-        <w:spacing w:lineRule="auto" w:line="240" w:before="2" w:after="0"/>
+        <w:spacing w:before="2" w:after="0"/>
         <w:rPr>
           <w:rFonts w:ascii="Times New Roman" w:hAnsi="Times New Roman" w:eastAsia="Times New Roman" w:cs="Times New Roman"/>
           <w:sz w:val="16"/>
@@ -13314,8 +13552,7 @@
     <w:p>
       <w:pPr>
         <w:pStyle w:val="Normal"/>
-        <w:spacing w:lineRule="auto" w:line="240"/>
-        <w:ind w:hanging="0" w:left="108"/>
+        <w:ind w:left="108"/>
         <w:rPr/>
       </w:pPr>
       <w:r>
@@ -13625,7 +13862,6 @@
     <w:p>
       <w:pPr>
         <w:pStyle w:val="Normal"/>
-        <w:spacing w:lineRule="auto" w:line="240"/>
         <w:rPr>
           <w:rFonts w:ascii="Times New Roman" w:hAnsi="Times New Roman" w:eastAsia="Times New Roman" w:cs="Times New Roman"/>
           <w:sz w:val="16"/>
@@ -13643,8 +13879,7 @@
     <w:p>
       <w:pPr>
         <w:pStyle w:val="Normal"/>
-        <w:spacing w:lineRule="auto" w:line="240"/>
-        <w:ind w:hanging="0" w:left="108" w:right="270"/>
+        <w:ind w:left="108" w:right="270"/>
         <w:rPr/>
       </w:pPr>
       <w:r>
@@ -14158,1572 +14393,6 @@
           <w:sz w:val="16"/>
         </w:rPr>
         <w:t>3353-3359</w:t>
-      </w:r>
-    </w:p>
-    <w:p>
-      <w:pPr>
-        <w:pStyle w:val="Normal"/>
-        <w:spacing w:lineRule="auto" w:line="240" w:before="5" w:after="0"/>
-        <w:rPr>
-          <w:rFonts w:ascii="Times New Roman" w:hAnsi="Times New Roman" w:eastAsia="Times New Roman" w:cs="Times New Roman"/>
-          <w:sz w:val="17"/>
-          <w:szCs w:val="17"/>
-        </w:rPr>
-      </w:pPr>
-      <w:r>
-        <w:rPr>
-          <w:rFonts w:eastAsia="Times New Roman" w:cs="Times New Roman" w:ascii="Times New Roman" w:hAnsi="Times New Roman"/>
-          <w:sz w:val="17"/>
-          <w:szCs w:val="17"/>
-        </w:rPr>
-      </w:r>
-    </w:p>
-    <w:p>
-      <w:pPr>
-        <w:pStyle w:val="Normal"/>
-        <w:spacing w:lineRule="auto" w:line="240"/>
-        <w:ind w:hanging="0" w:left="108"/>
-        <w:rPr/>
-      </w:pPr>
-      <w:r>
-        <w:rPr>
-          <w:rFonts w:ascii="Times New Roman" w:hAnsi="Times New Roman"/>
-          <w:color w:val="202020"/>
-          <w:spacing w:val="-1"/>
-          <w:sz w:val="16"/>
-        </w:rPr>
-        <w:t>Mahley</w:t>
-      </w:r>
-      <w:r>
-        <w:rPr>
-          <w:rFonts w:ascii="Times New Roman" w:hAnsi="Times New Roman"/>
-          <w:color w:val="202020"/>
-          <w:spacing w:val="7"/>
-          <w:sz w:val="16"/>
-        </w:rPr>
-        <w:t xml:space="preserve"> </w:t>
-      </w:r>
-      <w:r>
-        <w:rPr>
-          <w:rFonts w:ascii="Times New Roman" w:hAnsi="Times New Roman"/>
-          <w:color w:val="202020"/>
-          <w:spacing w:val="-1"/>
-          <w:sz w:val="16"/>
-        </w:rPr>
-        <w:t>RW.</w:t>
-      </w:r>
-      <w:r>
-        <w:rPr>
-          <w:rFonts w:ascii="Times New Roman" w:hAnsi="Times New Roman"/>
-          <w:color w:val="202020"/>
-          <w:sz w:val="16"/>
-        </w:rPr>
-        <w:t xml:space="preserve"> </w:t>
-      </w:r>
-      <w:r>
-        <w:rPr>
-          <w:rFonts w:ascii="Times New Roman" w:hAnsi="Times New Roman"/>
-          <w:i/>
-          <w:color w:val="202020"/>
-          <w:spacing w:val="-1"/>
-          <w:sz w:val="16"/>
-        </w:rPr>
-        <w:t>Apolipoprotein</w:t>
-      </w:r>
-      <w:r>
-        <w:rPr>
-          <w:rFonts w:ascii="Times New Roman" w:hAnsi="Times New Roman"/>
-          <w:i/>
-          <w:color w:val="202020"/>
-          <w:spacing w:val="7"/>
-          <w:sz w:val="16"/>
-        </w:rPr>
-        <w:t xml:space="preserve"> </w:t>
-      </w:r>
-      <w:r>
-        <w:rPr>
-          <w:rFonts w:ascii="Times New Roman" w:hAnsi="Times New Roman"/>
-          <w:i/>
-          <w:color w:val="202020"/>
-          <w:spacing w:val="-1"/>
-          <w:sz w:val="16"/>
-        </w:rPr>
-        <w:t>E:</w:t>
-      </w:r>
-      <w:r>
-        <w:rPr>
-          <w:rFonts w:ascii="Times New Roman" w:hAnsi="Times New Roman"/>
-          <w:i/>
-          <w:color w:val="202020"/>
-          <w:spacing w:val="7"/>
-          <w:sz w:val="16"/>
-        </w:rPr>
-        <w:t xml:space="preserve"> </w:t>
-      </w:r>
-      <w:r>
-        <w:rPr>
-          <w:rFonts w:ascii="Times New Roman" w:hAnsi="Times New Roman"/>
-          <w:i/>
-          <w:color w:val="202020"/>
-          <w:spacing w:val="-1"/>
-          <w:sz w:val="16"/>
-        </w:rPr>
-        <w:t>from</w:t>
-      </w:r>
-      <w:r>
-        <w:rPr>
-          <w:rFonts w:ascii="Times New Roman" w:hAnsi="Times New Roman"/>
-          <w:i/>
-          <w:color w:val="202020"/>
-          <w:spacing w:val="6"/>
-          <w:sz w:val="16"/>
-        </w:rPr>
-        <w:t xml:space="preserve"> </w:t>
-      </w:r>
-      <w:r>
-        <w:rPr>
-          <w:rFonts w:ascii="Times New Roman" w:hAnsi="Times New Roman"/>
-          <w:i/>
-          <w:color w:val="202020"/>
-          <w:spacing w:val="-1"/>
-          <w:sz w:val="16"/>
-        </w:rPr>
-        <w:t>cardiovascular</w:t>
-      </w:r>
-      <w:r>
-        <w:rPr>
-          <w:rFonts w:ascii="Times New Roman" w:hAnsi="Times New Roman"/>
-          <w:i/>
-          <w:color w:val="202020"/>
-          <w:spacing w:val="7"/>
-          <w:sz w:val="16"/>
-        </w:rPr>
-        <w:t xml:space="preserve"> </w:t>
-      </w:r>
-      <w:r>
-        <w:rPr>
-          <w:rFonts w:ascii="Times New Roman" w:hAnsi="Times New Roman"/>
-          <w:i/>
-          <w:color w:val="202020"/>
-          <w:spacing w:val="-1"/>
-          <w:sz w:val="16"/>
-        </w:rPr>
-        <w:t>disease</w:t>
-      </w:r>
-      <w:r>
-        <w:rPr>
-          <w:rFonts w:ascii="Times New Roman" w:hAnsi="Times New Roman"/>
-          <w:i/>
-          <w:color w:val="202020"/>
-          <w:spacing w:val="7"/>
-          <w:sz w:val="16"/>
-        </w:rPr>
-        <w:t xml:space="preserve"> </w:t>
-      </w:r>
-      <w:r>
-        <w:rPr>
-          <w:rFonts w:ascii="Times New Roman" w:hAnsi="Times New Roman"/>
-          <w:i/>
-          <w:color w:val="202020"/>
-          <w:spacing w:val="-1"/>
-          <w:sz w:val="16"/>
-        </w:rPr>
-        <w:t>to</w:t>
-      </w:r>
-      <w:r>
-        <w:rPr>
-          <w:rFonts w:ascii="Times New Roman" w:hAnsi="Times New Roman"/>
-          <w:i/>
-          <w:color w:val="202020"/>
-          <w:spacing w:val="6"/>
-          <w:sz w:val="16"/>
-        </w:rPr>
-        <w:t xml:space="preserve"> </w:t>
-      </w:r>
-      <w:r>
-        <w:rPr>
-          <w:rFonts w:ascii="Times New Roman" w:hAnsi="Times New Roman"/>
-          <w:i/>
-          <w:color w:val="202020"/>
-          <w:spacing w:val="-1"/>
-          <w:sz w:val="16"/>
-        </w:rPr>
-        <w:t>neurodegenerative</w:t>
-      </w:r>
-      <w:r>
-        <w:rPr>
-          <w:rFonts w:ascii="Times New Roman" w:hAnsi="Times New Roman"/>
-          <w:i/>
-          <w:color w:val="202020"/>
-          <w:spacing w:val="6"/>
-          <w:sz w:val="16"/>
-        </w:rPr>
-        <w:t xml:space="preserve"> </w:t>
-      </w:r>
-      <w:r>
-        <w:rPr>
-          <w:rFonts w:ascii="Times New Roman" w:hAnsi="Times New Roman"/>
-          <w:i/>
-          <w:color w:val="202020"/>
-          <w:spacing w:val="-1"/>
-          <w:sz w:val="16"/>
-        </w:rPr>
-        <w:t xml:space="preserve">disorders. </w:t>
-      </w:r>
-      <w:r>
-        <w:rPr>
-          <w:rFonts w:ascii="Times New Roman" w:hAnsi="Times New Roman"/>
-          <w:color w:val="202020"/>
-          <w:sz w:val="16"/>
-        </w:rPr>
-        <w:t>J</w:t>
-      </w:r>
-      <w:r>
-        <w:rPr>
-          <w:rFonts w:ascii="Times New Roman" w:hAnsi="Times New Roman"/>
-          <w:color w:val="202020"/>
-          <w:spacing w:val="5"/>
-          <w:sz w:val="16"/>
-        </w:rPr>
-        <w:t xml:space="preserve"> </w:t>
-      </w:r>
-      <w:r>
-        <w:rPr>
-          <w:rFonts w:ascii="Times New Roman" w:hAnsi="Times New Roman"/>
-          <w:color w:val="202020"/>
-          <w:spacing w:val="-1"/>
-          <w:sz w:val="16"/>
-        </w:rPr>
-        <w:t>Mol</w:t>
-      </w:r>
-      <w:r>
-        <w:rPr>
-          <w:rFonts w:ascii="Times New Roman" w:hAnsi="Times New Roman"/>
-          <w:color w:val="202020"/>
-          <w:spacing w:val="5"/>
-          <w:sz w:val="16"/>
-        </w:rPr>
-        <w:t xml:space="preserve"> </w:t>
-      </w:r>
-      <w:r>
-        <w:rPr>
-          <w:rFonts w:ascii="Times New Roman" w:hAnsi="Times New Roman"/>
-          <w:color w:val="202020"/>
-          <w:spacing w:val="-1"/>
-          <w:sz w:val="16"/>
-        </w:rPr>
-        <w:t>Med</w:t>
-      </w:r>
-      <w:r>
-        <w:rPr>
-          <w:rFonts w:ascii="Times New Roman" w:hAnsi="Times New Roman"/>
-          <w:color w:val="202020"/>
-          <w:spacing w:val="5"/>
-          <w:sz w:val="16"/>
-        </w:rPr>
-        <w:t xml:space="preserve"> </w:t>
-      </w:r>
-      <w:r>
-        <w:rPr>
-          <w:rFonts w:ascii="Times New Roman" w:hAnsi="Times New Roman"/>
-          <w:color w:val="202020"/>
-          <w:spacing w:val="-1"/>
-          <w:sz w:val="16"/>
-        </w:rPr>
-        <w:t>(Berl).</w:t>
-      </w:r>
-      <w:r>
-        <w:rPr>
-          <w:rFonts w:ascii="Times New Roman" w:hAnsi="Times New Roman"/>
-          <w:color w:val="202020"/>
-          <w:spacing w:val="5"/>
-          <w:sz w:val="16"/>
-        </w:rPr>
-        <w:t xml:space="preserve"> </w:t>
-      </w:r>
-      <w:r>
-        <w:rPr>
-          <w:rFonts w:ascii="Times New Roman" w:hAnsi="Times New Roman"/>
-          <w:color w:val="202020"/>
-          <w:spacing w:val="-1"/>
-          <w:sz w:val="16"/>
-        </w:rPr>
-        <w:t>2016</w:t>
-      </w:r>
-      <w:r>
-        <w:rPr>
-          <w:rFonts w:ascii="Times New Roman" w:hAnsi="Times New Roman"/>
-          <w:color w:val="202020"/>
-          <w:spacing w:val="5"/>
-          <w:sz w:val="16"/>
-        </w:rPr>
-        <w:t xml:space="preserve"> </w:t>
-      </w:r>
-      <w:r>
-        <w:rPr>
-          <w:rFonts w:ascii="Times New Roman" w:hAnsi="Times New Roman"/>
-          <w:color w:val="202020"/>
-          <w:spacing w:val="-1"/>
-          <w:sz w:val="16"/>
-        </w:rPr>
-        <w:t>Jul;94(7):739-46.</w:t>
-      </w:r>
-    </w:p>
-    <w:p>
-      <w:pPr>
-        <w:pStyle w:val="Normal"/>
-        <w:spacing w:lineRule="auto" w:line="240" w:before="9" w:after="0"/>
-        <w:rPr>
-          <w:rFonts w:ascii="Times New Roman" w:hAnsi="Times New Roman" w:eastAsia="Times New Roman" w:cs="Times New Roman"/>
-          <w:sz w:val="19"/>
-          <w:szCs w:val="19"/>
-        </w:rPr>
-      </w:pPr>
-      <w:r>
-        <w:rPr>
-          <w:rFonts w:eastAsia="Times New Roman" w:cs="Times New Roman" w:ascii="Times New Roman" w:hAnsi="Times New Roman"/>
-          <w:sz w:val="19"/>
-          <w:szCs w:val="19"/>
-        </w:rPr>
-      </w:r>
-    </w:p>
-    <w:p>
-      <w:pPr>
-        <w:pStyle w:val="Normal"/>
-        <w:spacing w:lineRule="auto" w:line="240"/>
-        <w:ind w:hanging="0" w:left="108" w:right="270"/>
-        <w:rPr/>
-      </w:pPr>
-      <w:r>
-        <w:rPr>
-          <w:rFonts w:ascii="Times New Roman" w:hAnsi="Times New Roman"/>
-          <w:color w:val="202020"/>
-          <w:spacing w:val="-1"/>
-          <w:sz w:val="16"/>
-        </w:rPr>
-        <w:t>Iwai</w:t>
-      </w:r>
-      <w:r>
-        <w:rPr>
-          <w:rFonts w:ascii="Times New Roman" w:hAnsi="Times New Roman"/>
-          <w:color w:val="202020"/>
-          <w:spacing w:val="2"/>
-          <w:sz w:val="16"/>
-        </w:rPr>
-        <w:t xml:space="preserve"> </w:t>
-      </w:r>
-      <w:r>
-        <w:rPr>
-          <w:rFonts w:ascii="Times New Roman" w:hAnsi="Times New Roman"/>
-          <w:color w:val="202020"/>
-          <w:spacing w:val="-1"/>
-          <w:sz w:val="16"/>
-        </w:rPr>
-        <w:t>C,</w:t>
-      </w:r>
-      <w:r>
-        <w:rPr>
-          <w:rFonts w:ascii="Times New Roman" w:hAnsi="Times New Roman"/>
-          <w:color w:val="202020"/>
-          <w:spacing w:val="2"/>
-          <w:sz w:val="16"/>
-        </w:rPr>
-        <w:t xml:space="preserve"> </w:t>
-      </w:r>
-      <w:r>
-        <w:rPr>
-          <w:rFonts w:ascii="Times New Roman" w:hAnsi="Times New Roman"/>
-          <w:color w:val="202020"/>
-          <w:spacing w:val="-1"/>
-          <w:sz w:val="16"/>
-        </w:rPr>
-        <w:t>Akita</w:t>
-      </w:r>
-      <w:r>
-        <w:rPr>
-          <w:rFonts w:ascii="Times New Roman" w:hAnsi="Times New Roman"/>
-          <w:color w:val="202020"/>
-          <w:spacing w:val="2"/>
-          <w:sz w:val="16"/>
-        </w:rPr>
-        <w:t xml:space="preserve"> </w:t>
-      </w:r>
-      <w:r>
-        <w:rPr>
-          <w:rFonts w:ascii="Times New Roman" w:hAnsi="Times New Roman"/>
-          <w:color w:val="202020"/>
-          <w:sz w:val="16"/>
-        </w:rPr>
-        <w:t>H,</w:t>
-      </w:r>
-      <w:r>
-        <w:rPr>
-          <w:rFonts w:ascii="Times New Roman" w:hAnsi="Times New Roman"/>
-          <w:color w:val="202020"/>
-          <w:spacing w:val="2"/>
-          <w:sz w:val="16"/>
-        </w:rPr>
-        <w:t xml:space="preserve"> </w:t>
-      </w:r>
-      <w:r>
-        <w:rPr>
-          <w:rFonts w:ascii="Times New Roman" w:hAnsi="Times New Roman"/>
-          <w:color w:val="202020"/>
-          <w:spacing w:val="-1"/>
-          <w:sz w:val="16"/>
-        </w:rPr>
-        <w:t>Kanazawa</w:t>
-      </w:r>
-      <w:r>
-        <w:rPr>
-          <w:rFonts w:ascii="Times New Roman" w:hAnsi="Times New Roman"/>
-          <w:color w:val="202020"/>
-          <w:spacing w:val="3"/>
-          <w:sz w:val="16"/>
-        </w:rPr>
-        <w:t xml:space="preserve"> </w:t>
-      </w:r>
-      <w:r>
-        <w:rPr>
-          <w:rFonts w:ascii="Times New Roman" w:hAnsi="Times New Roman"/>
-          <w:color w:val="202020"/>
-          <w:spacing w:val="-1"/>
-          <w:sz w:val="16"/>
-        </w:rPr>
-        <w:t>K,</w:t>
-      </w:r>
-      <w:r>
-        <w:rPr>
-          <w:rFonts w:ascii="Times New Roman" w:hAnsi="Times New Roman"/>
-          <w:color w:val="202020"/>
-          <w:spacing w:val="2"/>
-          <w:sz w:val="16"/>
-        </w:rPr>
-        <w:t xml:space="preserve"> </w:t>
-      </w:r>
-      <w:r>
-        <w:rPr>
-          <w:rFonts w:ascii="Times New Roman" w:hAnsi="Times New Roman"/>
-          <w:color w:val="202020"/>
-          <w:spacing w:val="-1"/>
-          <w:sz w:val="16"/>
-        </w:rPr>
-        <w:t>Shiga</w:t>
-      </w:r>
-      <w:r>
-        <w:rPr>
-          <w:rFonts w:ascii="Times New Roman" w:hAnsi="Times New Roman"/>
-          <w:color w:val="202020"/>
-          <w:spacing w:val="2"/>
-          <w:sz w:val="16"/>
-        </w:rPr>
-        <w:t xml:space="preserve"> </w:t>
-      </w:r>
-      <w:r>
-        <w:rPr>
-          <w:rFonts w:ascii="Times New Roman" w:hAnsi="Times New Roman"/>
-          <w:color w:val="202020"/>
-          <w:sz w:val="16"/>
-        </w:rPr>
-        <w:t>N,</w:t>
-      </w:r>
-      <w:r>
-        <w:rPr>
-          <w:rFonts w:ascii="Times New Roman" w:hAnsi="Times New Roman"/>
-          <w:color w:val="202020"/>
-          <w:spacing w:val="2"/>
-          <w:sz w:val="16"/>
-        </w:rPr>
-        <w:t xml:space="preserve"> </w:t>
-      </w:r>
-      <w:r>
-        <w:rPr>
-          <w:rFonts w:ascii="Times New Roman" w:hAnsi="Times New Roman"/>
-          <w:color w:val="202020"/>
-          <w:spacing w:val="-1"/>
-          <w:sz w:val="16"/>
-        </w:rPr>
-        <w:t>Terashima</w:t>
-      </w:r>
-      <w:r>
-        <w:rPr>
-          <w:rFonts w:ascii="Times New Roman" w:hAnsi="Times New Roman"/>
-          <w:color w:val="202020"/>
-          <w:spacing w:val="2"/>
-          <w:sz w:val="16"/>
-        </w:rPr>
-        <w:t xml:space="preserve"> </w:t>
-      </w:r>
-      <w:r>
-        <w:rPr>
-          <w:rFonts w:ascii="Times New Roman" w:hAnsi="Times New Roman"/>
-          <w:color w:val="202020"/>
-          <w:spacing w:val="-1"/>
-          <w:sz w:val="16"/>
-        </w:rPr>
-        <w:t>M,</w:t>
-      </w:r>
-      <w:r>
-        <w:rPr>
-          <w:rFonts w:ascii="Times New Roman" w:hAnsi="Times New Roman"/>
-          <w:color w:val="202020"/>
-          <w:spacing w:val="2"/>
-          <w:sz w:val="16"/>
-        </w:rPr>
-        <w:t xml:space="preserve"> </w:t>
-      </w:r>
-      <w:r>
-        <w:rPr>
-          <w:rFonts w:ascii="Times New Roman" w:hAnsi="Times New Roman"/>
-          <w:color w:val="202020"/>
-          <w:spacing w:val="-1"/>
-          <w:sz w:val="16"/>
-        </w:rPr>
-        <w:t>Matsuda</w:t>
-      </w:r>
-      <w:r>
-        <w:rPr>
-          <w:rFonts w:ascii="Times New Roman" w:hAnsi="Times New Roman"/>
-          <w:color w:val="202020"/>
-          <w:spacing w:val="2"/>
-          <w:sz w:val="16"/>
-        </w:rPr>
-        <w:t xml:space="preserve"> </w:t>
-      </w:r>
-      <w:r>
-        <w:rPr>
-          <w:rFonts w:ascii="Times New Roman" w:hAnsi="Times New Roman"/>
-          <w:color w:val="202020"/>
-          <w:spacing w:val="-1"/>
-          <w:sz w:val="16"/>
-        </w:rPr>
-        <w:t>Y,</w:t>
-      </w:r>
-      <w:r>
-        <w:rPr>
-          <w:rFonts w:ascii="Times New Roman" w:hAnsi="Times New Roman"/>
-          <w:color w:val="202020"/>
-          <w:spacing w:val="3"/>
-          <w:sz w:val="16"/>
-        </w:rPr>
-        <w:t xml:space="preserve"> </w:t>
-      </w:r>
-      <w:r>
-        <w:rPr>
-          <w:rFonts w:ascii="Times New Roman" w:hAnsi="Times New Roman"/>
-          <w:color w:val="202020"/>
-          <w:spacing w:val="-1"/>
-          <w:sz w:val="16"/>
-        </w:rPr>
-        <w:t>Takai</w:t>
-      </w:r>
-      <w:r>
-        <w:rPr>
-          <w:rFonts w:ascii="Times New Roman" w:hAnsi="Times New Roman"/>
-          <w:color w:val="202020"/>
-          <w:spacing w:val="3"/>
-          <w:sz w:val="16"/>
-        </w:rPr>
-        <w:t xml:space="preserve"> </w:t>
-      </w:r>
-      <w:r>
-        <w:rPr>
-          <w:rFonts w:ascii="Times New Roman" w:hAnsi="Times New Roman"/>
-          <w:color w:val="202020"/>
-          <w:sz w:val="16"/>
-        </w:rPr>
-        <w:t>E,</w:t>
-      </w:r>
-      <w:r>
-        <w:rPr>
-          <w:rFonts w:ascii="Times New Roman" w:hAnsi="Times New Roman"/>
-          <w:color w:val="202020"/>
-          <w:spacing w:val="3"/>
-          <w:sz w:val="16"/>
-        </w:rPr>
-        <w:t xml:space="preserve"> </w:t>
-      </w:r>
-      <w:r>
-        <w:rPr>
-          <w:rFonts w:ascii="Times New Roman" w:hAnsi="Times New Roman"/>
-          <w:color w:val="202020"/>
-          <w:spacing w:val="-1"/>
-          <w:sz w:val="16"/>
-        </w:rPr>
-        <w:t>Miyamoto</w:t>
-      </w:r>
-      <w:r>
-        <w:rPr>
-          <w:rFonts w:ascii="Times New Roman" w:hAnsi="Times New Roman"/>
-          <w:color w:val="202020"/>
-          <w:spacing w:val="2"/>
-          <w:sz w:val="16"/>
-        </w:rPr>
-        <w:t xml:space="preserve"> </w:t>
-      </w:r>
-      <w:r>
-        <w:rPr>
-          <w:rFonts w:ascii="Times New Roman" w:hAnsi="Times New Roman"/>
-          <w:color w:val="202020"/>
-          <w:sz w:val="16"/>
-        </w:rPr>
-        <w:t>Y,</w:t>
-      </w:r>
-      <w:r>
-        <w:rPr>
-          <w:rFonts w:ascii="Times New Roman" w:hAnsi="Times New Roman"/>
-          <w:color w:val="202020"/>
-          <w:spacing w:val="3"/>
-          <w:sz w:val="16"/>
-        </w:rPr>
-        <w:t xml:space="preserve"> </w:t>
-      </w:r>
-      <w:r>
-        <w:rPr>
-          <w:rFonts w:ascii="Times New Roman" w:hAnsi="Times New Roman"/>
-          <w:color w:val="202020"/>
-          <w:spacing w:val="-1"/>
-          <w:sz w:val="16"/>
-        </w:rPr>
-        <w:t>Shimizu</w:t>
-      </w:r>
-      <w:r>
-        <w:rPr>
-          <w:rFonts w:ascii="Times New Roman" w:hAnsi="Times New Roman"/>
-          <w:color w:val="202020"/>
-          <w:spacing w:val="3"/>
-          <w:sz w:val="16"/>
-        </w:rPr>
-        <w:t xml:space="preserve"> </w:t>
-      </w:r>
-      <w:r>
-        <w:rPr>
-          <w:rFonts w:ascii="Times New Roman" w:hAnsi="Times New Roman"/>
-          <w:color w:val="202020"/>
-          <w:spacing w:val="-1"/>
-          <w:sz w:val="16"/>
-        </w:rPr>
-        <w:t>M,</w:t>
-      </w:r>
-      <w:r>
-        <w:rPr>
-          <w:rFonts w:ascii="Times New Roman" w:hAnsi="Times New Roman"/>
-          <w:color w:val="202020"/>
-          <w:spacing w:val="3"/>
-          <w:sz w:val="16"/>
-        </w:rPr>
-        <w:t xml:space="preserve"> </w:t>
-      </w:r>
-      <w:r>
-        <w:rPr>
-          <w:rFonts w:ascii="Times New Roman" w:hAnsi="Times New Roman"/>
-          <w:color w:val="202020"/>
-          <w:spacing w:val="-1"/>
-          <w:sz w:val="16"/>
-        </w:rPr>
-        <w:t>Kajiya</w:t>
-      </w:r>
-      <w:r>
-        <w:rPr>
-          <w:rFonts w:ascii="Times New Roman" w:hAnsi="Times New Roman"/>
-          <w:color w:val="202020"/>
-          <w:spacing w:val="1"/>
-          <w:sz w:val="16"/>
-        </w:rPr>
-        <w:t xml:space="preserve"> </w:t>
-      </w:r>
-      <w:r>
-        <w:rPr>
-          <w:rFonts w:ascii="Times New Roman" w:hAnsi="Times New Roman"/>
-          <w:color w:val="202020"/>
-          <w:spacing w:val="-1"/>
-          <w:sz w:val="16"/>
-        </w:rPr>
-        <w:t>T,</w:t>
-      </w:r>
-      <w:r>
-        <w:rPr>
-          <w:rFonts w:ascii="Times New Roman" w:hAnsi="Times New Roman"/>
-          <w:color w:val="202020"/>
-          <w:spacing w:val="1"/>
-          <w:sz w:val="16"/>
-        </w:rPr>
-        <w:t xml:space="preserve"> </w:t>
-      </w:r>
-      <w:r>
-        <w:rPr>
-          <w:rFonts w:ascii="Times New Roman" w:hAnsi="Times New Roman"/>
-          <w:color w:val="202020"/>
-          <w:spacing w:val="-1"/>
-          <w:sz w:val="16"/>
-        </w:rPr>
-        <w:t>Hayashi</w:t>
-      </w:r>
-      <w:r>
-        <w:rPr>
-          <w:rFonts w:ascii="Times New Roman" w:hAnsi="Times New Roman"/>
-          <w:color w:val="202020"/>
-          <w:spacing w:val="3"/>
-          <w:sz w:val="16"/>
-        </w:rPr>
-        <w:t xml:space="preserve"> </w:t>
-      </w:r>
-      <w:r>
-        <w:rPr>
-          <w:rFonts w:ascii="Times New Roman" w:hAnsi="Times New Roman"/>
-          <w:color w:val="202020"/>
-          <w:spacing w:val="-1"/>
-          <w:sz w:val="16"/>
-        </w:rPr>
-        <w:t>T,</w:t>
-      </w:r>
-      <w:r>
-        <w:rPr>
-          <w:rFonts w:ascii="Times New Roman" w:hAnsi="Times New Roman"/>
-          <w:color w:val="202020"/>
-          <w:spacing w:val="3"/>
-          <w:sz w:val="16"/>
-        </w:rPr>
-        <w:t xml:space="preserve"> </w:t>
-      </w:r>
-      <w:r>
-        <w:rPr>
-          <w:rFonts w:ascii="Times New Roman" w:hAnsi="Times New Roman"/>
-          <w:color w:val="202020"/>
-          <w:spacing w:val="-1"/>
-          <w:sz w:val="16"/>
-        </w:rPr>
-        <w:t>Yokoyama</w:t>
-      </w:r>
-      <w:r>
-        <w:rPr>
-          <w:rFonts w:ascii="Times New Roman" w:hAnsi="Times New Roman"/>
-          <w:color w:val="202020"/>
-          <w:spacing w:val="1"/>
-          <w:sz w:val="16"/>
-        </w:rPr>
-        <w:t xml:space="preserve"> </w:t>
-      </w:r>
-      <w:r>
-        <w:rPr>
-          <w:rFonts w:ascii="Times New Roman" w:hAnsi="Times New Roman"/>
-          <w:color w:val="202020"/>
-          <w:spacing w:val="-1"/>
-          <w:sz w:val="16"/>
-        </w:rPr>
-        <w:t>M.</w:t>
-      </w:r>
-      <w:r>
-        <w:rPr>
-          <w:rFonts w:ascii="Times New Roman" w:hAnsi="Times New Roman"/>
-          <w:color w:val="202020"/>
-          <w:spacing w:val="3"/>
-          <w:sz w:val="16"/>
-        </w:rPr>
-        <w:t xml:space="preserve"> </w:t>
-      </w:r>
-      <w:r>
-        <w:rPr>
-          <w:rFonts w:ascii="Times New Roman" w:hAnsi="Times New Roman"/>
-          <w:color w:val="202020"/>
-          <w:spacing w:val="-1"/>
-          <w:sz w:val="16"/>
-        </w:rPr>
-        <w:t>Arg389</w:t>
-      </w:r>
-      <w:r>
-        <w:rPr>
-          <w:rFonts w:ascii="Times New Roman" w:hAnsi="Times New Roman"/>
-          <w:i/>
-          <w:color w:val="202020"/>
-          <w:spacing w:val="-1"/>
-          <w:sz w:val="16"/>
-        </w:rPr>
-        <w:t>Gly</w:t>
-      </w:r>
-      <w:r>
-        <w:rPr>
-          <w:rFonts w:ascii="Times New Roman" w:hAnsi="Times New Roman"/>
-          <w:i/>
-          <w:color w:val="202020"/>
-          <w:spacing w:val="87"/>
-          <w:sz w:val="16"/>
-        </w:rPr>
-        <w:t xml:space="preserve"> </w:t>
-      </w:r>
-      <w:r>
-        <w:rPr>
-          <w:rFonts w:ascii="Times New Roman" w:hAnsi="Times New Roman"/>
-          <w:i/>
-          <w:color w:val="202020"/>
-          <w:spacing w:val="-1"/>
-          <w:sz w:val="16"/>
-        </w:rPr>
-        <w:t>polymorphism</w:t>
-      </w:r>
-      <w:r>
-        <w:rPr>
-          <w:rFonts w:ascii="Times New Roman" w:hAnsi="Times New Roman"/>
-          <w:i/>
-          <w:color w:val="202020"/>
-          <w:spacing w:val="7"/>
-          <w:sz w:val="16"/>
-        </w:rPr>
-        <w:t xml:space="preserve"> </w:t>
-      </w:r>
-      <w:r>
-        <w:rPr>
-          <w:rFonts w:ascii="Times New Roman" w:hAnsi="Times New Roman"/>
-          <w:i/>
-          <w:color w:val="202020"/>
-          <w:spacing w:val="-1"/>
-          <w:sz w:val="16"/>
-        </w:rPr>
-        <w:t>of</w:t>
-      </w:r>
-      <w:r>
-        <w:rPr>
-          <w:rFonts w:ascii="Times New Roman" w:hAnsi="Times New Roman"/>
-          <w:i/>
-          <w:color w:val="202020"/>
-          <w:spacing w:val="7"/>
-          <w:sz w:val="16"/>
-        </w:rPr>
-        <w:t xml:space="preserve"> </w:t>
-      </w:r>
-      <w:r>
-        <w:rPr>
-          <w:rFonts w:ascii="Times New Roman" w:hAnsi="Times New Roman"/>
-          <w:i/>
-          <w:color w:val="202020"/>
-          <w:spacing w:val="-1"/>
-          <w:sz w:val="16"/>
-        </w:rPr>
-        <w:t>the</w:t>
-      </w:r>
-      <w:r>
-        <w:rPr>
-          <w:rFonts w:ascii="Times New Roman" w:hAnsi="Times New Roman"/>
-          <w:i/>
-          <w:color w:val="202020"/>
-          <w:spacing w:val="6"/>
-          <w:sz w:val="16"/>
-        </w:rPr>
-        <w:t xml:space="preserve"> </w:t>
-      </w:r>
-      <w:r>
-        <w:rPr>
-          <w:rFonts w:ascii="Times New Roman" w:hAnsi="Times New Roman"/>
-          <w:i/>
-          <w:color w:val="202020"/>
-          <w:spacing w:val="-1"/>
-          <w:sz w:val="16"/>
-        </w:rPr>
-        <w:t>human</w:t>
-      </w:r>
-      <w:r>
-        <w:rPr>
-          <w:rFonts w:ascii="Times New Roman" w:hAnsi="Times New Roman"/>
-          <w:i/>
-          <w:color w:val="202020"/>
-          <w:spacing w:val="6"/>
-          <w:sz w:val="16"/>
-        </w:rPr>
-        <w:t xml:space="preserve"> </w:t>
-      </w:r>
-      <w:r>
-        <w:rPr>
-          <w:rFonts w:ascii="Times New Roman" w:hAnsi="Times New Roman"/>
-          <w:i/>
-          <w:color w:val="202020"/>
-          <w:spacing w:val="-1"/>
-          <w:sz w:val="16"/>
-        </w:rPr>
-        <w:t>beta1-adrenergic</w:t>
-      </w:r>
-      <w:r>
-        <w:rPr>
-          <w:rFonts w:ascii="Times New Roman" w:hAnsi="Times New Roman"/>
-          <w:i/>
-          <w:color w:val="202020"/>
-          <w:spacing w:val="7"/>
-          <w:sz w:val="16"/>
-        </w:rPr>
-        <w:t xml:space="preserve"> </w:t>
-      </w:r>
-      <w:r>
-        <w:rPr>
-          <w:rFonts w:ascii="Times New Roman" w:hAnsi="Times New Roman"/>
-          <w:i/>
-          <w:color w:val="202020"/>
-          <w:spacing w:val="-1"/>
-          <w:sz w:val="16"/>
-        </w:rPr>
-        <w:t>receptor</w:t>
-      </w:r>
-      <w:r>
-        <w:rPr>
-          <w:rFonts w:ascii="Times New Roman" w:hAnsi="Times New Roman"/>
-          <w:i/>
-          <w:color w:val="202020"/>
-          <w:spacing w:val="6"/>
-          <w:sz w:val="16"/>
-        </w:rPr>
-        <w:t xml:space="preserve"> </w:t>
-      </w:r>
-      <w:r>
-        <w:rPr>
-          <w:rFonts w:ascii="Times New Roman" w:hAnsi="Times New Roman"/>
-          <w:i/>
-          <w:color w:val="202020"/>
-          <w:spacing w:val="-1"/>
-          <w:sz w:val="16"/>
-        </w:rPr>
-        <w:t>in</w:t>
-      </w:r>
-      <w:r>
-        <w:rPr>
-          <w:rFonts w:ascii="Times New Roman" w:hAnsi="Times New Roman"/>
-          <w:i/>
-          <w:color w:val="202020"/>
-          <w:spacing w:val="7"/>
-          <w:sz w:val="16"/>
-        </w:rPr>
-        <w:t xml:space="preserve"> </w:t>
-      </w:r>
-      <w:r>
-        <w:rPr>
-          <w:rFonts w:ascii="Times New Roman" w:hAnsi="Times New Roman"/>
-          <w:i/>
-          <w:color w:val="202020"/>
-          <w:spacing w:val="-1"/>
-          <w:sz w:val="16"/>
-        </w:rPr>
-        <w:t>patients</w:t>
-      </w:r>
-      <w:r>
-        <w:rPr>
-          <w:rFonts w:ascii="Times New Roman" w:hAnsi="Times New Roman"/>
-          <w:i/>
-          <w:color w:val="202020"/>
-          <w:spacing w:val="6"/>
-          <w:sz w:val="16"/>
-        </w:rPr>
-        <w:t xml:space="preserve"> </w:t>
-      </w:r>
-      <w:r>
-        <w:rPr>
-          <w:rFonts w:ascii="Times New Roman" w:hAnsi="Times New Roman"/>
-          <w:i/>
-          <w:color w:val="202020"/>
-          <w:spacing w:val="-1"/>
-          <w:sz w:val="16"/>
-        </w:rPr>
-        <w:t>with</w:t>
-      </w:r>
-      <w:r>
-        <w:rPr>
-          <w:rFonts w:ascii="Times New Roman" w:hAnsi="Times New Roman"/>
-          <w:i/>
-          <w:color w:val="202020"/>
-          <w:spacing w:val="6"/>
-          <w:sz w:val="16"/>
-        </w:rPr>
-        <w:t xml:space="preserve"> </w:t>
-      </w:r>
-      <w:r>
-        <w:rPr>
-          <w:rFonts w:ascii="Times New Roman" w:hAnsi="Times New Roman"/>
-          <w:i/>
-          <w:color w:val="202020"/>
-          <w:spacing w:val="-1"/>
-          <w:sz w:val="16"/>
-        </w:rPr>
-        <w:t>nonfatal</w:t>
-      </w:r>
-      <w:r>
-        <w:rPr>
-          <w:rFonts w:ascii="Times New Roman" w:hAnsi="Times New Roman"/>
-          <w:i/>
-          <w:color w:val="202020"/>
-          <w:spacing w:val="7"/>
-          <w:sz w:val="16"/>
-        </w:rPr>
-        <w:t xml:space="preserve"> </w:t>
-      </w:r>
-      <w:r>
-        <w:rPr>
-          <w:rFonts w:ascii="Times New Roman" w:hAnsi="Times New Roman"/>
-          <w:i/>
-          <w:color w:val="202020"/>
-          <w:spacing w:val="-1"/>
-          <w:sz w:val="16"/>
-        </w:rPr>
-        <w:t>acute</w:t>
-      </w:r>
-      <w:r>
-        <w:rPr>
-          <w:rFonts w:ascii="Times New Roman" w:hAnsi="Times New Roman"/>
-          <w:i/>
-          <w:color w:val="202020"/>
-          <w:spacing w:val="6"/>
-          <w:sz w:val="16"/>
-        </w:rPr>
-        <w:t xml:space="preserve"> </w:t>
-      </w:r>
-      <w:r>
-        <w:rPr>
-          <w:rFonts w:ascii="Times New Roman" w:hAnsi="Times New Roman"/>
-          <w:i/>
-          <w:color w:val="202020"/>
-          <w:spacing w:val="-1"/>
-          <w:sz w:val="16"/>
-        </w:rPr>
-        <w:t>myocardial</w:t>
-      </w:r>
-      <w:r>
-        <w:rPr>
-          <w:rFonts w:ascii="Times New Roman" w:hAnsi="Times New Roman"/>
-          <w:i/>
-          <w:color w:val="202020"/>
-          <w:spacing w:val="6"/>
-          <w:sz w:val="16"/>
-        </w:rPr>
-        <w:t xml:space="preserve"> </w:t>
-      </w:r>
-      <w:r>
-        <w:rPr>
-          <w:rFonts w:ascii="Times New Roman" w:hAnsi="Times New Roman"/>
-          <w:i/>
-          <w:color w:val="202020"/>
-          <w:spacing w:val="-1"/>
-          <w:sz w:val="16"/>
-        </w:rPr>
-        <w:t xml:space="preserve">infarction. </w:t>
-      </w:r>
-      <w:r>
-        <w:rPr>
-          <w:rFonts w:ascii="Times New Roman" w:hAnsi="Times New Roman"/>
-          <w:color w:val="202020"/>
-          <w:spacing w:val="-1"/>
-          <w:sz w:val="16"/>
-        </w:rPr>
-        <w:t>Am</w:t>
-      </w:r>
-      <w:r>
-        <w:rPr>
-          <w:rFonts w:ascii="Times New Roman" w:hAnsi="Times New Roman"/>
-          <w:color w:val="202020"/>
-          <w:spacing w:val="4"/>
-          <w:sz w:val="16"/>
-        </w:rPr>
-        <w:t xml:space="preserve"> </w:t>
-      </w:r>
-      <w:r>
-        <w:rPr>
-          <w:rFonts w:ascii="Times New Roman" w:hAnsi="Times New Roman"/>
-          <w:color w:val="202020"/>
-          <w:spacing w:val="-1"/>
-          <w:sz w:val="16"/>
-        </w:rPr>
-        <w:t>Heart</w:t>
-      </w:r>
-      <w:r>
-        <w:rPr>
-          <w:rFonts w:ascii="Times New Roman" w:hAnsi="Times New Roman"/>
-          <w:color w:val="202020"/>
-          <w:spacing w:val="5"/>
-          <w:sz w:val="16"/>
-        </w:rPr>
-        <w:t xml:space="preserve"> </w:t>
-      </w:r>
-      <w:r>
-        <w:rPr>
-          <w:rFonts w:ascii="Times New Roman" w:hAnsi="Times New Roman"/>
-          <w:color w:val="202020"/>
-          <w:spacing w:val="-1"/>
-          <w:sz w:val="16"/>
-        </w:rPr>
-        <w:t>J.</w:t>
-      </w:r>
-      <w:r>
-        <w:rPr>
-          <w:rFonts w:ascii="Times New Roman" w:hAnsi="Times New Roman"/>
-          <w:color w:val="202020"/>
-          <w:spacing w:val="5"/>
-          <w:sz w:val="16"/>
-        </w:rPr>
-        <w:t xml:space="preserve"> </w:t>
-      </w:r>
-      <w:r>
-        <w:rPr>
-          <w:rFonts w:ascii="Times New Roman" w:hAnsi="Times New Roman"/>
-          <w:color w:val="202020"/>
-          <w:spacing w:val="-1"/>
-          <w:sz w:val="16"/>
-        </w:rPr>
-        <w:t>2003</w:t>
-      </w:r>
-      <w:r>
-        <w:rPr>
-          <w:rFonts w:ascii="Times New Roman" w:hAnsi="Times New Roman"/>
-          <w:color w:val="202020"/>
-          <w:spacing w:val="5"/>
-          <w:sz w:val="16"/>
-        </w:rPr>
-        <w:t xml:space="preserve"> </w:t>
-      </w:r>
-      <w:r>
-        <w:rPr>
-          <w:rFonts w:ascii="Times New Roman" w:hAnsi="Times New Roman"/>
-          <w:color w:val="202020"/>
-          <w:spacing w:val="-2"/>
-          <w:sz w:val="16"/>
-        </w:rPr>
-        <w:t>Jul;146(1):106-9.</w:t>
-      </w:r>
-    </w:p>
-    <w:p>
-      <w:pPr>
-        <w:pStyle w:val="Normal"/>
-        <w:spacing w:lineRule="auto" w:line="240" w:before="4" w:after="0"/>
-        <w:rPr>
-          <w:rFonts w:ascii="Times New Roman" w:hAnsi="Times New Roman" w:eastAsia="Times New Roman" w:cs="Times New Roman"/>
-          <w:sz w:val="17"/>
-          <w:szCs w:val="17"/>
-        </w:rPr>
-      </w:pPr>
-      <w:r>
-        <w:rPr>
-          <w:rFonts w:eastAsia="Times New Roman" w:cs="Times New Roman" w:ascii="Times New Roman" w:hAnsi="Times New Roman"/>
-          <w:sz w:val="17"/>
-          <w:szCs w:val="17"/>
-        </w:rPr>
-      </w:r>
-    </w:p>
-    <w:p>
-      <w:pPr>
-        <w:pStyle w:val="Normal"/>
-        <w:spacing w:lineRule="auto" w:line="240"/>
-        <w:ind w:hanging="0" w:left="108"/>
-        <w:rPr/>
-      </w:pPr>
-      <w:r>
-        <w:rPr>
-          <w:rFonts w:ascii="Times New Roman" w:hAnsi="Times New Roman"/>
-          <w:spacing w:val="-1"/>
-          <w:sz w:val="16"/>
-        </w:rPr>
-        <w:t>Willer</w:t>
-      </w:r>
-      <w:r>
-        <w:rPr>
-          <w:rFonts w:ascii="Times New Roman" w:hAnsi="Times New Roman"/>
-          <w:spacing w:val="4"/>
-          <w:sz w:val="16"/>
-        </w:rPr>
-        <w:t xml:space="preserve"> </w:t>
-      </w:r>
-      <w:r>
-        <w:rPr>
-          <w:rFonts w:ascii="Times New Roman" w:hAnsi="Times New Roman"/>
-          <w:spacing w:val="-1"/>
-          <w:sz w:val="16"/>
-        </w:rPr>
-        <w:t>et</w:t>
-      </w:r>
-      <w:r>
-        <w:rPr>
-          <w:rFonts w:ascii="Times New Roman" w:hAnsi="Times New Roman"/>
-          <w:spacing w:val="4"/>
-          <w:sz w:val="16"/>
-        </w:rPr>
-        <w:t xml:space="preserve"> </w:t>
-      </w:r>
-      <w:r>
-        <w:rPr>
-          <w:rFonts w:ascii="Times New Roman" w:hAnsi="Times New Roman"/>
-          <w:spacing w:val="-1"/>
-          <w:sz w:val="16"/>
-        </w:rPr>
-        <w:t>al.</w:t>
-      </w:r>
-      <w:r>
-        <w:rPr>
-          <w:rFonts w:ascii="Times New Roman" w:hAnsi="Times New Roman"/>
-          <w:spacing w:val="4"/>
-          <w:sz w:val="16"/>
-        </w:rPr>
-        <w:t xml:space="preserve"> </w:t>
-      </w:r>
-      <w:r>
-        <w:rPr>
-          <w:rFonts w:ascii="Times New Roman" w:hAnsi="Times New Roman"/>
-          <w:spacing w:val="-1"/>
-          <w:sz w:val="16"/>
-        </w:rPr>
-        <w:t xml:space="preserve">(2009). </w:t>
-      </w:r>
-      <w:r>
-        <w:rPr>
-          <w:rFonts w:ascii="Times New Roman" w:hAnsi="Times New Roman"/>
-          <w:i/>
-          <w:spacing w:val="-1"/>
-          <w:sz w:val="16"/>
-        </w:rPr>
-        <w:t>Six</w:t>
-      </w:r>
-      <w:r>
-        <w:rPr>
-          <w:rFonts w:ascii="Times New Roman" w:hAnsi="Times New Roman"/>
-          <w:i/>
-          <w:spacing w:val="6"/>
-          <w:sz w:val="16"/>
-        </w:rPr>
-        <w:t xml:space="preserve"> </w:t>
-      </w:r>
-      <w:r>
-        <w:rPr>
-          <w:rFonts w:ascii="Times New Roman" w:hAnsi="Times New Roman"/>
-          <w:i/>
-          <w:spacing w:val="-1"/>
-          <w:sz w:val="16"/>
-        </w:rPr>
-        <w:t>new</w:t>
-      </w:r>
-      <w:r>
-        <w:rPr>
-          <w:rFonts w:ascii="Times New Roman" w:hAnsi="Times New Roman"/>
-          <w:i/>
-          <w:spacing w:val="5"/>
-          <w:sz w:val="16"/>
-        </w:rPr>
-        <w:t xml:space="preserve"> </w:t>
-      </w:r>
-      <w:r>
-        <w:rPr>
-          <w:rFonts w:ascii="Times New Roman" w:hAnsi="Times New Roman"/>
-          <w:i/>
-          <w:spacing w:val="-1"/>
-          <w:sz w:val="16"/>
-        </w:rPr>
-        <w:t>loci</w:t>
-      </w:r>
-      <w:r>
-        <w:rPr>
-          <w:rFonts w:ascii="Times New Roman" w:hAnsi="Times New Roman"/>
-          <w:i/>
-          <w:spacing w:val="5"/>
-          <w:sz w:val="16"/>
-        </w:rPr>
-        <w:t xml:space="preserve"> </w:t>
-      </w:r>
-      <w:r>
-        <w:rPr>
-          <w:rFonts w:ascii="Times New Roman" w:hAnsi="Times New Roman"/>
-          <w:i/>
-          <w:spacing w:val="-1"/>
-          <w:sz w:val="16"/>
-        </w:rPr>
-        <w:t>associated</w:t>
-      </w:r>
-      <w:r>
-        <w:rPr>
-          <w:rFonts w:ascii="Times New Roman" w:hAnsi="Times New Roman"/>
-          <w:i/>
-          <w:spacing w:val="5"/>
-          <w:sz w:val="16"/>
-        </w:rPr>
-        <w:t xml:space="preserve"> </w:t>
-      </w:r>
-      <w:r>
-        <w:rPr>
-          <w:rFonts w:ascii="Times New Roman" w:hAnsi="Times New Roman"/>
-          <w:i/>
-          <w:spacing w:val="-1"/>
-          <w:sz w:val="16"/>
-        </w:rPr>
-        <w:t>with</w:t>
-      </w:r>
-      <w:r>
-        <w:rPr>
-          <w:rFonts w:ascii="Times New Roman" w:hAnsi="Times New Roman"/>
-          <w:i/>
-          <w:spacing w:val="5"/>
-          <w:sz w:val="16"/>
-        </w:rPr>
-        <w:t xml:space="preserve"> </w:t>
-      </w:r>
-      <w:r>
-        <w:rPr>
-          <w:rFonts w:ascii="Times New Roman" w:hAnsi="Times New Roman"/>
-          <w:i/>
-          <w:spacing w:val="-1"/>
-          <w:sz w:val="16"/>
-        </w:rPr>
-        <w:t>body</w:t>
-      </w:r>
-      <w:r>
-        <w:rPr>
-          <w:rFonts w:ascii="Times New Roman" w:hAnsi="Times New Roman"/>
-          <w:i/>
-          <w:spacing w:val="5"/>
-          <w:sz w:val="16"/>
-        </w:rPr>
-        <w:t xml:space="preserve"> </w:t>
-      </w:r>
-      <w:r>
-        <w:rPr>
-          <w:rFonts w:ascii="Times New Roman" w:hAnsi="Times New Roman"/>
-          <w:i/>
-          <w:spacing w:val="-1"/>
-          <w:sz w:val="16"/>
-        </w:rPr>
-        <w:t>mass</w:t>
-      </w:r>
-      <w:r>
-        <w:rPr>
-          <w:rFonts w:ascii="Times New Roman" w:hAnsi="Times New Roman"/>
-          <w:i/>
-          <w:spacing w:val="5"/>
-          <w:sz w:val="16"/>
-        </w:rPr>
-        <w:t xml:space="preserve"> </w:t>
-      </w:r>
-      <w:r>
-        <w:rPr>
-          <w:rFonts w:ascii="Times New Roman" w:hAnsi="Times New Roman"/>
-          <w:i/>
-          <w:spacing w:val="-1"/>
-          <w:sz w:val="16"/>
-        </w:rPr>
-        <w:t>index</w:t>
-      </w:r>
-      <w:r>
-        <w:rPr>
-          <w:rFonts w:ascii="Times New Roman" w:hAnsi="Times New Roman"/>
-          <w:i/>
-          <w:spacing w:val="5"/>
-          <w:sz w:val="16"/>
-        </w:rPr>
-        <w:t xml:space="preserve"> </w:t>
-      </w:r>
-      <w:r>
-        <w:rPr>
-          <w:rFonts w:ascii="Times New Roman" w:hAnsi="Times New Roman"/>
-          <w:i/>
-          <w:spacing w:val="-1"/>
-          <w:sz w:val="16"/>
-        </w:rPr>
-        <w:t>highlight</w:t>
-      </w:r>
-      <w:r>
-        <w:rPr>
-          <w:rFonts w:ascii="Times New Roman" w:hAnsi="Times New Roman"/>
-          <w:i/>
-          <w:spacing w:val="6"/>
-          <w:sz w:val="16"/>
-        </w:rPr>
-        <w:t xml:space="preserve"> </w:t>
-      </w:r>
-      <w:r>
-        <w:rPr>
-          <w:rFonts w:ascii="Times New Roman" w:hAnsi="Times New Roman"/>
-          <w:i/>
-          <w:sz w:val="16"/>
-        </w:rPr>
-        <w:t>a</w:t>
-      </w:r>
-      <w:r>
-        <w:rPr>
-          <w:rFonts w:ascii="Times New Roman" w:hAnsi="Times New Roman"/>
-          <w:i/>
-          <w:spacing w:val="5"/>
-          <w:sz w:val="16"/>
-        </w:rPr>
-        <w:t xml:space="preserve"> </w:t>
-      </w:r>
-      <w:r>
-        <w:rPr>
-          <w:rFonts w:ascii="Times New Roman" w:hAnsi="Times New Roman"/>
-          <w:i/>
-          <w:spacing w:val="-1"/>
-          <w:sz w:val="16"/>
-        </w:rPr>
-        <w:t>neuronal</w:t>
-      </w:r>
-      <w:r>
-        <w:rPr>
-          <w:rFonts w:ascii="Times New Roman" w:hAnsi="Times New Roman"/>
-          <w:i/>
-          <w:spacing w:val="5"/>
-          <w:sz w:val="16"/>
-        </w:rPr>
-        <w:t xml:space="preserve"> </w:t>
-      </w:r>
-      <w:r>
-        <w:rPr>
-          <w:rFonts w:ascii="Times New Roman" w:hAnsi="Times New Roman"/>
-          <w:i/>
-          <w:spacing w:val="-1"/>
-          <w:sz w:val="16"/>
-        </w:rPr>
-        <w:t>influence</w:t>
-      </w:r>
-      <w:r>
-        <w:rPr>
-          <w:rFonts w:ascii="Times New Roman" w:hAnsi="Times New Roman"/>
-          <w:i/>
-          <w:spacing w:val="5"/>
-          <w:sz w:val="16"/>
-        </w:rPr>
-        <w:t xml:space="preserve"> </w:t>
-      </w:r>
-      <w:r>
-        <w:rPr>
-          <w:rFonts w:ascii="Times New Roman" w:hAnsi="Times New Roman"/>
-          <w:i/>
-          <w:spacing w:val="-1"/>
-          <w:sz w:val="16"/>
-        </w:rPr>
-        <w:t>on</w:t>
-      </w:r>
-      <w:r>
-        <w:rPr>
-          <w:rFonts w:ascii="Times New Roman" w:hAnsi="Times New Roman"/>
-          <w:i/>
-          <w:spacing w:val="4"/>
-          <w:sz w:val="16"/>
-        </w:rPr>
-        <w:t xml:space="preserve"> </w:t>
-      </w:r>
-      <w:r>
-        <w:rPr>
-          <w:rFonts w:ascii="Times New Roman" w:hAnsi="Times New Roman"/>
-          <w:i/>
-          <w:spacing w:val="-1"/>
-          <w:sz w:val="16"/>
-        </w:rPr>
-        <w:t>body</w:t>
-      </w:r>
-      <w:r>
-        <w:rPr>
-          <w:rFonts w:ascii="Times New Roman" w:hAnsi="Times New Roman"/>
-          <w:i/>
-          <w:spacing w:val="5"/>
-          <w:sz w:val="16"/>
-        </w:rPr>
-        <w:t xml:space="preserve"> </w:t>
-      </w:r>
-      <w:r>
-        <w:rPr>
-          <w:rFonts w:ascii="Times New Roman" w:hAnsi="Times New Roman"/>
-          <w:i/>
-          <w:spacing w:val="-1"/>
-          <w:sz w:val="16"/>
-        </w:rPr>
-        <w:t>weight</w:t>
-      </w:r>
-      <w:r>
-        <w:rPr>
-          <w:rFonts w:ascii="Times New Roman" w:hAnsi="Times New Roman"/>
-          <w:i/>
-          <w:spacing w:val="5"/>
-          <w:sz w:val="16"/>
-        </w:rPr>
-        <w:t xml:space="preserve"> </w:t>
-      </w:r>
-      <w:r>
-        <w:rPr>
-          <w:rFonts w:ascii="Times New Roman" w:hAnsi="Times New Roman"/>
-          <w:i/>
-          <w:spacing w:val="-1"/>
-          <w:sz w:val="16"/>
-        </w:rPr>
-        <w:t>regulation.</w:t>
-      </w:r>
-      <w:r>
-        <w:rPr>
-          <w:rFonts w:ascii="Times New Roman" w:hAnsi="Times New Roman"/>
-          <w:i/>
-          <w:sz w:val="16"/>
-        </w:rPr>
-        <w:t xml:space="preserve"> </w:t>
-      </w:r>
-      <w:r>
-        <w:rPr>
-          <w:rFonts w:ascii="Times New Roman" w:hAnsi="Times New Roman"/>
-          <w:spacing w:val="-1"/>
-          <w:sz w:val="16"/>
-        </w:rPr>
-        <w:t>Nat</w:t>
-      </w:r>
-      <w:r>
-        <w:rPr>
-          <w:rFonts w:ascii="Times New Roman" w:hAnsi="Times New Roman"/>
-          <w:spacing w:val="4"/>
-          <w:sz w:val="16"/>
-        </w:rPr>
-        <w:t xml:space="preserve"> </w:t>
-      </w:r>
-      <w:r>
-        <w:rPr>
-          <w:rFonts w:ascii="Times New Roman" w:hAnsi="Times New Roman"/>
-          <w:spacing w:val="-1"/>
-          <w:sz w:val="16"/>
-        </w:rPr>
-        <w:t>Genet</w:t>
-      </w:r>
-      <w:r>
-        <w:rPr>
-          <w:rFonts w:ascii="Times New Roman" w:hAnsi="Times New Roman"/>
-          <w:spacing w:val="4"/>
-          <w:sz w:val="16"/>
-        </w:rPr>
-        <w:t xml:space="preserve"> </w:t>
-      </w:r>
-      <w:r>
-        <w:rPr>
-          <w:rFonts w:ascii="Times New Roman" w:hAnsi="Times New Roman"/>
-          <w:spacing w:val="-1"/>
-          <w:sz w:val="16"/>
-        </w:rPr>
-        <w:t>41(1):</w:t>
-      </w:r>
-      <w:r>
-        <w:rPr>
-          <w:rFonts w:ascii="Times New Roman" w:hAnsi="Times New Roman"/>
-          <w:spacing w:val="4"/>
-          <w:sz w:val="16"/>
-        </w:rPr>
-        <w:t xml:space="preserve"> </w:t>
-      </w:r>
-      <w:r>
-        <w:rPr>
-          <w:rFonts w:ascii="Times New Roman" w:hAnsi="Times New Roman"/>
-          <w:spacing w:val="-1"/>
-          <w:sz w:val="16"/>
-        </w:rPr>
-        <w:t>25-34</w:t>
-      </w:r>
-    </w:p>
-    <w:p>
-      <w:pPr>
-        <w:pStyle w:val="Normal"/>
-        <w:spacing w:lineRule="auto" w:line="240"/>
-        <w:ind w:hanging="0" w:left="108"/>
-        <w:rPr>
-          <w:rFonts w:ascii="Times New Roman" w:hAnsi="Times New Roman" w:eastAsia="Times New Roman" w:cs="Times New Roman"/>
-          <w:sz w:val="16"/>
-          <w:szCs w:val="16"/>
-        </w:rPr>
-      </w:pPr>
-      <w:r>
-        <w:rPr>
-          <w:rFonts w:eastAsia="Times New Roman" w:cs="Times New Roman" w:ascii="Times New Roman" w:hAnsi="Times New Roman"/>
-          <w:sz w:val="16"/>
-          <w:szCs w:val="16"/>
-        </w:rPr>
       </w:r>
     </w:p>
     <w:p>
@@ -15732,6 +14401,314 @@
         <w:spacing w:before="5" w:after="0"/>
         <w:rPr>
           <w:rFonts w:ascii="Times New Roman" w:hAnsi="Times New Roman" w:eastAsia="Times New Roman" w:cs="Times New Roman"/>
+          <w:sz w:val="17"/>
+          <w:szCs w:val="17"/>
+        </w:rPr>
+      </w:pPr>
+      <w:r>
+        <w:rPr>
+          <w:rFonts w:eastAsia="Times New Roman" w:cs="Times New Roman" w:ascii="Times New Roman" w:hAnsi="Times New Roman"/>
+          <w:sz w:val="17"/>
+          <w:szCs w:val="17"/>
+        </w:rPr>
+      </w:r>
+    </w:p>
+    <w:p>
+      <w:pPr>
+        <w:pStyle w:val="Normal"/>
+        <w:ind w:left="108"/>
+        <w:rPr/>
+      </w:pPr>
+      <w:r>
+        <w:rPr>
+          <w:rFonts w:ascii="Times New Roman" w:hAnsi="Times New Roman"/>
+          <w:color w:val="202020"/>
+          <w:spacing w:val="-1"/>
+          <w:sz w:val="16"/>
+        </w:rPr>
+        <w:t>Mahley</w:t>
+      </w:r>
+      <w:r>
+        <w:rPr>
+          <w:rFonts w:ascii="Times New Roman" w:hAnsi="Times New Roman"/>
+          <w:color w:val="202020"/>
+          <w:spacing w:val="7"/>
+          <w:sz w:val="16"/>
+        </w:rPr>
+        <w:t xml:space="preserve"> </w:t>
+      </w:r>
+      <w:r>
+        <w:rPr>
+          <w:rFonts w:ascii="Times New Roman" w:hAnsi="Times New Roman"/>
+          <w:color w:val="202020"/>
+          <w:spacing w:val="-1"/>
+          <w:sz w:val="16"/>
+        </w:rPr>
+        <w:t>RW.</w:t>
+      </w:r>
+      <w:r>
+        <w:rPr>
+          <w:rFonts w:ascii="Times New Roman" w:hAnsi="Times New Roman"/>
+          <w:color w:val="202020"/>
+          <w:sz w:val="16"/>
+        </w:rPr>
+        <w:t xml:space="preserve"> </w:t>
+      </w:r>
+      <w:r>
+        <w:rPr>
+          <w:rFonts w:ascii="Times New Roman" w:hAnsi="Times New Roman"/>
+          <w:i/>
+          <w:color w:val="202020"/>
+          <w:spacing w:val="-1"/>
+          <w:sz w:val="16"/>
+        </w:rPr>
+        <w:t>Apolipoprotein</w:t>
+      </w:r>
+      <w:r>
+        <w:rPr>
+          <w:rFonts w:ascii="Times New Roman" w:hAnsi="Times New Roman"/>
+          <w:i/>
+          <w:color w:val="202020"/>
+          <w:spacing w:val="7"/>
+          <w:sz w:val="16"/>
+        </w:rPr>
+        <w:t xml:space="preserve"> </w:t>
+      </w:r>
+      <w:r>
+        <w:rPr>
+          <w:rFonts w:ascii="Times New Roman" w:hAnsi="Times New Roman"/>
+          <w:i/>
+          <w:color w:val="202020"/>
+          <w:spacing w:val="-1"/>
+          <w:sz w:val="16"/>
+        </w:rPr>
+        <w:t>E:</w:t>
+      </w:r>
+      <w:r>
+        <w:rPr>
+          <w:rFonts w:ascii="Times New Roman" w:hAnsi="Times New Roman"/>
+          <w:i/>
+          <w:color w:val="202020"/>
+          <w:spacing w:val="7"/>
+          <w:sz w:val="16"/>
+        </w:rPr>
+        <w:t xml:space="preserve"> </w:t>
+      </w:r>
+      <w:r>
+        <w:rPr>
+          <w:rFonts w:ascii="Times New Roman" w:hAnsi="Times New Roman"/>
+          <w:i/>
+          <w:color w:val="202020"/>
+          <w:spacing w:val="-1"/>
+          <w:sz w:val="16"/>
+        </w:rPr>
+        <w:t>from</w:t>
+      </w:r>
+      <w:r>
+        <w:rPr>
+          <w:rFonts w:ascii="Times New Roman" w:hAnsi="Times New Roman"/>
+          <w:i/>
+          <w:color w:val="202020"/>
+          <w:spacing w:val="6"/>
+          <w:sz w:val="16"/>
+        </w:rPr>
+        <w:t xml:space="preserve"> </w:t>
+      </w:r>
+      <w:r>
+        <w:rPr>
+          <w:rFonts w:ascii="Times New Roman" w:hAnsi="Times New Roman"/>
+          <w:i/>
+          <w:color w:val="202020"/>
+          <w:spacing w:val="-1"/>
+          <w:sz w:val="16"/>
+        </w:rPr>
+        <w:t>cardiovascular</w:t>
+      </w:r>
+      <w:r>
+        <w:rPr>
+          <w:rFonts w:ascii="Times New Roman" w:hAnsi="Times New Roman"/>
+          <w:i/>
+          <w:color w:val="202020"/>
+          <w:spacing w:val="7"/>
+          <w:sz w:val="16"/>
+        </w:rPr>
+        <w:t xml:space="preserve"> </w:t>
+      </w:r>
+      <w:r>
+        <w:rPr>
+          <w:rFonts w:ascii="Times New Roman" w:hAnsi="Times New Roman"/>
+          <w:i/>
+          <w:color w:val="202020"/>
+          <w:spacing w:val="-1"/>
+          <w:sz w:val="16"/>
+        </w:rPr>
+        <w:t>disease</w:t>
+      </w:r>
+      <w:r>
+        <w:rPr>
+          <w:rFonts w:ascii="Times New Roman" w:hAnsi="Times New Roman"/>
+          <w:i/>
+          <w:color w:val="202020"/>
+          <w:spacing w:val="7"/>
+          <w:sz w:val="16"/>
+        </w:rPr>
+        <w:t xml:space="preserve"> </w:t>
+      </w:r>
+      <w:r>
+        <w:rPr>
+          <w:rFonts w:ascii="Times New Roman" w:hAnsi="Times New Roman"/>
+          <w:i/>
+          <w:color w:val="202020"/>
+          <w:spacing w:val="-1"/>
+          <w:sz w:val="16"/>
+        </w:rPr>
+        <w:t>to</w:t>
+      </w:r>
+      <w:r>
+        <w:rPr>
+          <w:rFonts w:ascii="Times New Roman" w:hAnsi="Times New Roman"/>
+          <w:i/>
+          <w:color w:val="202020"/>
+          <w:spacing w:val="6"/>
+          <w:sz w:val="16"/>
+        </w:rPr>
+        <w:t xml:space="preserve"> </w:t>
+      </w:r>
+      <w:r>
+        <w:rPr>
+          <w:rFonts w:ascii="Times New Roman" w:hAnsi="Times New Roman"/>
+          <w:i/>
+          <w:color w:val="202020"/>
+          <w:spacing w:val="-1"/>
+          <w:sz w:val="16"/>
+        </w:rPr>
+        <w:t>neurodegenerative</w:t>
+      </w:r>
+      <w:r>
+        <w:rPr>
+          <w:rFonts w:ascii="Times New Roman" w:hAnsi="Times New Roman"/>
+          <w:i/>
+          <w:color w:val="202020"/>
+          <w:spacing w:val="6"/>
+          <w:sz w:val="16"/>
+        </w:rPr>
+        <w:t xml:space="preserve"> </w:t>
+      </w:r>
+      <w:r>
+        <w:rPr>
+          <w:rFonts w:ascii="Times New Roman" w:hAnsi="Times New Roman"/>
+          <w:i/>
+          <w:color w:val="202020"/>
+          <w:spacing w:val="-1"/>
+          <w:sz w:val="16"/>
+        </w:rPr>
+        <w:t xml:space="preserve">disorders. </w:t>
+      </w:r>
+      <w:r>
+        <w:rPr>
+          <w:rFonts w:ascii="Times New Roman" w:hAnsi="Times New Roman"/>
+          <w:color w:val="202020"/>
+          <w:sz w:val="16"/>
+        </w:rPr>
+        <w:t>J</w:t>
+      </w:r>
+      <w:r>
+        <w:rPr>
+          <w:rFonts w:ascii="Times New Roman" w:hAnsi="Times New Roman"/>
+          <w:color w:val="202020"/>
+          <w:spacing w:val="5"/>
+          <w:sz w:val="16"/>
+        </w:rPr>
+        <w:t xml:space="preserve"> </w:t>
+      </w:r>
+      <w:r>
+        <w:rPr>
+          <w:rFonts w:ascii="Times New Roman" w:hAnsi="Times New Roman"/>
+          <w:color w:val="202020"/>
+          <w:spacing w:val="-1"/>
+          <w:sz w:val="16"/>
+        </w:rPr>
+        <w:t>Mol</w:t>
+      </w:r>
+      <w:r>
+        <w:rPr>
+          <w:rFonts w:ascii="Times New Roman" w:hAnsi="Times New Roman"/>
+          <w:color w:val="202020"/>
+          <w:spacing w:val="5"/>
+          <w:sz w:val="16"/>
+        </w:rPr>
+        <w:t xml:space="preserve"> </w:t>
+      </w:r>
+      <w:r>
+        <w:rPr>
+          <w:rFonts w:ascii="Times New Roman" w:hAnsi="Times New Roman"/>
+          <w:color w:val="202020"/>
+          <w:spacing w:val="-1"/>
+          <w:sz w:val="16"/>
+        </w:rPr>
+        <w:t>Med</w:t>
+      </w:r>
+      <w:r>
+        <w:rPr>
+          <w:rFonts w:ascii="Times New Roman" w:hAnsi="Times New Roman"/>
+          <w:color w:val="202020"/>
+          <w:spacing w:val="5"/>
+          <w:sz w:val="16"/>
+        </w:rPr>
+        <w:t xml:space="preserve"> </w:t>
+      </w:r>
+      <w:r>
+        <w:rPr>
+          <w:rFonts w:ascii="Times New Roman" w:hAnsi="Times New Roman"/>
+          <w:color w:val="202020"/>
+          <w:spacing w:val="-1"/>
+          <w:sz w:val="16"/>
+        </w:rPr>
+        <w:t>(Berl).</w:t>
+      </w:r>
+      <w:r>
+        <w:rPr>
+          <w:rFonts w:ascii="Times New Roman" w:hAnsi="Times New Roman"/>
+          <w:color w:val="202020"/>
+          <w:spacing w:val="5"/>
+          <w:sz w:val="16"/>
+        </w:rPr>
+        <w:t xml:space="preserve"> </w:t>
+      </w:r>
+      <w:r>
+        <w:rPr>
+          <w:rFonts w:ascii="Times New Roman" w:hAnsi="Times New Roman"/>
+          <w:color w:val="202020"/>
+          <w:spacing w:val="-1"/>
+          <w:sz w:val="16"/>
+        </w:rPr>
+        <w:t>2016</w:t>
+      </w:r>
+      <w:r>
+        <w:rPr>
+          <w:rFonts w:ascii="Times New Roman" w:hAnsi="Times New Roman"/>
+          <w:color w:val="202020"/>
+          <w:spacing w:val="5"/>
+          <w:sz w:val="16"/>
+        </w:rPr>
+        <w:t xml:space="preserve"> </w:t>
+      </w:r>
+      <w:r>
+        <w:rPr>
+          <w:rFonts w:ascii="Times New Roman" w:hAnsi="Times New Roman"/>
+          <w:color w:val="202020"/>
+          <w:spacing w:val="-1"/>
+          <w:sz w:val="16"/>
+        </w:rPr>
+        <w:t>Jul;94(7):739-46.</w:t>
+      </w:r>
+    </w:p>
+    <w:p>
+      <w:pPr>
+        <w:pStyle w:val="Normal"/>
+        <w:spacing w:before="9" w:after="0"/>
+        <w:rPr>
+          <w:rFonts w:ascii="Times New Roman" w:hAnsi="Times New Roman" w:eastAsia="Times New Roman" w:cs="Times New Roman"/>
           <w:sz w:val="19"/>
           <w:szCs w:val="19"/>
         </w:rPr>
@@ -15744,9 +14721,1263 @@
         </w:rPr>
       </w:r>
     </w:p>
+    <w:p>
+      <w:pPr>
+        <w:pStyle w:val="Normal"/>
+        <w:ind w:left="108" w:right="270"/>
+        <w:rPr/>
+      </w:pPr>
+      <w:r>
+        <w:rPr>
+          <w:rFonts w:ascii="Times New Roman" w:hAnsi="Times New Roman"/>
+          <w:color w:val="202020"/>
+          <w:spacing w:val="-1"/>
+          <w:sz w:val="16"/>
+        </w:rPr>
+        <w:t>Iwai</w:t>
+      </w:r>
+      <w:r>
+        <w:rPr>
+          <w:rFonts w:ascii="Times New Roman" w:hAnsi="Times New Roman"/>
+          <w:color w:val="202020"/>
+          <w:spacing w:val="2"/>
+          <w:sz w:val="16"/>
+        </w:rPr>
+        <w:t xml:space="preserve"> </w:t>
+      </w:r>
+      <w:r>
+        <w:rPr>
+          <w:rFonts w:ascii="Times New Roman" w:hAnsi="Times New Roman"/>
+          <w:color w:val="202020"/>
+          <w:spacing w:val="-1"/>
+          <w:sz w:val="16"/>
+        </w:rPr>
+        <w:t>C,</w:t>
+      </w:r>
+      <w:r>
+        <w:rPr>
+          <w:rFonts w:ascii="Times New Roman" w:hAnsi="Times New Roman"/>
+          <w:color w:val="202020"/>
+          <w:spacing w:val="2"/>
+          <w:sz w:val="16"/>
+        </w:rPr>
+        <w:t xml:space="preserve"> </w:t>
+      </w:r>
+      <w:r>
+        <w:rPr>
+          <w:rFonts w:ascii="Times New Roman" w:hAnsi="Times New Roman"/>
+          <w:color w:val="202020"/>
+          <w:spacing w:val="-1"/>
+          <w:sz w:val="16"/>
+        </w:rPr>
+        <w:t>Akita</w:t>
+      </w:r>
+      <w:r>
+        <w:rPr>
+          <w:rFonts w:ascii="Times New Roman" w:hAnsi="Times New Roman"/>
+          <w:color w:val="202020"/>
+          <w:spacing w:val="2"/>
+          <w:sz w:val="16"/>
+        </w:rPr>
+        <w:t xml:space="preserve"> </w:t>
+      </w:r>
+      <w:r>
+        <w:rPr>
+          <w:rFonts w:ascii="Times New Roman" w:hAnsi="Times New Roman"/>
+          <w:color w:val="202020"/>
+          <w:sz w:val="16"/>
+        </w:rPr>
+        <w:t>H,</w:t>
+      </w:r>
+      <w:r>
+        <w:rPr>
+          <w:rFonts w:ascii="Times New Roman" w:hAnsi="Times New Roman"/>
+          <w:color w:val="202020"/>
+          <w:spacing w:val="2"/>
+          <w:sz w:val="16"/>
+        </w:rPr>
+        <w:t xml:space="preserve"> </w:t>
+      </w:r>
+      <w:r>
+        <w:rPr>
+          <w:rFonts w:ascii="Times New Roman" w:hAnsi="Times New Roman"/>
+          <w:color w:val="202020"/>
+          <w:spacing w:val="-1"/>
+          <w:sz w:val="16"/>
+        </w:rPr>
+        <w:t>Kanazawa</w:t>
+      </w:r>
+      <w:r>
+        <w:rPr>
+          <w:rFonts w:ascii="Times New Roman" w:hAnsi="Times New Roman"/>
+          <w:color w:val="202020"/>
+          <w:spacing w:val="3"/>
+          <w:sz w:val="16"/>
+        </w:rPr>
+        <w:t xml:space="preserve"> </w:t>
+      </w:r>
+      <w:r>
+        <w:rPr>
+          <w:rFonts w:ascii="Times New Roman" w:hAnsi="Times New Roman"/>
+          <w:color w:val="202020"/>
+          <w:spacing w:val="-1"/>
+          <w:sz w:val="16"/>
+        </w:rPr>
+        <w:t>K,</w:t>
+      </w:r>
+      <w:r>
+        <w:rPr>
+          <w:rFonts w:ascii="Times New Roman" w:hAnsi="Times New Roman"/>
+          <w:color w:val="202020"/>
+          <w:spacing w:val="2"/>
+          <w:sz w:val="16"/>
+        </w:rPr>
+        <w:t xml:space="preserve"> </w:t>
+      </w:r>
+      <w:r>
+        <w:rPr>
+          <w:rFonts w:ascii="Times New Roman" w:hAnsi="Times New Roman"/>
+          <w:color w:val="202020"/>
+          <w:spacing w:val="-1"/>
+          <w:sz w:val="16"/>
+        </w:rPr>
+        <w:t>Shiga</w:t>
+      </w:r>
+      <w:r>
+        <w:rPr>
+          <w:rFonts w:ascii="Times New Roman" w:hAnsi="Times New Roman"/>
+          <w:color w:val="202020"/>
+          <w:spacing w:val="2"/>
+          <w:sz w:val="16"/>
+        </w:rPr>
+        <w:t xml:space="preserve"> </w:t>
+      </w:r>
+      <w:r>
+        <w:rPr>
+          <w:rFonts w:ascii="Times New Roman" w:hAnsi="Times New Roman"/>
+          <w:color w:val="202020"/>
+          <w:sz w:val="16"/>
+        </w:rPr>
+        <w:t>N,</w:t>
+      </w:r>
+      <w:r>
+        <w:rPr>
+          <w:rFonts w:ascii="Times New Roman" w:hAnsi="Times New Roman"/>
+          <w:color w:val="202020"/>
+          <w:spacing w:val="2"/>
+          <w:sz w:val="16"/>
+        </w:rPr>
+        <w:t xml:space="preserve"> </w:t>
+      </w:r>
+      <w:r>
+        <w:rPr>
+          <w:rFonts w:ascii="Times New Roman" w:hAnsi="Times New Roman"/>
+          <w:color w:val="202020"/>
+          <w:spacing w:val="-1"/>
+          <w:sz w:val="16"/>
+        </w:rPr>
+        <w:t>Terashima</w:t>
+      </w:r>
+      <w:r>
+        <w:rPr>
+          <w:rFonts w:ascii="Times New Roman" w:hAnsi="Times New Roman"/>
+          <w:color w:val="202020"/>
+          <w:spacing w:val="2"/>
+          <w:sz w:val="16"/>
+        </w:rPr>
+        <w:t xml:space="preserve"> </w:t>
+      </w:r>
+      <w:r>
+        <w:rPr>
+          <w:rFonts w:ascii="Times New Roman" w:hAnsi="Times New Roman"/>
+          <w:color w:val="202020"/>
+          <w:spacing w:val="-1"/>
+          <w:sz w:val="16"/>
+        </w:rPr>
+        <w:t>M,</w:t>
+      </w:r>
+      <w:r>
+        <w:rPr>
+          <w:rFonts w:ascii="Times New Roman" w:hAnsi="Times New Roman"/>
+          <w:color w:val="202020"/>
+          <w:spacing w:val="2"/>
+          <w:sz w:val="16"/>
+        </w:rPr>
+        <w:t xml:space="preserve"> </w:t>
+      </w:r>
+      <w:r>
+        <w:rPr>
+          <w:rFonts w:ascii="Times New Roman" w:hAnsi="Times New Roman"/>
+          <w:color w:val="202020"/>
+          <w:spacing w:val="-1"/>
+          <w:sz w:val="16"/>
+        </w:rPr>
+        <w:t>Matsuda</w:t>
+      </w:r>
+      <w:r>
+        <w:rPr>
+          <w:rFonts w:ascii="Times New Roman" w:hAnsi="Times New Roman"/>
+          <w:color w:val="202020"/>
+          <w:spacing w:val="2"/>
+          <w:sz w:val="16"/>
+        </w:rPr>
+        <w:t xml:space="preserve"> </w:t>
+      </w:r>
+      <w:r>
+        <w:rPr>
+          <w:rFonts w:ascii="Times New Roman" w:hAnsi="Times New Roman"/>
+          <w:color w:val="202020"/>
+          <w:spacing w:val="-1"/>
+          <w:sz w:val="16"/>
+        </w:rPr>
+        <w:t>Y,</w:t>
+      </w:r>
+      <w:r>
+        <w:rPr>
+          <w:rFonts w:ascii="Times New Roman" w:hAnsi="Times New Roman"/>
+          <w:color w:val="202020"/>
+          <w:spacing w:val="3"/>
+          <w:sz w:val="16"/>
+        </w:rPr>
+        <w:t xml:space="preserve"> </w:t>
+      </w:r>
+      <w:r>
+        <w:rPr>
+          <w:rFonts w:ascii="Times New Roman" w:hAnsi="Times New Roman"/>
+          <w:color w:val="202020"/>
+          <w:spacing w:val="-1"/>
+          <w:sz w:val="16"/>
+        </w:rPr>
+        <w:t>Takai</w:t>
+      </w:r>
+      <w:r>
+        <w:rPr>
+          <w:rFonts w:ascii="Times New Roman" w:hAnsi="Times New Roman"/>
+          <w:color w:val="202020"/>
+          <w:spacing w:val="3"/>
+          <w:sz w:val="16"/>
+        </w:rPr>
+        <w:t xml:space="preserve"> </w:t>
+      </w:r>
+      <w:r>
+        <w:rPr>
+          <w:rFonts w:ascii="Times New Roman" w:hAnsi="Times New Roman"/>
+          <w:color w:val="202020"/>
+          <w:sz w:val="16"/>
+        </w:rPr>
+        <w:t>E,</w:t>
+      </w:r>
+      <w:r>
+        <w:rPr>
+          <w:rFonts w:ascii="Times New Roman" w:hAnsi="Times New Roman"/>
+          <w:color w:val="202020"/>
+          <w:spacing w:val="3"/>
+          <w:sz w:val="16"/>
+        </w:rPr>
+        <w:t xml:space="preserve"> </w:t>
+      </w:r>
+      <w:r>
+        <w:rPr>
+          <w:rFonts w:ascii="Times New Roman" w:hAnsi="Times New Roman"/>
+          <w:color w:val="202020"/>
+          <w:spacing w:val="-1"/>
+          <w:sz w:val="16"/>
+        </w:rPr>
+        <w:t>Miyamoto</w:t>
+      </w:r>
+      <w:r>
+        <w:rPr>
+          <w:rFonts w:ascii="Times New Roman" w:hAnsi="Times New Roman"/>
+          <w:color w:val="202020"/>
+          <w:spacing w:val="2"/>
+          <w:sz w:val="16"/>
+        </w:rPr>
+        <w:t xml:space="preserve"> </w:t>
+      </w:r>
+      <w:r>
+        <w:rPr>
+          <w:rFonts w:ascii="Times New Roman" w:hAnsi="Times New Roman"/>
+          <w:color w:val="202020"/>
+          <w:sz w:val="16"/>
+        </w:rPr>
+        <w:t>Y,</w:t>
+      </w:r>
+      <w:r>
+        <w:rPr>
+          <w:rFonts w:ascii="Times New Roman" w:hAnsi="Times New Roman"/>
+          <w:color w:val="202020"/>
+          <w:spacing w:val="3"/>
+          <w:sz w:val="16"/>
+        </w:rPr>
+        <w:t xml:space="preserve"> </w:t>
+      </w:r>
+      <w:r>
+        <w:rPr>
+          <w:rFonts w:ascii="Times New Roman" w:hAnsi="Times New Roman"/>
+          <w:color w:val="202020"/>
+          <w:spacing w:val="-1"/>
+          <w:sz w:val="16"/>
+        </w:rPr>
+        <w:t>Shimizu</w:t>
+      </w:r>
+      <w:r>
+        <w:rPr>
+          <w:rFonts w:ascii="Times New Roman" w:hAnsi="Times New Roman"/>
+          <w:color w:val="202020"/>
+          <w:spacing w:val="3"/>
+          <w:sz w:val="16"/>
+        </w:rPr>
+        <w:t xml:space="preserve"> </w:t>
+      </w:r>
+      <w:r>
+        <w:rPr>
+          <w:rFonts w:ascii="Times New Roman" w:hAnsi="Times New Roman"/>
+          <w:color w:val="202020"/>
+          <w:spacing w:val="-1"/>
+          <w:sz w:val="16"/>
+        </w:rPr>
+        <w:t>M,</w:t>
+      </w:r>
+      <w:r>
+        <w:rPr>
+          <w:rFonts w:ascii="Times New Roman" w:hAnsi="Times New Roman"/>
+          <w:color w:val="202020"/>
+          <w:spacing w:val="3"/>
+          <w:sz w:val="16"/>
+        </w:rPr>
+        <w:t xml:space="preserve"> </w:t>
+      </w:r>
+      <w:r>
+        <w:rPr>
+          <w:rFonts w:ascii="Times New Roman" w:hAnsi="Times New Roman"/>
+          <w:color w:val="202020"/>
+          <w:spacing w:val="-1"/>
+          <w:sz w:val="16"/>
+        </w:rPr>
+        <w:t>Kajiya</w:t>
+      </w:r>
+      <w:r>
+        <w:rPr>
+          <w:rFonts w:ascii="Times New Roman" w:hAnsi="Times New Roman"/>
+          <w:color w:val="202020"/>
+          <w:spacing w:val="1"/>
+          <w:sz w:val="16"/>
+        </w:rPr>
+        <w:t xml:space="preserve"> </w:t>
+      </w:r>
+      <w:r>
+        <w:rPr>
+          <w:rFonts w:ascii="Times New Roman" w:hAnsi="Times New Roman"/>
+          <w:color w:val="202020"/>
+          <w:spacing w:val="-1"/>
+          <w:sz w:val="16"/>
+        </w:rPr>
+        <w:t>T,</w:t>
+      </w:r>
+      <w:r>
+        <w:rPr>
+          <w:rFonts w:ascii="Times New Roman" w:hAnsi="Times New Roman"/>
+          <w:color w:val="202020"/>
+          <w:spacing w:val="1"/>
+          <w:sz w:val="16"/>
+        </w:rPr>
+        <w:t xml:space="preserve"> </w:t>
+      </w:r>
+      <w:r>
+        <w:rPr>
+          <w:rFonts w:ascii="Times New Roman" w:hAnsi="Times New Roman"/>
+          <w:color w:val="202020"/>
+          <w:spacing w:val="-1"/>
+          <w:sz w:val="16"/>
+        </w:rPr>
+        <w:t>Hayashi</w:t>
+      </w:r>
+      <w:r>
+        <w:rPr>
+          <w:rFonts w:ascii="Times New Roman" w:hAnsi="Times New Roman"/>
+          <w:color w:val="202020"/>
+          <w:spacing w:val="3"/>
+          <w:sz w:val="16"/>
+        </w:rPr>
+        <w:t xml:space="preserve"> </w:t>
+      </w:r>
+      <w:r>
+        <w:rPr>
+          <w:rFonts w:ascii="Times New Roman" w:hAnsi="Times New Roman"/>
+          <w:color w:val="202020"/>
+          <w:spacing w:val="-1"/>
+          <w:sz w:val="16"/>
+        </w:rPr>
+        <w:t>T,</w:t>
+      </w:r>
+      <w:r>
+        <w:rPr>
+          <w:rFonts w:ascii="Times New Roman" w:hAnsi="Times New Roman"/>
+          <w:color w:val="202020"/>
+          <w:spacing w:val="3"/>
+          <w:sz w:val="16"/>
+        </w:rPr>
+        <w:t xml:space="preserve"> </w:t>
+      </w:r>
+      <w:r>
+        <w:rPr>
+          <w:rFonts w:ascii="Times New Roman" w:hAnsi="Times New Roman"/>
+          <w:color w:val="202020"/>
+          <w:spacing w:val="-1"/>
+          <w:sz w:val="16"/>
+        </w:rPr>
+        <w:t>Yokoyama</w:t>
+      </w:r>
+      <w:r>
+        <w:rPr>
+          <w:rFonts w:ascii="Times New Roman" w:hAnsi="Times New Roman"/>
+          <w:color w:val="202020"/>
+          <w:spacing w:val="1"/>
+          <w:sz w:val="16"/>
+        </w:rPr>
+        <w:t xml:space="preserve"> </w:t>
+      </w:r>
+      <w:r>
+        <w:rPr>
+          <w:rFonts w:ascii="Times New Roman" w:hAnsi="Times New Roman"/>
+          <w:color w:val="202020"/>
+          <w:spacing w:val="-1"/>
+          <w:sz w:val="16"/>
+        </w:rPr>
+        <w:t>M.</w:t>
+      </w:r>
+      <w:r>
+        <w:rPr>
+          <w:rFonts w:ascii="Times New Roman" w:hAnsi="Times New Roman"/>
+          <w:color w:val="202020"/>
+          <w:spacing w:val="3"/>
+          <w:sz w:val="16"/>
+        </w:rPr>
+        <w:t xml:space="preserve"> </w:t>
+      </w:r>
+      <w:r>
+        <w:rPr>
+          <w:rFonts w:ascii="Times New Roman" w:hAnsi="Times New Roman"/>
+          <w:color w:val="202020"/>
+          <w:spacing w:val="-1"/>
+          <w:sz w:val="16"/>
+        </w:rPr>
+        <w:t>Arg389</w:t>
+      </w:r>
+      <w:r>
+        <w:rPr>
+          <w:rFonts w:ascii="Times New Roman" w:hAnsi="Times New Roman"/>
+          <w:i/>
+          <w:color w:val="202020"/>
+          <w:spacing w:val="-1"/>
+          <w:sz w:val="16"/>
+        </w:rPr>
+        <w:t>Gly</w:t>
+      </w:r>
+      <w:r>
+        <w:rPr>
+          <w:rFonts w:ascii="Times New Roman" w:hAnsi="Times New Roman"/>
+          <w:i/>
+          <w:color w:val="202020"/>
+          <w:spacing w:val="87"/>
+          <w:sz w:val="16"/>
+        </w:rPr>
+        <w:t xml:space="preserve"> </w:t>
+      </w:r>
+      <w:r>
+        <w:rPr>
+          <w:rFonts w:ascii="Times New Roman" w:hAnsi="Times New Roman"/>
+          <w:i/>
+          <w:color w:val="202020"/>
+          <w:spacing w:val="-1"/>
+          <w:sz w:val="16"/>
+        </w:rPr>
+        <w:t>polymorphism</w:t>
+      </w:r>
+      <w:r>
+        <w:rPr>
+          <w:rFonts w:ascii="Times New Roman" w:hAnsi="Times New Roman"/>
+          <w:i/>
+          <w:color w:val="202020"/>
+          <w:spacing w:val="7"/>
+          <w:sz w:val="16"/>
+        </w:rPr>
+        <w:t xml:space="preserve"> </w:t>
+      </w:r>
+      <w:r>
+        <w:rPr>
+          <w:rFonts w:ascii="Times New Roman" w:hAnsi="Times New Roman"/>
+          <w:i/>
+          <w:color w:val="202020"/>
+          <w:spacing w:val="-1"/>
+          <w:sz w:val="16"/>
+        </w:rPr>
+        <w:t>of</w:t>
+      </w:r>
+      <w:r>
+        <w:rPr>
+          <w:rFonts w:ascii="Times New Roman" w:hAnsi="Times New Roman"/>
+          <w:i/>
+          <w:color w:val="202020"/>
+          <w:spacing w:val="7"/>
+          <w:sz w:val="16"/>
+        </w:rPr>
+        <w:t xml:space="preserve"> </w:t>
+      </w:r>
+      <w:r>
+        <w:rPr>
+          <w:rFonts w:ascii="Times New Roman" w:hAnsi="Times New Roman"/>
+          <w:i/>
+          <w:color w:val="202020"/>
+          <w:spacing w:val="-1"/>
+          <w:sz w:val="16"/>
+        </w:rPr>
+        <w:t>the</w:t>
+      </w:r>
+      <w:r>
+        <w:rPr>
+          <w:rFonts w:ascii="Times New Roman" w:hAnsi="Times New Roman"/>
+          <w:i/>
+          <w:color w:val="202020"/>
+          <w:spacing w:val="6"/>
+          <w:sz w:val="16"/>
+        </w:rPr>
+        <w:t xml:space="preserve"> </w:t>
+      </w:r>
+      <w:r>
+        <w:rPr>
+          <w:rFonts w:ascii="Times New Roman" w:hAnsi="Times New Roman"/>
+          <w:i/>
+          <w:color w:val="202020"/>
+          <w:spacing w:val="-1"/>
+          <w:sz w:val="16"/>
+        </w:rPr>
+        <w:t>human</w:t>
+      </w:r>
+      <w:r>
+        <w:rPr>
+          <w:rFonts w:ascii="Times New Roman" w:hAnsi="Times New Roman"/>
+          <w:i/>
+          <w:color w:val="202020"/>
+          <w:spacing w:val="6"/>
+          <w:sz w:val="16"/>
+        </w:rPr>
+        <w:t xml:space="preserve"> </w:t>
+      </w:r>
+      <w:r>
+        <w:rPr>
+          <w:rFonts w:ascii="Times New Roman" w:hAnsi="Times New Roman"/>
+          <w:i/>
+          <w:color w:val="202020"/>
+          <w:spacing w:val="-1"/>
+          <w:sz w:val="16"/>
+        </w:rPr>
+        <w:t>beta1-adrenergic</w:t>
+      </w:r>
+      <w:r>
+        <w:rPr>
+          <w:rFonts w:ascii="Times New Roman" w:hAnsi="Times New Roman"/>
+          <w:i/>
+          <w:color w:val="202020"/>
+          <w:spacing w:val="7"/>
+          <w:sz w:val="16"/>
+        </w:rPr>
+        <w:t xml:space="preserve"> </w:t>
+      </w:r>
+      <w:r>
+        <w:rPr>
+          <w:rFonts w:ascii="Times New Roman" w:hAnsi="Times New Roman"/>
+          <w:i/>
+          <w:color w:val="202020"/>
+          <w:spacing w:val="-1"/>
+          <w:sz w:val="16"/>
+        </w:rPr>
+        <w:t>receptor</w:t>
+      </w:r>
+      <w:r>
+        <w:rPr>
+          <w:rFonts w:ascii="Times New Roman" w:hAnsi="Times New Roman"/>
+          <w:i/>
+          <w:color w:val="202020"/>
+          <w:spacing w:val="6"/>
+          <w:sz w:val="16"/>
+        </w:rPr>
+        <w:t xml:space="preserve"> </w:t>
+      </w:r>
+      <w:r>
+        <w:rPr>
+          <w:rFonts w:ascii="Times New Roman" w:hAnsi="Times New Roman"/>
+          <w:i/>
+          <w:color w:val="202020"/>
+          <w:spacing w:val="-1"/>
+          <w:sz w:val="16"/>
+        </w:rPr>
+        <w:t>in</w:t>
+      </w:r>
+      <w:r>
+        <w:rPr>
+          <w:rFonts w:ascii="Times New Roman" w:hAnsi="Times New Roman"/>
+          <w:i/>
+          <w:color w:val="202020"/>
+          <w:spacing w:val="7"/>
+          <w:sz w:val="16"/>
+        </w:rPr>
+        <w:t xml:space="preserve"> </w:t>
+      </w:r>
+      <w:r>
+        <w:rPr>
+          <w:rFonts w:ascii="Times New Roman" w:hAnsi="Times New Roman"/>
+          <w:i/>
+          <w:color w:val="202020"/>
+          <w:spacing w:val="-1"/>
+          <w:sz w:val="16"/>
+        </w:rPr>
+        <w:t>patients</w:t>
+      </w:r>
+      <w:r>
+        <w:rPr>
+          <w:rFonts w:ascii="Times New Roman" w:hAnsi="Times New Roman"/>
+          <w:i/>
+          <w:color w:val="202020"/>
+          <w:spacing w:val="6"/>
+          <w:sz w:val="16"/>
+        </w:rPr>
+        <w:t xml:space="preserve"> </w:t>
+      </w:r>
+      <w:r>
+        <w:rPr>
+          <w:rFonts w:ascii="Times New Roman" w:hAnsi="Times New Roman"/>
+          <w:i/>
+          <w:color w:val="202020"/>
+          <w:spacing w:val="-1"/>
+          <w:sz w:val="16"/>
+        </w:rPr>
+        <w:t>with</w:t>
+      </w:r>
+      <w:r>
+        <w:rPr>
+          <w:rFonts w:ascii="Times New Roman" w:hAnsi="Times New Roman"/>
+          <w:i/>
+          <w:color w:val="202020"/>
+          <w:spacing w:val="6"/>
+          <w:sz w:val="16"/>
+        </w:rPr>
+        <w:t xml:space="preserve"> </w:t>
+      </w:r>
+      <w:r>
+        <w:rPr>
+          <w:rFonts w:ascii="Times New Roman" w:hAnsi="Times New Roman"/>
+          <w:i/>
+          <w:color w:val="202020"/>
+          <w:spacing w:val="-1"/>
+          <w:sz w:val="16"/>
+        </w:rPr>
+        <w:t>nonfatal</w:t>
+      </w:r>
+      <w:r>
+        <w:rPr>
+          <w:rFonts w:ascii="Times New Roman" w:hAnsi="Times New Roman"/>
+          <w:i/>
+          <w:color w:val="202020"/>
+          <w:spacing w:val="7"/>
+          <w:sz w:val="16"/>
+        </w:rPr>
+        <w:t xml:space="preserve"> </w:t>
+      </w:r>
+      <w:r>
+        <w:rPr>
+          <w:rFonts w:ascii="Times New Roman" w:hAnsi="Times New Roman"/>
+          <w:i/>
+          <w:color w:val="202020"/>
+          <w:spacing w:val="-1"/>
+          <w:sz w:val="16"/>
+        </w:rPr>
+        <w:t>acute</w:t>
+      </w:r>
+      <w:r>
+        <w:rPr>
+          <w:rFonts w:ascii="Times New Roman" w:hAnsi="Times New Roman"/>
+          <w:i/>
+          <w:color w:val="202020"/>
+          <w:spacing w:val="6"/>
+          <w:sz w:val="16"/>
+        </w:rPr>
+        <w:t xml:space="preserve"> </w:t>
+      </w:r>
+      <w:r>
+        <w:rPr>
+          <w:rFonts w:ascii="Times New Roman" w:hAnsi="Times New Roman"/>
+          <w:i/>
+          <w:color w:val="202020"/>
+          <w:spacing w:val="-1"/>
+          <w:sz w:val="16"/>
+        </w:rPr>
+        <w:t>myocardial</w:t>
+      </w:r>
+      <w:r>
+        <w:rPr>
+          <w:rFonts w:ascii="Times New Roman" w:hAnsi="Times New Roman"/>
+          <w:i/>
+          <w:color w:val="202020"/>
+          <w:spacing w:val="6"/>
+          <w:sz w:val="16"/>
+        </w:rPr>
+        <w:t xml:space="preserve"> </w:t>
+      </w:r>
+      <w:r>
+        <w:rPr>
+          <w:rFonts w:ascii="Times New Roman" w:hAnsi="Times New Roman"/>
+          <w:i/>
+          <w:color w:val="202020"/>
+          <w:spacing w:val="-1"/>
+          <w:sz w:val="16"/>
+        </w:rPr>
+        <w:t xml:space="preserve">infarction. </w:t>
+      </w:r>
+      <w:r>
+        <w:rPr>
+          <w:rFonts w:ascii="Times New Roman" w:hAnsi="Times New Roman"/>
+          <w:color w:val="202020"/>
+          <w:spacing w:val="-1"/>
+          <w:sz w:val="16"/>
+        </w:rPr>
+        <w:t>Am</w:t>
+      </w:r>
+      <w:r>
+        <w:rPr>
+          <w:rFonts w:ascii="Times New Roman" w:hAnsi="Times New Roman"/>
+          <w:color w:val="202020"/>
+          <w:spacing w:val="4"/>
+          <w:sz w:val="16"/>
+        </w:rPr>
+        <w:t xml:space="preserve"> </w:t>
+      </w:r>
+      <w:r>
+        <w:rPr>
+          <w:rFonts w:ascii="Times New Roman" w:hAnsi="Times New Roman"/>
+          <w:color w:val="202020"/>
+          <w:spacing w:val="-1"/>
+          <w:sz w:val="16"/>
+        </w:rPr>
+        <w:t>Heart</w:t>
+      </w:r>
+      <w:r>
+        <w:rPr>
+          <w:rFonts w:ascii="Times New Roman" w:hAnsi="Times New Roman"/>
+          <w:color w:val="202020"/>
+          <w:spacing w:val="5"/>
+          <w:sz w:val="16"/>
+        </w:rPr>
+        <w:t xml:space="preserve"> </w:t>
+      </w:r>
+      <w:r>
+        <w:rPr>
+          <w:rFonts w:ascii="Times New Roman" w:hAnsi="Times New Roman"/>
+          <w:color w:val="202020"/>
+          <w:spacing w:val="-1"/>
+          <w:sz w:val="16"/>
+        </w:rPr>
+        <w:t>J.</w:t>
+      </w:r>
+      <w:r>
+        <w:rPr>
+          <w:rFonts w:ascii="Times New Roman" w:hAnsi="Times New Roman"/>
+          <w:color w:val="202020"/>
+          <w:spacing w:val="5"/>
+          <w:sz w:val="16"/>
+        </w:rPr>
+        <w:t xml:space="preserve"> </w:t>
+      </w:r>
+      <w:r>
+        <w:rPr>
+          <w:rFonts w:ascii="Times New Roman" w:hAnsi="Times New Roman"/>
+          <w:color w:val="202020"/>
+          <w:spacing w:val="-1"/>
+          <w:sz w:val="16"/>
+        </w:rPr>
+        <w:t>2003</w:t>
+      </w:r>
+      <w:r>
+        <w:rPr>
+          <w:rFonts w:ascii="Times New Roman" w:hAnsi="Times New Roman"/>
+          <w:color w:val="202020"/>
+          <w:spacing w:val="5"/>
+          <w:sz w:val="16"/>
+        </w:rPr>
+        <w:t xml:space="preserve"> </w:t>
+      </w:r>
+      <w:r>
+        <w:rPr>
+          <w:rFonts w:ascii="Times New Roman" w:hAnsi="Times New Roman"/>
+          <w:color w:val="202020"/>
+          <w:spacing w:val="-2"/>
+          <w:sz w:val="16"/>
+        </w:rPr>
+        <w:t>Jul;146(1):106-9.</w:t>
+      </w:r>
+    </w:p>
+    <w:p>
+      <w:pPr>
+        <w:pStyle w:val="Normal"/>
+        <w:spacing w:before="4" w:after="0"/>
+        <w:rPr>
+          <w:rFonts w:ascii="Times New Roman" w:hAnsi="Times New Roman" w:eastAsia="Times New Roman" w:cs="Times New Roman"/>
+          <w:sz w:val="17"/>
+          <w:szCs w:val="17"/>
+        </w:rPr>
+      </w:pPr>
+      <w:r>
+        <w:rPr>
+          <w:rFonts w:eastAsia="Times New Roman" w:cs="Times New Roman" w:ascii="Times New Roman" w:hAnsi="Times New Roman"/>
+          <w:sz w:val="17"/>
+          <w:szCs w:val="17"/>
+        </w:rPr>
+      </w:r>
+    </w:p>
+    <w:p>
+      <w:pPr>
+        <w:pStyle w:val="Normal"/>
+        <w:ind w:left="108"/>
+        <w:rPr/>
+      </w:pPr>
+      <w:r>
+        <w:rPr>
+          <w:rFonts w:ascii="Times New Roman" w:hAnsi="Times New Roman"/>
+          <w:spacing w:val="-1"/>
+          <w:sz w:val="16"/>
+        </w:rPr>
+        <w:t>Willer</w:t>
+      </w:r>
+      <w:r>
+        <w:rPr>
+          <w:rFonts w:ascii="Times New Roman" w:hAnsi="Times New Roman"/>
+          <w:spacing w:val="4"/>
+          <w:sz w:val="16"/>
+        </w:rPr>
+        <w:t xml:space="preserve"> </w:t>
+      </w:r>
+      <w:r>
+        <w:rPr>
+          <w:rFonts w:ascii="Times New Roman" w:hAnsi="Times New Roman"/>
+          <w:spacing w:val="-1"/>
+          <w:sz w:val="16"/>
+        </w:rPr>
+        <w:t>et</w:t>
+      </w:r>
+      <w:r>
+        <w:rPr>
+          <w:rFonts w:ascii="Times New Roman" w:hAnsi="Times New Roman"/>
+          <w:spacing w:val="4"/>
+          <w:sz w:val="16"/>
+        </w:rPr>
+        <w:t xml:space="preserve"> </w:t>
+      </w:r>
+      <w:r>
+        <w:rPr>
+          <w:rFonts w:ascii="Times New Roman" w:hAnsi="Times New Roman"/>
+          <w:spacing w:val="-1"/>
+          <w:sz w:val="16"/>
+        </w:rPr>
+        <w:t>al.</w:t>
+      </w:r>
+      <w:r>
+        <w:rPr>
+          <w:rFonts w:ascii="Times New Roman" w:hAnsi="Times New Roman"/>
+          <w:spacing w:val="4"/>
+          <w:sz w:val="16"/>
+        </w:rPr>
+        <w:t xml:space="preserve"> </w:t>
+      </w:r>
+      <w:r>
+        <w:rPr>
+          <w:rFonts w:ascii="Times New Roman" w:hAnsi="Times New Roman"/>
+          <w:spacing w:val="-1"/>
+          <w:sz w:val="16"/>
+        </w:rPr>
+        <w:t xml:space="preserve">(2009). </w:t>
+      </w:r>
+      <w:r>
+        <w:rPr>
+          <w:rFonts w:ascii="Times New Roman" w:hAnsi="Times New Roman"/>
+          <w:i/>
+          <w:spacing w:val="-1"/>
+          <w:sz w:val="16"/>
+        </w:rPr>
+        <w:t>Six</w:t>
+      </w:r>
+      <w:r>
+        <w:rPr>
+          <w:rFonts w:ascii="Times New Roman" w:hAnsi="Times New Roman"/>
+          <w:i/>
+          <w:spacing w:val="6"/>
+          <w:sz w:val="16"/>
+        </w:rPr>
+        <w:t xml:space="preserve"> </w:t>
+      </w:r>
+      <w:r>
+        <w:rPr>
+          <w:rFonts w:ascii="Times New Roman" w:hAnsi="Times New Roman"/>
+          <w:i/>
+          <w:spacing w:val="-1"/>
+          <w:sz w:val="16"/>
+        </w:rPr>
+        <w:t>new</w:t>
+      </w:r>
+      <w:r>
+        <w:rPr>
+          <w:rFonts w:ascii="Times New Roman" w:hAnsi="Times New Roman"/>
+          <w:i/>
+          <w:spacing w:val="5"/>
+          <w:sz w:val="16"/>
+        </w:rPr>
+        <w:t xml:space="preserve"> </w:t>
+      </w:r>
+      <w:r>
+        <w:rPr>
+          <w:rFonts w:ascii="Times New Roman" w:hAnsi="Times New Roman"/>
+          <w:i/>
+          <w:spacing w:val="-1"/>
+          <w:sz w:val="16"/>
+        </w:rPr>
+        <w:t>loci</w:t>
+      </w:r>
+      <w:r>
+        <w:rPr>
+          <w:rFonts w:ascii="Times New Roman" w:hAnsi="Times New Roman"/>
+          <w:i/>
+          <w:spacing w:val="5"/>
+          <w:sz w:val="16"/>
+        </w:rPr>
+        <w:t xml:space="preserve"> </w:t>
+      </w:r>
+      <w:r>
+        <w:rPr>
+          <w:rFonts w:ascii="Times New Roman" w:hAnsi="Times New Roman"/>
+          <w:i/>
+          <w:spacing w:val="-1"/>
+          <w:sz w:val="16"/>
+        </w:rPr>
+        <w:t>associated</w:t>
+      </w:r>
+      <w:r>
+        <w:rPr>
+          <w:rFonts w:ascii="Times New Roman" w:hAnsi="Times New Roman"/>
+          <w:i/>
+          <w:spacing w:val="5"/>
+          <w:sz w:val="16"/>
+        </w:rPr>
+        <w:t xml:space="preserve"> </w:t>
+      </w:r>
+      <w:r>
+        <w:rPr>
+          <w:rFonts w:ascii="Times New Roman" w:hAnsi="Times New Roman"/>
+          <w:i/>
+          <w:spacing w:val="-1"/>
+          <w:sz w:val="16"/>
+        </w:rPr>
+        <w:t>with</w:t>
+      </w:r>
+      <w:r>
+        <w:rPr>
+          <w:rFonts w:ascii="Times New Roman" w:hAnsi="Times New Roman"/>
+          <w:i/>
+          <w:spacing w:val="5"/>
+          <w:sz w:val="16"/>
+        </w:rPr>
+        <w:t xml:space="preserve"> </w:t>
+      </w:r>
+      <w:r>
+        <w:rPr>
+          <w:rFonts w:ascii="Times New Roman" w:hAnsi="Times New Roman"/>
+          <w:i/>
+          <w:spacing w:val="-1"/>
+          <w:sz w:val="16"/>
+        </w:rPr>
+        <w:t>body</w:t>
+      </w:r>
+      <w:r>
+        <w:rPr>
+          <w:rFonts w:ascii="Times New Roman" w:hAnsi="Times New Roman"/>
+          <w:i/>
+          <w:spacing w:val="5"/>
+          <w:sz w:val="16"/>
+        </w:rPr>
+        <w:t xml:space="preserve"> </w:t>
+      </w:r>
+      <w:r>
+        <w:rPr>
+          <w:rFonts w:ascii="Times New Roman" w:hAnsi="Times New Roman"/>
+          <w:i/>
+          <w:spacing w:val="-1"/>
+          <w:sz w:val="16"/>
+        </w:rPr>
+        <w:t>mass</w:t>
+      </w:r>
+      <w:r>
+        <w:rPr>
+          <w:rFonts w:ascii="Times New Roman" w:hAnsi="Times New Roman"/>
+          <w:i/>
+          <w:spacing w:val="5"/>
+          <w:sz w:val="16"/>
+        </w:rPr>
+        <w:t xml:space="preserve"> </w:t>
+      </w:r>
+      <w:r>
+        <w:rPr>
+          <w:rFonts w:ascii="Times New Roman" w:hAnsi="Times New Roman"/>
+          <w:i/>
+          <w:spacing w:val="-1"/>
+          <w:sz w:val="16"/>
+        </w:rPr>
+        <w:t>index</w:t>
+      </w:r>
+      <w:r>
+        <w:rPr>
+          <w:rFonts w:ascii="Times New Roman" w:hAnsi="Times New Roman"/>
+          <w:i/>
+          <w:spacing w:val="5"/>
+          <w:sz w:val="16"/>
+        </w:rPr>
+        <w:t xml:space="preserve"> </w:t>
+      </w:r>
+      <w:r>
+        <w:rPr>
+          <w:rFonts w:ascii="Times New Roman" w:hAnsi="Times New Roman"/>
+          <w:i/>
+          <w:spacing w:val="-1"/>
+          <w:sz w:val="16"/>
+        </w:rPr>
+        <w:t>highlight</w:t>
+      </w:r>
+      <w:r>
+        <w:rPr>
+          <w:rFonts w:ascii="Times New Roman" w:hAnsi="Times New Roman"/>
+          <w:i/>
+          <w:spacing w:val="6"/>
+          <w:sz w:val="16"/>
+        </w:rPr>
+        <w:t xml:space="preserve"> </w:t>
+      </w:r>
+      <w:r>
+        <w:rPr>
+          <w:rFonts w:ascii="Times New Roman" w:hAnsi="Times New Roman"/>
+          <w:i/>
+          <w:sz w:val="16"/>
+        </w:rPr>
+        <w:t>a</w:t>
+      </w:r>
+      <w:r>
+        <w:rPr>
+          <w:rFonts w:ascii="Times New Roman" w:hAnsi="Times New Roman"/>
+          <w:i/>
+          <w:spacing w:val="5"/>
+          <w:sz w:val="16"/>
+        </w:rPr>
+        <w:t xml:space="preserve"> </w:t>
+      </w:r>
+      <w:r>
+        <w:rPr>
+          <w:rFonts w:ascii="Times New Roman" w:hAnsi="Times New Roman"/>
+          <w:i/>
+          <w:spacing w:val="-1"/>
+          <w:sz w:val="16"/>
+        </w:rPr>
+        <w:t>neuronal</w:t>
+      </w:r>
+      <w:r>
+        <w:rPr>
+          <w:rFonts w:ascii="Times New Roman" w:hAnsi="Times New Roman"/>
+          <w:i/>
+          <w:spacing w:val="5"/>
+          <w:sz w:val="16"/>
+        </w:rPr>
+        <w:t xml:space="preserve"> </w:t>
+      </w:r>
+      <w:r>
+        <w:rPr>
+          <w:rFonts w:ascii="Times New Roman" w:hAnsi="Times New Roman"/>
+          <w:i/>
+          <w:spacing w:val="-1"/>
+          <w:sz w:val="16"/>
+        </w:rPr>
+        <w:t>influence</w:t>
+      </w:r>
+      <w:r>
+        <w:rPr>
+          <w:rFonts w:ascii="Times New Roman" w:hAnsi="Times New Roman"/>
+          <w:i/>
+          <w:spacing w:val="5"/>
+          <w:sz w:val="16"/>
+        </w:rPr>
+        <w:t xml:space="preserve"> </w:t>
+      </w:r>
+      <w:r>
+        <w:rPr>
+          <w:rFonts w:ascii="Times New Roman" w:hAnsi="Times New Roman"/>
+          <w:i/>
+          <w:spacing w:val="-1"/>
+          <w:sz w:val="16"/>
+        </w:rPr>
+        <w:t>on</w:t>
+      </w:r>
+      <w:r>
+        <w:rPr>
+          <w:rFonts w:ascii="Times New Roman" w:hAnsi="Times New Roman"/>
+          <w:i/>
+          <w:spacing w:val="4"/>
+          <w:sz w:val="16"/>
+        </w:rPr>
+        <w:t xml:space="preserve"> </w:t>
+      </w:r>
+      <w:r>
+        <w:rPr>
+          <w:rFonts w:ascii="Times New Roman" w:hAnsi="Times New Roman"/>
+          <w:i/>
+          <w:spacing w:val="-1"/>
+          <w:sz w:val="16"/>
+        </w:rPr>
+        <w:t>body</w:t>
+      </w:r>
+      <w:r>
+        <w:rPr>
+          <w:rFonts w:ascii="Times New Roman" w:hAnsi="Times New Roman"/>
+          <w:i/>
+          <w:spacing w:val="5"/>
+          <w:sz w:val="16"/>
+        </w:rPr>
+        <w:t xml:space="preserve"> </w:t>
+      </w:r>
+      <w:r>
+        <w:rPr>
+          <w:rFonts w:ascii="Times New Roman" w:hAnsi="Times New Roman"/>
+          <w:i/>
+          <w:spacing w:val="-1"/>
+          <w:sz w:val="16"/>
+        </w:rPr>
+        <w:t>weight</w:t>
+      </w:r>
+      <w:r>
+        <w:rPr>
+          <w:rFonts w:ascii="Times New Roman" w:hAnsi="Times New Roman"/>
+          <w:i/>
+          <w:spacing w:val="5"/>
+          <w:sz w:val="16"/>
+        </w:rPr>
+        <w:t xml:space="preserve"> </w:t>
+      </w:r>
+      <w:r>
+        <w:rPr>
+          <w:rFonts w:ascii="Times New Roman" w:hAnsi="Times New Roman"/>
+          <w:i/>
+          <w:spacing w:val="-1"/>
+          <w:sz w:val="16"/>
+        </w:rPr>
+        <w:t>regulation.</w:t>
+      </w:r>
+      <w:r>
+        <w:rPr>
+          <w:rFonts w:ascii="Times New Roman" w:hAnsi="Times New Roman"/>
+          <w:i/>
+          <w:sz w:val="16"/>
+        </w:rPr>
+        <w:t xml:space="preserve"> </w:t>
+      </w:r>
+      <w:r>
+        <w:rPr>
+          <w:rFonts w:ascii="Times New Roman" w:hAnsi="Times New Roman"/>
+          <w:spacing w:val="-1"/>
+          <w:sz w:val="16"/>
+        </w:rPr>
+        <w:t>Nat</w:t>
+      </w:r>
+      <w:r>
+        <w:rPr>
+          <w:rFonts w:ascii="Times New Roman" w:hAnsi="Times New Roman"/>
+          <w:spacing w:val="4"/>
+          <w:sz w:val="16"/>
+        </w:rPr>
+        <w:t xml:space="preserve"> </w:t>
+      </w:r>
+      <w:r>
+        <w:rPr>
+          <w:rFonts w:ascii="Times New Roman" w:hAnsi="Times New Roman"/>
+          <w:spacing w:val="-1"/>
+          <w:sz w:val="16"/>
+        </w:rPr>
+        <w:t>Genet</w:t>
+      </w:r>
+      <w:r>
+        <w:rPr>
+          <w:rFonts w:ascii="Times New Roman" w:hAnsi="Times New Roman"/>
+          <w:spacing w:val="4"/>
+          <w:sz w:val="16"/>
+        </w:rPr>
+        <w:t xml:space="preserve"> </w:t>
+      </w:r>
+      <w:r>
+        <w:rPr>
+          <w:rFonts w:ascii="Times New Roman" w:hAnsi="Times New Roman"/>
+          <w:spacing w:val="-1"/>
+          <w:sz w:val="16"/>
+        </w:rPr>
+        <w:t>41(1):</w:t>
+      </w:r>
+      <w:r>
+        <w:rPr>
+          <w:rFonts w:ascii="Times New Roman" w:hAnsi="Times New Roman"/>
+          <w:spacing w:val="4"/>
+          <w:sz w:val="16"/>
+        </w:rPr>
+        <w:t xml:space="preserve"> </w:t>
+      </w:r>
+      <w:r>
+        <w:rPr>
+          <w:rFonts w:ascii="Times New Roman" w:hAnsi="Times New Roman"/>
+          <w:spacing w:val="-1"/>
+          <w:sz w:val="16"/>
+        </w:rPr>
+        <w:t>25-34</w:t>
+      </w:r>
+    </w:p>
+    <w:p>
+      <w:pPr>
+        <w:pStyle w:val="Normal"/>
+        <w:ind w:left="108"/>
+        <w:rPr>
+          <w:rFonts w:ascii="Times New Roman" w:hAnsi="Times New Roman" w:eastAsia="Times New Roman" w:cs="Times New Roman"/>
+          <w:sz w:val="16"/>
+          <w:szCs w:val="16"/>
+        </w:rPr>
+      </w:pPr>
+      <w:r>
+        <w:rPr>
+          <w:rFonts w:eastAsia="Times New Roman" w:cs="Times New Roman" w:ascii="Times New Roman" w:hAnsi="Times New Roman"/>
+          <w:sz w:val="16"/>
+          <w:szCs w:val="16"/>
+        </w:rPr>
+      </w:r>
+    </w:p>
+    <w:p>
+      <w:pPr>
+        <w:pStyle w:val="Normal"/>
+        <w:spacing w:before="5" w:after="0"/>
+        <w:rPr>
+          <w:rFonts w:ascii="Times New Roman" w:hAnsi="Times New Roman" w:eastAsia="Times New Roman" w:cs="Times New Roman"/>
+          <w:sz w:val="19"/>
+          <w:szCs w:val="19"/>
+        </w:rPr>
+      </w:pPr>
+      <w:r>
+        <w:rPr>
+          <w:rFonts w:eastAsia="Times New Roman" w:cs="Times New Roman" w:ascii="Times New Roman" w:hAnsi="Times New Roman"/>
+          <w:sz w:val="19"/>
+          <w:szCs w:val="19"/>
+        </w:rPr>
+      </w:r>
+    </w:p>
     <w:tbl>
       <w:tblPr>
-        <w:tblStyle w:val="TableNormal"/>
+        <w:tblStyle w:val="TableNormal1"/>
         <w:tblW w:w="10119" w:type="dxa"/>
         <w:jc w:val="left"/>
         <w:tblInd w:w="124" w:type="dxa"/>
@@ -15782,10 +16013,9 @@
           <w:p>
             <w:pPr>
               <w:pStyle w:val="TableParagraph"/>
-              <w:widowControl w:val="false"/>
               <w:suppressAutoHyphens w:val="true"/>
               <w:spacing w:lineRule="auto" w:line="276" w:before="26" w:after="0"/>
-              <w:ind w:hanging="0" w:left="32"/>
+              <w:ind w:left="32"/>
               <w:jc w:val="left"/>
               <w:rPr>
                 <w:rFonts w:ascii="Arial" w:hAnsi="Arial" w:eastAsia="Arial" w:cs="Arial"/>
@@ -15795,7 +16025,7 @@
             </w:pPr>
             <w:r>
               <w:rPr>
-                <w:rFonts w:ascii="Arial" w:hAnsi="Arial"/>
+                <w:rFonts w:eastAsia="Calibri" w:cs="" w:ascii="Arial" w:hAnsi="Arial"/>
                 <w:b/>
                 <w:spacing w:val="-1"/>
                 <w:kern w:val="0"/>
@@ -15819,10 +16049,9 @@
           <w:p>
             <w:pPr>
               <w:pStyle w:val="TableParagraph"/>
-              <w:widowControl w:val="false"/>
               <w:suppressAutoHyphens w:val="true"/>
               <w:spacing w:lineRule="auto" w:line="276" w:before="47" w:after="0"/>
-              <w:ind w:hanging="0" w:left="33"/>
+              <w:ind w:left="33"/>
               <w:jc w:val="left"/>
               <w:rPr>
                 <w:rFonts w:ascii="Arial" w:hAnsi="Arial"/>
@@ -15851,10 +16080,9 @@
           <w:p>
             <w:pPr>
               <w:pStyle w:val="TableParagraph"/>
-              <w:widowControl w:val="false"/>
               <w:suppressAutoHyphens w:val="true"/>
               <w:spacing w:lineRule="auto" w:line="276" w:before="47" w:after="0"/>
-              <w:ind w:hanging="0" w:left="33"/>
+              <w:ind w:left="33"/>
               <w:jc w:val="left"/>
               <w:rPr>
                 <w:rFonts w:ascii="Arial" w:hAnsi="Arial" w:eastAsia="Arial" w:cs="Arial"/>
@@ -15865,7 +16093,7 @@
             </w:pPr>
             <w:r>
               <w:rPr>
-                <w:rFonts w:ascii="Arial" w:hAnsi="Arial"/>
+                <w:rFonts w:eastAsia="Calibri" w:cs="" w:ascii="Arial" w:hAnsi="Arial"/>
                 <w:b/>
                 <w:color w:val="FFFFFF"/>
                 <w:spacing w:val="-1"/>
@@ -15878,7 +16106,7 @@
             </w:r>
             <w:r>
               <w:rPr>
-                <w:rFonts w:ascii="Arial" w:hAnsi="Arial"/>
+                <w:rFonts w:eastAsia="Calibri" w:cs="" w:ascii="Arial" w:hAnsi="Arial"/>
                 <w:b/>
                 <w:color w:val="FFFFFF"/>
                 <w:spacing w:val="-9"/>
@@ -15891,7 +16119,7 @@
             </w:r>
             <w:r>
               <w:rPr>
-                <w:rFonts w:ascii="Arial" w:hAnsi="Arial"/>
+                <w:rFonts w:eastAsia="Calibri" w:cs="" w:ascii="Arial" w:hAnsi="Arial"/>
                 <w:b/>
                 <w:color w:val="FFFFFF"/>
                 <w:spacing w:val="-1"/>
@@ -15904,7 +16132,7 @@
             </w:r>
             <w:r>
               <w:rPr>
-                <w:rFonts w:ascii="Arial" w:hAnsi="Arial"/>
+                <w:rFonts w:eastAsia="Calibri" w:cs="" w:ascii="Arial" w:hAnsi="Arial"/>
                 <w:b/>
                 <w:color w:val="FFFFFF"/>
                 <w:spacing w:val="-8"/>
@@ -15917,7 +16145,7 @@
             </w:r>
             <w:r>
               <w:rPr>
-                <w:rFonts w:ascii="Arial" w:hAnsi="Arial"/>
+                <w:rFonts w:eastAsia="Calibri" w:cs="" w:ascii="Arial" w:hAnsi="Arial"/>
                 <w:b/>
                 <w:color w:val="FFFFFF"/>
                 <w:spacing w:val="-1"/>
@@ -15930,7 +16158,7 @@
             </w:r>
             <w:r>
               <w:rPr>
-                <w:rFonts w:ascii="Arial" w:hAnsi="Arial"/>
+                <w:rFonts w:eastAsia="Calibri" w:cs="" w:ascii="Arial" w:hAnsi="Arial"/>
                 <w:b/>
                 <w:color w:val="FFFFFF"/>
                 <w:spacing w:val="24"/>
@@ -15944,7 +16172,7 @@
             </w:r>
             <w:r>
               <w:rPr>
-                <w:rFonts w:ascii="Arial" w:hAnsi="Arial"/>
+                <w:rFonts w:eastAsia="Calibri" w:cs="" w:ascii="Arial" w:hAnsi="Arial"/>
                 <w:b/>
                 <w:color w:val="FFFFFF"/>
                 <w:spacing w:val="-1"/>
@@ -15957,7 +16185,7 @@
             </w:r>
             <w:r>
               <w:rPr>
-                <w:rFonts w:ascii="Arial" w:hAnsi="Arial"/>
+                <w:rFonts w:eastAsia="Calibri" w:cs="" w:ascii="Arial" w:hAnsi="Arial"/>
                 <w:b/>
                 <w:color w:val="FFFFFF"/>
                 <w:spacing w:val="-17"/>
@@ -15970,7 +16198,7 @@
             </w:r>
             <w:r>
               <w:rPr>
-                <w:rFonts w:ascii="Arial" w:hAnsi="Arial"/>
+                <w:rFonts w:eastAsia="Calibri" w:cs="" w:ascii="Arial" w:hAnsi="Arial"/>
                 <w:b/>
                 <w:color w:val="FFFFFF"/>
                 <w:spacing w:val="-1"/>
@@ -15983,7 +16211,7 @@
             </w:r>
             <w:r>
               <w:rPr>
-                <w:rFonts w:ascii="Arial" w:hAnsi="Arial"/>
+                <w:rFonts w:eastAsia="Calibri" w:cs="" w:ascii="Arial" w:hAnsi="Arial"/>
                 <w:b/>
                 <w:color w:val="FFFFFF"/>
                 <w:spacing w:val="22"/>
@@ -15997,7 +16225,7 @@
             </w:r>
             <w:r>
               <w:rPr>
-                <w:rFonts w:ascii="Arial" w:hAnsi="Arial"/>
+                <w:rFonts w:eastAsia="Calibri" w:cs="" w:ascii="Arial" w:hAnsi="Arial"/>
                 <w:b/>
                 <w:color w:val="FFFFFF"/>
                 <w:spacing w:val="-1"/>
@@ -16022,10 +16250,9 @@
           <w:p>
             <w:pPr>
               <w:pStyle w:val="TableParagraph"/>
-              <w:widowControl w:val="false"/>
               <w:suppressAutoHyphens w:val="true"/>
               <w:spacing w:lineRule="auto" w:line="276" w:before="25" w:after="0"/>
-              <w:ind w:hanging="0" w:left="33"/>
+              <w:ind w:left="33"/>
               <w:jc w:val="both"/>
               <w:rPr>
                 <w:rFonts w:ascii="Arial" w:hAnsi="Arial"/>
@@ -16054,10 +16281,9 @@
           <w:p>
             <w:pPr>
               <w:pStyle w:val="TableParagraph"/>
-              <w:widowControl w:val="false"/>
               <w:suppressAutoHyphens w:val="true"/>
               <w:spacing w:lineRule="auto" w:line="276" w:before="25" w:after="0"/>
-              <w:ind w:hanging="0" w:left="33"/>
+              <w:ind w:left="33"/>
               <w:jc w:val="both"/>
               <w:rPr>
                 <w:rFonts w:ascii="Arial" w:hAnsi="Arial" w:eastAsia="Arial" w:cs="Arial"/>
@@ -16068,7 +16294,7 @@
             </w:pPr>
             <w:r>
               <w:rPr>
-                <w:rFonts w:ascii="Arial" w:hAnsi="Arial"/>
+                <w:rFonts w:eastAsia="Calibri" w:cs="" w:ascii="Arial" w:hAnsi="Arial"/>
                 <w:b/>
                 <w:color w:val="FFFFFF"/>
                 <w:spacing w:val="-1"/>
@@ -16081,7 +16307,7 @@
             </w:r>
             <w:r>
               <w:rPr>
-                <w:rFonts w:ascii="Arial" w:hAnsi="Arial"/>
+                <w:rFonts w:eastAsia="Calibri" w:cs="" w:ascii="Arial" w:hAnsi="Arial"/>
                 <w:b/>
                 <w:color w:val="FFFFFF"/>
                 <w:spacing w:val="-5"/>
@@ -16094,7 +16320,7 @@
             </w:r>
             <w:r>
               <w:rPr>
-                <w:rFonts w:ascii="Arial" w:hAnsi="Arial"/>
+                <w:rFonts w:eastAsia="Calibri" w:cs="" w:ascii="Arial" w:hAnsi="Arial"/>
                 <w:b/>
                 <w:color w:val="FFFFFF"/>
                 <w:spacing w:val="-1"/>
@@ -16107,7 +16333,7 @@
             </w:r>
             <w:r>
               <w:rPr>
-                <w:rFonts w:ascii="Arial" w:hAnsi="Arial"/>
+                <w:rFonts w:eastAsia="Calibri" w:cs="" w:ascii="Arial" w:hAnsi="Arial"/>
                 <w:b/>
                 <w:color w:val="FFFFFF"/>
                 <w:spacing w:val="-5"/>
@@ -16120,7 +16346,7 @@
             </w:r>
             <w:r>
               <w:rPr>
-                <w:rFonts w:ascii="Arial" w:hAnsi="Arial"/>
+                <w:rFonts w:eastAsia="Calibri" w:cs="" w:ascii="Arial" w:hAnsi="Arial"/>
                 <w:b/>
                 <w:color w:val="FFFFFF"/>
                 <w:spacing w:val="-1"/>
@@ -16133,7 +16359,7 @@
             </w:r>
             <w:r>
               <w:rPr>
-                <w:rFonts w:ascii="Arial" w:hAnsi="Arial"/>
+                <w:rFonts w:eastAsia="Calibri" w:cs="" w:ascii="Arial" w:hAnsi="Arial"/>
                 <w:b/>
                 <w:color w:val="FFFFFF"/>
                 <w:spacing w:val="24"/>
@@ -16147,7 +16373,7 @@
             </w:r>
             <w:r>
               <w:rPr>
-                <w:rFonts w:ascii="Arial" w:hAnsi="Arial"/>
+                <w:rFonts w:eastAsia="Calibri" w:cs="" w:ascii="Arial" w:hAnsi="Arial"/>
                 <w:b/>
                 <w:color w:val="FFFFFF"/>
                 <w:spacing w:val="-1"/>
@@ -16160,7 +16386,7 @@
             </w:r>
             <w:r>
               <w:rPr>
-                <w:rFonts w:ascii="Arial" w:hAnsi="Arial"/>
+                <w:rFonts w:eastAsia="Calibri" w:cs="" w:ascii="Arial" w:hAnsi="Arial"/>
                 <w:b/>
                 <w:color w:val="FFFFFF"/>
                 <w:spacing w:val="-12"/>
@@ -16173,7 +16399,7 @@
             </w:r>
             <w:r>
               <w:rPr>
-                <w:rFonts w:ascii="Arial" w:hAnsi="Arial"/>
+                <w:rFonts w:eastAsia="Calibri" w:cs="" w:ascii="Arial" w:hAnsi="Arial"/>
                 <w:b/>
                 <w:color w:val="FFFFFF"/>
                 <w:spacing w:val="-1"/>
@@ -16186,7 +16412,7 @@
             </w:r>
             <w:r>
               <w:rPr>
-                <w:rFonts w:ascii="Arial" w:hAnsi="Arial"/>
+                <w:rFonts w:eastAsia="Calibri" w:cs="" w:ascii="Arial" w:hAnsi="Arial"/>
                 <w:b/>
                 <w:color w:val="FFFFFF"/>
                 <w:spacing w:val="22"/>
@@ -16200,7 +16426,7 @@
             </w:r>
             <w:r>
               <w:rPr>
-                <w:rFonts w:ascii="Arial" w:hAnsi="Arial"/>
+                <w:rFonts w:eastAsia="Calibri" w:cs="" w:ascii="Arial" w:hAnsi="Arial"/>
                 <w:b/>
                 <w:color w:val="FFFFFF"/>
                 <w:spacing w:val="-1"/>
@@ -16225,10 +16451,9 @@
           <w:p>
             <w:pPr>
               <w:pStyle w:val="TableParagraph"/>
-              <w:widowControl w:val="false"/>
               <w:suppressAutoHyphens w:val="true"/>
               <w:spacing w:lineRule="auto" w:line="276" w:before="47" w:after="0"/>
-              <w:ind w:hanging="0" w:left="33"/>
+              <w:ind w:left="33"/>
               <w:jc w:val="both"/>
               <w:rPr>
                 <w:rFonts w:ascii="Arial" w:hAnsi="Arial" w:eastAsia="Arial" w:cs="Arial"/>
@@ -16239,7 +16464,7 @@
             </w:pPr>
             <w:r>
               <w:rPr>
-                <w:rFonts w:ascii="Arial" w:hAnsi="Arial"/>
+                <w:rFonts w:eastAsia="Calibri" w:cs="" w:ascii="Arial" w:hAnsi="Arial"/>
                 <w:b/>
                 <w:spacing w:val="-1"/>
                 <w:kern w:val="0"/>
@@ -16253,10 +16478,9 @@
           <w:p>
             <w:pPr>
               <w:pStyle w:val="TableParagraph"/>
-              <w:widowControl w:val="false"/>
               <w:suppressAutoHyphens w:val="true"/>
               <w:spacing w:lineRule="auto" w:line="276" w:before="46" w:after="0"/>
-              <w:ind w:hanging="0" w:left="33" w:right="592"/>
+              <w:ind w:left="33" w:right="592"/>
               <w:jc w:val="left"/>
               <w:rPr>
                 <w:rFonts w:ascii="Arial" w:hAnsi="Arial" w:eastAsia="Arial" w:cs="Arial"/>
@@ -16267,7 +16491,7 @@
             </w:pPr>
             <w:r>
               <w:rPr>
-                <w:rFonts w:ascii="Arial" w:hAnsi="Arial"/>
+                <w:rFonts w:eastAsia="Calibri" w:cs="" w:ascii="Arial" w:hAnsi="Arial"/>
                 <w:b/>
                 <w:spacing w:val="-1"/>
                 <w:kern w:val="0"/>
@@ -16279,7 +16503,7 @@
             </w:r>
             <w:r>
               <w:rPr>
-                <w:rFonts w:ascii="Arial" w:hAnsi="Arial"/>
+                <w:rFonts w:eastAsia="Calibri" w:cs="" w:ascii="Arial" w:hAnsi="Arial"/>
                 <w:b/>
                 <w:spacing w:val="-6"/>
                 <w:kern w:val="0"/>
@@ -16291,7 +16515,7 @@
             </w:r>
             <w:r>
               <w:rPr>
-                <w:rFonts w:ascii="Arial" w:hAnsi="Arial"/>
+                <w:rFonts w:eastAsia="Calibri" w:cs="" w:ascii="Arial" w:hAnsi="Arial"/>
                 <w:b/>
                 <w:spacing w:val="-1"/>
                 <w:kern w:val="0"/>
@@ -16303,7 +16527,7 @@
             </w:r>
             <w:r>
               <w:rPr>
-                <w:rFonts w:ascii="Arial" w:hAnsi="Arial"/>
+                <w:rFonts w:eastAsia="Calibri" w:cs="" w:ascii="Arial" w:hAnsi="Arial"/>
                 <w:b/>
                 <w:spacing w:val="-5"/>
                 <w:kern w:val="0"/>
@@ -16315,7 +16539,7 @@
             </w:r>
             <w:r>
               <w:rPr>
-                <w:rFonts w:ascii="Arial" w:hAnsi="Arial"/>
+                <w:rFonts w:eastAsia="Calibri" w:cs="" w:ascii="Arial" w:hAnsi="Arial"/>
                 <w:b/>
                 <w:spacing w:val="-1"/>
                 <w:kern w:val="0"/>
@@ -16327,7 +16551,7 @@
             </w:r>
             <w:r>
               <w:rPr>
-                <w:rFonts w:ascii="Arial" w:hAnsi="Arial"/>
+                <w:rFonts w:eastAsia="Calibri" w:cs="" w:ascii="Arial" w:hAnsi="Arial"/>
                 <w:b/>
                 <w:spacing w:val="24"/>
                 <w:w w:val="99"/>
@@ -16340,7 +16564,7 @@
             </w:r>
             <w:r>
               <w:rPr>
-                <w:rFonts w:ascii="Arial" w:hAnsi="Arial"/>
+                <w:rFonts w:eastAsia="Calibri" w:cs="" w:ascii="Arial" w:hAnsi="Arial"/>
                 <w:b/>
                 <w:spacing w:val="-1"/>
                 <w:kern w:val="0"/>
@@ -16352,7 +16576,7 @@
             </w:r>
             <w:r>
               <w:rPr>
-                <w:rFonts w:ascii="Arial" w:hAnsi="Arial"/>
+                <w:rFonts w:eastAsia="Calibri" w:cs="" w:ascii="Arial" w:hAnsi="Arial"/>
                 <w:b/>
                 <w:spacing w:val="-12"/>
                 <w:kern w:val="0"/>
@@ -16364,7 +16588,7 @@
             </w:r>
             <w:r>
               <w:rPr>
-                <w:rFonts w:ascii="Arial" w:hAnsi="Arial"/>
+                <w:rFonts w:eastAsia="Calibri" w:cs="" w:ascii="Arial" w:hAnsi="Arial"/>
                 <w:b/>
                 <w:spacing w:val="-1"/>
                 <w:kern w:val="0"/>
@@ -16376,7 +16600,7 @@
             </w:r>
             <w:r>
               <w:rPr>
-                <w:rFonts w:ascii="Arial" w:hAnsi="Arial"/>
+                <w:rFonts w:eastAsia="Calibri" w:cs="" w:ascii="Arial" w:hAnsi="Arial"/>
                 <w:b/>
                 <w:spacing w:val="22"/>
                 <w:w w:val="99"/>
@@ -16389,7 +16613,7 @@
             </w:r>
             <w:r>
               <w:rPr>
-                <w:rFonts w:ascii="Arial" w:hAnsi="Arial"/>
+                <w:rFonts w:eastAsia="Calibri" w:cs="" w:ascii="Arial" w:hAnsi="Arial"/>
                 <w:b/>
                 <w:spacing w:val="-1"/>
                 <w:kern w:val="0"/>
@@ -16414,10 +16638,9 @@
           <w:p>
             <w:pPr>
               <w:pStyle w:val="TableParagraph"/>
-              <w:widowControl w:val="false"/>
               <w:suppressAutoHyphens w:val="true"/>
               <w:spacing w:lineRule="auto" w:line="276" w:before="25" w:after="0"/>
-              <w:ind w:hanging="0" w:left="33"/>
+              <w:ind w:left="33"/>
               <w:jc w:val="left"/>
               <w:rPr>
                 <w:rFonts w:ascii="Arial" w:hAnsi="Arial"/>
@@ -16471,10 +16694,9 @@
           <w:p>
             <w:pPr>
               <w:pStyle w:val="TableParagraph"/>
-              <w:widowControl w:val="false"/>
               <w:suppressAutoHyphens w:val="true"/>
               <w:spacing w:lineRule="auto" w:line="276" w:before="25" w:after="0"/>
-              <w:ind w:hanging="0" w:left="33"/>
+              <w:ind w:left="33"/>
               <w:jc w:val="left"/>
               <w:rPr>
                 <w:rFonts w:ascii="Arial" w:hAnsi="Arial" w:eastAsia="Arial" w:cs="Arial"/>
@@ -16485,7 +16707,7 @@
             </w:pPr>
             <w:r>
               <w:rPr>
-                <w:rFonts w:ascii="Arial" w:hAnsi="Arial"/>
+                <w:rFonts w:eastAsia="Calibri" w:cs="" w:ascii="Arial" w:hAnsi="Arial"/>
                 <w:b/>
                 <w:color w:val="FFFFFF"/>
                 <w:spacing w:val="-1"/>
@@ -16498,7 +16720,7 @@
             </w:r>
             <w:r>
               <w:rPr>
-                <w:rFonts w:ascii="Arial" w:hAnsi="Arial"/>
+                <w:rFonts w:eastAsia="Calibri" w:cs="" w:ascii="Arial" w:hAnsi="Arial"/>
                 <w:b/>
                 <w:color w:val="FFFFFF"/>
                 <w:spacing w:val="-9"/>
@@ -16511,7 +16733,7 @@
             </w:r>
             <w:r>
               <w:rPr>
-                <w:rFonts w:ascii="Arial" w:hAnsi="Arial"/>
+                <w:rFonts w:eastAsia="Calibri" w:cs="" w:ascii="Arial" w:hAnsi="Arial"/>
                 <w:b/>
                 <w:color w:val="FFFFFF"/>
                 <w:spacing w:val="-1"/>
@@ -16524,7 +16746,7 @@
             </w:r>
             <w:r>
               <w:rPr>
-                <w:rFonts w:ascii="Arial" w:hAnsi="Arial"/>
+                <w:rFonts w:eastAsia="Calibri" w:cs="" w:ascii="Arial" w:hAnsi="Arial"/>
                 <w:b/>
                 <w:color w:val="FFFFFF"/>
                 <w:spacing w:val="22"/>
@@ -16538,7 +16760,7 @@
             </w:r>
             <w:r>
               <w:rPr>
-                <w:rFonts w:ascii="Arial" w:hAnsi="Arial"/>
+                <w:rFonts w:eastAsia="Calibri" w:cs="" w:ascii="Arial" w:hAnsi="Arial"/>
                 <w:b/>
                 <w:color w:val="FFFFFF"/>
                 <w:spacing w:val="-1"/>
@@ -16551,7 +16773,7 @@
             </w:r>
             <w:r>
               <w:rPr>
-                <w:rFonts w:ascii="Arial" w:hAnsi="Arial"/>
+                <w:rFonts w:eastAsia="Calibri" w:cs="" w:ascii="Arial" w:hAnsi="Arial"/>
                 <w:b/>
                 <w:color w:val="FFFFFF"/>
                 <w:spacing w:val="-13"/>
@@ -16564,7 +16786,7 @@
             </w:r>
             <w:r>
               <w:rPr>
-                <w:rFonts w:ascii="Arial" w:hAnsi="Arial"/>
+                <w:rFonts w:eastAsia="Calibri" w:cs="" w:ascii="Arial" w:hAnsi="Arial"/>
                 <w:b/>
                 <w:color w:val="FFFFFF"/>
                 <w:spacing w:val="-1"/>
@@ -16577,7 +16799,7 @@
             </w:r>
             <w:r>
               <w:rPr>
-                <w:rFonts w:ascii="Arial" w:hAnsi="Arial"/>
+                <w:rFonts w:eastAsia="Calibri" w:cs="" w:ascii="Arial" w:hAnsi="Arial"/>
                 <w:b/>
                 <w:color w:val="FFFFFF"/>
                 <w:spacing w:val="-13"/>
@@ -16590,7 +16812,7 @@
             </w:r>
             <w:r>
               <w:rPr>
-                <w:rFonts w:ascii="Arial" w:hAnsi="Arial"/>
+                <w:rFonts w:eastAsia="Calibri" w:cs="" w:ascii="Arial" w:hAnsi="Arial"/>
                 <w:b/>
                 <w:color w:val="FFFFFF"/>
                 <w:spacing w:val="-1"/>
@@ -16603,7 +16825,7 @@
             </w:r>
             <w:r>
               <w:rPr>
-                <w:rFonts w:ascii="Arial" w:hAnsi="Arial"/>
+                <w:rFonts w:eastAsia="Calibri" w:cs="" w:ascii="Arial" w:hAnsi="Arial"/>
                 <w:b/>
                 <w:color w:val="FFFFFF"/>
                 <w:spacing w:val="22"/>
@@ -16617,7 +16839,7 @@
             </w:r>
             <w:r>
               <w:rPr>
-                <w:rFonts w:ascii="Arial" w:hAnsi="Arial"/>
+                <w:rFonts w:eastAsia="Calibri" w:cs="" w:ascii="Arial" w:hAnsi="Arial"/>
                 <w:b/>
                 <w:color w:val="FFFFFF"/>
                 <w:spacing w:val="-1"/>
@@ -16630,7 +16852,7 @@
             </w:r>
             <w:r>
               <w:rPr>
-                <w:rFonts w:ascii="Arial" w:hAnsi="Arial"/>
+                <w:rFonts w:eastAsia="Calibri" w:cs="" w:ascii="Arial" w:hAnsi="Arial"/>
                 <w:b/>
                 <w:color w:val="FFFFFF"/>
                 <w:spacing w:val="-19"/>
@@ -16643,7 +16865,7 @@
             </w:r>
             <w:r>
               <w:rPr>
-                <w:rFonts w:ascii="Arial" w:hAnsi="Arial"/>
+                <w:rFonts w:eastAsia="Calibri" w:cs="" w:ascii="Arial" w:hAnsi="Arial"/>
                 <w:b/>
                 <w:color w:val="FFFFFF"/>
                 <w:spacing w:val="-1"/>
@@ -16822,39 +17044,33 @@
         <w:bottom w:w="0" w:type="dxa"/>
         <w:right w:w="0" w:type="dxa"/>
       </w:tblCellMar>
+      <w:tblLook w:val="04a0" w:noHBand="0" w:noVBand="1" w:firstColumn="1" w:lastRow="0" w:lastColumn="0" w:firstRow="1"/>
     </w:tblPr>
     <w:tblGrid>
-      <w:gridCol w:w="8551"/>
-      <w:gridCol w:w="1874"/>
+      <w:gridCol w:w="8552"/>
+      <w:gridCol w:w="1873"/>
     </w:tblGrid>
     <w:tr>
       <w:trPr/>
       <w:tc>
         <w:tcPr>
-          <w:tcW w:w="8551" w:type="dxa"/>
+          <w:tcW w:w="8552" w:type="dxa"/>
           <w:tcBorders/>
         </w:tcPr>
         <w:p>
           <w:pPr>
             <w:pStyle w:val="TableContents"/>
-            <w:widowControl w:val="false"/>
             <w:rPr>
-              <w:rFonts w:ascii="arial" w:hAnsi="arial" w:eastAsia="Calibri" w:cs="" w:cstheme="minorBidi" w:eastAsiaTheme="minorHAnsi"/>
-              <w:color w:val="auto"/>
-              <w:kern w:val="0"/>
+              <w:rFonts w:ascii="Arial" w:hAnsi="Arial"/>
               <w:sz w:val="16"/>
               <w:szCs w:val="16"/>
-              <w:lang w:val="en-US" w:eastAsia="en-US" w:bidi="ar-SA"/>
             </w:rPr>
           </w:pPr>
           <w:r>
             <w:rPr>
-              <w:rFonts w:eastAsia="Calibri" w:cs="" w:ascii="arial" w:hAnsi="arial" w:cstheme="minorBidi" w:eastAsiaTheme="minorHAnsi"/>
-              <w:color w:val="auto"/>
-              <w:kern w:val="0"/>
+              <w:rFonts w:ascii="Arial" w:hAnsi="Arial"/>
               <w:sz w:val="16"/>
               <w:szCs w:val="16"/>
-              <w:lang w:val="en-US" w:eastAsia="en-US" w:bidi="ar-SA"/>
             </w:rPr>
             <w:t>footernote</w:t>
           </w:r>
@@ -16862,13 +17078,12 @@
       </w:tc>
       <w:tc>
         <w:tcPr>
-          <w:tcW w:w="1874" w:type="dxa"/>
+          <w:tcW w:w="1873" w:type="dxa"/>
           <w:tcBorders/>
         </w:tcPr>
         <w:p>
           <w:pPr>
             <w:pStyle w:val="TableContents"/>
-            <w:widowControl w:val="false"/>
             <w:jc w:val="right"/>
             <w:rPr>
               <w:rFonts w:ascii="Arial" w:hAnsi="Arial"/>
@@ -16914,7 +17129,7 @@
               <w:szCs w:val="16"/>
               <w:rFonts w:ascii="Arial" w:hAnsi="Arial"/>
             </w:rPr>
-            <w:t>7</w:t>
+            <w:t>6</w:t>
           </w:r>
           <w:r>
             <w:rPr>
@@ -16954,39 +17169,33 @@
         <w:bottom w:w="0" w:type="dxa"/>
         <w:right w:w="0" w:type="dxa"/>
       </w:tblCellMar>
+      <w:tblLook w:val="04a0" w:noHBand="0" w:noVBand="1" w:firstColumn="1" w:lastRow="0" w:lastColumn="0" w:firstRow="1"/>
     </w:tblPr>
     <w:tblGrid>
-      <w:gridCol w:w="8551"/>
-      <w:gridCol w:w="1874"/>
+      <w:gridCol w:w="8552"/>
+      <w:gridCol w:w="1873"/>
     </w:tblGrid>
     <w:tr>
       <w:trPr/>
       <w:tc>
         <w:tcPr>
-          <w:tcW w:w="8551" w:type="dxa"/>
+          <w:tcW w:w="8552" w:type="dxa"/>
           <w:tcBorders/>
         </w:tcPr>
         <w:p>
           <w:pPr>
             <w:pStyle w:val="TableContents"/>
-            <w:widowControl w:val="false"/>
             <w:rPr>
-              <w:rFonts w:ascii="arial" w:hAnsi="arial" w:eastAsia="Calibri" w:cs="" w:cstheme="minorBidi" w:eastAsiaTheme="minorHAnsi"/>
-              <w:color w:val="auto"/>
-              <w:kern w:val="0"/>
+              <w:rFonts w:ascii="Arial" w:hAnsi="Arial"/>
               <w:sz w:val="16"/>
               <w:szCs w:val="16"/>
-              <w:lang w:val="en-US" w:eastAsia="en-US" w:bidi="ar-SA"/>
             </w:rPr>
           </w:pPr>
           <w:r>
             <w:rPr>
-              <w:rFonts w:eastAsia="Calibri" w:cs="" w:ascii="arial" w:hAnsi="arial" w:cstheme="minorBidi" w:eastAsiaTheme="minorHAnsi"/>
-              <w:color w:val="auto"/>
-              <w:kern w:val="0"/>
+              <w:rFonts w:ascii="Arial" w:hAnsi="Arial"/>
               <w:sz w:val="16"/>
               <w:szCs w:val="16"/>
-              <w:lang w:val="en-US" w:eastAsia="en-US" w:bidi="ar-SA"/>
             </w:rPr>
             <w:t>footernote</w:t>
           </w:r>
@@ -16994,13 +17203,12 @@
       </w:tc>
       <w:tc>
         <w:tcPr>
-          <w:tcW w:w="1874" w:type="dxa"/>
+          <w:tcW w:w="1873" w:type="dxa"/>
           <w:tcBorders/>
         </w:tcPr>
         <w:p>
           <w:pPr>
             <w:pStyle w:val="TableContents"/>
-            <w:widowControl w:val="false"/>
             <w:jc w:val="right"/>
             <w:rPr>
               <w:rFonts w:ascii="Arial" w:hAnsi="Arial"/>
@@ -17046,7 +17254,7 @@
               <w:szCs w:val="16"/>
               <w:rFonts w:ascii="Arial" w:hAnsi="Arial"/>
             </w:rPr>
-            <w:t>7</w:t>
+            <w:t>6</w:t>
           </w:r>
           <w:r>
             <w:rPr>
@@ -17091,7 +17299,6 @@
   <w:p>
     <w:pPr>
       <w:pStyle w:val="Normal"/>
-      <w:spacing w:lineRule="auto" w:line="240"/>
       <w:rPr>
         <w:sz w:val="20"/>
         <w:szCs w:val="20"/>
@@ -17112,7 +17319,6 @@
   <w:p>
     <w:pPr>
       <w:pStyle w:val="Normal"/>
-      <w:spacing w:lineRule="auto" w:line="240"/>
       <w:rPr>
         <w:sz w:val="20"/>
         <w:szCs w:val="20"/>
@@ -17565,7 +17771,7 @@
     <w:unhideWhenUsed/>
     <w:qFormat/>
     <w:pPr>
-      <w:ind w:hanging="0" w:left="108"/>
+      <w:ind w:left="108"/>
       <w:outlineLvl w:val="1"/>
     </w:pPr>
     <w:rPr>
@@ -17584,17 +17790,19 @@
     <w:qFormat/>
     <w:rPr/>
   </w:style>
-  <w:style w:type="character" w:styleId="IntestazioneCarattere" w:customStyle="1">
-    <w:name w:val="Intestazione Carattere"/>
+  <w:style w:type="character" w:styleId="HeaderChar" w:customStyle="1">
+    <w:name w:val="Header Char"/>
     <w:basedOn w:val="DefaultParagraphFont"/>
+    <w:link w:val="Header"/>
     <w:uiPriority w:val="99"/>
     <w:qFormat/>
     <w:rsid w:val="00506c52"/>
     <w:rPr/>
   </w:style>
-  <w:style w:type="character" w:styleId="PidipaginaCarattere" w:customStyle="1">
-    <w:name w:val="Piè di pagina Carattere"/>
+  <w:style w:type="character" w:styleId="FooterChar" w:customStyle="1">
+    <w:name w:val="Footer Char"/>
     <w:basedOn w:val="DefaultParagraphFont"/>
+    <w:link w:val="Footer"/>
     <w:uiPriority w:val="99"/>
     <w:qFormat/>
     <w:rsid w:val="00506c52"/>
@@ -17605,10 +17813,20 @@
     <w:rPr>
       <w:color w:val="000080"/>
       <w:u w:val="single"/>
-      <w:lang w:val="zxx" w:eastAsia="zxx" w:bidi="zxx"/>
     </w:rPr>
   </w:style>
-  <w:style w:type="paragraph" w:styleId="Heading">
+  <w:style w:type="character" w:styleId="BodyTextChar" w:customStyle="1">
+    <w:name w:val="Body Text Char"/>
+    <w:basedOn w:val="DefaultParagraphFont"/>
+    <w:uiPriority w:val="1"/>
+    <w:qFormat/>
+    <w:rsid w:val="00477051"/>
+    <w:rPr>
+      <w:rFonts w:ascii="Arial" w:hAnsi="Arial" w:eastAsia="Arial"/>
+      <w:szCs w:val="20"/>
+    </w:rPr>
+  </w:style>
+  <w:style w:type="paragraph" w:styleId="Heading" w:customStyle="1">
     <w:name w:val="Heading"/>
     <w:basedOn w:val="Normal"/>
     <w:next w:val="BodyText"/>
@@ -17626,10 +17844,11 @@
   <w:style w:type="paragraph" w:styleId="BodyText">
     <w:name w:val="Body Text"/>
     <w:basedOn w:val="Normal"/>
+    <w:link w:val="BodyTextChar"/>
     <w:uiPriority w:val="1"/>
     <w:qFormat/>
     <w:pPr>
-      <w:ind w:hanging="0" w:left="108"/>
+      <w:ind w:left="108"/>
     </w:pPr>
     <w:rPr>
       <w:rFonts w:ascii="Arial" w:hAnsi="Arial" w:eastAsia="Arial"/>
@@ -17661,7 +17880,7 @@
       <w:szCs w:val="24"/>
     </w:rPr>
   </w:style>
-  <w:style w:type="paragraph" w:styleId="Index">
+  <w:style w:type="paragraph" w:styleId="Index" w:customStyle="1">
     <w:name w:val="Index"/>
     <w:basedOn w:val="Normal"/>
     <w:qFormat/>
@@ -17670,7 +17889,6 @@
     </w:pPr>
     <w:rPr>
       <w:rFonts w:cs="Noto Sans Devanagari"/>
-      <w:lang w:val="zxx" w:eastAsia="zxx" w:bidi="zxx"/>
     </w:rPr>
   </w:style>
   <w:style w:type="paragraph" w:styleId="ListParagraph">
@@ -17689,7 +17907,7 @@
     <w:pPr/>
     <w:rPr/>
   </w:style>
-  <w:style w:type="paragraph" w:styleId="HeaderandFooter">
+  <w:style w:type="paragraph" w:styleId="HeaderandFooter" w:customStyle="1">
     <w:name w:val="Header and Footer"/>
     <w:basedOn w:val="Normal"/>
     <w:qFormat/>
@@ -17699,7 +17917,7 @@
   <w:style w:type="paragraph" w:styleId="Header">
     <w:name w:val="Header"/>
     <w:basedOn w:val="Normal"/>
-    <w:link w:val="IntestazioneCarattere"/>
+    <w:link w:val="HeaderChar"/>
     <w:uiPriority w:val="99"/>
     <w:unhideWhenUsed/>
     <w:rsid w:val="00506c52"/>
@@ -17715,7 +17933,7 @@
   <w:style w:type="paragraph" w:styleId="Footer">
     <w:name w:val="Footer"/>
     <w:basedOn w:val="Normal"/>
-    <w:link w:val="PidipaginaCarattere"/>
+    <w:link w:val="FooterChar"/>
     <w:uiPriority w:val="99"/>
     <w:unhideWhenUsed/>
     <w:rsid w:val="00506c52"/>
@@ -17728,29 +17946,27 @@
     </w:pPr>
     <w:rPr/>
   </w:style>
-  <w:style w:type="paragraph" w:styleId="FrameContents">
+  <w:style w:type="paragraph" w:styleId="FrameContents" w:customStyle="1">
     <w:name w:val="Frame Contents"/>
     <w:basedOn w:val="Normal"/>
     <w:qFormat/>
     <w:pPr/>
     <w:rPr/>
   </w:style>
-  <w:style w:type="paragraph" w:styleId="TableContents">
+  <w:style w:type="paragraph" w:styleId="TableContents" w:customStyle="1">
     <w:name w:val="Table Contents"/>
     <w:basedOn w:val="Normal"/>
     <w:qFormat/>
     <w:pPr>
-      <w:widowControl w:val="false"/>
       <w:suppressLineNumbers/>
     </w:pPr>
     <w:rPr/>
   </w:style>
-  <w:style w:type="paragraph" w:styleId="TableHeading">
+  <w:style w:type="paragraph" w:styleId="TableHeading" w:customStyle="1">
     <w:name w:val="Table Heading"/>
     <w:basedOn w:val="TableContents"/>
     <w:qFormat/>
     <w:pPr>
-      <w:suppressLineNumbers/>
       <w:jc w:val="center"/>
     </w:pPr>
     <w:rPr>
@@ -17765,7 +17981,7 @@
     <w:unhideWhenUsed/>
     <w:qFormat/>
   </w:style>
-  <w:style w:type="table" w:default="1" w:styleId="Tabellanormale">
+  <w:style w:type="table" w:default="1" w:styleId="TableNormal">
     <w:name w:val="Normal Table"/>
     <w:uiPriority w:val="99"/>
     <w:semiHidden/>
@@ -17779,8 +17995,8 @@
       </w:tblCellMar>
     </w:tblPr>
   </w:style>
-  <w:style w:type="table" w:customStyle="1" w:styleId="TableNormal">
-    <w:name w:val="Table Normal"/>
+  <w:style w:type="table" w:customStyle="1" w:styleId="TableNormal1">
+    <w:name w:val="Table Normal1"/>
     <w:uiPriority w:val="2"/>
     <w:semiHidden/>
     <w:unhideWhenUsed/>
@@ -17794,9 +18010,9 @@
       </w:tblCellMar>
     </w:tblPr>
   </w:style>
-  <w:style w:type="table" w:styleId="Grigliatabella">
+  <w:style w:type="table" w:styleId="TableGrid">
     <w:name w:val="Table Grid"/>
-    <w:basedOn w:val="Tabellanormale"/>
+    <w:basedOn w:val="TableNormal"/>
     <w:uiPriority w:val="39"/>
     <w:rsid w:val="00d0704a"/>
     <w:tblPr>
